--- a/skripsi/proposal-skripsi-bab-1-3.docx
+++ b/skripsi/proposal-skripsi-bab-1-3.docx
@@ -71,7 +71,7 @@
           <w:sz w:val="24"/>
           <w:szCs w:val="24"/>
         </w:rPr>
-        <w:t xml:space="preserve">Pertumbuhan perdagangan elektronik di Indonesia mendorong pelaku ritel untuk bersaing bukan hanya pada harga dan ketersediaan barang, melainkan juga pada kemampuan memproduksi materi pemasaran secara cepat dan berkelanjutan. </w:t>
+        <w:t xml:space="preserve">Perdagangan elektronik di Indonesia telah mengubah cara pelaku ritel bersaing. Konsumen kini dapat membandingkan harga, ketersediaan, dan ulasan dari berbagai penjual dalam hitungan detik, sehingga keunggulan yang dahulu bertumpu pada lokasi toko tidak lagi memadai. </w:t>
       </w:r>
       <w:r>
         <w:rPr>
@@ -80,15 +80,30 @@
           <w:sz w:val="24"/>
           <w:szCs w:val="24"/>
         </w:rPr>
-        <w:t xml:space="preserve">[SITASI DIBUTUHKAN: data pertumbuhan perdagangan elektronik atau ritel daring di Indonesia, jurnal lima tahun terakhir]</w:t>
-      </w:r>
-      <w:r>
-        <w:rPr>
-          <w:rFonts w:ascii="Times New Roman" w:hAnsi="Times New Roman" w:cs="Times New Roman"/>
-          <w:sz w:val="24"/>
-          <w:szCs w:val="24"/>
-        </w:rPr>
-        <w:t xml:space="preserve"> Pada segmen ritel sepatu olahraga, tuntutan tersebut semakin terasa karena siklus peluncuran produk berlangsung dalam hitungan hari dan setiap peluncuran menuntut materi pemasaran yang baru. </w:t>
+        <w:t xml:space="preserve">[SITASI DIBUTUHKAN: pertumbuhan perdagangan elektronik atau ritel daring di Indonesia, jurnal maksimal lima tahun terakhir]</w:t>
+      </w:r>
+      <w:r>
+        <w:rPr>
+          <w:rFonts w:ascii="Times New Roman" w:hAnsi="Times New Roman" w:cs="Times New Roman"/>
+          <w:sz w:val="24"/>
+          <w:szCs w:val="24"/>
+        </w:rPr>
+        <w:t xml:space="preserve"> Persaingan bergeser ke ranah yang lebih sulit ditiru, yaitu kemampuan sebuah merek membangun kehadiran yang dikenali secara terus-menerus di hadapan calon pembeli.</w:t>
+      </w:r>
+    </w:p>
+    <w:p>
+      <w:pPr>
+        <w:jc w:val="both"/>
+        <w:spacing w:before="0" w:after="0" w:line="360" w:lineRule="auto"/>
+        <w:ind w:firstLine="567"/>
+      </w:pPr>
+      <w:r>
+        <w:rPr>
+          <w:rFonts w:ascii="Times New Roman" w:hAnsi="Times New Roman" w:cs="Times New Roman"/>
+          <w:sz w:val="24"/>
+          <w:szCs w:val="24"/>
+        </w:rPr>
+        <w:t xml:space="preserve">Kehadiran tersebut dibangun melalui materi pemasaran yang diterbitkan berkelanjutan di berbagai kanal. Berbeda dari iklan konvensional yang diproduksi sesekali, pemasaran berbasis konten menuntut produksi berulang dengan tenggat rapat, dan setiap kanal menuntut penyesuaian format tersendiri. </w:t>
       </w:r>
       <w:r>
         <w:rPr>
@@ -105,7 +120,7 @@
           <w:sz w:val="24"/>
           <w:szCs w:val="24"/>
         </w:rPr>
-        <w:t xml:space="preserve"> Kecerdasan buatan generatif kemudian hadir sebagai jawaban atas tuntutan tersebut. Pemanfaatan model bahasa besar pada manajemen pemasaran modern telah dipetakan mencakup keterlibatan pelanggan, optimasi kampanye, dan penghasilan konten (Aghaei dkk., 2025).</w:t>
+        <w:t xml:space="preserve"> Tuntutan itu membebani tim yang jumlahnya terbatas, terlebih pada peritel menengah yang tidak memiliki tim kreatif khusus.</w:t>
       </w:r>
     </w:p>
     <w:p>
@@ -120,7 +135,7 @@
           <w:sz w:val="24"/>
           <w:szCs w:val="24"/>
         </w:rPr>
-        <w:t xml:space="preserve">SneakersFlash merupakan peritel sepatu olahraga yang memasarkan produknya melalui situs web, media sosial, dan sejumlah lokapasar. Setiap peluncuran produk menuntut penyiapan sejumlah materi sekaligus, mulai dari ringkasan konten, naskah unggahan media sosial, hingga naskah iklan berbayar. Seluruh materi tersebut saat ini disiapkan secara manual oleh tim admin. Penulisan naskah dikerjakan langsung oleh masing-masing admin, sementara pemanfaatan kecerdasan buatan generatif dilakukan secara lepas-lepas melalui antarmuka percakapan umum, tanpa standar penulisan dan tanpa konteks merek yang seragam.</w:t>
+        <w:t xml:space="preserve">Kecerdasan buatan generatif kemudian hadir sebagai jawaban. Aghaei dkk. (2025) memetakan penerapan model bahasa besar pada manajemen pemasaran modern dan menemukan bahwa teknologi ini telah dipakai untuk keterlibatan pelanggan, optimasi kampanye, serta penghasilan konten. Meskipun demikian, penelitian yang sama menyoroti persoalan yang menyertainya, yaitu privasi data, transparansi, dan mitigasi bias, sehingga penerapannya tidak dapat dilakukan tanpa kendali.</w:t>
       </w:r>
     </w:p>
     <w:p>
@@ -135,6 +150,98 @@
           <w:sz w:val="24"/>
           <w:szCs w:val="24"/>
         </w:rPr>
+        <w:t xml:space="preserve">Persoalan tersebut bukan kekhawatiran teoretis semata. Rahman dkk. (2025), melalui kajian pustaka sistematis berprotokol PRISMA terhadap delapan artikel terpilih dari 339 dokumen awal, menemukan ketegangan mendasar antara tuntutan efisiensi produksi dan kewajiban menjaga integritas ketika model bahasa besar dipakai untuk menulis, dengan risiko utama berupa halusinasi dan bias algoritmik. Temuan itu menegaskan perlunya keseimbangan peran manusia dan mesin, bukan penyerahan penuh kepada mesin.</w:t>
+      </w:r>
+    </w:p>
+    <w:p>
+      <w:pPr>
+        <w:jc w:val="both"/>
+        <w:spacing w:before="0" w:after="0" w:line="360" w:lineRule="auto"/>
+        <w:ind w:firstLine="567"/>
+      </w:pPr>
+      <w:r>
+        <w:rPr>
+          <w:rFonts w:ascii="Times New Roman" w:hAnsi="Times New Roman" w:cs="Times New Roman"/>
+          <w:sz w:val="24"/>
+          <w:szCs w:val="24"/>
+        </w:rPr>
+        <w:t xml:space="preserve">Salah satu arah pengembangan yang menjawab keterbatasan tersebut adalah pendekatan </w:t>
+      </w:r>
+      <w:r>
+        <w:rPr>
+          <w:rFonts w:ascii="Times New Roman" w:hAnsi="Times New Roman" w:cs="Times New Roman"/>
+          <w:i/>
+          <w:sz w:val="24"/>
+          <w:szCs w:val="24"/>
+        </w:rPr>
+        <w:t xml:space="preserve">multi-agent</w:t>
+      </w:r>
+      <w:r>
+        <w:rPr>
+          <w:rFonts w:ascii="Times New Roman" w:hAnsi="Times New Roman" w:cs="Times New Roman"/>
+          <w:sz w:val="24"/>
+          <w:szCs w:val="24"/>
+        </w:rPr>
+        <w:t xml:space="preserve">, yaitu penggunaan beberapa agen kecerdasan buatan yang masing-masing menangani satu tugas khusus dan saling berkoordinasi. Tran dkk. (2025) menyusun kerangka yang mencirikan mekanisme kolaborasi antar-agen berdasarkan aktor, jenis interaksi, struktur, strategi, dan protokol koordinasi. Pada ranah luaran kreatif, Lin dkk. (2025) memetakan taksonomi proaktivitas agen dan desain persona serta teknik penyempurnaan iteratif. Pembagian tugas semacam ini memungkinkan tiap tahap produksi konten ditangani agen yang lebih terarah dibanding satu perintah tunggal.</w:t>
+      </w:r>
+    </w:p>
+    <w:p>
+      <w:pPr>
+        <w:jc w:val="both"/>
+        <w:spacing w:before="0" w:after="0" w:line="360" w:lineRule="auto"/>
+        <w:ind w:firstLine="567"/>
+      </w:pPr>
+      <w:r>
+        <w:rPr>
+          <w:rFonts w:ascii="Times New Roman" w:hAnsi="Times New Roman" w:cs="Times New Roman"/>
+          <w:sz w:val="24"/>
+          <w:szCs w:val="24"/>
+        </w:rPr>
+        <w:t xml:space="preserve">Meskipun demikian, penerapannya pada ranah pemasaran masih terbatas. Chu dkk. (2025) telah membawa pendekatan tersebut ke pemasaran, namun agen dipakai untuk mensimulasikan perilaku konsumen dan menguji strategi, bukan memproduksi materi yang benar-benar diterbitkan. Sementara itu penelitian rancang bangun sistem informasi di Indonesia umumnya berhenti pada pengujian kesesuaian fungsi tanpa menilai mutu materi yang dihasilkan, sebagaimana terlihat pada Yusna dkk. (2025) dan Yunus dkk. (2025).</w:t>
+      </w:r>
+    </w:p>
+    <w:p>
+      <w:pPr>
+        <w:jc w:val="both"/>
+        <w:spacing w:before="0" w:after="0" w:line="360" w:lineRule="auto"/>
+        <w:ind w:firstLine="567"/>
+      </w:pPr>
+      <w:r>
+        <w:rPr>
+          <w:rFonts w:ascii="Times New Roman" w:hAnsi="Times New Roman" w:cs="Times New Roman"/>
+          <w:sz w:val="24"/>
+          <w:szCs w:val="24"/>
+        </w:rPr>
+        <w:t xml:space="preserve">Jarak antara kemajuan tersebut dan penerapannya terasa nyata pada ritel sepatu olahraga. Segmen ini mengikuti siklus peluncuran yang cepat dengan jendela perhatian pendek, sehingga materi yang terlambat terbit kehilangan sebagian besar nilainya. Pada saat yang sama, konsumen segmen ini mengenali merek melalui cara merek tersebut berbicara, sehingga perubahan gaya bahasa antar unggahan langsung terasa dan melemahkan identitas merek.</w:t>
+      </w:r>
+    </w:p>
+    <w:p>
+      <w:pPr>
+        <w:jc w:val="both"/>
+        <w:spacing w:before="0" w:after="0" w:line="360" w:lineRule="auto"/>
+        <w:ind w:firstLine="567"/>
+      </w:pPr>
+      <w:r>
+        <w:rPr>
+          <w:rFonts w:ascii="Times New Roman" w:hAnsi="Times New Roman" w:cs="Times New Roman"/>
+          <w:sz w:val="24"/>
+          <w:szCs w:val="24"/>
+        </w:rPr>
+        <w:t xml:space="preserve">SneakersFlash merupakan peritel sepatu olahraga yang memasarkan produknya melalui situs web, media sosial, dan sejumlah lokapasar. Setiap peluncuran menuntut penyiapan beberapa materi sekaligus, mulai dari ringkasan konten, naskah unggahan, hingga naskah iklan berbayar. Seluruh materi disiapkan secara manual oleh tim admin. Pemanfaatan kecerdasan buatan generatif dilakukan lepas-lepas melalui antarmuka percakapan umum, dengan perintah yang disusun sendiri oleh tiap admin tanpa acuan bersama.</w:t>
+      </w:r>
+    </w:p>
+    <w:p>
+      <w:pPr>
+        <w:jc w:val="both"/>
+        <w:spacing w:before="0" w:after="0" w:line="360" w:lineRule="auto"/>
+        <w:ind w:firstLine="567"/>
+      </w:pPr>
+      <w:r>
+        <w:rPr>
+          <w:rFonts w:ascii="Times New Roman" w:hAnsi="Times New Roman" w:cs="Times New Roman"/>
+          <w:sz w:val="24"/>
+          <w:szCs w:val="24"/>
+        </w:rPr>
         <w:t xml:space="preserve">Observasi terhadap proses tersebut menunjukkan empat persoalan. </w:t>
       </w:r>
       <w:r>
@@ -161,7 +268,7 @@
           <w:sz w:val="24"/>
           <w:szCs w:val="24"/>
         </w:rPr>
-        <w:t xml:space="preserve">[ANGKA DARI DATA PENELITI: durasi rata-rata penyiapan konten sebelum sistem diterapkan, beserta satuan dan jumlah sampel]</w:t>
+        <w:t xml:space="preserve">[ANGKA DARI DATA PENELITI: durasi rata-rata sebelum sistem diterapkan, sebutkan satuan dan jumlah sampel]</w:t>
       </w:r>
       <w:r>
         <w:rPr>
@@ -186,7 +293,7 @@
           <w:sz w:val="24"/>
           <w:szCs w:val="24"/>
         </w:rPr>
-        <w:t xml:space="preserve">, gaya bahasa yang dihasilkan berbeda-beda antar admin karena standar merek hanya tersimpan sebagai kesepakatan lisan dan tidak dieksekusi oleh sistem mana pun. </w:t>
+        <w:t xml:space="preserve">, gaya bahasa berbeda-beda antar admin karena standar merek hanya hidup sebagai kesepakatan lisan. </w:t>
       </w:r>
       <w:r>
         <w:rPr>
@@ -203,7 +310,7 @@
           <w:sz w:val="24"/>
           <w:szCs w:val="24"/>
         </w:rPr>
-        <w:t xml:space="preserve">, karena perintah kepada kecerdasan buatan tidak menyertakan konteks merek, keluaran yang dihasilkan cenderung generik dan masih memerlukan penyuntingan ulang yang panjang. </w:t>
+        <w:t xml:space="preserve">, karena perintah tidak menyertakan konteks merek, keluaran cenderung generik dan masih menuntut penyuntingan panjang sehingga penghematan waktu tidak tercapai. </w:t>
       </w:r>
       <w:r>
         <w:rPr>
@@ -220,7 +327,7 @@
           <w:sz w:val="24"/>
           <w:szCs w:val="24"/>
         </w:rPr>
-        <w:t xml:space="preserve">, tidak ada pencatatan atas keluaran kecerdasan buatan sehingga materi yang telah terbit tidak dapat ditelusuri kembali ketika terjadi kekeliruan.</w:t>
+        <w:t xml:space="preserve">, keluaran tidak tercatat sehingga materi yang telah terbit tidak dapat ditelusuri kembali.</w:t>
       </w:r>
     </w:p>
     <w:p>
@@ -235,7 +342,7 @@
           <w:sz w:val="24"/>
           <w:szCs w:val="24"/>
         </w:rPr>
-        <w:t xml:space="preserve">Apabila keadaan tersebut dibiarkan, dampaknya berlapis. Jadwal peluncuran berpotensi meleset karena materi belum siap pada waktunya. Identitas merek menjadi kabur di mata konsumen ketika gaya bahasa berubah-ubah antar unggahan. Mutu materi bergantung sepenuhnya pada kemampuan individu admin, sehingga pergantian personel langsung menurunkan mutu keluaran. Selain itu, ketiadaan jejak pencatatan menyulitkan pertanggungjawaban ketika materi yang telah tayang ternyata keliru.</w:t>
+        <w:t xml:space="preserve">Apabila dibiarkan, dampaknya berlapis. Jadwal peluncuran berpotensi meleset dan momentum yang pendek terlewat. Identitas merek menjadi kabur ketika gaya bahasa berubah-ubah antar unggahan. Mutu materi bergantung sepenuhnya pada kemampuan masing-masing admin, sehingga pergantian personel langsung menurunkan mutu keluaran. Ketiadaan jejak pencatatan juga menyulitkan pertanggungjawaban ketika materi yang telah tayang ternyata keliru.</w:t>
       </w:r>
     </w:p>
     <w:p>
@@ -250,7 +357,7 @@
           <w:sz w:val="24"/>
           <w:szCs w:val="24"/>
         </w:rPr>
-        <w:t xml:space="preserve">Penelitian ini mengusulkan sebuah sistem otomasi produksi konten pemasaran yang bekerja dengan pendekatan </w:t>
+        <w:t xml:space="preserve">Berangkat dari keadaan tersebut, penelitian ini mengusulkan sistem otomasi produksi konten pemasaran berpendekatan </w:t>
       </w:r>
       <w:r>
         <w:rPr>
@@ -267,24 +374,7 @@
           <w:sz w:val="24"/>
           <w:szCs w:val="24"/>
         </w:rPr>
-        <w:t xml:space="preserve">, yaitu beberapa agen kecerdasan buatan yang masing-masing menangani satu tugas khusus dan dijalankan melalui satu gerbang layanan tunggal. Pendekatan </w:t>
-      </w:r>
-      <w:r>
-        <w:rPr>
-          <w:rFonts w:ascii="Times New Roman" w:hAnsi="Times New Roman" w:cs="Times New Roman"/>
-          <w:i/>
-          <w:sz w:val="24"/>
-          <w:szCs w:val="24"/>
-        </w:rPr>
-        <w:t xml:space="preserve">multi-agent</w:t>
-      </w:r>
-      <w:r>
-        <w:rPr>
-          <w:rFonts w:ascii="Times New Roman" w:hAnsi="Times New Roman" w:cs="Times New Roman"/>
-          <w:sz w:val="24"/>
-          <w:szCs w:val="24"/>
-        </w:rPr>
-        <w:t xml:space="preserve"> pada model bahasa besar memungkinkan sekumpulan agen berkoordinasi menyelesaikan tugas yang kompleks secara kolektif (Tran dkk., 2025). Pembeda utama sistem ini terletak pada penggunaan profil merek terstruktur yang memuat gaya bahasa, sasaran audiens, keunggulan produk, batasan penulisan, ajakan bertindak, pengetahuan produk, dan contoh naskah. Profil tersebut disertakan sebagai konteks pada setiap permintaan kepada agen, sehingga standar merek tidak lagi bergantung pada ingatan admin melainkan dieksekusi oleh sistem. Selain itu, penggunaan model bahasa besar pada penulisan menyimpan risiko halusinasi dan bias algoritmik (Rahman dkk., 2025). Karena itu setiap proses penghasilan materi dicatat sehingga dapat ditelusuri kembali, dan manusia tetap ditempatkan sebagai pemeriksa akhir.</w:t>
+        <w:t xml:space="preserve"> yang dijalankan melalui satu gerbang layanan tunggal. Pembedanya terletak pada profil merek terstruktur yang memuat gaya bahasa, sasaran audiens, keunggulan produk, batasan penulisan, ajakan bertindak, dan contoh naskah. Profil itu disertakan sebagai konteks pada setiap permintaan kepada agen, sehingga standar merek dieksekusi sistem dan tidak lagi bergantung pada ingatan admin. Sejalan dengan temuan Rahman dkk. (2025), setiap proses penghasilan materi dicatat dan manusia tetap menjadi pemeriksa akhir.</w:t>
       </w:r>
     </w:p>
     <w:p>
@@ -299,7 +389,7 @@
           <w:sz w:val="24"/>
           <w:szCs w:val="24"/>
         </w:rPr>
-        <w:t xml:space="preserve">Berdasarkan uraian tersebut, penulis mengambil judul penelitian </w:t>
+        <w:t xml:space="preserve">Sistem tersebut diharapkan menjawab dua persoalan sekaligus, yaitu lamanya waktu penyiapan materi dan tidak seragamnya gaya bahasa merek, dan kedua hal itulah yang menjadi ukuran keberhasilan penelitian ini. Berdasarkan seluruh uraian di atas, penulis mengambil judul penelitian </w:t>
       </w:r>
       <w:r>
         <w:rPr>

--- a/skripsi/proposal-skripsi-bab-1-3.docx
+++ b/skripsi/proposal-skripsi-bab-1-3.docx
@@ -1127,7 +1127,7 @@
           <w:sz w:val="24"/>
           <w:szCs w:val="24"/>
         </w:rPr>
-        <w:t xml:space="preserve">Penelusuran penelitian terdahulu dilakukan pada basis data Scopus, arXiv, Garuda, dan Google Scholar. Kata kunci yang digunakan meliputi </w:t>
+        <w:t xml:space="preserve">Penelusuran penelitian terdahulu dilakukan pada basis data Scopus, arXiv, ACL Anthology, Garuda, dan Google Scholar. Kata kunci yang digunakan meliputi </w:t>
       </w:r>
       <w:r>
         <w:rPr>
@@ -1195,7 +1195,323 @@
           <w:sz w:val="24"/>
           <w:szCs w:val="24"/>
         </w:rPr>
-        <w:t xml:space="preserve">, serta padanannya dalam bahasa Indonesia yaitu otomasi konten pemasaran, kecerdasan buatan generatif, dan rancang bangun sistem informasi. Kriteria inklusi yang ditetapkan adalah publikasi terbitan tahun 2021 sampai 2026, berbahasa Indonesia atau Inggris, dan membahas penerapan model bahasa besar pada produksi konten atau pemasaran. Kata kunci juga diperluas dengan metode Rapid Application Development karena metode tersebut dipakai pada penelitian ini. Dari penelusuran tersebut diperoleh delapan penelitian yang relevan sebagaimana disajikan pada Tabel 2.1.</w:t>
+        <w:t xml:space="preserve">, </w:t>
+      </w:r>
+      <w:r>
+        <w:rPr>
+          <w:rFonts w:ascii="Times New Roman" w:hAnsi="Times New Roman" w:cs="Times New Roman"/>
+          <w:i/>
+          <w:sz w:val="24"/>
+          <w:szCs w:val="24"/>
+        </w:rPr>
+        <w:t xml:space="preserve">rubric-based evaluation</w:t>
+      </w:r>
+      <w:r>
+        <w:rPr>
+          <w:rFonts w:ascii="Times New Roman" w:hAnsi="Times New Roman" w:cs="Times New Roman"/>
+          <w:sz w:val="24"/>
+          <w:szCs w:val="24"/>
+        </w:rPr>
+        <w:t xml:space="preserve">, serta padanannya dalam bahasa Indonesia yaitu otomasi konten pemasaran, kecerdasan buatan generatif, dan rancang bangun sistem informasi. Kriteria inklusi yang ditetapkan adalah publikasi terbitan tahun 2021 sampai 2026, berbahasa Indonesia atau Inggris, dan membahas penerapan model bahasa besar pada produksi konten, evaluasi luaran teks, atau pengembangan sistem informasi. Penelusuran menghasilkan dua puluh penelitian yang relevan.</w:t>
+      </w:r>
+    </w:p>
+    <w:p>
+      <w:pPr>
+        <w:jc w:val="both"/>
+        <w:spacing w:before="0" w:after="0" w:line="360" w:lineRule="auto"/>
+        <w:ind w:firstLine="567"/>
+      </w:pPr>
+      <w:r>
+        <w:rPr>
+          <w:rFonts w:ascii="Times New Roman" w:hAnsi="Times New Roman" w:cs="Times New Roman"/>
+          <w:sz w:val="24"/>
+          <w:szCs w:val="24"/>
+        </w:rPr>
+        <w:t xml:space="preserve">Kedua puluh penelitian tersebut disajikan dalam dua bentuk yang saling melengkapi. Sepuluh penelitian pertama diuraikan secara naratif pada bagian ini karena masing-masing membentuk satu mata rantai argumen yang menuntun pada celah riset. Sepuluh penelitian berikutnya disajikan dalam bentuk tabel pada Tabel 2.1 karena kedudukannya sebagai pembanding metode pengembangan dan pembanding konteks lokal, sehingga cukup dibandingkan pada dimensi yang sama tanpa perlu diuraikan satu per satu.</w:t>
+      </w:r>
+    </w:p>
+    <w:p>
+      <w:pPr>
+        <w:jc w:val="both"/>
+        <w:spacing w:before="0" w:after="0" w:line="360" w:lineRule="auto"/>
+        <w:ind w:firstLine="567"/>
+      </w:pPr>
+      <w:r>
+        <w:rPr>
+          <w:rFonts w:ascii="Times New Roman" w:hAnsi="Times New Roman" w:cs="Times New Roman"/>
+          <w:sz w:val="24"/>
+          <w:szCs w:val="24"/>
+        </w:rPr>
+        <w:t xml:space="preserve">Aghaei dkk. (2025) memetakan penerapan model bahasa besar pada manajemen pemasaran modern melalui kajian konseptual. Penelitian tersebut menemukan bahwa teknologi ini telah dipakai untuk keterlibatan pelanggan, optimasi kampanye, dan penghasilan konten, sekaligus mengangkat persoalan privasi data, transparansi, dan mitigasi bias. Kontribusinya terletak pada pemetaan peluang yang luas beserta rambu penerapannya. Namun penelitian tersebut tidak membangun maupun menguji sistem, sehingga tidak menghasilkan bukti mengenai besarnya perubahan yang terjadi ketika teknologi itu benar-benar dipasang pada proses kerja yang berjalan.</w:t>
+      </w:r>
+    </w:p>
+    <w:p>
+      <w:pPr>
+        <w:jc w:val="both"/>
+        <w:spacing w:before="0" w:after="0" w:line="360" w:lineRule="auto"/>
+        <w:ind w:firstLine="567"/>
+      </w:pPr>
+      <w:r>
+        <w:rPr>
+          <w:rFonts w:ascii="Times New Roman" w:hAnsi="Times New Roman" w:cs="Times New Roman"/>
+          <w:sz w:val="24"/>
+          <w:szCs w:val="24"/>
+        </w:rPr>
+        <w:t xml:space="preserve">Rahman dkk. (2025) menelaah penggunaan model bahasa besar pada penulisan artikel berita melalui kajian pustaka sistematis berprotokol PRISMA terhadap delapan artikel terpilih dari 339 dokumen awal. Temuannya menunjukkan ketegangan mendasar antara tuntutan efisiensi produksi dan kewajiban menjaga integritas, dengan risiko berupa halusinasi dan bias algoritmik. Penelitian ini penting karena berlatar Indonesia dan menegaskan perlunya keseimbangan peran manusia dan mesin. Perbedaannya, domain yang dibahas adalah jurnalisme yang tunduk pada kaidah pemberitaan, bukan konten pemasaran yang tunduk pada identitas merek, dan kajian tersebut tidak menghasilkan artefak sistem.</w:t>
+      </w:r>
+    </w:p>
+    <w:p>
+      <w:pPr>
+        <w:jc w:val="both"/>
+        <w:spacing w:before="0" w:after="0" w:line="360" w:lineRule="auto"/>
+        <w:ind w:firstLine="567"/>
+      </w:pPr>
+      <w:r>
+        <w:rPr>
+          <w:rFonts w:ascii="Times New Roman" w:hAnsi="Times New Roman" w:cs="Times New Roman"/>
+          <w:sz w:val="24"/>
+          <w:szCs w:val="24"/>
+        </w:rPr>
+        <w:t xml:space="preserve">Kirkby dkk. (2023) menguji secara eksperimental bagaimana konsumen menanggapi </w:t>
+      </w:r>
+      <w:r>
+        <w:rPr>
+          <w:rFonts w:ascii="Times New Roman" w:hAnsi="Times New Roman" w:cs="Times New Roman"/>
+          <w:i/>
+          <w:sz w:val="24"/>
+          <w:szCs w:val="24"/>
+        </w:rPr>
+        <w:t xml:space="preserve">brand voice</w:t>
+      </w:r>
+      <w:r>
+        <w:rPr>
+          <w:rFonts w:ascii="Times New Roman" w:hAnsi="Times New Roman" w:cs="Times New Roman"/>
+          <w:sz w:val="24"/>
+          <w:szCs w:val="24"/>
+        </w:rPr>
+        <w:t xml:space="preserve"> yang sumbernya didisklosur sebagai kecerdasan buatan. Melalui rancangan 3x3 terhadap 624 responden dengan materi pemasaran Adidas dan analisis </w:t>
+      </w:r>
+      <w:r>
+        <w:rPr>
+          <w:rFonts w:ascii="Times New Roman" w:hAnsi="Times New Roman" w:cs="Times New Roman"/>
+          <w:i/>
+          <w:sz w:val="24"/>
+          <w:szCs w:val="24"/>
+        </w:rPr>
+        <w:t xml:space="preserve">structural equation modeling</w:t>
+      </w:r>
+      <w:r>
+        <w:rPr>
+          <w:rFonts w:ascii="Times New Roman" w:hAnsi="Times New Roman" w:cs="Times New Roman"/>
+          <w:sz w:val="24"/>
+          <w:szCs w:val="24"/>
+        </w:rPr>
+        <w:t xml:space="preserve">, penelitian tersebut menemukan bahwa teks yang dinyatakan dihasilkan kecerdasan buatan tidak dipersepsikan kurang autentik dibanding teks yang dinyatakan ditulis manusia. Temuan ini melemahkan kekhawatiran bahwa penggunaan kecerdasan buatan otomatis merusak persepsi merek. Meskipun demikian, penelitian tersebut menguji persepsi konsumen terhadap sumber teks, bukan menguji apakah teks yang dihasilkan benar-benar konsisten dengan gaya bahasa merek yang telah ditetapkan.</w:t>
+      </w:r>
+    </w:p>
+    <w:p>
+      <w:pPr>
+        <w:jc w:val="both"/>
+        <w:spacing w:before="0" w:after="0" w:line="360" w:lineRule="auto"/>
+        <w:ind w:firstLine="567"/>
+      </w:pPr>
+      <w:r>
+        <w:rPr>
+          <w:rFonts w:ascii="Times New Roman" w:hAnsi="Times New Roman" w:cs="Times New Roman"/>
+          <w:sz w:val="24"/>
+          <w:szCs w:val="24"/>
+        </w:rPr>
+        <w:t xml:space="preserve">Wang dkk. (2025) menguji kemampuan model bahasa besar meniru gaya menulis penulis nyata melalui lebih dari 40.000 luaran model pada lebih dari 400 penulis di ranah berita, surel, forum, dan blog. Hasilnya menunjukkan model berhasil meniru konvensi penulisan pada format yang terstruktur, tetapi gagal menangkap gaya informal yang khas pada blog dan forum. Temuan ini menjadi landasan penting bagi penelitian ini karena menunjukkan bahwa memberi contoh naskah saja tidak cukup untuk memindahkan gaya bahasa ke luaran model. Konsekuensinya, gaya merek perlu dinyatakan secara eksplisit dan terstruktur, bukan sekadar dititipkan lewat contoh.</w:t>
+      </w:r>
+    </w:p>
+    <w:p>
+      <w:pPr>
+        <w:jc w:val="both"/>
+        <w:spacing w:before="0" w:after="0" w:line="360" w:lineRule="auto"/>
+        <w:ind w:firstLine="567"/>
+      </w:pPr>
+      <w:r>
+        <w:rPr>
+          <w:rFonts w:ascii="Times New Roman" w:hAnsi="Times New Roman" w:cs="Times New Roman"/>
+          <w:sz w:val="24"/>
+          <w:szCs w:val="24"/>
+        </w:rPr>
+        <w:t xml:space="preserve">Tran dkk. (2025) menyusun kerangka yang mencirikan mekanisme kolaborasi pada sistem </w:t>
+      </w:r>
+      <w:r>
+        <w:rPr>
+          <w:rFonts w:ascii="Times New Roman" w:hAnsi="Times New Roman" w:cs="Times New Roman"/>
+          <w:i/>
+          <w:sz w:val="24"/>
+          <w:szCs w:val="24"/>
+        </w:rPr>
+        <w:t xml:space="preserve">multi-agent</w:t>
+      </w:r>
+      <w:r>
+        <w:rPr>
+          <w:rFonts w:ascii="Times New Roman" w:hAnsi="Times New Roman" w:cs="Times New Roman"/>
+          <w:sz w:val="24"/>
+          <w:szCs w:val="24"/>
+        </w:rPr>
+        <w:t xml:space="preserve"> berbasis model bahasa besar berdasarkan aktor yang terlibat, jenis interaksi, struktur organisasi, strategi, dan protokol koordinasi. Kerangka tersebut menjadi acuan yang berguna dalam merancang pembagian tugas antar-agen. Kontribusinya bersifat menata bidang kajian agar dapat dikembangkan lebih lanjut. Perbedaannya dengan penelitian ini terletak pada tataran pembahasan, karena kerangka tersebut tidak diuji pada satu proses bisnis tertentu dan tidak disertai pengukuran dampak penerapannya.</w:t>
+      </w:r>
+    </w:p>
+    <w:p>
+      <w:pPr>
+        <w:jc w:val="both"/>
+        <w:spacing w:before="0" w:after="0" w:line="360" w:lineRule="auto"/>
+        <w:ind w:firstLine="567"/>
+      </w:pPr>
+      <w:r>
+        <w:rPr>
+          <w:rFonts w:ascii="Times New Roman" w:hAnsi="Times New Roman" w:cs="Times New Roman"/>
+          <w:sz w:val="24"/>
+          <w:szCs w:val="24"/>
+        </w:rPr>
+        <w:t xml:space="preserve">Lin dkk. (2025) memetakan kreativitas pada sistem </w:t>
+      </w:r>
+      <w:r>
+        <w:rPr>
+          <w:rFonts w:ascii="Times New Roman" w:hAnsi="Times New Roman" w:cs="Times New Roman"/>
+          <w:i/>
+          <w:sz w:val="24"/>
+          <w:szCs w:val="24"/>
+        </w:rPr>
+        <w:t xml:space="preserve">multi-agent</w:t>
+      </w:r>
+      <w:r>
+        <w:rPr>
+          <w:rFonts w:ascii="Times New Roman" w:hAnsi="Times New Roman" w:cs="Times New Roman"/>
+          <w:sz w:val="24"/>
+          <w:szCs w:val="24"/>
+        </w:rPr>
+        <w:t xml:space="preserve"> berbasis model bahasa besar dan menyusun taksonomi proaktivitas agen serta desain persona, dilengkapi teknik eksplorasi divergen, penyempurnaan iteratif, dan sintesis kolaboratif. Gagasan desain persona pada penelitian tersebut sejalan dengan penggunaan profil merek sebagai konteks pada penelitian ini, karena keduanya berupaya mengarahkan perilaku agen melalui identitas yang ditetapkan sebelumnya. Bedanya, penelitian tersebut menilai kreativitas luaran sebagai tujuan, sedangkan penelitian ini justru menilai kepatuhan luaran pada identitas merek yang telah ditentukan.</w:t>
+      </w:r>
+    </w:p>
+    <w:p>
+      <w:pPr>
+        <w:jc w:val="both"/>
+        <w:spacing w:before="0" w:after="0" w:line="360" w:lineRule="auto"/>
+        <w:ind w:firstLine="567"/>
+      </w:pPr>
+      <w:r>
+        <w:rPr>
+          <w:rFonts w:ascii="Times New Roman" w:hAnsi="Times New Roman" w:cs="Times New Roman"/>
+          <w:sz w:val="24"/>
+          <w:szCs w:val="24"/>
+        </w:rPr>
+        <w:t xml:space="preserve">Chu dkk. (2025) membangun kerangka simulasi berbasis </w:t>
+      </w:r>
+      <w:r>
+        <w:rPr>
+          <w:rFonts w:ascii="Times New Roman" w:hAnsi="Times New Roman" w:cs="Times New Roman"/>
+          <w:i/>
+          <w:sz w:val="24"/>
+          <w:szCs w:val="24"/>
+        </w:rPr>
+        <w:t xml:space="preserve">multi-agent</w:t>
+      </w:r>
+      <w:r>
+        <w:rPr>
+          <w:rFonts w:ascii="Times New Roman" w:hAnsi="Times New Roman" w:cs="Times New Roman"/>
+          <w:sz w:val="24"/>
+          <w:szCs w:val="24"/>
+        </w:rPr>
+        <w:t xml:space="preserve"> agar agen generatif dapat berinteraksi, menyatakan penalaran internal, membentuk kebiasaan, dan mengambil keputusan pembelian, sehingga strategi pemasaran seperti potongan harga dapat diuji sebelum diterapkan. Penelitian ini membuktikan bahwa pendekatan </w:t>
+      </w:r>
+      <w:r>
+        <w:rPr>
+          <w:rFonts w:ascii="Times New Roman" w:hAnsi="Times New Roman" w:cs="Times New Roman"/>
+          <w:i/>
+          <w:sz w:val="24"/>
+          <w:szCs w:val="24"/>
+        </w:rPr>
+        <w:t xml:space="preserve">multi-agent</w:t>
+      </w:r>
+      <w:r>
+        <w:rPr>
+          <w:rFonts w:ascii="Times New Roman" w:hAnsi="Times New Roman" w:cs="Times New Roman"/>
+          <w:sz w:val="24"/>
+          <w:szCs w:val="24"/>
+        </w:rPr>
+        <w:t xml:space="preserve"> dapat dibawa ke ranah pemasaran secara nyata. Namun peran agen di sana adalah menirukan sisi konsumen untuk keperluan pengujian strategi, bukan memproduksi materi konten yang akan diterbitkan merek. Dengan kata lain, agen ditempatkan pada sisi permintaan, bukan pada sisi produksi.</w:t>
+      </w:r>
+    </w:p>
+    <w:p>
+      <w:pPr>
+        <w:jc w:val="both"/>
+        <w:spacing w:before="0" w:after="0" w:line="360" w:lineRule="auto"/>
+        <w:ind w:firstLine="567"/>
+      </w:pPr>
+      <w:r>
+        <w:rPr>
+          <w:rFonts w:ascii="Times New Roman" w:hAnsi="Times New Roman" w:cs="Times New Roman"/>
+          <w:sz w:val="24"/>
+          <w:szCs w:val="24"/>
+        </w:rPr>
+        <w:t xml:space="preserve">Purpura dkk. (2025) merancang alur kerja bertahap yang memanfaatkan model bahasa besar dengan kemampuan penalaran untuk menelaah apakah materi pemasaran memenuhi kriteria kepatuhan tertentu, serta membandingkan beberapa pendekatan pelatihan model. Penelitian ini paling dekat dengan penelitian sekarang karena sama-sama menempatkan model bahasa besar pada alur kerja bertahap di ranah konten pemasaran. Perbedaan mendasarnya terletak pada arah kerja: alur tersebut menelaah materi yang sudah ada untuk mendeteksi pelanggaran kepatuhan, sedangkan penelitian ini menghasilkan materi baru dan menilai kesesuaiannya dengan identitas merek.</w:t>
+      </w:r>
+    </w:p>
+    <w:p>
+      <w:pPr>
+        <w:jc w:val="both"/>
+        <w:spacing w:before="0" w:after="0" w:line="360" w:lineRule="auto"/>
+        <w:ind w:firstLine="567"/>
+      </w:pPr>
+      <w:r>
+        <w:rPr>
+          <w:rFonts w:ascii="Times New Roman" w:hAnsi="Times New Roman" w:cs="Times New Roman"/>
+          <w:sz w:val="24"/>
+          <w:szCs w:val="24"/>
+        </w:rPr>
+        <w:t xml:space="preserve">Hashemi dkk. (2024) mengembangkan pendekatan penilaian teks secara otomatis dan terkalibrasi menggunakan rubrik berdimensi banyak, dengan melatih jaringan saraf yang menggabungkan parameter khusus penilai dan parameter umum untuk memperkirakan penilaian manusia. Penelitian tersebut menunjukkan bahwa mutu teks dapat dinilai secara terstruktur melalui dimensi yang dirumuskan terlebih dahulu, dan gagasan itulah yang diadopsi pada penyusunan rubrik penilaian di penelitian ini. Perbedaannya, penelitian tersebut berupaya menggantikan penilai manusia dengan model, sedangkan penelitian ini tetap menempatkan manusia sebagai penilai dan justru melaporkan kesepakatan antar-penilai sebagai bagian dari hasil.</w:t>
+      </w:r>
+    </w:p>
+    <w:p>
+      <w:pPr>
+        <w:jc w:val="both"/>
+        <w:spacing w:before="0" w:after="0" w:line="360" w:lineRule="auto"/>
+        <w:ind w:firstLine="567"/>
+      </w:pPr>
+      <w:r>
+        <w:rPr>
+          <w:rFonts w:ascii="Times New Roman" w:hAnsi="Times New Roman" w:cs="Times New Roman"/>
+          <w:sz w:val="24"/>
+          <w:szCs w:val="24"/>
+        </w:rPr>
+        <w:t xml:space="preserve">Yusna dkk. (2025) membangun sistem informasi manajemen proyek berbasis web menggunakan metode Waterfall dengan tahapan analisis kebutuhan, perancangan, implementasi, pengujian, dan evaluasi, lalu menyatakan seluruh fungsi sistem valid melalui pengujian </w:t>
+      </w:r>
+      <w:r>
+        <w:rPr>
+          <w:rFonts w:ascii="Times New Roman" w:hAnsi="Times New Roman" w:cs="Times New Roman"/>
+          <w:i/>
+          <w:sz w:val="24"/>
+          <w:szCs w:val="24"/>
+        </w:rPr>
+        <w:t xml:space="preserve">black box</w:t>
+      </w:r>
+      <w:r>
+        <w:rPr>
+          <w:rFonts w:ascii="Times New Roman" w:hAnsi="Times New Roman" w:cs="Times New Roman"/>
+          <w:sz w:val="24"/>
+          <w:szCs w:val="24"/>
+        </w:rPr>
+        <w:t xml:space="preserve">. Penelitian ini mewakili corak penelitian rancang bangun sistem informasi yang lazim di Indonesia dan menjadi pembanding langsung bagi pilihan metode pada penelitian sekarang. Perbedaannya ada pada dua hal: metode sekuensial yang dipakai tidak menampung putaran umpan balik, dan pengujian berhenti pada kesesuaian fungsi tanpa menilai mutu materi yang dihasilkan sistem.</w:t>
+      </w:r>
+    </w:p>
+    <w:p>
+      <w:pPr>
+        <w:jc w:val="both"/>
+        <w:spacing w:before="0" w:after="0" w:line="360" w:lineRule="auto"/>
+        <w:ind w:firstLine="567"/>
+      </w:pPr>
+      <w:r>
+        <w:rPr>
+          <w:rFonts w:ascii="Times New Roman" w:hAnsi="Times New Roman" w:cs="Times New Roman"/>
+          <w:sz w:val="24"/>
+          <w:szCs w:val="24"/>
+        </w:rPr>
+        <w:t xml:space="preserve">Sepuluh penelitian berikutnya berkedudukan sebagai pembanding metode pengembangan dan pembanding konteks lokal. Ringkasannya disajikan pada Tabel 2.1.</w:t>
       </w:r>
     </w:p>
     <w:tbl>
@@ -1336,7 +1652,7 @@
                 <w:sz w:val="24"/>
                 <w:szCs w:val="24"/>
               </w:rPr>
-              <w:t xml:space="preserve">Tran dkk. (2025)</w:t>
+              <w:t xml:space="preserve">Yan dkk. (2025)</w:t>
             </w:r>
           </w:p>
         </w:tc>
@@ -1355,7 +1671,7 @@
                 <w:sz w:val="24"/>
                 <w:szCs w:val="24"/>
               </w:rPr>
-              <w:t xml:space="preserve">Multi-Agent Collaboration Mechanisms: A Survey of LLMs</w:t>
+              <w:t xml:space="preserve">Beyond Self-Talk: A Communication-Centric Survey of LLM-Based Multi-Agent Systems</w:t>
             </w:r>
           </w:p>
         </w:tc>
@@ -1393,7 +1709,7 @@
                 <w:sz w:val="24"/>
                 <w:szCs w:val="24"/>
               </w:rPr>
-              <w:t xml:space="preserve">Menyusun kerangka dimensi kolaborasi antar-agen: aktor, jenis interaksi, struktur, strategi, dan protokol koordinasi</w:t>
+              <w:t xml:space="preserve">Menyusun kerangka komunikasi antar-agen pada tataran sistem dan internal, serta menandai persoalan efisiensi dan keamanan</w:t>
             </w:r>
           </w:p>
         </w:tc>
@@ -1412,7 +1728,7 @@
                 <w:sz w:val="24"/>
                 <w:szCs w:val="24"/>
               </w:rPr>
-              <w:t xml:space="preserve">Bersifat konseptual dan tidak membangun sistem pada kasus bisnis nyata</w:t>
+              <w:t xml:space="preserve">Membahas komunikasi antar-agen secara umum, tidak diterapkan pada produksi konten</w:t>
             </w:r>
           </w:p>
         </w:tc>
@@ -1433,7 +1749,7 @@
                 <w:sz w:val="24"/>
                 <w:szCs w:val="24"/>
               </w:rPr>
-              <w:t xml:space="preserve">Lin dkk. (2025)</w:t>
+              <w:t xml:space="preserve">Truong dkk. (2025)</w:t>
             </w:r>
           </w:p>
         </w:tc>
@@ -1452,7 +1768,7 @@
                 <w:sz w:val="24"/>
                 <w:szCs w:val="24"/>
               </w:rPr>
-              <w:t xml:space="preserve">Creativity in LLM-based Multi-Agent Systems: A Survey</w:t>
+              <w:t xml:space="preserve">Persona-Augmented Benchmarking: Evaluating LLMs Across Diverse Writing Styles</w:t>
             </w:r>
           </w:p>
         </w:tc>
@@ -1471,7 +1787,7 @@
                 <w:sz w:val="24"/>
                 <w:szCs w:val="24"/>
               </w:rPr>
-              <w:t xml:space="preserve">Kajian pustaka</w:t>
+              <w:t xml:space="preserve">Eksperimen tolok ukur berbasis persona</w:t>
             </w:r>
           </w:p>
         </w:tc>
@@ -1490,7 +1806,7 @@
                 <w:sz w:val="24"/>
                 <w:szCs w:val="24"/>
               </w:rPr>
-              <w:t xml:space="preserve">Menyusun taksonomi proaktivitas agen dan desain persona serta teknik penghasilan luaran kreatif</w:t>
+              <w:t xml:space="preserve">Ragam gaya menulis dan format perintah berpengaruh nyata pada penilaian kinerja model</w:t>
             </w:r>
           </w:p>
         </w:tc>
@@ -1509,7 +1825,7 @@
                 <w:sz w:val="24"/>
                 <w:szCs w:val="24"/>
               </w:rPr>
-              <w:t xml:space="preserve">Fokus pada kreativitas luaran, tidak mengukur konsistensi identitas merek</w:t>
+              <w:t xml:space="preserve">Persona dipakai untuk menguji model, bukan untuk menjaga identitas merek pada luaran</w:t>
             </w:r>
           </w:p>
         </w:tc>
@@ -1530,7 +1846,7 @@
                 <w:sz w:val="24"/>
                 <w:szCs w:val="24"/>
               </w:rPr>
-              <w:t xml:space="preserve">Chu dkk. (2025)</w:t>
+              <w:t xml:space="preserve">Borse dkk. (2025)</w:t>
             </w:r>
           </w:p>
         </w:tc>
@@ -1549,7 +1865,7 @@
                 <w:sz w:val="24"/>
                 <w:szCs w:val="24"/>
               </w:rPr>
-              <w:t xml:space="preserve">LLM-Based Multi-Agent System for Simulating and Analyzing Marketing and Consumer Behavior</w:t>
+              <w:t xml:space="preserve">Investigation of the Inter-Rater Reliability between LLMs and Human Raters in Qualitative Analysis</w:t>
             </w:r>
           </w:p>
         </w:tc>
@@ -1568,7 +1884,7 @@
                 <w:sz w:val="24"/>
                 <w:szCs w:val="24"/>
               </w:rPr>
-              <w:t xml:space="preserve">Simulasi berbasis agen</w:t>
+              <w:t xml:space="preserve">Eksperimen penilaian transkrip</w:t>
             </w:r>
           </w:p>
         </w:tc>
@@ -1587,7 +1903,7 @@
                 <w:sz w:val="24"/>
                 <w:szCs w:val="24"/>
               </w:rPr>
-              <w:t xml:space="preserve">Agen generatif mampu berinteraksi dan mengambil keputusan pembelian untuk menguji strategi pemasaran</w:t>
+              <w:t xml:space="preserve">Kesepakatan substansial pada tiga tema dan moderat pada satu tema</w:t>
             </w:r>
           </w:p>
         </w:tc>
@@ -1606,7 +1922,7 @@
                 <w:sz w:val="24"/>
                 <w:szCs w:val="24"/>
               </w:rPr>
-              <w:t xml:space="preserve">Mensimulasikan perilaku konsumen, bukan memproduksi materi konten</w:t>
+              <w:t xml:space="preserve">Menguji model sebagai pengganti penilai, sedangkan penelitian ini memakai penilai manusia</w:t>
             </w:r>
           </w:p>
         </w:tc>
@@ -1627,7 +1943,7 @@
                 <w:sz w:val="24"/>
                 <w:szCs w:val="24"/>
               </w:rPr>
-              <w:t xml:space="preserve">Aghaei dkk. (2025)</w:t>
+              <w:t xml:space="preserve">Djaini dkk. (2025)</w:t>
             </w:r>
           </w:p>
         </w:tc>
@@ -1646,7 +1962,7 @@
                 <w:sz w:val="24"/>
                 <w:szCs w:val="24"/>
               </w:rPr>
-              <w:t xml:space="preserve">Harnessing the Potential of Large Language Models in Modern Marketing Management</w:t>
+              <w:t xml:space="preserve">Analisis Strategi Adaptif UMKM terhadap Integrasi Teknologi ChatGPT</w:t>
             </w:r>
           </w:p>
         </w:tc>
@@ -1665,7 +1981,7 @@
                 <w:sz w:val="24"/>
                 <w:szCs w:val="24"/>
               </w:rPr>
-              <w:t xml:space="preserve">Kajian konseptual</w:t>
+              <w:t xml:space="preserve">Kajian pustaka atas 31 artikel</w:t>
             </w:r>
           </w:p>
         </w:tc>
@@ -1684,7 +2000,7 @@
                 <w:sz w:val="24"/>
                 <w:szCs w:val="24"/>
               </w:rPr>
-              <w:t xml:space="preserve">Memetakan penerapan model bahasa besar pada keterlibatan pelanggan, optimasi kampanye, dan penghasilan konten</w:t>
+              <w:t xml:space="preserve">Integrasi menuntut kapabilitas dinamis, kesiapan organisasi, dan penerimaan teknologi</w:t>
             </w:r>
           </w:p>
         </w:tc>
@@ -1703,7 +2019,7 @@
                 <w:sz w:val="24"/>
                 <w:szCs w:val="24"/>
               </w:rPr>
-              <w:t xml:space="preserve">Tidak membangun maupun menguji sistem, dan tidak mengukur efisiensi</w:t>
+              <w:t xml:space="preserve">Bersifat kajian strategi, tidak membangun sistem maupun mengukur luaran</w:t>
             </w:r>
           </w:p>
         </w:tc>
@@ -1724,7 +2040,7 @@
                 <w:sz w:val="24"/>
                 <w:szCs w:val="24"/>
               </w:rPr>
-              <w:t xml:space="preserve">Rahman dkk. (2025)</w:t>
+              <w:t xml:space="preserve">Hanum dkk. (2026)</w:t>
             </w:r>
           </w:p>
         </w:tc>
@@ -1743,7 +2059,7 @@
                 <w:sz w:val="24"/>
                 <w:szCs w:val="24"/>
               </w:rPr>
-              <w:t xml:space="preserve">Penggunaan Large Language Models dalam Penulisan Artikel Berita</w:t>
+              <w:t xml:space="preserve">Rancang Bangun Sistem Informasi UMKM Berbasis Web untuk Promosi Digital Menggunakan Metode RAD</w:t>
             </w:r>
           </w:p>
         </w:tc>
@@ -1762,7 +2078,7 @@
                 <w:sz w:val="24"/>
                 <w:szCs w:val="24"/>
               </w:rPr>
-              <w:t xml:space="preserve">Systematic Literature Review dengan protokol PRISMA</w:t>
+              <w:t xml:space="preserve">RAD dengan pengujian black box dan UAT</w:t>
             </w:r>
           </w:p>
         </w:tc>
@@ -1781,7 +2097,7 @@
                 <w:sz w:val="24"/>
                 <w:szCs w:val="24"/>
               </w:rPr>
-              <w:t xml:space="preserve">Menemukan risiko halusinasi dan bias algoritmik, serta perlunya keseimbangan peran manusia dan mesin</w:t>
+              <w:t xml:space="preserve">Seluruh fungsi berjalan sesuai kebutuhan dengan penerimaan pengguna sangat baik</w:t>
             </w:r>
           </w:p>
         </w:tc>
@@ -1800,7 +2116,7 @@
                 <w:sz w:val="24"/>
                 <w:szCs w:val="24"/>
               </w:rPr>
-              <w:t xml:space="preserve">Konteks jurnalisme, bukan konten pemasaran, dan tidak menghasilkan artefak sistem</w:t>
+              <w:t xml:space="preserve">Sistem mengelola data promosi, tidak menghasilkan materi konten</w:t>
             </w:r>
           </w:p>
         </w:tc>
@@ -1821,7 +2137,7 @@
                 <w:sz w:val="24"/>
                 <w:szCs w:val="24"/>
               </w:rPr>
-              <w:t xml:space="preserve">Yusna dkk. (2025)</w:t>
+              <w:t xml:space="preserve">Rasim dkk. (2025)</w:t>
             </w:r>
           </w:p>
         </w:tc>
@@ -1840,7 +2156,7 @@
                 <w:sz w:val="24"/>
                 <w:szCs w:val="24"/>
               </w:rPr>
-              <w:t xml:space="preserve">Rancang Bangun Sistem Informasi Manajemen Proyek Berbasis Web pada Apada Studio Menggunakan Metode Waterfall</w:t>
+              <w:t xml:space="preserve">Rancang Bangun Sistem Informasi Monitoring dan Analisis Kinerja Penjualan Menggunakan Metode RAD</w:t>
             </w:r>
           </w:p>
         </w:tc>
@@ -1859,7 +2175,7 @@
                 <w:sz w:val="24"/>
                 <w:szCs w:val="24"/>
               </w:rPr>
-              <w:t xml:space="preserve">Waterfall dengan pengujian black box</w:t>
+              <w:t xml:space="preserve">RAD, menekankan Requirements Planning dan Design Workshop</w:t>
             </w:r>
           </w:p>
         </w:tc>
@@ -1878,7 +2194,7 @@
                 <w:sz w:val="24"/>
                 <w:szCs w:val="24"/>
               </w:rPr>
-              <w:t xml:space="preserve">Seluruh fungsi sistem dinyatakan valid melalui pengujian black box</w:t>
+              <w:t xml:space="preserve">Mengotomasi perhitungan dan pelaporan capaian penjualan serta menghapus duplikasi data</w:t>
             </w:r>
           </w:p>
         </w:tc>
@@ -1897,7 +2213,7 @@
                 <w:sz w:val="24"/>
                 <w:szCs w:val="24"/>
               </w:rPr>
-              <w:t xml:space="preserve">Memakai metode sekuensial dan tanpa kecerdasan buatan, serta hanya menguji fungsionalitas</w:t>
+              <w:t xml:space="preserve">Mengotomasi pelaporan angka, bukan produksi materi konten</w:t>
             </w:r>
           </w:p>
         </w:tc>
@@ -1918,7 +2234,7 @@
                 <w:sz w:val="24"/>
                 <w:szCs w:val="24"/>
               </w:rPr>
-              <w:t xml:space="preserve">Rasim dkk. (2025)</w:t>
+              <w:t xml:space="preserve">Yunus dkk. (2025)</w:t>
             </w:r>
           </w:p>
         </w:tc>
@@ -1937,7 +2253,7 @@
                 <w:sz w:val="24"/>
                 <w:szCs w:val="24"/>
               </w:rPr>
-              <w:t xml:space="preserve">Rancang Bangun Sistem Informasi Monitoring dan Analisis Kinerja Penjualan Menggunakan Metode RAD</w:t>
+              <w:t xml:space="preserve">Penerapan Metode RAD pada Rancang Bangun Sistem Informasi Barang Hilang dan Temuan Berbasis Website</w:t>
             </w:r>
           </w:p>
         </w:tc>
@@ -1956,7 +2272,7 @@
                 <w:sz w:val="24"/>
                 <w:szCs w:val="24"/>
               </w:rPr>
-              <w:t xml:space="preserve">RAD, menekankan Requirements Planning dan Design Workshop</w:t>
+              <w:t xml:space="preserve">RAD dengan black box dan System Usability Scale</w:t>
             </w:r>
           </w:p>
         </w:tc>
@@ -1975,7 +2291,7 @@
                 <w:sz w:val="24"/>
                 <w:szCs w:val="24"/>
               </w:rPr>
-              <w:t xml:space="preserve">Sistem mengotomasi perhitungan dan pelaporan capaian penjualan serta menghapus duplikasi data</w:t>
+              <w:t xml:space="preserve">Menghasilkan sistem informasi barang hilang dan temuan untuk keamanan kampus</w:t>
             </w:r>
           </w:p>
         </w:tc>
@@ -1994,7 +2310,7 @@
                 <w:sz w:val="24"/>
                 <w:szCs w:val="24"/>
               </w:rPr>
-              <w:t xml:space="preserve">Mengotomasi pelaporan angka penjualan, bukan memproduksi materi konten</w:t>
+              <w:t xml:space="preserve">Domain layanan kampus, mutu luaran sistem tidak dinilai dengan rubrik</w:t>
             </w:r>
           </w:p>
         </w:tc>
@@ -2015,7 +2331,7 @@
                 <w:sz w:val="24"/>
                 <w:szCs w:val="24"/>
               </w:rPr>
-              <w:t xml:space="preserve">Yunus dkk. (2025)</w:t>
+              <w:t xml:space="preserve">Nugroho dkk. (2024)</w:t>
             </w:r>
           </w:p>
         </w:tc>
@@ -2034,7 +2350,7 @@
                 <w:sz w:val="24"/>
                 <w:szCs w:val="24"/>
               </w:rPr>
-              <w:t xml:space="preserve">Penerapan Metode RAD pada Rancang Bangun Sistem Informasi Barang Hilang dan Temuan Berbasis Website</w:t>
+              <w:t xml:space="preserve">Rancang Bangun Sistem Informasi Pusat Data Berbasis Website Menggunakan Metode Prototype</w:t>
             </w:r>
           </w:p>
         </w:tc>
@@ -2053,7 +2369,7 @@
                 <w:sz w:val="24"/>
                 <w:szCs w:val="24"/>
               </w:rPr>
-              <w:t xml:space="preserve">RAD dengan pengujian black box dan System Usability Scale</w:t>
+              <w:t xml:space="preserve">Prototype dengan pengujian black box</w:t>
             </w:r>
           </w:p>
         </w:tc>
@@ -2072,7 +2388,7 @@
                 <w:sz w:val="24"/>
                 <w:szCs w:val="24"/>
               </w:rPr>
-              <w:t xml:space="preserve">Menghasilkan sistem informasi barang hilang dan temuan untuk keamanan kampus</w:t>
+              <w:t xml:space="preserve">Seluruh fitur berjalan dengan baik</w:t>
             </w:r>
           </w:p>
         </w:tc>
@@ -2091,7 +2407,201 @@
                 <w:sz w:val="24"/>
                 <w:szCs w:val="24"/>
               </w:rPr>
-              <w:t xml:space="preserve">Domain layanan kampus, dan mutu luaran sistem tidak dinilai dengan rubrik</w:t>
+              <w:t xml:space="preserve">Metode iteratif dipakai tanpa melibatkan kecerdasan buatan</w:t>
+            </w:r>
+          </w:p>
+        </w:tc>
+      </w:tr>
+      <w:tr>
+        <w:tc>
+          <w:tcPr>
+            <w:tcW w:w="1417" w:type="dxa"/>
+          </w:tcPr>
+          <w:p>
+            <w:pPr>
+              <w:jc w:val="left"/>
+              <w:spacing w:before="0" w:after="0" w:line="240" w:lineRule="auto"/>
+            </w:pPr>
+            <w:r>
+              <w:rPr>
+                <w:rFonts w:ascii="Times New Roman" w:hAnsi="Times New Roman" w:cs="Times New Roman"/>
+                <w:sz w:val="24"/>
+                <w:szCs w:val="24"/>
+              </w:rPr>
+              <w:t xml:space="preserve">Priyono dkk. (2025)</w:t>
+            </w:r>
+          </w:p>
+        </w:tc>
+        <w:tc>
+          <w:tcPr>
+            <w:tcW w:w="2268" w:type="dxa"/>
+          </w:tcPr>
+          <w:p>
+            <w:pPr>
+              <w:jc w:val="left"/>
+              <w:spacing w:before="0" w:after="0" w:line="240" w:lineRule="auto"/>
+            </w:pPr>
+            <w:r>
+              <w:rPr>
+                <w:rFonts w:ascii="Times New Roman" w:hAnsi="Times New Roman" w:cs="Times New Roman"/>
+                <w:sz w:val="24"/>
+                <w:szCs w:val="24"/>
+              </w:rPr>
+              <w:t xml:space="preserve">Penerapan Metode Prototype pada Pengembangan Sistem Informasi Penjualan Jasa Instalasi Internet</w:t>
+            </w:r>
+          </w:p>
+        </w:tc>
+        <w:tc>
+          <w:tcPr>
+            <w:tcW w:w="1417" w:type="dxa"/>
+          </w:tcPr>
+          <w:p>
+            <w:pPr>
+              <w:jc w:val="left"/>
+              <w:spacing w:before="0" w:after="0" w:line="240" w:lineRule="auto"/>
+            </w:pPr>
+            <w:r>
+              <w:rPr>
+                <w:rFonts w:ascii="Times New Roman" w:hAnsi="Times New Roman" w:cs="Times New Roman"/>
+                <w:sz w:val="24"/>
+                <w:szCs w:val="24"/>
+              </w:rPr>
+              <w:t xml:space="preserve">Prototype dengan black box terhadap lima pengguna</w:t>
+            </w:r>
+          </w:p>
+        </w:tc>
+        <w:tc>
+          <w:tcPr>
+            <w:tcW w:w="1701" w:type="dxa"/>
+          </w:tcPr>
+          <w:p>
+            <w:pPr>
+              <w:jc w:val="left"/>
+              <w:spacing w:before="0" w:after="0" w:line="240" w:lineRule="auto"/>
+            </w:pPr>
+            <w:r>
+              <w:rPr>
+                <w:rFonts w:ascii="Times New Roman" w:hAnsi="Times New Roman" w:cs="Times New Roman"/>
+                <w:sz w:val="24"/>
+                <w:szCs w:val="24"/>
+              </w:rPr>
+              <w:t xml:space="preserve">Seluruh fungsi berjalan baik, efisiensi penjualan meningkat dan kesalahan masukan berkurang</w:t>
+            </w:r>
+          </w:p>
+        </w:tc>
+        <w:tc>
+          <w:tcPr>
+            <w:tcW w:w="1134" w:type="dxa"/>
+          </w:tcPr>
+          <w:p>
+            <w:pPr>
+              <w:jc w:val="left"/>
+              <w:spacing w:before="0" w:after="0" w:line="240" w:lineRule="auto"/>
+            </w:pPr>
+            <w:r>
+              <w:rPr>
+                <w:rFonts w:ascii="Times New Roman" w:hAnsi="Times New Roman" w:cs="Times New Roman"/>
+                <w:sz w:val="24"/>
+                <w:szCs w:val="24"/>
+              </w:rPr>
+              <w:t xml:space="preserve">Efisiensi diukur pada proses transaksi, bukan pada produksi materi konten</w:t>
+            </w:r>
+          </w:p>
+        </w:tc>
+      </w:tr>
+      <w:tr>
+        <w:tc>
+          <w:tcPr>
+            <w:tcW w:w="1417" w:type="dxa"/>
+          </w:tcPr>
+          <w:p>
+            <w:pPr>
+              <w:jc w:val="left"/>
+              <w:spacing w:before="0" w:after="0" w:line="240" w:lineRule="auto"/>
+            </w:pPr>
+            <w:r>
+              <w:rPr>
+                <w:rFonts w:ascii="Times New Roman" w:hAnsi="Times New Roman" w:cs="Times New Roman"/>
+                <w:sz w:val="24"/>
+                <w:szCs w:val="24"/>
+              </w:rPr>
+              <w:t xml:space="preserve">Pawana dkk. (2024)</w:t>
+            </w:r>
+          </w:p>
+        </w:tc>
+        <w:tc>
+          <w:tcPr>
+            <w:tcW w:w="2268" w:type="dxa"/>
+          </w:tcPr>
+          <w:p>
+            <w:pPr>
+              <w:jc w:val="left"/>
+              <w:spacing w:before="0" w:after="0" w:line="240" w:lineRule="auto"/>
+            </w:pPr>
+            <w:r>
+              <w:rPr>
+                <w:rFonts w:ascii="Times New Roman" w:hAnsi="Times New Roman" w:cs="Times New Roman"/>
+                <w:sz w:val="24"/>
+                <w:szCs w:val="24"/>
+              </w:rPr>
+              <w:t xml:space="preserve">Rancang Bangun Sistem Informasi Pengelolaan Surat Berbasis Web di Fakultas Vokasi Universitas Warmadewa</w:t>
+            </w:r>
+          </w:p>
+        </w:tc>
+        <w:tc>
+          <w:tcPr>
+            <w:tcW w:w="1417" w:type="dxa"/>
+          </w:tcPr>
+          <w:p>
+            <w:pPr>
+              <w:jc w:val="left"/>
+              <w:spacing w:before="0" w:after="0" w:line="240" w:lineRule="auto"/>
+            </w:pPr>
+            <w:r>
+              <w:rPr>
+                <w:rFonts w:ascii="Times New Roman" w:hAnsi="Times New Roman" w:cs="Times New Roman"/>
+                <w:sz w:val="24"/>
+                <w:szCs w:val="24"/>
+              </w:rPr>
+              <w:t xml:space="preserve">Research and Development dengan black box</w:t>
+            </w:r>
+          </w:p>
+        </w:tc>
+        <w:tc>
+          <w:tcPr>
+            <w:tcW w:w="1701" w:type="dxa"/>
+          </w:tcPr>
+          <w:p>
+            <w:pPr>
+              <w:jc w:val="left"/>
+              <w:spacing w:before="0" w:after="0" w:line="240" w:lineRule="auto"/>
+            </w:pPr>
+            <w:r>
+              <w:rPr>
+                <w:rFonts w:ascii="Times New Roman" w:hAnsi="Times New Roman" w:cs="Times New Roman"/>
+                <w:sz w:val="24"/>
+                <w:szCs w:val="24"/>
+              </w:rPr>
+              <w:t xml:space="preserve">Efisiensi pengelolaan surat meningkat lebih dari 70 persen dibanding cara manual</w:t>
+            </w:r>
+          </w:p>
+        </w:tc>
+        <w:tc>
+          <w:tcPr>
+            <w:tcW w:w="1134" w:type="dxa"/>
+          </w:tcPr>
+          <w:p>
+            <w:pPr>
+              <w:jc w:val="left"/>
+              <w:spacing w:before="0" w:after="0" w:line="240" w:lineRule="auto"/>
+            </w:pPr>
+            <w:r>
+              <w:rPr>
+                <w:rFonts w:ascii="Times New Roman" w:hAnsi="Times New Roman" w:cs="Times New Roman"/>
+                <w:sz w:val="24"/>
+                <w:szCs w:val="24"/>
+              </w:rPr>
+              <w:t xml:space="preserve">Efisiensi diukur pada proses administratif dan tanpa penilaian mutu luaran</w:t>
             </w:r>
           </w:p>
         </w:tc>
@@ -2115,7 +2625,7 @@
           <w:sz w:val="24"/>
           <w:szCs w:val="24"/>
         </w:rPr>
-        <w:t xml:space="preserve">Berdasarkan Tabel 2.1 dapat disimpulkan beberapa hal. Penelitian Tran dkk. (2025) dan Lin dkk. (2025) telah memetakan mekanisme kolaborasi serta kreativitas pada sistem </w:t>
+        <w:t xml:space="preserve">Berdasarkan uraian naratif dan Tabel 2.1 dapat ditarik beberapa simpulan. Pada kelompok kajian teknologi, mekanisme kolaborasi </w:t>
       </w:r>
       <w:r>
         <w:rPr>
@@ -2132,7 +2642,69 @@
           <w:sz w:val="24"/>
           <w:szCs w:val="24"/>
         </w:rPr>
-        <w:t xml:space="preserve"> berbasis model bahasa besar, namun keduanya berhenti pada tataran konseptual dan tidak menerapkannya pada proses bisnis yang berjalan. Chu dkk. (2025) telah membawa pendekatan </w:t>
+        <w:t xml:space="preserve"> telah dipetakan dengan baik oleh Tran dkk. (2025), Lin dkk. (2025), dan Yan dkk. (2025), namun seluruhnya berhenti pada tataran konseptual. Ketika pendekatan tersebut dibawa ke ranah pemasaran, Chu dkk. (2025) menempatkannya pada sisi konsumen dan Purpura dkk. (2025) menempatkannya pada penelaahan materi yang sudah ada, sehingga sisi produksi materi belum tergarap.</w:t>
+      </w:r>
+    </w:p>
+    <w:p>
+      <w:pPr>
+        <w:jc w:val="both"/>
+        <w:spacing w:before="0" w:after="0" w:line="360" w:lineRule="auto"/>
+        <w:ind w:firstLine="567"/>
+      </w:pPr>
+      <w:r>
+        <w:rPr>
+          <w:rFonts w:ascii="Times New Roman" w:hAnsi="Times New Roman" w:cs="Times New Roman"/>
+          <w:sz w:val="24"/>
+          <w:szCs w:val="24"/>
+        </w:rPr>
+        <w:t xml:space="preserve">Pada kelompok identitas merek, Kirkby dkk. (2023) menunjukkan bahwa pengungkapan sumber kecerdasan buatan tidak merusak persepsi keaslian merek, sementara Wang dkk. (2025) justru menunjukkan bahwa model kesulitan meniru gaya menulis yang tidak dinyatakan secara eksplisit. Kedua temuan ini bila digabungkan mengarah pada satu kesimpulan: persoalannya bukan pada penggunaan kecerdasan buatan itu sendiri, melainkan pada cara gaya bahasa merek disampaikan kepada model.</w:t>
+      </w:r>
+    </w:p>
+    <w:p>
+      <w:pPr>
+        <w:jc w:val="both"/>
+        <w:spacing w:before="0" w:after="0" w:line="360" w:lineRule="auto"/>
+        <w:ind w:firstLine="567"/>
+      </w:pPr>
+      <w:r>
+        <w:rPr>
+          <w:rFonts w:ascii="Times New Roman" w:hAnsi="Times New Roman" w:cs="Times New Roman"/>
+          <w:sz w:val="24"/>
+          <w:szCs w:val="24"/>
+        </w:rPr>
+        <w:t xml:space="preserve">Pada kelompok rancang bangun sistem informasi di Indonesia, Yusna dkk. (2025), Rasim dkk. (2025), Yunus dkk. (2025), Hanum dkk. (2026), Nugroho dkk. (2024), Priyono dkk. (2025), dan Pawana dkk. (2024) menunjukkan pola yang seragam. Pengujian umumnya berhenti pada kesesuaian fungsi melalui </w:t>
+      </w:r>
+      <w:r>
+        <w:rPr>
+          <w:rFonts w:ascii="Times New Roman" w:hAnsi="Times New Roman" w:cs="Times New Roman"/>
+          <w:i/>
+          <w:sz w:val="24"/>
+          <w:szCs w:val="24"/>
+        </w:rPr>
+        <w:t xml:space="preserve">black box</w:t>
+      </w:r>
+      <w:r>
+        <w:rPr>
+          <w:rFonts w:ascii="Times New Roman" w:hAnsi="Times New Roman" w:cs="Times New Roman"/>
+          <w:sz w:val="24"/>
+          <w:szCs w:val="24"/>
+        </w:rPr>
+        <w:t xml:space="preserve">, sebagian menambahkan pengukuran kebergunaan atau efisiensi proses, tetapi tidak satu pun menilai mutu materi yang dihasilkan sistem. Sementara itu Hashemi dkk. (2024) dan Borse dkk. (2025) telah menyediakan cara menilai mutu teks secara terstruktur, namun keduanya berupaya menggantikan penilai manusia, bukan mendampinginya.</w:t>
+      </w:r>
+    </w:p>
+    <w:p>
+      <w:pPr>
+        <w:jc w:val="both"/>
+        <w:spacing w:before="0" w:after="0" w:line="360" w:lineRule="auto"/>
+        <w:ind w:firstLine="567"/>
+      </w:pPr>
+      <w:r>
+        <w:rPr>
+          <w:rFonts w:ascii="Times New Roman" w:hAnsi="Times New Roman" w:cs="Times New Roman"/>
+          <w:sz w:val="24"/>
+          <w:szCs w:val="24"/>
+        </w:rPr>
+        <w:t xml:space="preserve">Dengan demikian terdapat celah riset yang belum terisi. Belum ditemukan penelitian yang sekaligus membangun sistem produksi konten pemasaran yang benar-benar dioperasikan, menerapkan arsitektur </w:t>
       </w:r>
       <w:r>
         <w:rPr>
@@ -2149,41 +2721,66 @@
           <w:sz w:val="24"/>
           <w:szCs w:val="24"/>
         </w:rPr>
-        <w:t xml:space="preserve"> ke ranah pemasaran, tetapi agen digunakan untuk mensimulasikan perilaku konsumen, bukan untuk memproduksi materi konten. Aghaei dkk. (2025) memetakan peluang penerapan model bahasa besar pada manajemen pemasaran secara luas tanpa membangun sistem maupun mengukur dampaknya. Pada konteks Indonesia, Rahman dkk. (2025) menyoroti risiko halusinasi dan bias pada luaran model bahasa besar serta menekankan perlunya kendali manusia, namun kajian tersebut berada pada domain jurnalisme. Sementara itu Yusna dkk. (2025), Rasim dkk. (2025), dan Yunus dkk. (2025) mewakili corak penelitian rancang bangun sistem informasi yang lazim di Indonesia. Ketiganya menguji sistem sampai kesesuaian fungsi melalui </w:t>
-      </w:r>
-      <w:r>
-        <w:rPr>
-          <w:rFonts w:ascii="Times New Roman" w:hAnsi="Times New Roman" w:cs="Times New Roman"/>
-          <w:i/>
-          <w:sz w:val="24"/>
-          <w:szCs w:val="24"/>
-        </w:rPr>
-        <w:t xml:space="preserve">black box</w:t>
-      </w:r>
-      <w:r>
-        <w:rPr>
-          <w:rFonts w:ascii="Times New Roman" w:hAnsi="Times New Roman" w:cs="Times New Roman"/>
-          <w:sz w:val="24"/>
-          <w:szCs w:val="24"/>
-        </w:rPr>
-        <w:t xml:space="preserve">, dan Yunus dkk. (2025) menambahkan pengukuran kebergunaan melalui </w:t>
-      </w:r>
-      <w:r>
-        <w:rPr>
-          <w:rFonts w:ascii="Times New Roman" w:hAnsi="Times New Roman" w:cs="Times New Roman"/>
-          <w:i/>
-          <w:sz w:val="24"/>
-          <w:szCs w:val="24"/>
-        </w:rPr>
-        <w:t xml:space="preserve">System Usability Scale</w:t>
-      </w:r>
-      <w:r>
-        <w:rPr>
-          <w:rFonts w:ascii="Times New Roman" w:hAnsi="Times New Roman" w:cs="Times New Roman"/>
-          <w:sz w:val="24"/>
-          <w:szCs w:val="24"/>
-        </w:rPr>
-        <w:t xml:space="preserve">, namun tidak satu pun menilai mutu materi yang dihasilkan sistem.</w:t>
+        <w:t xml:space="preserve"> dengan pembagian tugas per modul, menggunakan profil merek terstruktur sebagai konteks untuk menjawab keterbatasan peniruan gaya yang ditemukan Wang dkk. (2025), serta mengukur dampaknya pada dua sisi sekaligus yaitu efisiensi waktu dan konsistensi </w:t>
+      </w:r>
+      <w:r>
+        <w:rPr>
+          <w:rFonts w:ascii="Times New Roman" w:hAnsi="Times New Roman" w:cs="Times New Roman"/>
+          <w:i/>
+          <w:sz w:val="24"/>
+          <w:szCs w:val="24"/>
+        </w:rPr>
+        <w:t xml:space="preserve">brand voice</w:t>
+      </w:r>
+      <w:r>
+        <w:rPr>
+          <w:rFonts w:ascii="Times New Roman" w:hAnsi="Times New Roman" w:cs="Times New Roman"/>
+          <w:sz w:val="24"/>
+          <w:szCs w:val="24"/>
+        </w:rPr>
+        <w:t xml:space="preserve"> dalam konteks ritel berbahasa Indonesia. Celah inilah yang hendak diisi oleh penelitian ini.</w:t>
+      </w:r>
+    </w:p>
+    <w:p>
+      <w:pPr>
+        <w:jc w:val="both"/>
+        <w:spacing w:before="0" w:after="0" w:line="360" w:lineRule="auto"/>
+      </w:pPr>
+    </w:p>
+    <w:p>
+      <w:pPr>
+        <w:jc w:val="left"/>
+        <w:spacing w:before="0" w:after="0" w:line="360" w:lineRule="auto"/>
+      </w:pPr>
+      <w:r>
+        <w:rPr>
+          <w:rFonts w:ascii="Times New Roman" w:hAnsi="Times New Roman" w:cs="Times New Roman"/>
+          <w:b/>
+          <w:sz w:val="24"/>
+          <w:szCs w:val="24"/>
+        </w:rPr>
+        <w:t xml:space="preserve">2.2 Landasan Teori</w:t>
+      </w:r>
+    </w:p>
+    <w:p>
+      <w:pPr>
+        <w:jc w:val="both"/>
+        <w:spacing w:before="0" w:after="0" w:line="360" w:lineRule="auto"/>
+      </w:pPr>
+    </w:p>
+    <w:p>
+      <w:pPr>
+        <w:jc w:val="left"/>
+        <w:spacing w:before="0" w:after="0" w:line="360" w:lineRule="auto"/>
+      </w:pPr>
+      <w:r>
+        <w:rPr>
+          <w:rFonts w:ascii="Times New Roman" w:hAnsi="Times New Roman" w:cs="Times New Roman"/>
+          <w:b/>
+          <w:sz w:val="24"/>
+          <w:szCs w:val="24"/>
+        </w:rPr>
+        <w:t xml:space="preserve">2.2.1. Produksi Konten Pemasaran Digital</w:t>
       </w:r>
     </w:p>
     <w:p>
@@ -2195,10 +2792,115 @@
       <w:r>
         <w:rPr>
           <w:rFonts w:ascii="Times New Roman" w:hAnsi="Times New Roman" w:cs="Times New Roman"/>
-          <w:sz w:val="24"/>
-          <w:szCs w:val="24"/>
-        </w:rPr>
-        <w:t xml:space="preserve">Dengan demikian terdapat celah riset yang belum terisi. Belum ditemukan penelitian yang sekaligus membangun sistem produksi konten pemasaran yang benar-benar dioperasikan, menerapkan arsitektur </w:t>
+          <w:b/>
+          <w:sz w:val="24"/>
+          <w:szCs w:val="24"/>
+        </w:rPr>
+        <w:t xml:space="preserve">[SITASI DIBUTUHKAN: definisi pemasaran konten digital dan tahapan produksinya, dari buku terbitan maksimal sepuluh tahun terakhir atau jurnal maksimal lima tahun terakhir]</w:t>
+      </w:r>
+    </w:p>
+    <w:p>
+      <w:pPr>
+        <w:jc w:val="both"/>
+        <w:spacing w:before="0" w:after="0" w:line="360" w:lineRule="auto"/>
+      </w:pPr>
+    </w:p>
+    <w:p>
+      <w:pPr>
+        <w:jc w:val="left"/>
+        <w:spacing w:before="0" w:after="0" w:line="360" w:lineRule="auto"/>
+      </w:pPr>
+      <w:r>
+        <w:rPr>
+          <w:rFonts w:ascii="Times New Roman" w:hAnsi="Times New Roman" w:cs="Times New Roman"/>
+          <w:b/>
+          <w:sz w:val="24"/>
+          <w:szCs w:val="24"/>
+        </w:rPr>
+        <w:t xml:space="preserve">2.2.2. Kecerdasan Buatan Generatif dan Model Bahasa Besar</w:t>
+      </w:r>
+    </w:p>
+    <w:p>
+      <w:pPr>
+        <w:jc w:val="both"/>
+        <w:spacing w:before="0" w:after="0" w:line="360" w:lineRule="auto"/>
+        <w:ind w:firstLine="567"/>
+      </w:pPr>
+      <w:r>
+        <w:rPr>
+          <w:rFonts w:ascii="Times New Roman" w:hAnsi="Times New Roman" w:cs="Times New Roman"/>
+          <w:sz w:val="24"/>
+          <w:szCs w:val="24"/>
+        </w:rPr>
+        <w:t xml:space="preserve">Model bahasa besar atau </w:t>
+      </w:r>
+      <w:r>
+        <w:rPr>
+          <w:rFonts w:ascii="Times New Roman" w:hAnsi="Times New Roman" w:cs="Times New Roman"/>
+          <w:i/>
+          <w:sz w:val="24"/>
+          <w:szCs w:val="24"/>
+        </w:rPr>
+        <w:t xml:space="preserve">large language model</w:t>
+      </w:r>
+      <w:r>
+        <w:rPr>
+          <w:rFonts w:ascii="Times New Roman" w:hAnsi="Times New Roman" w:cs="Times New Roman"/>
+          <w:sz w:val="24"/>
+          <w:szCs w:val="24"/>
+        </w:rPr>
+        <w:t xml:space="preserve"> merupakan model kecerdasan buatan generatif yang dilatih pada korpus teks berskala besar sehingga mampu menghasilkan teks baru menyerupai tulisan manusia. Aghaei dkk. (2025) memetakan penerapan model bahasa besar pada manajemen pemasaran modern, mencakup keterlibatan pelanggan, optimasi kampanye, dan penghasilan konten, sekaligus menyoroti persoalan privasi data, transparansi, dan mitigasi bias.</w:t>
+      </w:r>
+    </w:p>
+    <w:p>
+      <w:pPr>
+        <w:jc w:val="both"/>
+        <w:spacing w:before="0" w:after="0" w:line="360" w:lineRule="auto"/>
+        <w:ind w:firstLine="567"/>
+      </w:pPr>
+      <w:r>
+        <w:rPr>
+          <w:rFonts w:ascii="Times New Roman" w:hAnsi="Times New Roman" w:cs="Times New Roman"/>
+          <w:sz w:val="24"/>
+          <w:szCs w:val="24"/>
+        </w:rPr>
+        <w:t xml:space="preserve">Penerapan model bahasa besar pada penulisan tidak lepas dari risiko. Rahman dkk. (2025), melalui kajian pustaka sistematis berprotokol PRISMA terhadap delapan artikel terpilih dari 339 dokumen awal, menemukan bahwa penggunaan model bahasa besar pada penulisan artikel berita menghadirkan ketegangan mendasar antara tuntutan efisiensi produksi dan kewajiban menjaga integritas, dengan risiko utama berupa halusinasi kecerdasan buatan dan bias algoritmik. Temuan tersebut menjadi dasar bagi penelitian ini untuk tetap menempatkan manusia sebagai pemeriksa akhir dan mencatat setiap luaran yang dihasilkan sistem.</w:t>
+      </w:r>
+    </w:p>
+    <w:p>
+      <w:pPr>
+        <w:jc w:val="both"/>
+        <w:spacing w:before="0" w:after="0" w:line="360" w:lineRule="auto"/>
+      </w:pPr>
+    </w:p>
+    <w:p>
+      <w:pPr>
+        <w:jc w:val="left"/>
+        <w:spacing w:before="0" w:after="0" w:line="360" w:lineRule="auto"/>
+      </w:pPr>
+      <w:r>
+        <w:rPr>
+          <w:rFonts w:ascii="Times New Roman" w:hAnsi="Times New Roman" w:cs="Times New Roman"/>
+          <w:b/>
+          <w:sz w:val="24"/>
+          <w:szCs w:val="24"/>
+        </w:rPr>
+        <w:t xml:space="preserve">2.2.3. Agen Cerdas dan Sistem Multi-Agent</w:t>
+      </w:r>
+    </w:p>
+    <w:p>
+      <w:pPr>
+        <w:jc w:val="both"/>
+        <w:spacing w:before="0" w:after="0" w:line="360" w:lineRule="auto"/>
+        <w:ind w:firstLine="567"/>
+      </w:pPr>
+      <w:r>
+        <w:rPr>
+          <w:rFonts w:ascii="Times New Roman" w:hAnsi="Times New Roman" w:cs="Times New Roman"/>
+          <w:sz w:val="24"/>
+          <w:szCs w:val="24"/>
+        </w:rPr>
+        <w:t xml:space="preserve">Sistem </w:t>
       </w:r>
       <w:r>
         <w:rPr>
@@ -2215,7 +2917,99 @@
           <w:sz w:val="24"/>
           <w:szCs w:val="24"/>
         </w:rPr>
-        <w:t xml:space="preserve"> dengan pembagian tugas per modul, menggunakan profil merek terstruktur sebagai konteks untuk menjaga konsistensi </w:t>
+        <w:t xml:space="preserve"> berbasis model bahasa besar adalah sistem yang menempatkan beberapa agen kecerdasan buatan untuk berkoordinasi menyelesaikan tugas yang kompleks secara kolektif. Tran dkk. (2025) menyusun kerangka yang mencirikan mekanisme kolaborasi tersebut berdasarkan sejumlah dimensi, yaitu aktor yang terlibat, jenis interaksi, struktur organisasi, strategi, dan protokol koordinasi. Kerangka ini menjadi acuan dalam merancang pembagian tugas antar-agen pada penelitian ini.</w:t>
+      </w:r>
+    </w:p>
+    <w:p>
+      <w:pPr>
+        <w:jc w:val="both"/>
+        <w:spacing w:before="0" w:after="0" w:line="360" w:lineRule="auto"/>
+        <w:ind w:firstLine="567"/>
+      </w:pPr>
+      <w:r>
+        <w:rPr>
+          <w:rFonts w:ascii="Times New Roman" w:hAnsi="Times New Roman" w:cs="Times New Roman"/>
+          <w:sz w:val="24"/>
+          <w:szCs w:val="24"/>
+        </w:rPr>
+        <w:t xml:space="preserve">Pada ranah penghasilan luaran kreatif, Lin dkk. (2025) menyusun taksonomi proaktivitas agen dan desain persona, serta memetakan teknik penghasilan luaran melalui eksplorasi divergen, penyempurnaan iteratif, dan sintesis kolaboratif. Konsep desain persona tersebut sejalan dengan penggunaan profil merek sebagai konteks pada penelitian ini.</w:t>
+      </w:r>
+    </w:p>
+    <w:p>
+      <w:pPr>
+        <w:jc w:val="both"/>
+        <w:spacing w:before="0" w:after="0" w:line="360" w:lineRule="auto"/>
+        <w:ind w:firstLine="567"/>
+      </w:pPr>
+      <w:r>
+        <w:rPr>
+          <w:rFonts w:ascii="Times New Roman" w:hAnsi="Times New Roman" w:cs="Times New Roman"/>
+          <w:sz w:val="24"/>
+          <w:szCs w:val="24"/>
+        </w:rPr>
+        <w:t xml:space="preserve">Penerapan pendekatan </w:t>
+      </w:r>
+      <w:r>
+        <w:rPr>
+          <w:rFonts w:ascii="Times New Roman" w:hAnsi="Times New Roman" w:cs="Times New Roman"/>
+          <w:i/>
+          <w:sz w:val="24"/>
+          <w:szCs w:val="24"/>
+        </w:rPr>
+        <w:t xml:space="preserve">multi-agent</w:t>
+      </w:r>
+      <w:r>
+        <w:rPr>
+          <w:rFonts w:ascii="Times New Roman" w:hAnsi="Times New Roman" w:cs="Times New Roman"/>
+          <w:sz w:val="24"/>
+          <w:szCs w:val="24"/>
+        </w:rPr>
+        <w:t xml:space="preserve"> pada ranah pemasaran telah ditunjukkan Chu dkk. (2025) yang membangun kerangka simulasi agar agen generatif dapat berinteraksi, menyatakan penalaran internal, membentuk kebiasaan, dan mengambil keputusan pembelian, sehingga strategi pemasaran dapat diuji sebelum diterapkan. Perbedaannya, penelitian ini menggunakan agen untuk memproduksi materi konten, bukan untuk mensimulasikan konsumen.</w:t>
+      </w:r>
+    </w:p>
+    <w:p>
+      <w:pPr>
+        <w:jc w:val="both"/>
+        <w:spacing w:before="0" w:after="0" w:line="360" w:lineRule="auto"/>
+      </w:pPr>
+    </w:p>
+    <w:p>
+      <w:pPr>
+        <w:jc w:val="left"/>
+        <w:spacing w:before="0" w:after="0" w:line="360" w:lineRule="auto"/>
+      </w:pPr>
+      <w:r>
+        <w:rPr>
+          <w:rFonts w:ascii="Times New Roman" w:hAnsi="Times New Roman" w:cs="Times New Roman"/>
+          <w:b/>
+          <w:sz w:val="24"/>
+          <w:szCs w:val="24"/>
+        </w:rPr>
+        <w:t xml:space="preserve">2.2.4. Brand Voice dan Konsistensi Identitas Merek</w:t>
+      </w:r>
+    </w:p>
+    <w:p>
+      <w:pPr>
+        <w:jc w:val="both"/>
+        <w:spacing w:before="0" w:after="0" w:line="360" w:lineRule="auto"/>
+        <w:ind w:firstLine="567"/>
+      </w:pPr>
+      <w:r>
+        <w:rPr>
+          <w:rFonts w:ascii="Times New Roman" w:hAnsi="Times New Roman" w:cs="Times New Roman"/>
+          <w:i/>
+          <w:sz w:val="24"/>
+          <w:szCs w:val="24"/>
+        </w:rPr>
+        <w:t xml:space="preserve">Brand voice</w:t>
+      </w:r>
+      <w:r>
+        <w:rPr>
+          <w:rFonts w:ascii="Times New Roman" w:hAnsi="Times New Roman" w:cs="Times New Roman"/>
+          <w:sz w:val="24"/>
+          <w:szCs w:val="24"/>
+        </w:rPr>
+        <w:t xml:space="preserve"> adalah cara sebuah merek berbicara kepada audiensnya, yang tercermin pada nada, pilihan kata, dan tingkat formalitas yang digunakan secara konsisten di seluruh titik sentuh. Kirkby dkk. (2023) meneliti keaslian </w:t>
       </w:r>
       <w:r>
         <w:rPr>
@@ -2232,7 +3026,7 @@
           <w:sz w:val="24"/>
           <w:szCs w:val="24"/>
         </w:rPr>
-        <w:t xml:space="preserve">, serta mengukur dampaknya pada dua sisi sekaligus yaitu efisiensi waktu dan konsistensi identitas merek dalam konteks ritel berbahasa Indonesia. Celah inilah yang hendak diisi oleh penelitian ini.</w:t>
+        <w:t xml:space="preserve"> dalam kaitannya dengan keaslian merek dan sikap terhadap merek, dan menemukan melalui eksperimen 3x3 terhadap 624 responden bahwa teks yang dinyatakan dihasilkan kecerdasan buatan tidak dipersepsikan kurang autentik dibanding teks yang dinyatakan ditulis manusia. Temuan tersebut menunjukkan bahwa yang menentukan persepsi bukan sumber teksnya, melainkan kesesuaian teks dengan suara merek yang telah dikenal audiens.</w:t>
       </w:r>
     </w:p>
     <w:p>
@@ -2244,274 +3038,43 @@
       <w:r>
         <w:rPr>
           <w:rFonts w:ascii="Times New Roman" w:hAnsi="Times New Roman" w:cs="Times New Roman"/>
+          <w:sz w:val="24"/>
+          <w:szCs w:val="24"/>
+        </w:rPr>
+        <w:t xml:space="preserve">Kesesuaian tersebut tidak terbentuk dengan sendirinya. Wang dkk. (2025) menemukan bahwa model bahasa besar kesulitan meniru gaya menulis yang tidak dinyatakan secara eksplisit, terutama gaya informal. Oleh karena itu penelitian ini memperlakukan </w:t>
+      </w:r>
+      <w:r>
+        <w:rPr>
+          <w:rFonts w:ascii="Times New Roman" w:hAnsi="Times New Roman" w:cs="Times New Roman"/>
+          <w:i/>
+          <w:sz w:val="24"/>
+          <w:szCs w:val="24"/>
+        </w:rPr>
+        <w:t xml:space="preserve">brand voice</w:t>
+      </w:r>
+      <w:r>
+        <w:rPr>
+          <w:rFonts w:ascii="Times New Roman" w:hAnsi="Times New Roman" w:cs="Times New Roman"/>
+          <w:sz w:val="24"/>
+          <w:szCs w:val="24"/>
+        </w:rPr>
+        <w:t xml:space="preserve"> sebagai sekumpulan ketentuan tertulis dan terstruktur yang disertakan sebagai konteks, bukan sebagai gaya yang diharapkan tertangkap sendiri oleh model dari contoh naskah.</w:t>
+      </w:r>
+    </w:p>
+    <w:p>
+      <w:pPr>
+        <w:jc w:val="both"/>
+        <w:spacing w:before="0" w:after="0" w:line="360" w:lineRule="auto"/>
+        <w:ind w:firstLine="567"/>
+      </w:pPr>
+      <w:r>
+        <w:rPr>
+          <w:rFonts w:ascii="Times New Roman" w:hAnsi="Times New Roman" w:cs="Times New Roman"/>
           <w:b/>
           <w:sz w:val="24"/>
           <w:szCs w:val="24"/>
         </w:rPr>
-        <w:t xml:space="preserve">[CATATAN UNTUK PENULIS: delapan sumber di atas sudah diverifikasi keberadaannya langsung ke halaman penerbit. Jumlah ini sudah memenuhi praktik lazim delapan sampai sepuluh penelitian terdahulu. Bila pembimbing meminta tambahan, perluas penelusuran pada Garuda dan SINTA dengan kata kunci: evaluasi luaran model bahasa besar bahasa Indonesia, sistem informasi pemasaran berbasis kecerdasan buatan, dan konsistensi gaya bahasa merek.]</w:t>
-      </w:r>
-    </w:p>
-    <w:p>
-      <w:pPr>
-        <w:jc w:val="both"/>
-        <w:spacing w:before="0" w:after="0" w:line="360" w:lineRule="auto"/>
-      </w:pPr>
-    </w:p>
-    <w:p>
-      <w:pPr>
-        <w:jc w:val="left"/>
-        <w:spacing w:before="0" w:after="0" w:line="360" w:lineRule="auto"/>
-      </w:pPr>
-      <w:r>
-        <w:rPr>
-          <w:rFonts w:ascii="Times New Roman" w:hAnsi="Times New Roman" w:cs="Times New Roman"/>
-          <w:b/>
-          <w:sz w:val="24"/>
-          <w:szCs w:val="24"/>
-        </w:rPr>
-        <w:t xml:space="preserve">2.2 Landasan Teori</w:t>
-      </w:r>
-    </w:p>
-    <w:p>
-      <w:pPr>
-        <w:jc w:val="both"/>
-        <w:spacing w:before="0" w:after="0" w:line="360" w:lineRule="auto"/>
-      </w:pPr>
-    </w:p>
-    <w:p>
-      <w:pPr>
-        <w:jc w:val="left"/>
-        <w:spacing w:before="0" w:after="0" w:line="360" w:lineRule="auto"/>
-      </w:pPr>
-      <w:r>
-        <w:rPr>
-          <w:rFonts w:ascii="Times New Roman" w:hAnsi="Times New Roman" w:cs="Times New Roman"/>
-          <w:b/>
-          <w:sz w:val="24"/>
-          <w:szCs w:val="24"/>
-        </w:rPr>
-        <w:t xml:space="preserve">2.2.1. Produksi Konten Pemasaran Digital</w:t>
-      </w:r>
-    </w:p>
-    <w:p>
-      <w:pPr>
-        <w:jc w:val="both"/>
-        <w:spacing w:before="0" w:after="0" w:line="360" w:lineRule="auto"/>
-        <w:ind w:firstLine="567"/>
-      </w:pPr>
-      <w:r>
-        <w:rPr>
-          <w:rFonts w:ascii="Times New Roman" w:hAnsi="Times New Roman" w:cs="Times New Roman"/>
-          <w:b/>
-          <w:sz w:val="24"/>
-          <w:szCs w:val="24"/>
-        </w:rPr>
-        <w:t xml:space="preserve">[SITASI DIBUTUHKAN: definisi pemasaran konten digital dan tahapan produksinya, dari buku terbitan maksimal sepuluh tahun terakhir atau jurnal maksimal lima tahun terakhir]</w:t>
-      </w:r>
-    </w:p>
-    <w:p>
-      <w:pPr>
-        <w:jc w:val="both"/>
-        <w:spacing w:before="0" w:after="0" w:line="360" w:lineRule="auto"/>
-      </w:pPr>
-    </w:p>
-    <w:p>
-      <w:pPr>
-        <w:jc w:val="left"/>
-        <w:spacing w:before="0" w:after="0" w:line="360" w:lineRule="auto"/>
-      </w:pPr>
-      <w:r>
-        <w:rPr>
-          <w:rFonts w:ascii="Times New Roman" w:hAnsi="Times New Roman" w:cs="Times New Roman"/>
-          <w:b/>
-          <w:sz w:val="24"/>
-          <w:szCs w:val="24"/>
-        </w:rPr>
-        <w:t xml:space="preserve">2.2.2. Kecerdasan Buatan Generatif dan Model Bahasa Besar</w:t>
-      </w:r>
-    </w:p>
-    <w:p>
-      <w:pPr>
-        <w:jc w:val="both"/>
-        <w:spacing w:before="0" w:after="0" w:line="360" w:lineRule="auto"/>
-        <w:ind w:firstLine="567"/>
-      </w:pPr>
-      <w:r>
-        <w:rPr>
-          <w:rFonts w:ascii="Times New Roman" w:hAnsi="Times New Roman" w:cs="Times New Roman"/>
-          <w:sz w:val="24"/>
-          <w:szCs w:val="24"/>
-        </w:rPr>
-        <w:t xml:space="preserve">Model bahasa besar atau </w:t>
-      </w:r>
-      <w:r>
-        <w:rPr>
-          <w:rFonts w:ascii="Times New Roman" w:hAnsi="Times New Roman" w:cs="Times New Roman"/>
-          <w:i/>
-          <w:sz w:val="24"/>
-          <w:szCs w:val="24"/>
-        </w:rPr>
-        <w:t xml:space="preserve">large language model</w:t>
-      </w:r>
-      <w:r>
-        <w:rPr>
-          <w:rFonts w:ascii="Times New Roman" w:hAnsi="Times New Roman" w:cs="Times New Roman"/>
-          <w:sz w:val="24"/>
-          <w:szCs w:val="24"/>
-        </w:rPr>
-        <w:t xml:space="preserve"> merupakan model kecerdasan buatan generatif yang dilatih pada korpus teks berskala besar sehingga mampu menghasilkan teks baru menyerupai tulisan manusia. Aghaei dkk. (2025) memetakan penerapan model bahasa besar pada manajemen pemasaran modern, mencakup keterlibatan pelanggan, optimasi kampanye, dan penghasilan konten, sekaligus menyoroti persoalan privasi data, transparansi, dan mitigasi bias.</w:t>
-      </w:r>
-    </w:p>
-    <w:p>
-      <w:pPr>
-        <w:jc w:val="both"/>
-        <w:spacing w:before="0" w:after="0" w:line="360" w:lineRule="auto"/>
-        <w:ind w:firstLine="567"/>
-      </w:pPr>
-      <w:r>
-        <w:rPr>
-          <w:rFonts w:ascii="Times New Roman" w:hAnsi="Times New Roman" w:cs="Times New Roman"/>
-          <w:sz w:val="24"/>
-          <w:szCs w:val="24"/>
-        </w:rPr>
-        <w:t xml:space="preserve">Penerapan model bahasa besar pada penulisan tidak lepas dari risiko. Rahman dkk. (2025), melalui kajian pustaka sistematis berprotokol PRISMA terhadap delapan artikel terpilih dari 339 dokumen awal, menemukan bahwa penggunaan model bahasa besar pada penulisan artikel berita menghadirkan ketegangan mendasar antara tuntutan efisiensi produksi dan kewajiban menjaga integritas, dengan risiko utama berupa halusinasi kecerdasan buatan dan bias algoritmik. Temuan tersebut menjadi dasar bagi penelitian ini untuk tetap menempatkan manusia sebagai pemeriksa akhir dan mencatat setiap luaran yang dihasilkan sistem.</w:t>
-      </w:r>
-    </w:p>
-    <w:p>
-      <w:pPr>
-        <w:jc w:val="both"/>
-        <w:spacing w:before="0" w:after="0" w:line="360" w:lineRule="auto"/>
-      </w:pPr>
-    </w:p>
-    <w:p>
-      <w:pPr>
-        <w:jc w:val="left"/>
-        <w:spacing w:before="0" w:after="0" w:line="360" w:lineRule="auto"/>
-      </w:pPr>
-      <w:r>
-        <w:rPr>
-          <w:rFonts w:ascii="Times New Roman" w:hAnsi="Times New Roman" w:cs="Times New Roman"/>
-          <w:b/>
-          <w:sz w:val="24"/>
-          <w:szCs w:val="24"/>
-        </w:rPr>
-        <w:t xml:space="preserve">2.2.3. Agen Cerdas dan Sistem Multi-Agent</w:t>
-      </w:r>
-    </w:p>
-    <w:p>
-      <w:pPr>
-        <w:jc w:val="both"/>
-        <w:spacing w:before="0" w:after="0" w:line="360" w:lineRule="auto"/>
-        <w:ind w:firstLine="567"/>
-      </w:pPr>
-      <w:r>
-        <w:rPr>
-          <w:rFonts w:ascii="Times New Roman" w:hAnsi="Times New Roman" w:cs="Times New Roman"/>
-          <w:sz w:val="24"/>
-          <w:szCs w:val="24"/>
-        </w:rPr>
-        <w:t xml:space="preserve">Sistem </w:t>
-      </w:r>
-      <w:r>
-        <w:rPr>
-          <w:rFonts w:ascii="Times New Roman" w:hAnsi="Times New Roman" w:cs="Times New Roman"/>
-          <w:i/>
-          <w:sz w:val="24"/>
-          <w:szCs w:val="24"/>
-        </w:rPr>
-        <w:t xml:space="preserve">multi-agent</w:t>
-      </w:r>
-      <w:r>
-        <w:rPr>
-          <w:rFonts w:ascii="Times New Roman" w:hAnsi="Times New Roman" w:cs="Times New Roman"/>
-          <w:sz w:val="24"/>
-          <w:szCs w:val="24"/>
-        </w:rPr>
-        <w:t xml:space="preserve"> berbasis model bahasa besar adalah sistem yang menempatkan beberapa agen kecerdasan buatan untuk berkoordinasi menyelesaikan tugas yang kompleks secara kolektif. Tran dkk. (2025) menyusun kerangka yang mencirikan mekanisme kolaborasi tersebut berdasarkan sejumlah dimensi, yaitu aktor yang terlibat, jenis interaksi, struktur organisasi, strategi, dan protokol koordinasi. Kerangka ini menjadi acuan dalam merancang pembagian tugas antar-agen pada penelitian ini.</w:t>
-      </w:r>
-    </w:p>
-    <w:p>
-      <w:pPr>
-        <w:jc w:val="both"/>
-        <w:spacing w:before="0" w:after="0" w:line="360" w:lineRule="auto"/>
-        <w:ind w:firstLine="567"/>
-      </w:pPr>
-      <w:r>
-        <w:rPr>
-          <w:rFonts w:ascii="Times New Roman" w:hAnsi="Times New Roman" w:cs="Times New Roman"/>
-          <w:sz w:val="24"/>
-          <w:szCs w:val="24"/>
-        </w:rPr>
-        <w:t xml:space="preserve">Pada ranah penghasilan luaran kreatif, Lin dkk. (2025) menyusun taksonomi proaktivitas agen dan desain persona, serta memetakan teknik penghasilan luaran melalui eksplorasi divergen, penyempurnaan iteratif, dan sintesis kolaboratif. Konsep desain persona tersebut sejalan dengan penggunaan profil merek sebagai konteks pada penelitian ini.</w:t>
-      </w:r>
-    </w:p>
-    <w:p>
-      <w:pPr>
-        <w:jc w:val="both"/>
-        <w:spacing w:before="0" w:after="0" w:line="360" w:lineRule="auto"/>
-        <w:ind w:firstLine="567"/>
-      </w:pPr>
-      <w:r>
-        <w:rPr>
-          <w:rFonts w:ascii="Times New Roman" w:hAnsi="Times New Roman" w:cs="Times New Roman"/>
-          <w:sz w:val="24"/>
-          <w:szCs w:val="24"/>
-        </w:rPr>
-        <w:t xml:space="preserve">Penerapan pendekatan </w:t>
-      </w:r>
-      <w:r>
-        <w:rPr>
-          <w:rFonts w:ascii="Times New Roman" w:hAnsi="Times New Roman" w:cs="Times New Roman"/>
-          <w:i/>
-          <w:sz w:val="24"/>
-          <w:szCs w:val="24"/>
-        </w:rPr>
-        <w:t xml:space="preserve">multi-agent</w:t>
-      </w:r>
-      <w:r>
-        <w:rPr>
-          <w:rFonts w:ascii="Times New Roman" w:hAnsi="Times New Roman" w:cs="Times New Roman"/>
-          <w:sz w:val="24"/>
-          <w:szCs w:val="24"/>
-        </w:rPr>
-        <w:t xml:space="preserve"> pada ranah pemasaran telah ditunjukkan Chu dkk. (2025) yang membangun kerangka simulasi agar agen generatif dapat berinteraksi, menyatakan penalaran internal, membentuk kebiasaan, dan mengambil keputusan pembelian, sehingga strategi pemasaran dapat diuji sebelum diterapkan. Perbedaannya, penelitian ini menggunakan agen untuk memproduksi materi konten, bukan untuk mensimulasikan konsumen.</w:t>
-      </w:r>
-    </w:p>
-    <w:p>
-      <w:pPr>
-        <w:jc w:val="both"/>
-        <w:spacing w:before="0" w:after="0" w:line="360" w:lineRule="auto"/>
-      </w:pPr>
-    </w:p>
-    <w:p>
-      <w:pPr>
-        <w:jc w:val="left"/>
-        <w:spacing w:before="0" w:after="0" w:line="360" w:lineRule="auto"/>
-      </w:pPr>
-      <w:r>
-        <w:rPr>
-          <w:rFonts w:ascii="Times New Roman" w:hAnsi="Times New Roman" w:cs="Times New Roman"/>
-          <w:b/>
-          <w:sz w:val="24"/>
-          <w:szCs w:val="24"/>
-        </w:rPr>
-        <w:t xml:space="preserve">2.2.4. Brand Voice dan Konsistensi Identitas Merek</w:t>
-      </w:r>
-    </w:p>
-    <w:p>
-      <w:pPr>
-        <w:jc w:val="both"/>
-        <w:spacing w:before="0" w:after="0" w:line="360" w:lineRule="auto"/>
-        <w:ind w:firstLine="567"/>
-      </w:pPr>
-      <w:r>
-        <w:rPr>
-          <w:rFonts w:ascii="Times New Roman" w:hAnsi="Times New Roman" w:cs="Times New Roman"/>
-          <w:b/>
-          <w:sz w:val="24"/>
-          <w:szCs w:val="24"/>
-        </w:rPr>
-        <w:t xml:space="preserve">[SITASI DIBUTUHKAN: definisi </w:t>
+        <w:t xml:space="preserve">[SITASI DIBUTUHKAN: satu definisi baku </w:t>
       </w:r>
       <w:r>
         <w:rPr>
@@ -2528,7 +3091,7 @@
           <w:sz w:val="24"/>
           <w:szCs w:val="24"/>
         </w:rPr>
-        <w:t xml:space="preserve"> serta dimensi pengukurannya. Penelusuran pada tahap ini belum menemukan sumber akademik yang layak; hasil pencarian didominasi tulisan pemasaran komersial yang tidak melalui telaah sejawat sehingga tidak dapat dipakai. Cari pada jurnal manajemen pemasaran atau buku </w:t>
+        <w:t xml:space="preserve"> dari buku </w:t>
       </w:r>
       <w:r>
         <w:rPr>
@@ -2545,7 +3108,7 @@
           <w:sz w:val="24"/>
           <w:szCs w:val="24"/>
         </w:rPr>
-        <w:t xml:space="preserve"> terbitan maksimal sepuluh tahun terakhir]</w:t>
+        <w:t xml:space="preserve"> atau jurnal manajemen pemasaran, terbitan maksimal sepuluh tahun terakhir, untuk memperkuat paragraf pembuka]</w:t>
       </w:r>
     </w:p>
     <w:p>
@@ -7477,6 +8040,38 @@
           <w:sz w:val="24"/>
           <w:szCs w:val="24"/>
         </w:rPr>
+        <w:t xml:space="preserve">Borse, N. S., Chatta Subramaniam, R., &amp; Rebello, N. S. (2025). Investigation of the inter-rater reliability between large language models and human raters in qualitative analysis. Dalam </w:t>
+      </w:r>
+      <w:r>
+        <w:rPr>
+          <w:rFonts w:ascii="Times New Roman" w:hAnsi="Times New Roman" w:cs="Times New Roman"/>
+          <w:i/>
+          <w:sz w:val="24"/>
+          <w:szCs w:val="24"/>
+        </w:rPr>
+        <w:t xml:space="preserve">Physics Education Research Conference 2025</w:t>
+      </w:r>
+      <w:r>
+        <w:rPr>
+          <w:rFonts w:ascii="Times New Roman" w:hAnsi="Times New Roman" w:cs="Times New Roman"/>
+          <w:sz w:val="24"/>
+          <w:szCs w:val="24"/>
+        </w:rPr>
+        <w:t xml:space="preserve">. https://arxiv.org/abs/2508.14764</w:t>
+      </w:r>
+    </w:p>
+    <w:p>
+      <w:pPr>
+        <w:jc w:val="both"/>
+        <w:spacing w:before="0" w:after="0" w:line="360" w:lineRule="auto"/>
+        <w:ind w:left="720" w:hanging="720"/>
+      </w:pPr>
+      <w:r>
+        <w:rPr>
+          <w:rFonts w:ascii="Times New Roman" w:hAnsi="Times New Roman" w:cs="Times New Roman"/>
+          <w:sz w:val="24"/>
+          <w:szCs w:val="24"/>
+        </w:rPr>
         <w:t xml:space="preserve">Chu, M.-L., Terhorst, L., Reed, K., Ni, T., Chen, W., &amp; Lin, R. (2025). LLM-based multi-agent system for simulating and analyzing marketing and consumer behavior. Dalam </w:t>
       </w:r>
       <w:r>
@@ -7509,6 +8104,134 @@
           <w:sz w:val="24"/>
           <w:szCs w:val="24"/>
         </w:rPr>
+        <w:t xml:space="preserve">Djaini, A., Permana, R. M., &amp; Mahmudin, T. (2025). Analisis strategi adaptif UMKM terhadap integrasi teknologi ChatGPT sebagai instrumen peningkatan daya saing berkelanjutan dan akselerasi inovasi bisnis di era transformasi digital. </w:t>
+      </w:r>
+      <w:r>
+        <w:rPr>
+          <w:rFonts w:ascii="Times New Roman" w:hAnsi="Times New Roman" w:cs="Times New Roman"/>
+          <w:i/>
+          <w:sz w:val="24"/>
+          <w:szCs w:val="24"/>
+        </w:rPr>
+        <w:t xml:space="preserve">Jurnal Minfo Polgan, 14</w:t>
+      </w:r>
+      <w:r>
+        <w:rPr>
+          <w:rFonts w:ascii="Times New Roman" w:hAnsi="Times New Roman" w:cs="Times New Roman"/>
+          <w:sz w:val="24"/>
+          <w:szCs w:val="24"/>
+        </w:rPr>
+        <w:t xml:space="preserve">(1), 1015-1024. https://doi.org/10.33395/jmp.v14i1.14959</w:t>
+      </w:r>
+    </w:p>
+    <w:p>
+      <w:pPr>
+        <w:jc w:val="both"/>
+        <w:spacing w:before="0" w:after="0" w:line="360" w:lineRule="auto"/>
+        <w:ind w:left="720" w:hanging="720"/>
+      </w:pPr>
+      <w:r>
+        <w:rPr>
+          <w:rFonts w:ascii="Times New Roman" w:hAnsi="Times New Roman" w:cs="Times New Roman"/>
+          <w:sz w:val="24"/>
+          <w:szCs w:val="24"/>
+        </w:rPr>
+        <w:t xml:space="preserve">Hanum, R., Fachrudin, D. H., &amp; Rohyana, C. (2026). Rancang bangun sistem informasi UMKM berbasis web untuk promosi digital menggunakan metode rapid application development (RAD). </w:t>
+      </w:r>
+      <w:r>
+        <w:rPr>
+          <w:rFonts w:ascii="Times New Roman" w:hAnsi="Times New Roman" w:cs="Times New Roman"/>
+          <w:i/>
+          <w:sz w:val="24"/>
+          <w:szCs w:val="24"/>
+        </w:rPr>
+        <w:t xml:space="preserve">MALCOM: Indonesian Journal of Machine Learning and Computer Science, 6</w:t>
+      </w:r>
+      <w:r>
+        <w:rPr>
+          <w:rFonts w:ascii="Times New Roman" w:hAnsi="Times New Roman" w:cs="Times New Roman"/>
+          <w:sz w:val="24"/>
+          <w:szCs w:val="24"/>
+        </w:rPr>
+        <w:t xml:space="preserve">(1), 314-323. https://doi.org/10.57152/malcom.v6i1.2421</w:t>
+      </w:r>
+    </w:p>
+    <w:p>
+      <w:pPr>
+        <w:jc w:val="both"/>
+        <w:spacing w:before="0" w:after="0" w:line="360" w:lineRule="auto"/>
+        <w:ind w:left="720" w:hanging="720"/>
+      </w:pPr>
+      <w:r>
+        <w:rPr>
+          <w:rFonts w:ascii="Times New Roman" w:hAnsi="Times New Roman" w:cs="Times New Roman"/>
+          <w:sz w:val="24"/>
+          <w:szCs w:val="24"/>
+        </w:rPr>
+        <w:t xml:space="preserve">Hashemi, H., Eisner, J., Rosset, C., Van Durme, B., &amp; Kedzie, C. (2024). LLM-Rubric: A multidimensional, calibrated approach to automated evaluation of natural language texts. Dalam </w:t>
+      </w:r>
+      <w:r>
+        <w:rPr>
+          <w:rFonts w:ascii="Times New Roman" w:hAnsi="Times New Roman" w:cs="Times New Roman"/>
+          <w:i/>
+          <w:sz w:val="24"/>
+          <w:szCs w:val="24"/>
+        </w:rPr>
+        <w:t xml:space="preserve">Proceedings of the 62nd Annual Meeting of the Association for Computational Linguistics (Volume 1: Long Papers)</w:t>
+      </w:r>
+      <w:r>
+        <w:rPr>
+          <w:rFonts w:ascii="Times New Roman" w:hAnsi="Times New Roman" w:cs="Times New Roman"/>
+          <w:sz w:val="24"/>
+          <w:szCs w:val="24"/>
+        </w:rPr>
+        <w:t xml:space="preserve"> (hlm. 13806-13834). https://arxiv.org/abs/2501.00274</w:t>
+      </w:r>
+    </w:p>
+    <w:p>
+      <w:pPr>
+        <w:jc w:val="both"/>
+        <w:spacing w:before="0" w:after="0" w:line="360" w:lineRule="auto"/>
+        <w:ind w:left="720" w:hanging="720"/>
+      </w:pPr>
+      <w:r>
+        <w:rPr>
+          <w:rFonts w:ascii="Times New Roman" w:hAnsi="Times New Roman" w:cs="Times New Roman"/>
+          <w:sz w:val="24"/>
+          <w:szCs w:val="24"/>
+        </w:rPr>
+        <w:t xml:space="preserve">Kirkby, A., Baumgarth, C., &amp; Henseler, J. (2023). To disclose or not disclose, is no longer the question: Effect of AI-disclosed brand voice on brand authenticity and attitude. </w:t>
+      </w:r>
+      <w:r>
+        <w:rPr>
+          <w:rFonts w:ascii="Times New Roman" w:hAnsi="Times New Roman" w:cs="Times New Roman"/>
+          <w:i/>
+          <w:sz w:val="24"/>
+          <w:szCs w:val="24"/>
+        </w:rPr>
+        <w:t xml:space="preserve">Journal of Product &amp; Brand Management, 32</w:t>
+      </w:r>
+      <w:r>
+        <w:rPr>
+          <w:rFonts w:ascii="Times New Roman" w:hAnsi="Times New Roman" w:cs="Times New Roman"/>
+          <w:sz w:val="24"/>
+          <w:szCs w:val="24"/>
+        </w:rPr>
+        <w:t xml:space="preserve">(7), 1108-1122. https://doi.org/10.1108/JPBM-02-2022-3864</w:t>
+      </w:r>
+    </w:p>
+    <w:p>
+      <w:pPr>
+        <w:jc w:val="both"/>
+        <w:spacing w:before="0" w:after="0" w:line="360" w:lineRule="auto"/>
+        <w:ind w:left="720" w:hanging="720"/>
+      </w:pPr>
+      <w:r>
+        <w:rPr>
+          <w:rFonts w:ascii="Times New Roman" w:hAnsi="Times New Roman" w:cs="Times New Roman"/>
+          <w:sz w:val="24"/>
+          <w:szCs w:val="24"/>
+        </w:rPr>
         <w:t xml:space="preserve">Lin, Y.-C., Chen, K.-C., Li, Z.-Y., Wu, T.-H., Wu, T.-H., Chen, K.-Y., Lee, H., &amp; Chen, Y.-N. (2025). Creativity in LLM-based multi-agent systems: A survey. Dalam </w:t>
       </w:r>
       <w:r>
@@ -7541,6 +8264,134 @@
           <w:sz w:val="24"/>
           <w:szCs w:val="24"/>
         </w:rPr>
+        <w:t xml:space="preserve">Nugroho, I. F., Wahyono, A., &amp; Setiawati, D. (2024). Rancang bangun sistem informasi pusat data berbasis website menggunakan metode prototype. </w:t>
+      </w:r>
+      <w:r>
+        <w:rPr>
+          <w:rFonts w:ascii="Times New Roman" w:hAnsi="Times New Roman" w:cs="Times New Roman"/>
+          <w:i/>
+          <w:sz w:val="24"/>
+          <w:szCs w:val="24"/>
+        </w:rPr>
+        <w:t xml:space="preserve">Explore: Jurnal Sistem Informasi dan Telematika, 15</w:t>
+      </w:r>
+      <w:r>
+        <w:rPr>
+          <w:rFonts w:ascii="Times New Roman" w:hAnsi="Times New Roman" w:cs="Times New Roman"/>
+          <w:sz w:val="24"/>
+          <w:szCs w:val="24"/>
+        </w:rPr>
+        <w:t xml:space="preserve">(2). https://doi.org/10.36448/jsit.v15i2.3788</w:t>
+      </w:r>
+    </w:p>
+    <w:p>
+      <w:pPr>
+        <w:jc w:val="both"/>
+        <w:spacing w:before="0" w:after="0" w:line="360" w:lineRule="auto"/>
+        <w:ind w:left="720" w:hanging="720"/>
+      </w:pPr>
+      <w:r>
+        <w:rPr>
+          <w:rFonts w:ascii="Times New Roman" w:hAnsi="Times New Roman" w:cs="Times New Roman"/>
+          <w:sz w:val="24"/>
+          <w:szCs w:val="24"/>
+        </w:rPr>
+        <w:t xml:space="preserve">Pawana, I. G. N. A., Jayantari, M. W., &amp; Nugraha, M. D. (2024). Rancang bangun sistem informasi pengelolaan surat berbasis web di Fakultas Vokasi Universitas Warmadewa. </w:t>
+      </w:r>
+      <w:r>
+        <w:rPr>
+          <w:rFonts w:ascii="Times New Roman" w:hAnsi="Times New Roman" w:cs="Times New Roman"/>
+          <w:i/>
+          <w:sz w:val="24"/>
+          <w:szCs w:val="24"/>
+        </w:rPr>
+        <w:t xml:space="preserve">Jurnal Ilmiah Telsinas Elektro, Sipil dan Teknik Informasi, 7</w:t>
+      </w:r>
+      <w:r>
+        <w:rPr>
+          <w:rFonts w:ascii="Times New Roman" w:hAnsi="Times New Roman" w:cs="Times New Roman"/>
+          <w:sz w:val="24"/>
+          <w:szCs w:val="24"/>
+        </w:rPr>
+        <w:t xml:space="preserve">(2), 128-144. https://doi.org/10.38043/telsinas.v7i2.5486</w:t>
+      </w:r>
+    </w:p>
+    <w:p>
+      <w:pPr>
+        <w:jc w:val="both"/>
+        <w:spacing w:before="0" w:after="0" w:line="360" w:lineRule="auto"/>
+        <w:ind w:left="720" w:hanging="720"/>
+      </w:pPr>
+      <w:r>
+        <w:rPr>
+          <w:rFonts w:ascii="Times New Roman" w:hAnsi="Times New Roman" w:cs="Times New Roman"/>
+          <w:sz w:val="24"/>
+          <w:szCs w:val="24"/>
+        </w:rPr>
+        <w:t xml:space="preserve">Priyono, P., Alam, N., Arfian, A., Bastari, J., &amp; Lubis, B. O. (2025). Penerapan metode prototype pada pengembangan sistem informasi penjualan jasa instalasi internet. </w:t>
+      </w:r>
+      <w:r>
+        <w:rPr>
+          <w:rFonts w:ascii="Times New Roman" w:hAnsi="Times New Roman" w:cs="Times New Roman"/>
+          <w:i/>
+          <w:sz w:val="24"/>
+          <w:szCs w:val="24"/>
+        </w:rPr>
+        <w:t xml:space="preserve">Buletin Sistem Informasi dan Teknologi Islam, 6</w:t>
+      </w:r>
+      <w:r>
+        <w:rPr>
+          <w:rFonts w:ascii="Times New Roman" w:hAnsi="Times New Roman" w:cs="Times New Roman"/>
+          <w:sz w:val="24"/>
+          <w:szCs w:val="24"/>
+        </w:rPr>
+        <w:t xml:space="preserve">(4). https://doi.org/10.33096/busiti.v6i4.3172</w:t>
+      </w:r>
+    </w:p>
+    <w:p>
+      <w:pPr>
+        <w:jc w:val="both"/>
+        <w:spacing w:before="0" w:after="0" w:line="360" w:lineRule="auto"/>
+        <w:ind w:left="720" w:hanging="720"/>
+      </w:pPr>
+      <w:r>
+        <w:rPr>
+          <w:rFonts w:ascii="Times New Roman" w:hAnsi="Times New Roman" w:cs="Times New Roman"/>
+          <w:sz w:val="24"/>
+          <w:szCs w:val="24"/>
+        </w:rPr>
+        <w:t xml:space="preserve">Purpura, A., Chen, E., &amp; Shinde, S. (2025). A multi-stage workflow for the review of marketing content with reasoning large language models. </w:t>
+      </w:r>
+      <w:r>
+        <w:rPr>
+          <w:rFonts w:ascii="Times New Roman" w:hAnsi="Times New Roman" w:cs="Times New Roman"/>
+          <w:i/>
+          <w:sz w:val="24"/>
+          <w:szCs w:val="24"/>
+        </w:rPr>
+        <w:t xml:space="preserve">arXiv</w:t>
+      </w:r>
+      <w:r>
+        <w:rPr>
+          <w:rFonts w:ascii="Times New Roman" w:hAnsi="Times New Roman" w:cs="Times New Roman"/>
+          <w:sz w:val="24"/>
+          <w:szCs w:val="24"/>
+        </w:rPr>
+        <w:t xml:space="preserve">. https://arxiv.org/abs/2601.06054</w:t>
+      </w:r>
+    </w:p>
+    <w:p>
+      <w:pPr>
+        <w:jc w:val="both"/>
+        <w:spacing w:before="0" w:after="0" w:line="360" w:lineRule="auto"/>
+        <w:ind w:left="720" w:hanging="720"/>
+      </w:pPr>
+      <w:r>
+        <w:rPr>
+          <w:rFonts w:ascii="Times New Roman" w:hAnsi="Times New Roman" w:cs="Times New Roman"/>
+          <w:sz w:val="24"/>
+          <w:szCs w:val="24"/>
+        </w:rPr>
         <w:t xml:space="preserve">Rahman, F., Choirunnisa, Z., &amp; Putra, Y. A. N. S. (2025). Penggunaan large language models (LLM) dalam penulisan artikel berita: Sebuah analisis deskriptif berbasis literature review. </w:t>
       </w:r>
       <w:r>
@@ -7623,6 +8474,102 @@
           <w:szCs w:val="24"/>
         </w:rPr>
         <w:t xml:space="preserve">. https://arxiv.org/abs/2501.06322</w:t>
+      </w:r>
+    </w:p>
+    <w:p>
+      <w:pPr>
+        <w:jc w:val="both"/>
+        <w:spacing w:before="0" w:after="0" w:line="360" w:lineRule="auto"/>
+        <w:ind w:left="720" w:hanging="720"/>
+      </w:pPr>
+      <w:r>
+        <w:rPr>
+          <w:rFonts w:ascii="Times New Roman" w:hAnsi="Times New Roman" w:cs="Times New Roman"/>
+          <w:sz w:val="24"/>
+          <w:szCs w:val="24"/>
+        </w:rPr>
+        <w:t xml:space="preserve">Truong, K. L., Fogliato, R., Heidari, H., &amp; Wu, Z. S. (2025). Persona-augmented benchmarking: Evaluating LLMs across diverse writing styles. Dalam </w:t>
+      </w:r>
+      <w:r>
+        <w:rPr>
+          <w:rFonts w:ascii="Times New Roman" w:hAnsi="Times New Roman" w:cs="Times New Roman"/>
+          <w:i/>
+          <w:sz w:val="24"/>
+          <w:szCs w:val="24"/>
+        </w:rPr>
+        <w:t xml:space="preserve">Proceedings of the 2025 Conference on Empirical Methods in Natural Language Processing</w:t>
+      </w:r>
+      <w:r>
+        <w:rPr>
+          <w:rFonts w:ascii="Times New Roman" w:hAnsi="Times New Roman" w:cs="Times New Roman"/>
+          <w:sz w:val="24"/>
+          <w:szCs w:val="24"/>
+        </w:rPr>
+        <w:t xml:space="preserve">. https://arxiv.org/abs/2507.22168</w:t>
+      </w:r>
+    </w:p>
+    <w:p>
+      <w:pPr>
+        <w:jc w:val="both"/>
+        <w:spacing w:before="0" w:after="0" w:line="360" w:lineRule="auto"/>
+        <w:ind w:left="720" w:hanging="720"/>
+      </w:pPr>
+      <w:r>
+        <w:rPr>
+          <w:rFonts w:ascii="Times New Roman" w:hAnsi="Times New Roman" w:cs="Times New Roman"/>
+          <w:sz w:val="24"/>
+          <w:szCs w:val="24"/>
+        </w:rPr>
+        <w:t xml:space="preserve">Wang, Z., Tripto, N. I., Park, S., Li, Z., &amp; Zhou, J. (2025). Catch me if you can? Not yet: LLMs still struggle to imitate the implicit writing styles of everyday authors. Dalam </w:t>
+      </w:r>
+      <w:r>
+        <w:rPr>
+          <w:rFonts w:ascii="Times New Roman" w:hAnsi="Times New Roman" w:cs="Times New Roman"/>
+          <w:i/>
+          <w:sz w:val="24"/>
+          <w:szCs w:val="24"/>
+        </w:rPr>
+        <w:t xml:space="preserve">Findings of the 2025 Conference on Empirical Methods in Natural Language Processing</w:t>
+      </w:r>
+      <w:r>
+        <w:rPr>
+          <w:rFonts w:ascii="Times New Roman" w:hAnsi="Times New Roman" w:cs="Times New Roman"/>
+          <w:sz w:val="24"/>
+          <w:szCs w:val="24"/>
+        </w:rPr>
+        <w:t xml:space="preserve">. https://arxiv.org/abs/2509.14543</w:t>
+      </w:r>
+    </w:p>
+    <w:p>
+      <w:pPr>
+        <w:jc w:val="both"/>
+        <w:spacing w:before="0" w:after="0" w:line="360" w:lineRule="auto"/>
+        <w:ind w:left="720" w:hanging="720"/>
+      </w:pPr>
+      <w:r>
+        <w:rPr>
+          <w:rFonts w:ascii="Times New Roman" w:hAnsi="Times New Roman" w:cs="Times New Roman"/>
+          <w:sz w:val="24"/>
+          <w:szCs w:val="24"/>
+        </w:rPr>
+        <w:t xml:space="preserve">Yan, B., Zhou, Z., Zhang, L., Zhang, L., Zhou, Z., Miao, D., Li, Z., Li, C., &amp; Zhang, X. (2025). Beyond self-talk: A communication-centric survey of LLM-based multi-agent systems. </w:t>
+      </w:r>
+      <w:r>
+        <w:rPr>
+          <w:rFonts w:ascii="Times New Roman" w:hAnsi="Times New Roman" w:cs="Times New Roman"/>
+          <w:i/>
+          <w:sz w:val="24"/>
+          <w:szCs w:val="24"/>
+        </w:rPr>
+        <w:t xml:space="preserve">Frontiers of Computer Science</w:t>
+      </w:r>
+      <w:r>
+        <w:rPr>
+          <w:rFonts w:ascii="Times New Roman" w:hAnsi="Times New Roman" w:cs="Times New Roman"/>
+          <w:sz w:val="24"/>
+          <w:szCs w:val="24"/>
+        </w:rPr>
+        <w:t xml:space="preserve">. https://arxiv.org/abs/2502.14321</w:t>
       </w:r>
     </w:p>
     <w:p>

--- a/skripsi/proposal-skripsi-bab-1-3.docx
+++ b/skripsi/proposal-skripsi-bab-1-3.docx
@@ -71,24 +71,7 @@
           <w:sz w:val="24"/>
           <w:szCs w:val="24"/>
         </w:rPr>
-        <w:t xml:space="preserve">Perdagangan elektronik di Indonesia telah mengubah cara pelaku ritel bersaing. Konsumen kini dapat membandingkan harga, ketersediaan, dan ulasan dari berbagai penjual dalam hitungan detik, sehingga keunggulan yang dahulu bertumpu pada lokasi toko tidak lagi memadai. </w:t>
-      </w:r>
-      <w:r>
-        <w:rPr>
-          <w:rFonts w:ascii="Times New Roman" w:hAnsi="Times New Roman" w:cs="Times New Roman"/>
-          <w:b/>
-          <w:sz w:val="24"/>
-          <w:szCs w:val="24"/>
-        </w:rPr>
-        <w:t xml:space="preserve">[SITASI DIBUTUHKAN: pertumbuhan perdagangan elektronik atau ritel daring di Indonesia, jurnal maksimal lima tahun terakhir]</w:t>
-      </w:r>
-      <w:r>
-        <w:rPr>
-          <w:rFonts w:ascii="Times New Roman" w:hAnsi="Times New Roman" w:cs="Times New Roman"/>
-          <w:sz w:val="24"/>
-          <w:szCs w:val="24"/>
-        </w:rPr>
-        <w:t xml:space="preserve"> Persaingan bergeser ke ranah yang lebih sulit ditiru, yaitu kemampuan sebuah merek membangun kehadiran yang dikenali secara terus-menerus di hadapan calon pembeli.</w:t>
+        <w:t xml:space="preserve">Perdagangan elektronik di Indonesia telah mengubah cara pelaku ritel bersaing. Konsumen kini dapat membandingkan harga, ketersediaan, dan ulasan dari berbagai penjual dalam hitungan detik, sehingga keunggulan yang dahulu bertumpu pada lokasi toko tidak lagi memadai. Penggunaan transaksi digital pada berbagai lokapasar telah menjadi bagian dari perekonomian nasional dan pengaruhnya terhadap pertumbuhan ekonomi Indonesia telah diteliti menggunakan data runtun waktu 2014 sampai 2024 (Lubis dkk., 2025). Persaingan bergeser ke ranah yang lebih sulit ditiru, yaitu kemampuan sebuah merek membangun kehadiran yang dikenali secara terus-menerus di hadapan calon pembeli.</w:t>
       </w:r>
     </w:p>
     <w:p>
@@ -103,24 +86,7 @@
           <w:sz w:val="24"/>
           <w:szCs w:val="24"/>
         </w:rPr>
-        <w:t xml:space="preserve">Kehadiran tersebut dibangun melalui materi pemasaran yang diterbitkan berkelanjutan di berbagai kanal. Berbeda dari iklan konvensional yang diproduksi sesekali, pemasaran berbasis konten menuntut produksi berulang dengan tenggat rapat, dan setiap kanal menuntut penyesuaian format tersendiri. </w:t>
-      </w:r>
-      <w:r>
-        <w:rPr>
-          <w:rFonts w:ascii="Times New Roman" w:hAnsi="Times New Roman" w:cs="Times New Roman"/>
-          <w:b/>
-          <w:sz w:val="24"/>
-          <w:szCs w:val="24"/>
-        </w:rPr>
-        <w:t xml:space="preserve">[SITASI DIBUTUHKAN: karakteristik pemasaran konten pada ritel mode atau sepatu olahraga]</w:t>
-      </w:r>
-      <w:r>
-        <w:rPr>
-          <w:rFonts w:ascii="Times New Roman" w:hAnsi="Times New Roman" w:cs="Times New Roman"/>
-          <w:sz w:val="24"/>
-          <w:szCs w:val="24"/>
-        </w:rPr>
-        <w:t xml:space="preserve"> Tuntutan itu membebani tim yang jumlahnya terbatas, terlebih pada peritel menengah yang tidak memiliki tim kreatif khusus.</w:t>
+        <w:t xml:space="preserve">Kehadiran tersebut dibangun melalui materi pemasaran yang diterbitkan berkelanjutan di berbagai kanal. Berbeda dari iklan konvensional yang diproduksi sesekali, pemasaran berbasis konten menuntut produksi berulang dengan tenggat rapat, dan setiap kanal menuntut penyesuaian format tersendiri. Pada segmen ritel sepatu olahraga, promosi dan citra merek melalui media sosial terbukti berpengaruh signifikan terhadap keputusan pembelian, dan konsistensi pesan merek lintas platform menjadi hal yang dianjurkan (Ibrahim &amp; Abdurrahman, 2025). Tuntutan itu membebani tim yang jumlahnya terbatas, terlebih pada peritel menengah yang tidak memiliki tim kreatif khusus.</w:t>
       </w:r>
     </w:p>
     <w:p>
@@ -8200,6 +8166,38 @@
           <w:sz w:val="24"/>
           <w:szCs w:val="24"/>
         </w:rPr>
+        <w:t xml:space="preserve">Ibrahim, F. N., &amp; Abdurrahman, A. (2025). Pengaruh promosi dan brand image melalui media sosial terhadap keputusan pembelian sepatu olahraga. </w:t>
+      </w:r>
+      <w:r>
+        <w:rPr>
+          <w:rFonts w:ascii="Times New Roman" w:hAnsi="Times New Roman" w:cs="Times New Roman"/>
+          <w:i/>
+          <w:sz w:val="24"/>
+          <w:szCs w:val="24"/>
+        </w:rPr>
+        <w:t xml:space="preserve">Selekta Manajemen: Jurnal Mahasiswa Bisnis &amp; Manajemen, 3</w:t>
+      </w:r>
+      <w:r>
+        <w:rPr>
+          <w:rFonts w:ascii="Times New Roman" w:hAnsi="Times New Roman" w:cs="Times New Roman"/>
+          <w:sz w:val="24"/>
+          <w:szCs w:val="24"/>
+        </w:rPr>
+        <w:t xml:space="preserve">(2), 65-75.</w:t>
+      </w:r>
+    </w:p>
+    <w:p>
+      <w:pPr>
+        <w:jc w:val="both"/>
+        <w:spacing w:before="0" w:after="0" w:line="360" w:lineRule="auto"/>
+        <w:ind w:left="720" w:hanging="720"/>
+      </w:pPr>
+      <w:r>
+        <w:rPr>
+          <w:rFonts w:ascii="Times New Roman" w:hAnsi="Times New Roman" w:cs="Times New Roman"/>
+          <w:sz w:val="24"/>
+          <w:szCs w:val="24"/>
+        </w:rPr>
         <w:t xml:space="preserve">Kirkby, A., Baumgarth, C., &amp; Henseler, J. (2023). To disclose or not disclose, is no longer the question: Effect of AI-disclosed brand voice on brand authenticity and attitude. </w:t>
       </w:r>
       <w:r>
@@ -8250,6 +8248,38 @@
           <w:szCs w:val="24"/>
         </w:rPr>
         <w:t xml:space="preserve">. https://arxiv.org/abs/2505.21116</w:t>
+      </w:r>
+    </w:p>
+    <w:p>
+      <w:pPr>
+        <w:jc w:val="both"/>
+        <w:spacing w:before="0" w:after="0" w:line="360" w:lineRule="auto"/>
+        <w:ind w:left="720" w:hanging="720"/>
+      </w:pPr>
+      <w:r>
+        <w:rPr>
+          <w:rFonts w:ascii="Times New Roman" w:hAnsi="Times New Roman" w:cs="Times New Roman"/>
+          <w:sz w:val="24"/>
+          <w:szCs w:val="24"/>
+        </w:rPr>
+        <w:t xml:space="preserve">Lubis, K. L., Nasution, L. N., &amp; Sari, W. I. (2025). Pengaruh penggunaan transaksi digital di berbagai e-commerce terhadap pertumbuhan ekonomi di Indonesia. </w:t>
+      </w:r>
+      <w:r>
+        <w:rPr>
+          <w:rFonts w:ascii="Times New Roman" w:hAnsi="Times New Roman" w:cs="Times New Roman"/>
+          <w:i/>
+          <w:sz w:val="24"/>
+          <w:szCs w:val="24"/>
+        </w:rPr>
+        <w:t xml:space="preserve">Jurnal Publikasi Ekonomi dan Akuntansi (JUPEA), 5</w:t>
+      </w:r>
+      <w:r>
+        <w:rPr>
+          <w:rFonts w:ascii="Times New Roman" w:hAnsi="Times New Roman" w:cs="Times New Roman"/>
+          <w:sz w:val="24"/>
+          <w:szCs w:val="24"/>
+        </w:rPr>
+        <w:t xml:space="preserve">(3), 315-322. https://doi.org/10.51903/jupea.v5i3.4329</w:t>
       </w:r>
     </w:p>
     <w:p>

--- a/skripsi/proposal-skripsi-bab-1-3.docx
+++ b/skripsi/proposal-skripsi-bab-1-3.docx
@@ -86,7 +86,7 @@
           <w:sz w:val="24"/>
           <w:szCs w:val="24"/>
         </w:rPr>
-        <w:t xml:space="preserve">Kehadiran tersebut dibangun melalui materi pemasaran yang diterbitkan berkelanjutan di berbagai kanal. Berbeda dari iklan konvensional yang diproduksi sesekali, pemasaran berbasis konten menuntut produksi berulang dengan tenggat rapat, dan setiap kanal menuntut penyesuaian format tersendiri. Pada segmen ritel sepatu olahraga, promosi dan citra merek melalui media sosial terbukti berpengaruh signifikan terhadap keputusan pembelian, dan konsistensi pesan merek lintas platform menjadi hal yang dianjurkan (Ibrahim &amp; Abdurrahman, 2025). Tuntutan itu membebani tim yang jumlahnya terbatas, terlebih pada peritel menengah yang tidak memiliki tim kreatif khusus.</w:t>
+        <w:t xml:space="preserve">Kehadiran tersebut dibangun melalui materi pemasaran yang diterbitkan berkelanjutan di berbagai kanal. Berbeda dari iklan konvensional yang diproduksi sesekali, pemasaran berbasis konten menuntut produksi berulang dengan tenggat rapat dan penyesuaian format per kanal. Pada segmen ritel sepatu olahraga, promosi dan citra merek melalui media sosial terbukti berpengaruh signifikan terhadap keputusan pembelian, dan konsistensi pesan merek lintas platform menjadi hal yang dianjurkan (Ibrahim &amp; Abdurrahman, 2025). Tuntutan itu membebani tim yang jumlahnya terbatas, terlebih pada peritel menengah yang tidak memiliki tim kreatif khusus.</w:t>
       </w:r>
     </w:p>
     <w:p>
@@ -163,7 +163,7 @@
           <w:sz w:val="24"/>
           <w:szCs w:val="24"/>
         </w:rPr>
-        <w:t xml:space="preserve">Meskipun demikian, penerapannya pada ranah pemasaran masih terbatas. Chu dkk. (2025) telah membawa pendekatan tersebut ke pemasaran, namun agen dipakai untuk mensimulasikan perilaku konsumen dan menguji strategi, bukan memproduksi materi yang benar-benar diterbitkan. Sementara itu penelitian rancang bangun sistem informasi di Indonesia umumnya berhenti pada pengujian kesesuaian fungsi tanpa menilai mutu materi yang dihasilkan, sebagaimana terlihat pada Yusna dkk. (2025) dan Yunus dkk. (2025).</w:t>
+        <w:t xml:space="preserve">Meskipun demikian, penerapannya pada ranah pemasaran masih terbatas. Chu dkk. (2025) telah membawa pendekatan tersebut ke pemasaran, namun agen dipakai untuk mensimulasikan perilaku konsumen dan menguji strategi, bukan memproduksi materi yang benar-benar diterbitkan. Sementara itu penelitian rancang bangun sistem informasi di Indonesia umumnya berhenti pada pengujian kesesuaian fungsi tanpa menilai mutu luaran, seperti pada Yusna dkk. (2025) dan Yunus dkk. (2025).</w:t>
       </w:r>
     </w:p>
     <w:p>
@@ -225,8 +225,150 @@
           <w:sz w:val="24"/>
           <w:szCs w:val="24"/>
         </w:rPr>
-        <w:t xml:space="preserve">, penyiapan materi untuk satu peluncuran memerlukan waktu </w:t>
-      </w:r>
+        <w:t xml:space="preserve">, penyiapan materi menghabiskan waktu yang panjang dan sangat bervariasi. Penyusunan satu materi konten umumnya memerlukan satu sampai tiga jam, namun pada kasus tertentu dapat mencapai dua belas jam, sementara kebutuhan penerbitan mencapai lima materi per hari. Artinya, memenuhi kebutuhan harian menuntut lima sampai lima belas jam kerja, melampaui jam kerja yang tersedia. Rentang durasi yang lebar tersebut juga membuat waktu penyelesaian tidak dapat diperkirakan, sehingga penyusunan jadwal peluncuran menjadi sulit. </w:t>
+      </w:r>
+      <w:r>
+        <w:rPr>
+          <w:rFonts w:ascii="Times New Roman" w:hAnsi="Times New Roman" w:cs="Times New Roman"/>
+          <w:i/>
+          <w:sz w:val="24"/>
+          <w:szCs w:val="24"/>
+        </w:rPr>
+        <w:t xml:space="preserve">Kedua</w:t>
+      </w:r>
+      <w:r>
+        <w:rPr>
+          <w:rFonts w:ascii="Times New Roman" w:hAnsi="Times New Roman" w:cs="Times New Roman"/>
+          <w:sz w:val="24"/>
+          <w:szCs w:val="24"/>
+        </w:rPr>
+        <w:t xml:space="preserve">, gaya bahasa berbeda-beda antar admin karena standar merek hanya hidup sebagai kesepakatan lisan. </w:t>
+      </w:r>
+      <w:r>
+        <w:rPr>
+          <w:rFonts w:ascii="Times New Roman" w:hAnsi="Times New Roman" w:cs="Times New Roman"/>
+          <w:i/>
+          <w:sz w:val="24"/>
+          <w:szCs w:val="24"/>
+        </w:rPr>
+        <w:t xml:space="preserve">Ketiga</w:t>
+      </w:r>
+      <w:r>
+        <w:rPr>
+          <w:rFonts w:ascii="Times New Roman" w:hAnsi="Times New Roman" w:cs="Times New Roman"/>
+          <w:sz w:val="24"/>
+          <w:szCs w:val="24"/>
+        </w:rPr>
+        <w:t xml:space="preserve">, karena perintah tidak menyertakan konteks merek, keluaran cenderung generik dan masih menuntut penyuntingan panjang sehingga penghematan waktu tidak tercapai. </w:t>
+      </w:r>
+      <w:r>
+        <w:rPr>
+          <w:rFonts w:ascii="Times New Roman" w:hAnsi="Times New Roman" w:cs="Times New Roman"/>
+          <w:i/>
+          <w:sz w:val="24"/>
+          <w:szCs w:val="24"/>
+        </w:rPr>
+        <w:t xml:space="preserve">Keempat</w:t>
+      </w:r>
+      <w:r>
+        <w:rPr>
+          <w:rFonts w:ascii="Times New Roman" w:hAnsi="Times New Roman" w:cs="Times New Roman"/>
+          <w:sz w:val="24"/>
+          <w:szCs w:val="24"/>
+        </w:rPr>
+        <w:t xml:space="preserve">, keluaran tidak tercatat sehingga materi yang telah terbit tidak dapat ditelusuri kembali.</w:t>
+      </w:r>
+    </w:p>
+    <w:p>
+      <w:pPr>
+        <w:jc w:val="both"/>
+        <w:spacing w:before="0" w:after="0" w:line="360" w:lineRule="auto"/>
+        <w:ind w:firstLine="567"/>
+      </w:pPr>
+      <w:r>
+        <w:rPr>
+          <w:rFonts w:ascii="Times New Roman" w:hAnsi="Times New Roman" w:cs="Times New Roman"/>
+          <w:sz w:val="24"/>
+          <w:szCs w:val="24"/>
+        </w:rPr>
+        <w:t xml:space="preserve">Apabila dibiarkan, dampaknya berlapis. Jadwal peluncuran berpotensi meleset dan momentum yang pendek terlewat. Identitas merek menjadi kabur ketika gaya bahasa berubah-ubah antar unggahan. Mutu materi bergantung pada kemampuan masing-masing admin, sehingga pergantian personel langsung menurunkan mutu keluaran. Ketiadaan jejak pencatatan juga menyulitkan pertanggungjawaban ketika materi yang tayang ternyata keliru.</w:t>
+      </w:r>
+    </w:p>
+    <w:p>
+      <w:pPr>
+        <w:jc w:val="both"/>
+        <w:spacing w:before="0" w:after="0" w:line="360" w:lineRule="auto"/>
+        <w:ind w:firstLine="567"/>
+      </w:pPr>
+      <w:r>
+        <w:rPr>
+          <w:rFonts w:ascii="Times New Roman" w:hAnsi="Times New Roman" w:cs="Times New Roman"/>
+          <w:sz w:val="24"/>
+          <w:szCs w:val="24"/>
+        </w:rPr>
+        <w:t xml:space="preserve">Berangkat dari keadaan tersebut, penelitian ini mengusulkan sistem otomasi produksi konten pemasaran berpendekatan </w:t>
+      </w:r>
+      <w:r>
+        <w:rPr>
+          <w:rFonts w:ascii="Times New Roman" w:hAnsi="Times New Roman" w:cs="Times New Roman"/>
+          <w:i/>
+          <w:sz w:val="24"/>
+          <w:szCs w:val="24"/>
+        </w:rPr>
+        <w:t xml:space="preserve">multi-agent</w:t>
+      </w:r>
+      <w:r>
+        <w:rPr>
+          <w:rFonts w:ascii="Times New Roman" w:hAnsi="Times New Roman" w:cs="Times New Roman"/>
+          <w:sz w:val="24"/>
+          <w:szCs w:val="24"/>
+        </w:rPr>
+        <w:t xml:space="preserve"> yang dijalankan melalui satu gerbang layanan tunggal. Pembedanya terletak pada profil merek terstruktur yang memuat gaya bahasa, sasaran audiens, keunggulan produk, batasan penulisan, ajakan bertindak, dan contoh naskah. Profil itu disertakan sebagai konteks pada setiap permintaan kepada agen, sehingga standar merek dieksekusi sistem dan tidak lagi bergantung pada ingatan admin. Sejalan dengan temuan Rahman dkk. (2025), setiap proses penghasilan materi dicatat dan manusia tetap menjadi pemeriksa akhir.</w:t>
+      </w:r>
+    </w:p>
+    <w:p>
+      <w:pPr>
+        <w:jc w:val="both"/>
+        <w:spacing w:before="0" w:after="0" w:line="360" w:lineRule="auto"/>
+        <w:ind w:firstLine="567"/>
+      </w:pPr>
+      <w:r>
+        <w:rPr>
+          <w:rFonts w:ascii="Times New Roman" w:hAnsi="Times New Roman" w:cs="Times New Roman"/>
+          <w:sz w:val="24"/>
+          <w:szCs w:val="24"/>
+        </w:rPr>
+        <w:t xml:space="preserve">Sistem tersebut diharapkan menjawab dua persoalan sekaligus, yaitu lamanya waktu penyiapan materi dan tidak seragamnya gaya bahasa merek, dan kedua hal itulah yang menjadi ukuran keberhasilan penelitian ini. Berdasarkan seluruh uraian di atas, penulis mengambil judul penelitian </w:t>
+      </w:r>
+      <w:r>
+        <w:rPr>
+          <w:rFonts w:ascii="Times New Roman" w:hAnsi="Times New Roman" w:cs="Times New Roman"/>
+          <w:i/>
+          <w:sz w:val="24"/>
+          <w:szCs w:val="24"/>
+        </w:rPr>
+        <w:t xml:space="preserve">Otomasi Produksi Konten Pemasaran Berbasis Multi-Agent AI untuk Meningkatkan Efisiensi dan Konsistensi Brand Voice (Studi Kasus: SneakersFlash)</w:t>
+      </w:r>
+      <w:r>
+        <w:rPr>
+          <w:rFonts w:ascii="Times New Roman" w:hAnsi="Times New Roman" w:cs="Times New Roman"/>
+          <w:sz w:val="24"/>
+          <w:szCs w:val="24"/>
+        </w:rPr>
+        <w:t xml:space="preserve">.</w:t>
+      </w:r>
+    </w:p>
+    <w:p>
+      <w:pPr>
+        <w:jc w:val="both"/>
+        <w:spacing w:before="0" w:after="0" w:line="360" w:lineRule="auto"/>
+      </w:pPr>
+    </w:p>
+    <w:p>
+      <w:pPr>
+        <w:jc w:val="left"/>
+        <w:spacing w:before="0" w:after="0" w:line="360" w:lineRule="auto"/>
+      </w:pPr>
       <w:r>
         <w:rPr>
           <w:rFonts w:ascii="Times New Roman" w:hAnsi="Times New Roman" w:cs="Times New Roman"/>
@@ -234,66 +376,7 @@
           <w:sz w:val="24"/>
           <w:szCs w:val="24"/>
         </w:rPr>
-        <w:t xml:space="preserve">[ANGKA DARI DATA PENELITI: durasi rata-rata sebelum sistem diterapkan, sebutkan satuan dan jumlah sampel]</w:t>
-      </w:r>
-      <w:r>
-        <w:rPr>
-          <w:rFonts w:ascii="Times New Roman" w:hAnsi="Times New Roman" w:cs="Times New Roman"/>
-          <w:sz w:val="24"/>
-          <w:szCs w:val="24"/>
-        </w:rPr>
-        <w:t xml:space="preserve">. </w:t>
-      </w:r>
-      <w:r>
-        <w:rPr>
-          <w:rFonts w:ascii="Times New Roman" w:hAnsi="Times New Roman" w:cs="Times New Roman"/>
-          <w:i/>
-          <w:sz w:val="24"/>
-          <w:szCs w:val="24"/>
-        </w:rPr>
-        <w:t xml:space="preserve">Kedua</w:t>
-      </w:r>
-      <w:r>
-        <w:rPr>
-          <w:rFonts w:ascii="Times New Roman" w:hAnsi="Times New Roman" w:cs="Times New Roman"/>
-          <w:sz w:val="24"/>
-          <w:szCs w:val="24"/>
-        </w:rPr>
-        <w:t xml:space="preserve">, gaya bahasa berbeda-beda antar admin karena standar merek hanya hidup sebagai kesepakatan lisan. </w:t>
-      </w:r>
-      <w:r>
-        <w:rPr>
-          <w:rFonts w:ascii="Times New Roman" w:hAnsi="Times New Roman" w:cs="Times New Roman"/>
-          <w:i/>
-          <w:sz w:val="24"/>
-          <w:szCs w:val="24"/>
-        </w:rPr>
-        <w:t xml:space="preserve">Ketiga</w:t>
-      </w:r>
-      <w:r>
-        <w:rPr>
-          <w:rFonts w:ascii="Times New Roman" w:hAnsi="Times New Roman" w:cs="Times New Roman"/>
-          <w:sz w:val="24"/>
-          <w:szCs w:val="24"/>
-        </w:rPr>
-        <w:t xml:space="preserve">, karena perintah tidak menyertakan konteks merek, keluaran cenderung generik dan masih menuntut penyuntingan panjang sehingga penghematan waktu tidak tercapai. </w:t>
-      </w:r>
-      <w:r>
-        <w:rPr>
-          <w:rFonts w:ascii="Times New Roman" w:hAnsi="Times New Roman" w:cs="Times New Roman"/>
-          <w:i/>
-          <w:sz w:val="24"/>
-          <w:szCs w:val="24"/>
-        </w:rPr>
-        <w:t xml:space="preserve">Keempat</w:t>
-      </w:r>
-      <w:r>
-        <w:rPr>
-          <w:rFonts w:ascii="Times New Roman" w:hAnsi="Times New Roman" w:cs="Times New Roman"/>
-          <w:sz w:val="24"/>
-          <w:szCs w:val="24"/>
-        </w:rPr>
-        <w:t xml:space="preserve">, keluaran tidak tercatat sehingga materi yang telah terbit tidak dapat ditelusuri kembali.</w:t>
+        <w:t xml:space="preserve">1.2 Identifikasi Masalah</w:t>
       </w:r>
     </w:p>
     <w:p>
@@ -308,7 +391,103 @@
           <w:sz w:val="24"/>
           <w:szCs w:val="24"/>
         </w:rPr>
-        <w:t xml:space="preserve">Apabila dibiarkan, dampaknya berlapis. Jadwal peluncuran berpotensi meleset dan momentum yang pendek terlewat. Identitas merek menjadi kabur ketika gaya bahasa berubah-ubah antar unggahan. Mutu materi bergantung sepenuhnya pada kemampuan masing-masing admin, sehingga pergantian personel langsung menurunkan mutu keluaran. Ketiadaan jejak pencatatan juga menyulitkan pertanggungjawaban ketika materi yang telah tayang ternyata keliru.</w:t>
+        <w:t xml:space="preserve">Berdasarkan latar belakang yang penulis uraikan di atas, maka identifikasi masalah dalam penelitian ini adalah sebagai berikut:</w:t>
+      </w:r>
+    </w:p>
+    <w:p>
+      <w:pPr>
+        <w:jc w:val="both"/>
+        <w:spacing w:before="0" w:after="0" w:line="360" w:lineRule="auto"/>
+        <w:ind w:left="1134" w:hanging="567"/>
+      </w:pPr>
+      <w:r>
+        <w:rPr>
+          <w:rFonts w:ascii="Times New Roman" w:hAnsi="Times New Roman" w:cs="Times New Roman"/>
+          <w:sz w:val="24"/>
+          <w:szCs w:val="24"/>
+        </w:rPr>
+        <w:t xml:space="preserve">a. Penyiapan materi konten untuk setiap peluncuran produk memerlukan waktu yang lama karena seluruh tahapannya dikerjakan secara manual;</w:t>
+      </w:r>
+    </w:p>
+    <w:p>
+      <w:pPr>
+        <w:jc w:val="both"/>
+        <w:spacing w:before="0" w:after="0" w:line="360" w:lineRule="auto"/>
+        <w:ind w:left="1134" w:hanging="567"/>
+      </w:pPr>
+      <w:r>
+        <w:rPr>
+          <w:rFonts w:ascii="Times New Roman" w:hAnsi="Times New Roman" w:cs="Times New Roman"/>
+          <w:sz w:val="24"/>
+          <w:szCs w:val="24"/>
+        </w:rPr>
+        <w:t xml:space="preserve">b. Gaya bahasa merek berubah-ubah antar admin karena standar merek tidak dieksekusi oleh sistem;</w:t>
+      </w:r>
+    </w:p>
+    <w:p>
+      <w:pPr>
+        <w:jc w:val="both"/>
+        <w:spacing w:before="0" w:after="0" w:line="360" w:lineRule="auto"/>
+        <w:ind w:left="1134" w:hanging="567"/>
+      </w:pPr>
+      <w:r>
+        <w:rPr>
+          <w:rFonts w:ascii="Times New Roman" w:hAnsi="Times New Roman" w:cs="Times New Roman"/>
+          <w:sz w:val="24"/>
+          <w:szCs w:val="24"/>
+        </w:rPr>
+        <w:t xml:space="preserve">c. Perintah kepada kecerdasan buatan dijalankan tanpa konteks merek sehingga keluaran yang dihasilkan cenderung generik dan menuntut penyuntingan ulang;</w:t>
+      </w:r>
+    </w:p>
+    <w:p>
+      <w:pPr>
+        <w:jc w:val="both"/>
+        <w:spacing w:before="0" w:after="0" w:line="360" w:lineRule="auto"/>
+        <w:ind w:left="1134" w:hanging="567"/>
+      </w:pPr>
+      <w:r>
+        <w:rPr>
+          <w:rFonts w:ascii="Times New Roman" w:hAnsi="Times New Roman" w:cs="Times New Roman"/>
+          <w:sz w:val="24"/>
+          <w:szCs w:val="24"/>
+        </w:rPr>
+        <w:t xml:space="preserve">d. Keluaran kecerdasan buatan tidak tercatat sehingga materi yang telah terbit tidak dapat ditelusuri kembali;</w:t>
+      </w:r>
+    </w:p>
+    <w:p>
+      <w:pPr>
+        <w:jc w:val="both"/>
+        <w:spacing w:before="0" w:after="0" w:line="360" w:lineRule="auto"/>
+        <w:ind w:left="1134" w:hanging="567"/>
+      </w:pPr>
+      <w:r>
+        <w:rPr>
+          <w:rFonts w:ascii="Times New Roman" w:hAnsi="Times New Roman" w:cs="Times New Roman"/>
+          <w:sz w:val="24"/>
+          <w:szCs w:val="24"/>
+        </w:rPr>
+        <w:t xml:space="preserve">e. Standar merek yang berlaku belum dapat dipakai ulang untuk merek lain.</w:t>
+      </w:r>
+    </w:p>
+    <w:p>
+      <w:pPr>
+        <w:jc w:val="both"/>
+        <w:spacing w:before="0" w:after="0" w:line="360" w:lineRule="auto"/>
+      </w:pPr>
+    </w:p>
+    <w:p>
+      <w:pPr>
+        <w:jc w:val="left"/>
+        <w:spacing w:before="0" w:after="0" w:line="360" w:lineRule="auto"/>
+      </w:pPr>
+      <w:r>
+        <w:rPr>
+          <w:rFonts w:ascii="Times New Roman" w:hAnsi="Times New Roman" w:cs="Times New Roman"/>
+          <w:b/>
+          <w:sz w:val="24"/>
+          <w:szCs w:val="24"/>
+        </w:rPr>
+        <w:t xml:space="preserve">1.3 Rumusan Masalah</w:t>
       </w:r>
     </w:p>
     <w:p>
@@ -323,7 +502,22 @@
           <w:sz w:val="24"/>
           <w:szCs w:val="24"/>
         </w:rPr>
-        <w:t xml:space="preserve">Berangkat dari keadaan tersebut, penelitian ini mengusulkan sistem otomasi produksi konten pemasaran berpendekatan </w:t>
+        <w:t xml:space="preserve">Berdasarkan identifikasi masalah di atas, rumusan masalah dalam penelitian ini adalah sebagai berikut:</w:t>
+      </w:r>
+    </w:p>
+    <w:p>
+      <w:pPr>
+        <w:jc w:val="both"/>
+        <w:spacing w:before="0" w:after="0" w:line="360" w:lineRule="auto"/>
+        <w:ind w:left="1134" w:hanging="567"/>
+      </w:pPr>
+      <w:r>
+        <w:rPr>
+          <w:rFonts w:ascii="Times New Roman" w:hAnsi="Times New Roman" w:cs="Times New Roman"/>
+          <w:sz w:val="24"/>
+          <w:szCs w:val="24"/>
+        </w:rPr>
+        <w:t xml:space="preserve">a. Bagaimana merancang dan membangun sistem otomasi produksi konten pemasaran berbasis </w:t>
       </w:r>
       <w:r>
         <w:rPr>
@@ -340,7 +534,75 @@
           <w:sz w:val="24"/>
           <w:szCs w:val="24"/>
         </w:rPr>
-        <w:t xml:space="preserve"> yang dijalankan melalui satu gerbang layanan tunggal. Pembedanya terletak pada profil merek terstruktur yang memuat gaya bahasa, sasaran audiens, keunggulan produk, batasan penulisan, ajakan bertindak, dan contoh naskah. Profil itu disertakan sebagai konteks pada setiap permintaan kepada agen, sehingga standar merek dieksekusi sistem dan tidak lagi bergantung pada ingatan admin. Sejalan dengan temuan Rahman dkk. (2025), setiap proses penghasilan materi dicatat dan manusia tetap menjadi pemeriksa akhir.</w:t>
+        <w:t xml:space="preserve"> AI pada SneakersFlash?</w:t>
+      </w:r>
+    </w:p>
+    <w:p>
+      <w:pPr>
+        <w:jc w:val="both"/>
+        <w:spacing w:before="0" w:after="0" w:line="360" w:lineRule="auto"/>
+        <w:ind w:left="1134" w:hanging="567"/>
+      </w:pPr>
+      <w:r>
+        <w:rPr>
+          <w:rFonts w:ascii="Times New Roman" w:hAnsi="Times New Roman" w:cs="Times New Roman"/>
+          <w:sz w:val="24"/>
+          <w:szCs w:val="24"/>
+        </w:rPr>
+        <w:t xml:space="preserve">b. Bagaimana pengaruh penerapan sistem tersebut terhadap efisiensi waktu produksi konten dibandingkan proses yang berjalan sebelumnya?</w:t>
+      </w:r>
+    </w:p>
+    <w:p>
+      <w:pPr>
+        <w:jc w:val="both"/>
+        <w:spacing w:before="0" w:after="0" w:line="360" w:lineRule="auto"/>
+        <w:ind w:left="1134" w:hanging="567"/>
+      </w:pPr>
+      <w:r>
+        <w:rPr>
+          <w:rFonts w:ascii="Times New Roman" w:hAnsi="Times New Roman" w:cs="Times New Roman"/>
+          <w:sz w:val="24"/>
+          <w:szCs w:val="24"/>
+        </w:rPr>
+        <w:t xml:space="preserve">c. Sejauh mana profil merek terstruktur yang digunakan sistem dapat menjaga konsistensi </w:t>
+      </w:r>
+      <w:r>
+        <w:rPr>
+          <w:rFonts w:ascii="Times New Roman" w:hAnsi="Times New Roman" w:cs="Times New Roman"/>
+          <w:i/>
+          <w:sz w:val="24"/>
+          <w:szCs w:val="24"/>
+        </w:rPr>
+        <w:t xml:space="preserve">brand voice</w:t>
+      </w:r>
+      <w:r>
+        <w:rPr>
+          <w:rFonts w:ascii="Times New Roman" w:hAnsi="Times New Roman" w:cs="Times New Roman"/>
+          <w:sz w:val="24"/>
+          <w:szCs w:val="24"/>
+        </w:rPr>
+        <w:t xml:space="preserve"> pada keluaran konten?</w:t>
+      </w:r>
+    </w:p>
+    <w:p>
+      <w:pPr>
+        <w:jc w:val="both"/>
+        <w:spacing w:before="0" w:after="0" w:line="360" w:lineRule="auto"/>
+      </w:pPr>
+    </w:p>
+    <w:p>
+      <w:pPr>
+        <w:jc w:val="left"/>
+        <w:spacing w:before="0" w:after="0" w:line="360" w:lineRule="auto"/>
+      </w:pPr>
+      <w:r>
+        <w:rPr>
+          <w:rFonts w:ascii="Times New Roman" w:hAnsi="Times New Roman" w:cs="Times New Roman"/>
+          <w:b/>
+          <w:sz w:val="24"/>
+          <w:szCs w:val="24"/>
+        </w:rPr>
+        <w:t xml:space="preserve">1.4 Batasan Masalah</w:t>
       </w:r>
     </w:p>
     <w:p>
@@ -355,60 +617,7 @@
           <w:sz w:val="24"/>
           <w:szCs w:val="24"/>
         </w:rPr>
-        <w:t xml:space="preserve">Sistem tersebut diharapkan menjawab dua persoalan sekaligus, yaitu lamanya waktu penyiapan materi dan tidak seragamnya gaya bahasa merek, dan kedua hal itulah yang menjadi ukuran keberhasilan penelitian ini. Berdasarkan seluruh uraian di atas, penulis mengambil judul penelitian </w:t>
-      </w:r>
-      <w:r>
-        <w:rPr>
-          <w:rFonts w:ascii="Times New Roman" w:hAnsi="Times New Roman" w:cs="Times New Roman"/>
-          <w:i/>
-          <w:sz w:val="24"/>
-          <w:szCs w:val="24"/>
-        </w:rPr>
-        <w:t xml:space="preserve">Otomasi Produksi Konten Pemasaran Berbasis Multi-Agent AI untuk Meningkatkan Efisiensi dan Konsistensi Brand Voice (Studi Kasus: SneakersFlash)</w:t>
-      </w:r>
-      <w:r>
-        <w:rPr>
-          <w:rFonts w:ascii="Times New Roman" w:hAnsi="Times New Roman" w:cs="Times New Roman"/>
-          <w:sz w:val="24"/>
-          <w:szCs w:val="24"/>
-        </w:rPr>
-        <w:t xml:space="preserve">.</w:t>
-      </w:r>
-    </w:p>
-    <w:p>
-      <w:pPr>
-        <w:jc w:val="both"/>
-        <w:spacing w:before="0" w:after="0" w:line="360" w:lineRule="auto"/>
-      </w:pPr>
-    </w:p>
-    <w:p>
-      <w:pPr>
-        <w:jc w:val="left"/>
-        <w:spacing w:before="0" w:after="0" w:line="360" w:lineRule="auto"/>
-      </w:pPr>
-      <w:r>
-        <w:rPr>
-          <w:rFonts w:ascii="Times New Roman" w:hAnsi="Times New Roman" w:cs="Times New Roman"/>
-          <w:b/>
-          <w:sz w:val="24"/>
-          <w:szCs w:val="24"/>
-        </w:rPr>
-        <w:t xml:space="preserve">1.2 Identifikasi Masalah</w:t>
-      </w:r>
-    </w:p>
-    <w:p>
-      <w:pPr>
-        <w:jc w:val="both"/>
-        <w:spacing w:before="0" w:after="0" w:line="360" w:lineRule="auto"/>
-        <w:ind w:firstLine="567"/>
-      </w:pPr>
-      <w:r>
-        <w:rPr>
-          <w:rFonts w:ascii="Times New Roman" w:hAnsi="Times New Roman" w:cs="Times New Roman"/>
-          <w:sz w:val="24"/>
-          <w:szCs w:val="24"/>
-        </w:rPr>
-        <w:t xml:space="preserve">Berdasarkan latar belakang yang penulis uraikan di atas, maka identifikasi masalah dalam penelitian ini adalah sebagai berikut:</w:t>
+        <w:t xml:space="preserve">Agar pembahasan penelitian ini tetap fokus dan dapat diselesaikan dalam waktu yang tersedia, penulis menetapkan batasan sebagai berikut:</w:t>
       </w:r>
     </w:p>
     <w:p>
@@ -423,7 +632,7 @@
           <w:sz w:val="24"/>
           <w:szCs w:val="24"/>
         </w:rPr>
-        <w:t xml:space="preserve">a. Penyiapan materi konten untuk setiap peluncuran produk memerlukan waktu yang lama karena seluruh tahapannya dikerjakan secara manual;</w:t>
+        <w:t xml:space="preserve">a. Objek penelitian adalah SneakersFlash dengan satu profil merek aktif;</w:t>
       </w:r>
     </w:p>
     <w:p>
@@ -438,7 +647,7 @@
           <w:sz w:val="24"/>
           <w:szCs w:val="24"/>
         </w:rPr>
-        <w:t xml:space="preserve">b. Gaya bahasa merek berubah-ubah antar admin karena standar merek tidak dieksekusi oleh sistem;</w:t>
+        <w:t xml:space="preserve">b. Modul yang diteliti terbatas pada produksi konten, yaitu penyusunan ringkasan konten, penulisan naskah, dan penghalusan teks. Modul pendapatan dan performa media sosial berada di luar lingkup penelitian karena integrasinya belum aktif;</w:t>
       </w:r>
     </w:p>
     <w:p>
@@ -453,7 +662,24 @@
           <w:sz w:val="24"/>
           <w:szCs w:val="24"/>
         </w:rPr>
-        <w:t xml:space="preserve">c. Perintah kepada kecerdasan buatan dijalankan tanpa konteks merek sehingga keluaran yang dihasilkan cenderung generik dan menuntut penyuntingan ulang;</w:t>
+        <w:t xml:space="preserve">c. Model bahasa yang digunakan diperlakukan sebagai </w:t>
+      </w:r>
+      <w:r>
+        <w:rPr>
+          <w:rFonts w:ascii="Times New Roman" w:hAnsi="Times New Roman" w:cs="Times New Roman"/>
+          <w:i/>
+          <w:sz w:val="24"/>
+          <w:szCs w:val="24"/>
+        </w:rPr>
+        <w:t xml:space="preserve">kotak hitam</w:t>
+      </w:r>
+      <w:r>
+        <w:rPr>
+          <w:rFonts w:ascii="Times New Roman" w:hAnsi="Times New Roman" w:cs="Times New Roman"/>
+          <w:sz w:val="24"/>
+          <w:szCs w:val="24"/>
+        </w:rPr>
+        <w:t xml:space="preserve">. Penelitian ini tidak mengevaluasi, membandingkan, maupun melatih ulang model;</w:t>
       </w:r>
     </w:p>
     <w:p>
@@ -468,7 +694,24 @@
           <w:sz w:val="24"/>
           <w:szCs w:val="24"/>
         </w:rPr>
-        <w:t xml:space="preserve">d. Keluaran kecerdasan buatan tidak tercatat sehingga materi yang telah terbit tidak dapat ditelusuri kembali;</w:t>
+        <w:t xml:space="preserve">d. Perbandingan efisiensi dilakukan antara proses lama secara keseluruhan dan proses baru secara keseluruhan. Penelitian ini tidak mengisolasi kontribusi arsitektur </w:t>
+      </w:r>
+      <w:r>
+        <w:rPr>
+          <w:rFonts w:ascii="Times New Roman" w:hAnsi="Times New Roman" w:cs="Times New Roman"/>
+          <w:i/>
+          <w:sz w:val="24"/>
+          <w:szCs w:val="24"/>
+        </w:rPr>
+        <w:t xml:space="preserve">multi-agent</w:t>
+      </w:r>
+      <w:r>
+        <w:rPr>
+          <w:rFonts w:ascii="Times New Roman" w:hAnsi="Times New Roman" w:cs="Times New Roman"/>
+          <w:sz w:val="24"/>
+          <w:szCs w:val="24"/>
+        </w:rPr>
+        <w:t xml:space="preserve"> semata, karena antarmuka terpusat dan arsitektur agen diterapkan secara bersamaan;</w:t>
       </w:r>
     </w:p>
     <w:p>
@@ -483,43 +726,24 @@
           <w:sz w:val="24"/>
           <w:szCs w:val="24"/>
         </w:rPr>
-        <w:t xml:space="preserve">e. Standar merek yang berlaku belum dapat dipakai ulang untuk merek lain.</w:t>
-      </w:r>
-    </w:p>
-    <w:p>
-      <w:pPr>
-        <w:jc w:val="both"/>
-        <w:spacing w:before="0" w:after="0" w:line="360" w:lineRule="auto"/>
-      </w:pPr>
-    </w:p>
-    <w:p>
-      <w:pPr>
-        <w:jc w:val="left"/>
-        <w:spacing w:before="0" w:after="0" w:line="360" w:lineRule="auto"/>
-      </w:pPr>
-      <w:r>
-        <w:rPr>
-          <w:rFonts w:ascii="Times New Roman" w:hAnsi="Times New Roman" w:cs="Times New Roman"/>
-          <w:b/>
-          <w:sz w:val="24"/>
-          <w:szCs w:val="24"/>
-        </w:rPr>
-        <w:t xml:space="preserve">1.3 Rumusan Masalah</w:t>
-      </w:r>
-    </w:p>
-    <w:p>
-      <w:pPr>
-        <w:jc w:val="both"/>
-        <w:spacing w:before="0" w:after="0" w:line="360" w:lineRule="auto"/>
-        <w:ind w:firstLine="567"/>
-      </w:pPr>
-      <w:r>
-        <w:rPr>
-          <w:rFonts w:ascii="Times New Roman" w:hAnsi="Times New Roman" w:cs="Times New Roman"/>
-          <w:sz w:val="24"/>
-          <w:szCs w:val="24"/>
-        </w:rPr>
-        <w:t xml:space="preserve">Berdasarkan identifikasi masalah di atas, rumusan masalah dalam penelitian ini adalah sebagai berikut:</w:t>
+        <w:t xml:space="preserve">e. Konsistensi </w:t>
+      </w:r>
+      <w:r>
+        <w:rPr>
+          <w:rFonts w:ascii="Times New Roman" w:hAnsi="Times New Roman" w:cs="Times New Roman"/>
+          <w:i/>
+          <w:sz w:val="24"/>
+          <w:szCs w:val="24"/>
+        </w:rPr>
+        <w:t xml:space="preserve">brand voice</w:t>
+      </w:r>
+      <w:r>
+        <w:rPr>
+          <w:rFonts w:ascii="Times New Roman" w:hAnsi="Times New Roman" w:cs="Times New Roman"/>
+          <w:sz w:val="24"/>
+          <w:szCs w:val="24"/>
+        </w:rPr>
+        <w:t xml:space="preserve"> dinilai oleh manusia menggunakan rubrik penilaian, bukan menggunakan perangkat pendeteksi teks kecerdasan buatan otomatis;</w:t>
       </w:r>
     </w:p>
     <w:p>
@@ -534,24 +758,7 @@
           <w:sz w:val="24"/>
           <w:szCs w:val="24"/>
         </w:rPr>
-        <w:t xml:space="preserve">a. Bagaimana merancang dan membangun sistem otomasi produksi konten pemasaran berbasis </w:t>
-      </w:r>
-      <w:r>
-        <w:rPr>
-          <w:rFonts w:ascii="Times New Roman" w:hAnsi="Times New Roman" w:cs="Times New Roman"/>
-          <w:i/>
-          <w:sz w:val="24"/>
-          <w:szCs w:val="24"/>
-        </w:rPr>
-        <w:t xml:space="preserve">multi-agent</w:t>
-      </w:r>
-      <w:r>
-        <w:rPr>
-          <w:rFonts w:ascii="Times New Roman" w:hAnsi="Times New Roman" w:cs="Times New Roman"/>
-          <w:sz w:val="24"/>
-          <w:szCs w:val="24"/>
-        </w:rPr>
-        <w:t xml:space="preserve"> AI pada SneakersFlash?</w:t>
+        <w:t xml:space="preserve">f. Data durasi penyiapan konten sebelum sistem diterapkan berupa estimasi retrospektif dari praktik kerja tim, bukan catatan waktu yang terekam sistem, sehingga pembandingannya dilakukan secara deskriptif;</w:t>
       </w:r>
     </w:p>
     <w:p>
@@ -566,216 +773,7 @@
           <w:sz w:val="24"/>
           <w:szCs w:val="24"/>
         </w:rPr>
-        <w:t xml:space="preserve">b. Bagaimana pengaruh penerapan sistem tersebut terhadap efisiensi waktu produksi konten dibandingkan proses yang berjalan sebelumnya?</w:t>
-      </w:r>
-    </w:p>
-    <w:p>
-      <w:pPr>
-        <w:jc w:val="both"/>
-        <w:spacing w:before="0" w:after="0" w:line="360" w:lineRule="auto"/>
-        <w:ind w:left="1134" w:hanging="567"/>
-      </w:pPr>
-      <w:r>
-        <w:rPr>
-          <w:rFonts w:ascii="Times New Roman" w:hAnsi="Times New Roman" w:cs="Times New Roman"/>
-          <w:sz w:val="24"/>
-          <w:szCs w:val="24"/>
-        </w:rPr>
-        <w:t xml:space="preserve">c. Sejauh mana profil merek terstruktur yang digunakan sistem dapat menjaga konsistensi </w:t>
-      </w:r>
-      <w:r>
-        <w:rPr>
-          <w:rFonts w:ascii="Times New Roman" w:hAnsi="Times New Roman" w:cs="Times New Roman"/>
-          <w:i/>
-          <w:sz w:val="24"/>
-          <w:szCs w:val="24"/>
-        </w:rPr>
-        <w:t xml:space="preserve">brand voice</w:t>
-      </w:r>
-      <w:r>
-        <w:rPr>
-          <w:rFonts w:ascii="Times New Roman" w:hAnsi="Times New Roman" w:cs="Times New Roman"/>
-          <w:sz w:val="24"/>
-          <w:szCs w:val="24"/>
-        </w:rPr>
-        <w:t xml:space="preserve"> pada keluaran konten?</w:t>
-      </w:r>
-    </w:p>
-    <w:p>
-      <w:pPr>
-        <w:jc w:val="both"/>
-        <w:spacing w:before="0" w:after="0" w:line="360" w:lineRule="auto"/>
-      </w:pPr>
-    </w:p>
-    <w:p>
-      <w:pPr>
-        <w:jc w:val="left"/>
-        <w:spacing w:before="0" w:after="0" w:line="360" w:lineRule="auto"/>
-      </w:pPr>
-      <w:r>
-        <w:rPr>
-          <w:rFonts w:ascii="Times New Roman" w:hAnsi="Times New Roman" w:cs="Times New Roman"/>
-          <w:b/>
-          <w:sz w:val="24"/>
-          <w:szCs w:val="24"/>
-        </w:rPr>
-        <w:t xml:space="preserve">1.4 Batasan Masalah</w:t>
-      </w:r>
-    </w:p>
-    <w:p>
-      <w:pPr>
-        <w:jc w:val="both"/>
-        <w:spacing w:before="0" w:after="0" w:line="360" w:lineRule="auto"/>
-        <w:ind w:firstLine="567"/>
-      </w:pPr>
-      <w:r>
-        <w:rPr>
-          <w:rFonts w:ascii="Times New Roman" w:hAnsi="Times New Roman" w:cs="Times New Roman"/>
-          <w:sz w:val="24"/>
-          <w:szCs w:val="24"/>
-        </w:rPr>
-        <w:t xml:space="preserve">Agar pembahasan penelitian ini tetap fokus dan dapat diselesaikan dalam waktu yang tersedia, penulis menetapkan batasan sebagai berikut:</w:t>
-      </w:r>
-    </w:p>
-    <w:p>
-      <w:pPr>
-        <w:jc w:val="both"/>
-        <w:spacing w:before="0" w:after="0" w:line="360" w:lineRule="auto"/>
-        <w:ind w:left="1134" w:hanging="567"/>
-      </w:pPr>
-      <w:r>
-        <w:rPr>
-          <w:rFonts w:ascii="Times New Roman" w:hAnsi="Times New Roman" w:cs="Times New Roman"/>
-          <w:sz w:val="24"/>
-          <w:szCs w:val="24"/>
-        </w:rPr>
-        <w:t xml:space="preserve">a. Objek penelitian adalah SneakersFlash dengan satu profil merek aktif;</w:t>
-      </w:r>
-    </w:p>
-    <w:p>
-      <w:pPr>
-        <w:jc w:val="both"/>
-        <w:spacing w:before="0" w:after="0" w:line="360" w:lineRule="auto"/>
-        <w:ind w:left="1134" w:hanging="567"/>
-      </w:pPr>
-      <w:r>
-        <w:rPr>
-          <w:rFonts w:ascii="Times New Roman" w:hAnsi="Times New Roman" w:cs="Times New Roman"/>
-          <w:sz w:val="24"/>
-          <w:szCs w:val="24"/>
-        </w:rPr>
-        <w:t xml:space="preserve">b. Modul yang diteliti terbatas pada produksi konten, yaitu penyusunan ringkasan konten, penulisan naskah, dan penghalusan teks. Modul pendapatan dan performa media sosial berada di luar lingkup penelitian karena integrasinya belum aktif;</w:t>
-      </w:r>
-    </w:p>
-    <w:p>
-      <w:pPr>
-        <w:jc w:val="both"/>
-        <w:spacing w:before="0" w:after="0" w:line="360" w:lineRule="auto"/>
-        <w:ind w:left="1134" w:hanging="567"/>
-      </w:pPr>
-      <w:r>
-        <w:rPr>
-          <w:rFonts w:ascii="Times New Roman" w:hAnsi="Times New Roman" w:cs="Times New Roman"/>
-          <w:sz w:val="24"/>
-          <w:szCs w:val="24"/>
-        </w:rPr>
-        <w:t xml:space="preserve">c. Model bahasa yang digunakan diperlakukan sebagai </w:t>
-      </w:r>
-      <w:r>
-        <w:rPr>
-          <w:rFonts w:ascii="Times New Roman" w:hAnsi="Times New Roman" w:cs="Times New Roman"/>
-          <w:i/>
-          <w:sz w:val="24"/>
-          <w:szCs w:val="24"/>
-        </w:rPr>
-        <w:t xml:space="preserve">kotak hitam</w:t>
-      </w:r>
-      <w:r>
-        <w:rPr>
-          <w:rFonts w:ascii="Times New Roman" w:hAnsi="Times New Roman" w:cs="Times New Roman"/>
-          <w:sz w:val="24"/>
-          <w:szCs w:val="24"/>
-        </w:rPr>
-        <w:t xml:space="preserve">. Penelitian ini tidak mengevaluasi, membandingkan, maupun melatih ulang model;</w:t>
-      </w:r>
-    </w:p>
-    <w:p>
-      <w:pPr>
-        <w:jc w:val="both"/>
-        <w:spacing w:before="0" w:after="0" w:line="360" w:lineRule="auto"/>
-        <w:ind w:left="1134" w:hanging="567"/>
-      </w:pPr>
-      <w:r>
-        <w:rPr>
-          <w:rFonts w:ascii="Times New Roman" w:hAnsi="Times New Roman" w:cs="Times New Roman"/>
-          <w:sz w:val="24"/>
-          <w:szCs w:val="24"/>
-        </w:rPr>
-        <w:t xml:space="preserve">d. Perbandingan efisiensi dilakukan antara proses lama secara keseluruhan dan proses baru secara keseluruhan. Penelitian ini tidak mengisolasi kontribusi arsitektur </w:t>
-      </w:r>
-      <w:r>
-        <w:rPr>
-          <w:rFonts w:ascii="Times New Roman" w:hAnsi="Times New Roman" w:cs="Times New Roman"/>
-          <w:i/>
-          <w:sz w:val="24"/>
-          <w:szCs w:val="24"/>
-        </w:rPr>
-        <w:t xml:space="preserve">multi-agent</w:t>
-      </w:r>
-      <w:r>
-        <w:rPr>
-          <w:rFonts w:ascii="Times New Roman" w:hAnsi="Times New Roman" w:cs="Times New Roman"/>
-          <w:sz w:val="24"/>
-          <w:szCs w:val="24"/>
-        </w:rPr>
-        <w:t xml:space="preserve"> semata, karena antarmuka terpusat dan arsitektur agen diterapkan secara bersamaan;</w:t>
-      </w:r>
-    </w:p>
-    <w:p>
-      <w:pPr>
-        <w:jc w:val="both"/>
-        <w:spacing w:before="0" w:after="0" w:line="360" w:lineRule="auto"/>
-        <w:ind w:left="1134" w:hanging="567"/>
-      </w:pPr>
-      <w:r>
-        <w:rPr>
-          <w:rFonts w:ascii="Times New Roman" w:hAnsi="Times New Roman" w:cs="Times New Roman"/>
-          <w:sz w:val="24"/>
-          <w:szCs w:val="24"/>
-        </w:rPr>
-        <w:t xml:space="preserve">e. Konsistensi </w:t>
-      </w:r>
-      <w:r>
-        <w:rPr>
-          <w:rFonts w:ascii="Times New Roman" w:hAnsi="Times New Roman" w:cs="Times New Roman"/>
-          <w:i/>
-          <w:sz w:val="24"/>
-          <w:szCs w:val="24"/>
-        </w:rPr>
-        <w:t xml:space="preserve">brand voice</w:t>
-      </w:r>
-      <w:r>
-        <w:rPr>
-          <w:rFonts w:ascii="Times New Roman" w:hAnsi="Times New Roman" w:cs="Times New Roman"/>
-          <w:sz w:val="24"/>
-          <w:szCs w:val="24"/>
-        </w:rPr>
-        <w:t xml:space="preserve"> dinilai oleh manusia menggunakan rubrik penilaian, bukan menggunakan perangkat pendeteksi teks kecerdasan buatan otomatis;</w:t>
-      </w:r>
-    </w:p>
-    <w:p>
-      <w:pPr>
-        <w:jc w:val="both"/>
-        <w:spacing w:before="0" w:after="0" w:line="360" w:lineRule="auto"/>
-        <w:ind w:left="1134" w:hanging="567"/>
-      </w:pPr>
-      <w:r>
-        <w:rPr>
-          <w:rFonts w:ascii="Times New Roman" w:hAnsi="Times New Roman" w:cs="Times New Roman"/>
-          <w:sz w:val="24"/>
-          <w:szCs w:val="24"/>
-        </w:rPr>
-        <w:t xml:space="preserve">f. Aspek keamanan sistem dan infrastruktur penempatan aplikasi tidak dibahas dalam penelitian ini.</w:t>
+        <w:t xml:space="preserve">g. Aspek keamanan sistem dan infrastruktur penempatan aplikasi tidak dibahas dalam penelitian ini.</w:t>
       </w:r>
     </w:p>
     <w:p>
@@ -6283,11 +6281,10 @@
       <w:r>
         <w:rPr>
           <w:rFonts w:ascii="Times New Roman" w:hAnsi="Times New Roman" w:cs="Times New Roman"/>
-          <w:b/>
-          <w:sz w:val="24"/>
-          <w:szCs w:val="24"/>
-        </w:rPr>
-        <w:t xml:space="preserve">[BUTUH KEPUTUSAN PENULIS: nyatakan bentuk data sebelum-sesudah yang dimiliki, apakah berupa catatan tertulis, catatan sistem, atau perkiraan. Bila berupa perkiraan, hal tersebut wajib dinyatakan sebagai keterbatasan penelitian dan uji statistik parametrik tidak dapat dipakai.]</w:t>
+          <w:sz w:val="24"/>
+          <w:szCs w:val="24"/>
+        </w:rPr>
+        <w:t xml:space="preserve">Data durasi penyiapan konten sebelum sistem diterapkan diperoleh sebagai estimasi retrospektif dari praktik kerja tim, yaitu satu sampai tiga jam per materi dengan kasus ekstrem mencapai dua belas jam, dan kebutuhan penerbitan lima materi per hari. Data tersebut bukan catatan waktu yang terekam sistem, sehingga diperlakukan sebagai rentang, bukan sebagai nilai tunggal yang presisi. Durasi pada proses baru diukur langsung selama penelitian berlangsung menggunakan lembar catat waktu.</w:t>
       </w:r>
     </w:p>
     <w:p>
@@ -6966,7 +6963,7 @@
           <w:sz w:val="24"/>
           <w:szCs w:val="24"/>
         </w:rPr>
-        <w:t xml:space="preserve">Data waktu produksi konten dianalisis menggunakan statistik deskriptif berupa rata-rata dan simpangan baku, kemudian dibandingkan antara proses lama dan proses baru menggunakan uji beda yang sesuai dengan sebaran data dan jumlah sampel. Data skor rubrik dianalisis menggunakan statistik deskriptif per dimensi, kemudian dibandingkan antara naskah yang dihasilkan dengan konteks merek dan tanpa konteks merek. Kesepakatan antar-penilai dihitung menggunakan koefisien kesepakatan yang sesuai dengan jumlah penilai dan skala penilaian.</w:t>
+        <w:t xml:space="preserve">Data waktu produksi konten dianalisis menggunakan statistik deskriptif berupa nilai terendah, nilai tertinggi, median, dan rentang. Nilai median dan rentang dipilih sebagai ukuran utama karena data pada proses lama berupa estimasi retrospektif dengan sebaran yang lebar, sehingga rata-rata aritmetik mudah terdistorsi oleh kasus ekstrem. Pembandingan antara proses lama dan proses baru dilakukan secara deskriptif dan tidak menggunakan uji statistik parametrik, karena syarat pengukuran yang setara pada kedua kelompok tidak terpenuhi. Selain durasi, penyempitan rentang durasi turut dilaporkan sebagai indikator meningkatnya keterdugaan proses. Data skor rubrik dianalisis menggunakan statistik deskriptif per dimensi, kemudian dibandingkan antara naskah yang dihasilkan dengan konteks merek dan tanpa konteks merek. Kesepakatan antar-penilai dihitung menggunakan koefisien kesepakatan yang sesuai dengan jumlah penilai dan skala penilaian.</w:t>
       </w:r>
     </w:p>
     <w:p>

--- a/skripsi/proposal-skripsi-bab-1-3.docx
+++ b/skripsi/proposal-skripsi-bab-1-3.docx
@@ -6265,11 +6265,26 @@
       <w:r>
         <w:rPr>
           <w:rFonts w:ascii="Times New Roman" w:hAnsi="Times New Roman" w:cs="Times New Roman"/>
+          <w:sz w:val="24"/>
+          <w:szCs w:val="24"/>
+        </w:rPr>
+        <w:t xml:space="preserve">Instrumen penilaian telah disusun terlebih dahulu dan disajikan pada Tabel 3.2, sedangkan penetapan jumlah naskah yang diuji beserta jumlah dan asal penilai dilakukan setelah materi konten pada kanal media sosial terkumpul.</w:t>
+      </w:r>
+    </w:p>
+    <w:p>
+      <w:pPr>
+        <w:jc w:val="both"/>
+        <w:spacing w:before="0" w:after="0" w:line="360" w:lineRule="auto"/>
+        <w:ind w:firstLine="567"/>
+      </w:pPr>
+      <w:r>
+        <w:rPr>
+          <w:rFonts w:ascii="Times New Roman" w:hAnsi="Times New Roman" w:cs="Times New Roman"/>
           <w:b/>
           <w:sz w:val="24"/>
           <w:szCs w:val="24"/>
         </w:rPr>
-        <w:t xml:space="preserve">[BUTUH KEPUTUSAN PENULIS: tentukan jumlah naskah yang diuji, jumlah penilai, dan asal penilai. Angka ini menentukan uji statistik yang dapat dipakai pada sub-bab 3.2.6. Jumlah penilai minimal tiga orang; penilai dari luar tim jauh lebih kuat menahan keberatan mengenai keberpihakan.]</w:t>
+        <w:t xml:space="preserve">[BUTUH KEPUTUSAN PENULIS: tetapkan jumlah naskah yang diuji serta jumlah dan asal penilai setelah materi terkumpul. Jumlah penilai sekurang-kurangnya tiga orang, dan penilai dari luar tim jauh lebih kuat menahan keberatan mengenai keberpihakan.]</w:t>
       </w:r>
     </w:p>
     <w:p>
@@ -6335,7 +6350,7 @@
           <w:sz w:val="24"/>
           <w:szCs w:val="24"/>
         </w:rPr>
-        <w:t xml:space="preserve">Instrumen kedua adalah rubrik penilaian konsistensi </w:t>
+        <w:t xml:space="preserve">Instrumen kedua adalah matriks penilaian konsistensi </w:t>
       </w:r>
       <w:r>
         <w:rPr>
@@ -6352,390 +6367,8 @@
           <w:sz w:val="24"/>
           <w:szCs w:val="24"/>
         </w:rPr>
-        <w:t xml:space="preserve"> yang disajikan pada Tabel 3.2. Dimensi rubrik diturunkan dari bidang yang tersimpan pada profil merek di dalam sistem, sehingga penilaian dapat ditelusuri kembali ke acuan yang benar-benar dipakai sistem. Setiap dimensi dinilai pada rentang 1 sampai 4 sehingga skor maksimal seluruh dimensi adalah 20.</w:t>
-      </w:r>
-    </w:p>
-    <w:tbl>
-      <w:tblPr>
-        <w:tblW w:w="7937" w:type="dxa"/>
-        <w:tblBorders>
-          <w:top w:val="single" w:sz="4" w:color="000000"/>
-          <w:left w:val="single" w:sz="4" w:color="000000"/>
-          <w:bottom w:val="single" w:sz="4" w:color="000000"/>
-          <w:right w:val="single" w:sz="4" w:color="000000"/>
-          <w:insideH w:val="single" w:sz="4" w:color="000000"/>
-          <w:insideV w:val="single" w:sz="4" w:color="000000"/>
-        </w:tblBorders>
-      </w:tblPr>
-      <w:tr>
-        <w:trPr>
-          <w:tblHeader/>
-        </w:trPr>
-        <w:tc>
-          <w:tcPr>
-            <w:tcW w:w="2381" w:type="dxa"/>
-            <w:shd w:val="clear" w:fill="EDEDED"/>
-          </w:tcPr>
-          <w:p>
-            <w:pPr>
-              <w:jc w:val="left"/>
-              <w:spacing w:before="0" w:after="0" w:line="240" w:lineRule="auto"/>
-            </w:pPr>
-            <w:r>
-              <w:rPr>
-                <w:rFonts w:ascii="Times New Roman" w:hAnsi="Times New Roman" w:cs="Times New Roman"/>
-                <w:b/>
-                <w:sz w:val="24"/>
-                <w:szCs w:val="24"/>
-              </w:rPr>
-              <w:t xml:space="preserve">Dimensi</w:t>
-            </w:r>
-          </w:p>
-        </w:tc>
-        <w:tc>
-          <w:tcPr>
-            <w:tcW w:w="2778" w:type="dxa"/>
-            <w:shd w:val="clear" w:fill="EDEDED"/>
-          </w:tcPr>
-          <w:p>
-            <w:pPr>
-              <w:jc w:val="left"/>
-              <w:spacing w:before="0" w:after="0" w:line="240" w:lineRule="auto"/>
-            </w:pPr>
-            <w:r>
-              <w:rPr>
-                <w:rFonts w:ascii="Times New Roman" w:hAnsi="Times New Roman" w:cs="Times New Roman"/>
-                <w:b/>
-                <w:sz w:val="24"/>
-                <w:szCs w:val="24"/>
-              </w:rPr>
-              <w:t xml:space="preserve">Indikator yang dinilai</w:t>
-            </w:r>
-          </w:p>
-        </w:tc>
-        <w:tc>
-          <w:tcPr>
-            <w:tcW w:w="2778" w:type="dxa"/>
-            <w:shd w:val="clear" w:fill="EDEDED"/>
-          </w:tcPr>
-          <w:p>
-            <w:pPr>
-              <w:jc w:val="left"/>
-              <w:spacing w:before="0" w:after="0" w:line="240" w:lineRule="auto"/>
-            </w:pPr>
-            <w:r>
-              <w:rPr>
-                <w:rFonts w:ascii="Times New Roman" w:hAnsi="Times New Roman" w:cs="Times New Roman"/>
-                <w:b/>
-                <w:sz w:val="24"/>
-                <w:szCs w:val="24"/>
-              </w:rPr>
-              <w:t xml:space="preserve">Rentang skor</w:t>
-            </w:r>
-          </w:p>
-        </w:tc>
-      </w:tr>
-      <w:tr>
-        <w:tc>
-          <w:tcPr>
-            <w:tcW w:w="2381" w:type="dxa"/>
-          </w:tcPr>
-          <w:p>
-            <w:pPr>
-              <w:jc w:val="left"/>
-              <w:spacing w:before="0" w:after="0" w:line="240" w:lineRule="auto"/>
-            </w:pPr>
-            <w:r>
-              <w:rPr>
-                <w:rFonts w:ascii="Times New Roman" w:hAnsi="Times New Roman" w:cs="Times New Roman"/>
-                <w:sz w:val="24"/>
-                <w:szCs w:val="24"/>
-              </w:rPr>
-              <w:t xml:space="preserve">Gaya bahasa</w:t>
-            </w:r>
-          </w:p>
-        </w:tc>
-        <w:tc>
-          <w:tcPr>
-            <w:tcW w:w="2778" w:type="dxa"/>
-          </w:tcPr>
-          <w:p>
-            <w:pPr>
-              <w:jc w:val="left"/>
-              <w:spacing w:before="0" w:after="0" w:line="240" w:lineRule="auto"/>
-            </w:pPr>
-            <w:r>
-              <w:rPr>
-                <w:rFonts w:ascii="Times New Roman" w:hAnsi="Times New Roman" w:cs="Times New Roman"/>
-                <w:sz w:val="24"/>
-                <w:szCs w:val="24"/>
-              </w:rPr>
-              <w:t xml:space="preserve">Kesesuaian nada, sapaan, dan tingkat formalitas dengan gaya bahasa yang ditetapkan profil merek</w:t>
-            </w:r>
-          </w:p>
-        </w:tc>
-        <w:tc>
-          <w:tcPr>
-            <w:tcW w:w="2778" w:type="dxa"/>
-          </w:tcPr>
-          <w:p>
-            <w:pPr>
-              <w:jc w:val="left"/>
-              <w:spacing w:before="0" w:after="0" w:line="240" w:lineRule="auto"/>
-            </w:pPr>
-            <w:r>
-              <w:rPr>
-                <w:rFonts w:ascii="Times New Roman" w:hAnsi="Times New Roman" w:cs="Times New Roman"/>
-                <w:sz w:val="24"/>
-                <w:szCs w:val="24"/>
-              </w:rPr>
-              <w:t xml:space="preserve">1 sampai 4</w:t>
-            </w:r>
-          </w:p>
-        </w:tc>
-      </w:tr>
-      <w:tr>
-        <w:tc>
-          <w:tcPr>
-            <w:tcW w:w="2381" w:type="dxa"/>
-          </w:tcPr>
-          <w:p>
-            <w:pPr>
-              <w:jc w:val="left"/>
-              <w:spacing w:before="0" w:after="0" w:line="240" w:lineRule="auto"/>
-            </w:pPr>
-            <w:r>
-              <w:rPr>
-                <w:rFonts w:ascii="Times New Roman" w:hAnsi="Times New Roman" w:cs="Times New Roman"/>
-                <w:sz w:val="24"/>
-                <w:szCs w:val="24"/>
-              </w:rPr>
-              <w:t xml:space="preserve">Sasaran audiens</w:t>
-            </w:r>
-          </w:p>
-        </w:tc>
-        <w:tc>
-          <w:tcPr>
-            <w:tcW w:w="2778" w:type="dxa"/>
-          </w:tcPr>
-          <w:p>
-            <w:pPr>
-              <w:jc w:val="left"/>
-              <w:spacing w:before="0" w:after="0" w:line="240" w:lineRule="auto"/>
-            </w:pPr>
-            <w:r>
-              <w:rPr>
-                <w:rFonts w:ascii="Times New Roman" w:hAnsi="Times New Roman" w:cs="Times New Roman"/>
-                <w:sz w:val="24"/>
-                <w:szCs w:val="24"/>
-              </w:rPr>
-              <w:t xml:space="preserve">Kesesuaian pilihan diksi dan rujukan budaya dengan audiens yang ditetapkan</w:t>
-            </w:r>
-          </w:p>
-        </w:tc>
-        <w:tc>
-          <w:tcPr>
-            <w:tcW w:w="2778" w:type="dxa"/>
-          </w:tcPr>
-          <w:p>
-            <w:pPr>
-              <w:jc w:val="left"/>
-              <w:spacing w:before="0" w:after="0" w:line="240" w:lineRule="auto"/>
-            </w:pPr>
-            <w:r>
-              <w:rPr>
-                <w:rFonts w:ascii="Times New Roman" w:hAnsi="Times New Roman" w:cs="Times New Roman"/>
-                <w:sz w:val="24"/>
-                <w:szCs w:val="24"/>
-              </w:rPr>
-              <w:t xml:space="preserve">1 sampai 4</w:t>
-            </w:r>
-          </w:p>
-        </w:tc>
-      </w:tr>
-      <w:tr>
-        <w:tc>
-          <w:tcPr>
-            <w:tcW w:w="2381" w:type="dxa"/>
-          </w:tcPr>
-          <w:p>
-            <w:pPr>
-              <w:jc w:val="left"/>
-              <w:spacing w:before="0" w:after="0" w:line="240" w:lineRule="auto"/>
-            </w:pPr>
-            <w:r>
-              <w:rPr>
-                <w:rFonts w:ascii="Times New Roman" w:hAnsi="Times New Roman" w:cs="Times New Roman"/>
-                <w:sz w:val="24"/>
-                <w:szCs w:val="24"/>
-              </w:rPr>
-              <w:t xml:space="preserve">Keunggulan produk</w:t>
-            </w:r>
-          </w:p>
-        </w:tc>
-        <w:tc>
-          <w:tcPr>
-            <w:tcW w:w="2778" w:type="dxa"/>
-          </w:tcPr>
-          <w:p>
-            <w:pPr>
-              <w:jc w:val="left"/>
-              <w:spacing w:before="0" w:after="0" w:line="240" w:lineRule="auto"/>
-            </w:pPr>
-            <w:r>
-              <w:rPr>
-                <w:rFonts w:ascii="Times New Roman" w:hAnsi="Times New Roman" w:cs="Times New Roman"/>
-                <w:sz w:val="24"/>
-                <w:szCs w:val="24"/>
-              </w:rPr>
-              <w:t xml:space="preserve">Ketepatan penonjolan keunggulan produk sesuai profil merek</w:t>
-            </w:r>
-          </w:p>
-        </w:tc>
-        <w:tc>
-          <w:tcPr>
-            <w:tcW w:w="2778" w:type="dxa"/>
-          </w:tcPr>
-          <w:p>
-            <w:pPr>
-              <w:jc w:val="left"/>
-              <w:spacing w:before="0" w:after="0" w:line="240" w:lineRule="auto"/>
-            </w:pPr>
-            <w:r>
-              <w:rPr>
-                <w:rFonts w:ascii="Times New Roman" w:hAnsi="Times New Roman" w:cs="Times New Roman"/>
-                <w:sz w:val="24"/>
-                <w:szCs w:val="24"/>
-              </w:rPr>
-              <w:t xml:space="preserve">1 sampai 4</w:t>
-            </w:r>
-          </w:p>
-        </w:tc>
-      </w:tr>
-      <w:tr>
-        <w:tc>
-          <w:tcPr>
-            <w:tcW w:w="2381" w:type="dxa"/>
-          </w:tcPr>
-          <w:p>
-            <w:pPr>
-              <w:jc w:val="left"/>
-              <w:spacing w:before="0" w:after="0" w:line="240" w:lineRule="auto"/>
-            </w:pPr>
-            <w:r>
-              <w:rPr>
-                <w:rFonts w:ascii="Times New Roman" w:hAnsi="Times New Roman" w:cs="Times New Roman"/>
-                <w:sz w:val="24"/>
-                <w:szCs w:val="24"/>
-              </w:rPr>
-              <w:t xml:space="preserve">Kepatuhan batasan</w:t>
-            </w:r>
-          </w:p>
-        </w:tc>
-        <w:tc>
-          <w:tcPr>
-            <w:tcW w:w="2778" w:type="dxa"/>
-          </w:tcPr>
-          <w:p>
-            <w:pPr>
-              <w:jc w:val="left"/>
-              <w:spacing w:before="0" w:after="0" w:line="240" w:lineRule="auto"/>
-            </w:pPr>
-            <w:r>
-              <w:rPr>
-                <w:rFonts w:ascii="Times New Roman" w:hAnsi="Times New Roman" w:cs="Times New Roman"/>
-                <w:sz w:val="24"/>
-                <w:szCs w:val="24"/>
-              </w:rPr>
-              <w:t xml:space="preserve">Ketaatan pada batasan penulisan yang ditetapkan, misalnya larangan klaim berlebihan</w:t>
-            </w:r>
-          </w:p>
-        </w:tc>
-        <w:tc>
-          <w:tcPr>
-            <w:tcW w:w="2778" w:type="dxa"/>
-          </w:tcPr>
-          <w:p>
-            <w:pPr>
-              <w:jc w:val="left"/>
-              <w:spacing w:before="0" w:after="0" w:line="240" w:lineRule="auto"/>
-            </w:pPr>
-            <w:r>
-              <w:rPr>
-                <w:rFonts w:ascii="Times New Roman" w:hAnsi="Times New Roman" w:cs="Times New Roman"/>
-                <w:sz w:val="24"/>
-                <w:szCs w:val="24"/>
-              </w:rPr>
-              <w:t xml:space="preserve">1 sampai 4</w:t>
-            </w:r>
-          </w:p>
-        </w:tc>
-      </w:tr>
-      <w:tr>
-        <w:tc>
-          <w:tcPr>
-            <w:tcW w:w="2381" w:type="dxa"/>
-          </w:tcPr>
-          <w:p>
-            <w:pPr>
-              <w:jc w:val="left"/>
-              <w:spacing w:before="0" w:after="0" w:line="240" w:lineRule="auto"/>
-            </w:pPr>
-            <w:r>
-              <w:rPr>
-                <w:rFonts w:ascii="Times New Roman" w:hAnsi="Times New Roman" w:cs="Times New Roman"/>
-                <w:sz w:val="24"/>
-                <w:szCs w:val="24"/>
-              </w:rPr>
-              <w:t xml:space="preserve">Ajakan bertindak</w:t>
-            </w:r>
-          </w:p>
-        </w:tc>
-        <w:tc>
-          <w:tcPr>
-            <w:tcW w:w="2778" w:type="dxa"/>
-          </w:tcPr>
-          <w:p>
-            <w:pPr>
-              <w:jc w:val="left"/>
-              <w:spacing w:before="0" w:after="0" w:line="240" w:lineRule="auto"/>
-            </w:pPr>
-            <w:r>
-              <w:rPr>
-                <w:rFonts w:ascii="Times New Roman" w:hAnsi="Times New Roman" w:cs="Times New Roman"/>
-                <w:sz w:val="24"/>
-                <w:szCs w:val="24"/>
-              </w:rPr>
-              <w:t xml:space="preserve">Ketepatan bentuk dan penempatan ajakan bertindak</w:t>
-            </w:r>
-          </w:p>
-        </w:tc>
-        <w:tc>
-          <w:tcPr>
-            <w:tcW w:w="2778" w:type="dxa"/>
-          </w:tcPr>
-          <w:p>
-            <w:pPr>
-              <w:jc w:val="left"/>
-              <w:spacing w:before="0" w:after="0" w:line="240" w:lineRule="auto"/>
-            </w:pPr>
-            <w:r>
-              <w:rPr>
-                <w:rFonts w:ascii="Times New Roman" w:hAnsi="Times New Roman" w:cs="Times New Roman"/>
-                <w:sz w:val="24"/>
-                <w:szCs w:val="24"/>
-              </w:rPr>
-              <w:t xml:space="preserve">1 sampai 4</w:t>
-            </w:r>
-          </w:p>
-        </w:tc>
-      </w:tr>
-    </w:tbl>
-    <w:p>
-      <w:pPr>
-        <w:jc w:val="both"/>
-        <w:spacing w:before="0" w:after="0" w:line="360" w:lineRule="auto"/>
-      </w:pPr>
+        <w:t xml:space="preserve"> yang disajikan pada Tabel 3.2. Dimensi matriks diturunkan dari bidang yang tersimpan pada profil merek di dalam sistem, sehingga penilaian dapat ditelusuri kembali ke acuan yang benar-benar dipakai sistem saat menghasilkan naskah. Setiap dimensi dinilai pada rentang 1 sampai 4, sehingga skor maksimal seluruh dimensi adalah 20.</w:t>
+      </w:r>
     </w:p>
     <w:p>
       <w:pPr>
@@ -6746,489 +6379,10 @@
       <w:r>
         <w:rPr>
           <w:rFonts w:ascii="Times New Roman" w:hAnsi="Times New Roman" w:cs="Times New Roman"/>
-          <w:b/>
-          <w:sz w:val="24"/>
-          <w:szCs w:val="24"/>
-        </w:rPr>
-        <w:t xml:space="preserve">[CATATAN UNTUK PENULIS: dimensi rubrik di atas diturunkan dari struktur profil merek pada sistem, bukan dari pustaka. Setelah sub-bab 2.2.4 memperoleh rujukan akademik mengenai </w:t>
-      </w:r>
-      <w:r>
-        <w:rPr>
-          <w:rFonts w:ascii="Times New Roman" w:hAnsi="Times New Roman" w:cs="Times New Roman"/>
-          <w:i/>
-          <w:sz w:val="24"/>
-          <w:szCs w:val="24"/>
-        </w:rPr>
-        <w:t xml:space="preserve">brand voice</w:t>
-      </w:r>
-      <w:r>
-        <w:rPr>
-          <w:rFonts w:ascii="Times New Roman" w:hAnsi="Times New Roman" w:cs="Times New Roman"/>
-          <w:sz w:val="24"/>
-          <w:szCs w:val="24"/>
-        </w:rPr>
-        <w:t xml:space="preserve">, rubrik ini wajib ditinjau ulang agar dimensinya berpijak pada teori, dan validitas isinya sebaiknya ditelaah oleh dosen pembimbing.]</w:t>
-      </w:r>
-    </w:p>
-    <w:p>
-      <w:pPr>
-        <w:jc w:val="both"/>
-        <w:spacing w:before="0" w:after="0" w:line="360" w:lineRule="auto"/>
-      </w:pPr>
-    </w:p>
-    <w:p>
-      <w:pPr>
-        <w:jc w:val="left"/>
-        <w:spacing w:before="0" w:after="0" w:line="360" w:lineRule="auto"/>
-      </w:pPr>
-      <w:r>
-        <w:rPr>
-          <w:rFonts w:ascii="Times New Roman" w:hAnsi="Times New Roman" w:cs="Times New Roman"/>
-          <w:b/>
-          <w:sz w:val="24"/>
-          <w:szCs w:val="24"/>
-        </w:rPr>
-        <w:t xml:space="preserve">3.2.5. Rancangan Pengujian</w:t>
-      </w:r>
-    </w:p>
-    <w:p>
-      <w:pPr>
-        <w:jc w:val="both"/>
-        <w:spacing w:before="0" w:after="0" w:line="360" w:lineRule="auto"/>
-        <w:ind w:firstLine="567"/>
-      </w:pPr>
-      <w:r>
-        <w:rPr>
-          <w:rFonts w:ascii="Times New Roman" w:hAnsi="Times New Roman" w:cs="Times New Roman"/>
-          <w:sz w:val="24"/>
-          <w:szCs w:val="24"/>
-        </w:rPr>
-        <w:t xml:space="preserve">Pengujian konsistensi </w:t>
-      </w:r>
-      <w:r>
-        <w:rPr>
-          <w:rFonts w:ascii="Times New Roman" w:hAnsi="Times New Roman" w:cs="Times New Roman"/>
-          <w:i/>
-          <w:sz w:val="24"/>
-          <w:szCs w:val="24"/>
-        </w:rPr>
-        <w:t xml:space="preserve">brand voice</w:t>
-      </w:r>
-      <w:r>
-        <w:rPr>
-          <w:rFonts w:ascii="Times New Roman" w:hAnsi="Times New Roman" w:cs="Times New Roman"/>
-          <w:sz w:val="24"/>
-          <w:szCs w:val="24"/>
-        </w:rPr>
-        <w:t xml:space="preserve"> dirancang untuk menekan keberpihakan penilai. Peneliti merupakan bagian dari instansi yang diteliti, sehingga rancangan berikut ditetapkan sebagai pengaman:</w:t>
-      </w:r>
-    </w:p>
-    <w:p>
-      <w:pPr>
-        <w:jc w:val="both"/>
-        <w:spacing w:before="0" w:after="0" w:line="360" w:lineRule="auto"/>
-        <w:ind w:left="1134" w:hanging="567"/>
-      </w:pPr>
-      <w:r>
-        <w:rPr>
-          <w:rFonts w:ascii="Times New Roman" w:hAnsi="Times New Roman" w:cs="Times New Roman"/>
-          <w:sz w:val="24"/>
-          <w:szCs w:val="24"/>
-        </w:rPr>
-        <w:t xml:space="preserve">a. Penilaian dilakukan secara buta, yaitu penilai tidak mengetahui naskah mana yang dihasilkan dengan konteks merek dan mana yang tanpa konteks merek;</w:t>
-      </w:r>
-    </w:p>
-    <w:p>
-      <w:pPr>
-        <w:jc w:val="both"/>
-        <w:spacing w:before="0" w:after="0" w:line="360" w:lineRule="auto"/>
-        <w:ind w:left="1134" w:hanging="567"/>
-      </w:pPr>
-      <w:r>
-        <w:rPr>
-          <w:rFonts w:ascii="Times New Roman" w:hAnsi="Times New Roman" w:cs="Times New Roman"/>
-          <w:sz w:val="24"/>
-          <w:szCs w:val="24"/>
-        </w:rPr>
-        <w:t xml:space="preserve">b. Urutan penyajian sampel diacak sehingga tidak membentuk pola yang dapat ditebak;</w:t>
-      </w:r>
-    </w:p>
-    <w:p>
-      <w:pPr>
-        <w:jc w:val="both"/>
-        <w:spacing w:before="0" w:after="0" w:line="360" w:lineRule="auto"/>
-        <w:ind w:left="1134" w:hanging="567"/>
-      </w:pPr>
-      <w:r>
-        <w:rPr>
-          <w:rFonts w:ascii="Times New Roman" w:hAnsi="Times New Roman" w:cs="Times New Roman"/>
-          <w:sz w:val="24"/>
-          <w:szCs w:val="24"/>
-        </w:rPr>
-        <w:t xml:space="preserve">c. Penilaian dilakukan oleh sekurang-kurangnya tiga penilai secara mandiri tanpa berdiskusi satu sama lain;</w:t>
-      </w:r>
-    </w:p>
-    <w:p>
-      <w:pPr>
-        <w:jc w:val="both"/>
-        <w:spacing w:before="0" w:after="0" w:line="360" w:lineRule="auto"/>
-        <w:ind w:left="1134" w:hanging="567"/>
-      </w:pPr>
-      <w:r>
-        <w:rPr>
-          <w:rFonts w:ascii="Times New Roman" w:hAnsi="Times New Roman" w:cs="Times New Roman"/>
-          <w:sz w:val="24"/>
-          <w:szCs w:val="24"/>
-        </w:rPr>
-        <w:t xml:space="preserve">d. Kesepakatan antar-penilai dihitung dan dilaporkan sebagai bagian dari hasil, bukan disembunyikan;</w:t>
-      </w:r>
-    </w:p>
-    <w:p>
-      <w:pPr>
-        <w:jc w:val="both"/>
-        <w:spacing w:before="0" w:after="0" w:line="360" w:lineRule="auto"/>
-        <w:ind w:left="1134" w:hanging="567"/>
-      </w:pPr>
-      <w:r>
-        <w:rPr>
-          <w:rFonts w:ascii="Times New Roman" w:hAnsi="Times New Roman" w:cs="Times New Roman"/>
-          <w:sz w:val="24"/>
-          <w:szCs w:val="24"/>
-        </w:rPr>
-        <w:t xml:space="preserve">e. Peneliti tidak bertindak sebagai penilai.</w:t>
-      </w:r>
-    </w:p>
-    <w:p>
-      <w:pPr>
-        <w:jc w:val="both"/>
-        <w:spacing w:before="0" w:after="0" w:line="360" w:lineRule="auto"/>
-        <w:ind w:left="1134"/>
-      </w:pPr>
-      <w:r>
-        <w:rPr>
-          <w:rFonts w:ascii="Times New Roman" w:hAnsi="Times New Roman" w:cs="Times New Roman"/>
-          <w:sz w:val="24"/>
-          <w:szCs w:val="24"/>
-        </w:rPr>
-        <w:t xml:space="preserve">Pengujian fungsional sistem dilakukan menggunakan metode </w:t>
-      </w:r>
-      <w:r>
-        <w:rPr>
-          <w:rFonts w:ascii="Times New Roman" w:hAnsi="Times New Roman" w:cs="Times New Roman"/>
-          <w:i/>
-          <w:sz w:val="24"/>
-          <w:szCs w:val="24"/>
-        </w:rPr>
-        <w:t xml:space="preserve">black box</w:t>
-      </w:r>
-      <w:r>
-        <w:rPr>
-          <w:rFonts w:ascii="Times New Roman" w:hAnsi="Times New Roman" w:cs="Times New Roman"/>
-          <w:sz w:val="24"/>
-          <w:szCs w:val="24"/>
-        </w:rPr>
-        <w:t xml:space="preserve"> untuk memastikan setiap kebutuhan fungsional pada Tabel 3.1 berjalan sesuai rancangan.</w:t>
-      </w:r>
-    </w:p>
-    <w:p>
-      <w:pPr>
-        <w:jc w:val="both"/>
-        <w:spacing w:before="0" w:after="0" w:line="360" w:lineRule="auto"/>
-      </w:pPr>
-    </w:p>
-    <w:p>
-      <w:pPr>
-        <w:jc w:val="left"/>
-        <w:spacing w:before="0" w:after="0" w:line="360" w:lineRule="auto"/>
-      </w:pPr>
-      <w:r>
-        <w:rPr>
-          <w:rFonts w:ascii="Times New Roman" w:hAnsi="Times New Roman" w:cs="Times New Roman"/>
-          <w:b/>
-          <w:sz w:val="24"/>
-          <w:szCs w:val="24"/>
-        </w:rPr>
-        <w:t xml:space="preserve">3.2.6. Metode Analisis Data</w:t>
-      </w:r>
-    </w:p>
-    <w:p>
-      <w:pPr>
-        <w:jc w:val="both"/>
-        <w:spacing w:before="0" w:after="0" w:line="360" w:lineRule="auto"/>
-        <w:ind w:firstLine="567"/>
-      </w:pPr>
-      <w:r>
-        <w:rPr>
-          <w:rFonts w:ascii="Times New Roman" w:hAnsi="Times New Roman" w:cs="Times New Roman"/>
-          <w:sz w:val="24"/>
-          <w:szCs w:val="24"/>
-        </w:rPr>
-        <w:t xml:space="preserve">Data waktu produksi konten dianalisis menggunakan statistik deskriptif berupa nilai terendah, nilai tertinggi, median, dan rentang. Nilai median dan rentang dipilih sebagai ukuran utama karena data pada proses lama berupa estimasi retrospektif dengan sebaran yang lebar, sehingga rata-rata aritmetik mudah terdistorsi oleh kasus ekstrem. Pembandingan antara proses lama dan proses baru dilakukan secara deskriptif dan tidak menggunakan uji statistik parametrik, karena syarat pengukuran yang setara pada kedua kelompok tidak terpenuhi. Selain durasi, penyempitan rentang durasi turut dilaporkan sebagai indikator meningkatnya keterdugaan proses. Data skor rubrik dianalisis menggunakan statistik deskriptif per dimensi, kemudian dibandingkan antara naskah yang dihasilkan dengan konteks merek dan tanpa konteks merek. Kesepakatan antar-penilai dihitung menggunakan koefisien kesepakatan yang sesuai dengan jumlah penilai dan skala penilaian.</w:t>
-      </w:r>
-    </w:p>
-    <w:p>
-      <w:pPr>
-        <w:jc w:val="both"/>
-        <w:spacing w:before="0" w:after="0" w:line="360" w:lineRule="auto"/>
-        <w:ind w:firstLine="567"/>
-      </w:pPr>
-      <w:r>
-        <w:rPr>
-          <w:rFonts w:ascii="Times New Roman" w:hAnsi="Times New Roman" w:cs="Times New Roman"/>
-          <w:sz w:val="24"/>
-          <w:szCs w:val="24"/>
-        </w:rPr>
-        <w:t xml:space="preserve">Perlu ditegaskan bahwa perbandingan waktu dilakukan antara proses lama secara keseluruhan dan proses baru secara keseluruhan. Penelitian ini tidak mengklaim bahwa penurunan waktu semata-mata disebabkan arsitektur </w:t>
-      </w:r>
-      <w:r>
-        <w:rPr>
-          <w:rFonts w:ascii="Times New Roman" w:hAnsi="Times New Roman" w:cs="Times New Roman"/>
-          <w:i/>
-          <w:sz w:val="24"/>
-          <w:szCs w:val="24"/>
-        </w:rPr>
-        <w:t xml:space="preserve">multi-agent</w:t>
-      </w:r>
-      <w:r>
-        <w:rPr>
-          <w:rFonts w:ascii="Times New Roman" w:hAnsi="Times New Roman" w:cs="Times New Roman"/>
-          <w:sz w:val="24"/>
-          <w:szCs w:val="24"/>
-        </w:rPr>
-        <w:t xml:space="preserve">, karena antarmuka terpusat diterapkan bersamaan dengan arsitektur tersebut. Keterbatasan ini telah dinyatakan pada sub-bab 1.4.</w:t>
-      </w:r>
-    </w:p>
-    <w:p>
-      <w:pPr>
-        <w:jc w:val="both"/>
-        <w:spacing w:before="0" w:after="0" w:line="360" w:lineRule="auto"/>
-      </w:pPr>
-    </w:p>
-    <w:p>
-      <w:pPr>
-        <w:jc w:val="left"/>
-        <w:spacing w:before="0" w:after="0" w:line="360" w:lineRule="auto"/>
-      </w:pPr>
-      <w:r>
-        <w:rPr>
-          <w:rFonts w:ascii="Times New Roman" w:hAnsi="Times New Roman" w:cs="Times New Roman"/>
-          <w:b/>
-          <w:sz w:val="24"/>
-          <w:szCs w:val="24"/>
-        </w:rPr>
-        <w:t xml:space="preserve">3.3 Metode Pengembangan Sistem</w:t>
-      </w:r>
-    </w:p>
-    <w:p>
-      <w:pPr>
-        <w:jc w:val="both"/>
-        <w:spacing w:before="0" w:after="0" w:line="360" w:lineRule="auto"/>
-        <w:ind w:firstLine="567"/>
-      </w:pPr>
-      <w:r>
-        <w:rPr>
-          <w:rFonts w:ascii="Times New Roman" w:hAnsi="Times New Roman" w:cs="Times New Roman"/>
-          <w:sz w:val="24"/>
-          <w:szCs w:val="24"/>
-        </w:rPr>
-        <w:t xml:space="preserve">Sistem dikembangkan menggunakan metode </w:t>
-      </w:r>
-      <w:r>
-        <w:rPr>
-          <w:rFonts w:ascii="Times New Roman" w:hAnsi="Times New Roman" w:cs="Times New Roman"/>
-          <w:i/>
-          <w:sz w:val="24"/>
-          <w:szCs w:val="24"/>
-        </w:rPr>
-        <w:t xml:space="preserve">Rapid Application Development</w:t>
-      </w:r>
-      <w:r>
-        <w:rPr>
-          <w:rFonts w:ascii="Times New Roman" w:hAnsi="Times New Roman" w:cs="Times New Roman"/>
-          <w:sz w:val="24"/>
-          <w:szCs w:val="24"/>
-        </w:rPr>
-        <w:t xml:space="preserve"> sebagaimana diuraikan pada sub-bab 2.2.7. Metode ini dipilih karena sifat pengembangan yang berlangsung bersifat berulang, ukuran tim kecil, dan pengguna terlibat langsung pada setiap tahapan. Tahapan metode beserta keluarannya disajikan pada Gambar 3.5 dan diuraikan sebagai berikut.</w:t>
-      </w:r>
-    </w:p>
-    <w:p>
-      <w:pPr>
-        <w:jc w:val="both"/>
-        <w:spacing w:before="0" w:after="0" w:line="360" w:lineRule="auto"/>
-      </w:pPr>
-    </w:p>
-    <w:p>
-      <w:pPr>
-        <w:jc w:val="left"/>
-        <w:spacing w:before="0" w:after="0" w:line="360" w:lineRule="auto"/>
-      </w:pPr>
-      <w:r>
-        <w:rPr>
-          <w:rFonts w:ascii="Times New Roman" w:hAnsi="Times New Roman" w:cs="Times New Roman"/>
-          <w:b/>
-          <w:sz w:val="24"/>
-          <w:szCs w:val="24"/>
-        </w:rPr>
-        <w:t xml:space="preserve">3.3.1. Requirements Planning</w:t>
-      </w:r>
-    </w:p>
-    <w:p>
-      <w:pPr>
-        <w:jc w:val="both"/>
-        <w:spacing w:before="0" w:after="0" w:line="360" w:lineRule="auto"/>
-        <w:ind w:firstLine="567"/>
-      </w:pPr>
-      <w:r>
-        <w:rPr>
-          <w:rFonts w:ascii="Times New Roman" w:hAnsi="Times New Roman" w:cs="Times New Roman"/>
-          <w:sz w:val="24"/>
-          <w:szCs w:val="24"/>
-        </w:rPr>
-        <w:t xml:space="preserve">Pada fase ini ditetapkan kebutuhan dan ruang lingkup sistem bersama pemilik proses. Kegiatan yang dilakukan meliputi observasi proses berjalan, wawancara dengan admin, dan penyusunan dokumen acuan. Keluaran fase ini berupa dokumen spesifikasi kebutuhan, arsitektur informasi, sistem desain, dan alur pengguna, yang seluruhnya diselesaikan sebelum penulisan kode dimulai.</w:t>
-      </w:r>
-    </w:p>
-    <w:p>
-      <w:pPr>
-        <w:jc w:val="both"/>
-        <w:spacing w:before="0" w:after="0" w:line="360" w:lineRule="auto"/>
-      </w:pPr>
-    </w:p>
-    <w:p>
-      <w:pPr>
-        <w:jc w:val="left"/>
-        <w:spacing w:before="0" w:after="0" w:line="360" w:lineRule="auto"/>
-      </w:pPr>
-      <w:r>
-        <w:rPr>
-          <w:rFonts w:ascii="Times New Roman" w:hAnsi="Times New Roman" w:cs="Times New Roman"/>
-          <w:b/>
-          <w:sz w:val="24"/>
-          <w:szCs w:val="24"/>
-        </w:rPr>
-        <w:t xml:space="preserve">3.3.2. User Design</w:t>
-      </w:r>
-    </w:p>
-    <w:p>
-      <w:pPr>
-        <w:jc w:val="both"/>
-        <w:spacing w:before="0" w:after="0" w:line="360" w:lineRule="auto"/>
-        <w:ind w:firstLine="567"/>
-      </w:pPr>
-      <w:r>
-        <w:rPr>
-          <w:rFonts w:ascii="Times New Roman" w:hAnsi="Times New Roman" w:cs="Times New Roman"/>
-          <w:sz w:val="24"/>
-          <w:szCs w:val="24"/>
-        </w:rPr>
-        <w:t xml:space="preserve">Pada fase ini rancangan disusun bersama pengguna secara berulang. Kegiatan yang dilakukan meliputi penyusunan kerangka aplikasi, perancangan tata letak dan navigasi, serta perancangan struktur basis data. Rancangan ditinjau oleh pengguna dan diperbaiki sebelum dilanjutkan. Keluaran fase ini berupa rancangan antarmuka, rancangan basis data, dan struktur modul layanan.</w:t>
-      </w:r>
-    </w:p>
-    <w:p>
-      <w:pPr>
-        <w:jc w:val="both"/>
-        <w:spacing w:before="0" w:after="0" w:line="360" w:lineRule="auto"/>
-      </w:pPr>
-    </w:p>
-    <w:p>
-      <w:pPr>
-        <w:jc w:val="left"/>
-        <w:spacing w:before="0" w:after="0" w:line="360" w:lineRule="auto"/>
-      </w:pPr>
-      <w:r>
-        <w:rPr>
-          <w:rFonts w:ascii="Times New Roman" w:hAnsi="Times New Roman" w:cs="Times New Roman"/>
-          <w:b/>
-          <w:sz w:val="24"/>
-          <w:szCs w:val="24"/>
-        </w:rPr>
-        <w:t xml:space="preserve">3.3.3. Construction</w:t>
-      </w:r>
-    </w:p>
-    <w:p>
-      <w:pPr>
-        <w:jc w:val="both"/>
-        <w:spacing w:before="0" w:after="0" w:line="360" w:lineRule="auto"/>
-        <w:ind w:firstLine="567"/>
-      </w:pPr>
-      <w:r>
-        <w:rPr>
-          <w:rFonts w:ascii="Times New Roman" w:hAnsi="Times New Roman" w:cs="Times New Roman"/>
-          <w:sz w:val="24"/>
-          <w:szCs w:val="24"/>
-        </w:rPr>
-        <w:t xml:space="preserve">Pada fase ini sistem dibangun mengikuti rancangan yang telah disepakati. Pembangunan dilakukan bertahap per bagian fungsi, yaitu autentikasi, manajemen pengguna, profil merek dan subjek, modul produksi konten, modul iklan, serta pencatatan dan proses gabungan. Setiap bagian diuji begitu selesai, dan hasil pengujian dipakai untuk memperbaiki bagian tersebut sebelum bagian berikutnya dikerjakan. Pada fase inilah penyempurnaan konteks merek dilakukan setelah keluaran sistem dinilai masih terlalu umum.</w:t>
-      </w:r>
-    </w:p>
-    <w:p>
-      <w:pPr>
-        <w:jc w:val="both"/>
-        <w:spacing w:before="0" w:after="0" w:line="360" w:lineRule="auto"/>
-      </w:pPr>
-    </w:p>
-    <w:p>
-      <w:pPr>
-        <w:jc w:val="left"/>
-        <w:spacing w:before="0" w:after="0" w:line="360" w:lineRule="auto"/>
-      </w:pPr>
-      <w:r>
-        <w:rPr>
-          <w:rFonts w:ascii="Times New Roman" w:hAnsi="Times New Roman" w:cs="Times New Roman"/>
-          <w:b/>
-          <w:sz w:val="24"/>
-          <w:szCs w:val="24"/>
-        </w:rPr>
-        <w:t xml:space="preserve">3.3.4. Cutover</w:t>
-      </w:r>
-    </w:p>
-    <w:p>
-      <w:pPr>
-        <w:jc w:val="both"/>
-        <w:spacing w:before="0" w:after="0" w:line="360" w:lineRule="auto"/>
-        <w:ind w:firstLine="567"/>
-      </w:pPr>
-      <w:r>
-        <w:rPr>
-          <w:rFonts w:ascii="Times New Roman" w:hAnsi="Times New Roman" w:cs="Times New Roman"/>
-          <w:sz w:val="24"/>
-          <w:szCs w:val="24"/>
-        </w:rPr>
-        <w:t xml:space="preserve">Pada fase ini sistem dialihkan ke lingkungan operasional. Kegiatan yang dilakukan meliputi penempatan seluruh layanan dalam wadah, pemasangan pada peladen, penyiapan akun awal, dan pengujian menyeluruh pada lingkungan sebenarnya. Keluaran fase ini berupa sistem yang dapat diakses dan digunakan tim.</w:t>
-      </w:r>
-    </w:p>
-    <w:p>
-      <w:pPr>
-        <w:jc w:val="both"/>
-        <w:spacing w:before="0" w:after="0" w:line="360" w:lineRule="auto"/>
-      </w:pPr>
-    </w:p>
-    <w:p>
-      <w:pPr>
-        <w:jc w:val="left"/>
-        <w:spacing w:before="0" w:after="0" w:line="360" w:lineRule="auto"/>
-      </w:pPr>
-      <w:r>
-        <w:rPr>
-          <w:rFonts w:ascii="Times New Roman" w:hAnsi="Times New Roman" w:cs="Times New Roman"/>
-          <w:b/>
-          <w:sz w:val="24"/>
-          <w:szCs w:val="24"/>
-        </w:rPr>
-        <w:t xml:space="preserve">3.4 Jadwal Penelitian</w:t>
-      </w:r>
-    </w:p>
-    <w:p>
-      <w:pPr>
-        <w:jc w:val="both"/>
-        <w:spacing w:before="0" w:after="0" w:line="360" w:lineRule="auto"/>
-        <w:ind w:firstLine="567"/>
-      </w:pPr>
-      <w:r>
-        <w:rPr>
-          <w:rFonts w:ascii="Times New Roman" w:hAnsi="Times New Roman" w:cs="Times New Roman"/>
-          <w:sz w:val="24"/>
-          <w:szCs w:val="24"/>
-        </w:rPr>
-        <w:t xml:space="preserve">Jadwal penelitian disusun mulai dari persiapan sampai penulisan laporan sebagaimana disajikan pada Tabel 3.3. Tanda silang menunjukkan bulan pelaksanaan setiap kegiatan.</w:t>
+          <w:sz w:val="24"/>
+          <w:szCs w:val="24"/>
+        </w:rPr>
+        <w:t xml:space="preserve">Deskriptor pada setiap tingkat skor ditulis secara operasional agar penilai tidak perlu menafsirkan sendiri batas antar-tingkat. Hal ini penting karena penilaian dilakukan oleh lebih dari satu orang secara mandiri, dan kesepakatan antar-penilai hanya bermakna bila seluruh penilai membaca ukuran yang sama.</w:t>
       </w:r>
     </w:p>
     <w:tbl>
@@ -7249,6 +6403,1129 @@
         </w:trPr>
         <w:tc>
           <w:tcPr>
+            <w:tcW w:w="1600" w:type="dxa"/>
+            <w:shd w:val="clear" w:fill="EDEDED"/>
+          </w:tcPr>
+          <w:p>
+            <w:pPr>
+              <w:jc w:val="left"/>
+              <w:spacing w:before="0" w:after="0" w:line="240" w:lineRule="auto"/>
+            </w:pPr>
+            <w:r>
+              <w:rPr>
+                <w:rFonts w:ascii="Times New Roman" w:hAnsi="Times New Roman" w:cs="Times New Roman"/>
+                <w:b/>
+                <w:sz w:val="24"/>
+                <w:szCs w:val="24"/>
+              </w:rPr>
+              <w:t xml:space="preserve">Dimensi</w:t>
+            </w:r>
+          </w:p>
+        </w:tc>
+        <w:tc>
+          <w:tcPr>
+            <w:tcW w:w="1584" w:type="dxa"/>
+            <w:shd w:val="clear" w:fill="EDEDED"/>
+          </w:tcPr>
+          <w:p>
+            <w:pPr>
+              <w:jc w:val="left"/>
+              <w:spacing w:before="0" w:after="0" w:line="240" w:lineRule="auto"/>
+            </w:pPr>
+            <w:r>
+              <w:rPr>
+                <w:rFonts w:ascii="Times New Roman" w:hAnsi="Times New Roman" w:cs="Times New Roman"/>
+                <w:b/>
+                <w:sz w:val="24"/>
+                <w:szCs w:val="24"/>
+              </w:rPr>
+              <w:t xml:space="preserve">Skor 1</w:t>
+            </w:r>
+          </w:p>
+        </w:tc>
+        <w:tc>
+          <w:tcPr>
+            <w:tcW w:w="1584" w:type="dxa"/>
+            <w:shd w:val="clear" w:fill="EDEDED"/>
+          </w:tcPr>
+          <w:p>
+            <w:pPr>
+              <w:jc w:val="left"/>
+              <w:spacing w:before="0" w:after="0" w:line="240" w:lineRule="auto"/>
+            </w:pPr>
+            <w:r>
+              <w:rPr>
+                <w:rFonts w:ascii="Times New Roman" w:hAnsi="Times New Roman" w:cs="Times New Roman"/>
+                <w:b/>
+                <w:sz w:val="24"/>
+                <w:szCs w:val="24"/>
+              </w:rPr>
+              <w:t xml:space="preserve">Skor 2</w:t>
+            </w:r>
+          </w:p>
+        </w:tc>
+        <w:tc>
+          <w:tcPr>
+            <w:tcW w:w="1584" w:type="dxa"/>
+            <w:shd w:val="clear" w:fill="EDEDED"/>
+          </w:tcPr>
+          <w:p>
+            <w:pPr>
+              <w:jc w:val="left"/>
+              <w:spacing w:before="0" w:after="0" w:line="240" w:lineRule="auto"/>
+            </w:pPr>
+            <w:r>
+              <w:rPr>
+                <w:rFonts w:ascii="Times New Roman" w:hAnsi="Times New Roman" w:cs="Times New Roman"/>
+                <w:b/>
+                <w:sz w:val="24"/>
+                <w:szCs w:val="24"/>
+              </w:rPr>
+              <w:t xml:space="preserve">Skor 3</w:t>
+            </w:r>
+          </w:p>
+        </w:tc>
+        <w:tc>
+          <w:tcPr>
+            <w:tcW w:w="1584" w:type="dxa"/>
+            <w:shd w:val="clear" w:fill="EDEDED"/>
+          </w:tcPr>
+          <w:p>
+            <w:pPr>
+              <w:jc w:val="left"/>
+              <w:spacing w:before="0" w:after="0" w:line="240" w:lineRule="auto"/>
+            </w:pPr>
+            <w:r>
+              <w:rPr>
+                <w:rFonts w:ascii="Times New Roman" w:hAnsi="Times New Roman" w:cs="Times New Roman"/>
+                <w:b/>
+                <w:sz w:val="24"/>
+                <w:szCs w:val="24"/>
+              </w:rPr>
+              <w:t xml:space="preserve">Skor 4</w:t>
+            </w:r>
+          </w:p>
+        </w:tc>
+      </w:tr>
+      <w:tr>
+        <w:tc>
+          <w:tcPr>
+            <w:tcW w:w="1600" w:type="dxa"/>
+          </w:tcPr>
+          <w:p>
+            <w:pPr>
+              <w:jc w:val="left"/>
+              <w:spacing w:before="0" w:after="0" w:line="240" w:lineRule="auto"/>
+            </w:pPr>
+            <w:r>
+              <w:rPr>
+                <w:rFonts w:ascii="Times New Roman" w:hAnsi="Times New Roman" w:cs="Times New Roman"/>
+                <w:sz w:val="24"/>
+                <w:szCs w:val="24"/>
+              </w:rPr>
+              <w:t xml:space="preserve">Gaya bahasa</w:t>
+            </w:r>
+          </w:p>
+        </w:tc>
+        <w:tc>
+          <w:tcPr>
+            <w:tcW w:w="1584" w:type="dxa"/>
+          </w:tcPr>
+          <w:p>
+            <w:pPr>
+              <w:jc w:val="left"/>
+              <w:spacing w:before="0" w:after="0" w:line="240" w:lineRule="auto"/>
+            </w:pPr>
+            <w:r>
+              <w:rPr>
+                <w:rFonts w:ascii="Times New Roman" w:hAnsi="Times New Roman" w:cs="Times New Roman"/>
+                <w:sz w:val="24"/>
+                <w:szCs w:val="24"/>
+              </w:rPr>
+              <w:t xml:space="preserve">Nada dan tingkat formalitas menyimpang jelas dari profil merek</w:t>
+            </w:r>
+          </w:p>
+        </w:tc>
+        <w:tc>
+          <w:tcPr>
+            <w:tcW w:w="1584" w:type="dxa"/>
+          </w:tcPr>
+          <w:p>
+            <w:pPr>
+              <w:jc w:val="left"/>
+              <w:spacing w:before="0" w:after="0" w:line="240" w:lineRule="auto"/>
+            </w:pPr>
+            <w:r>
+              <w:rPr>
+                <w:rFonts w:ascii="Times New Roman" w:hAnsi="Times New Roman" w:cs="Times New Roman"/>
+                <w:sz w:val="24"/>
+                <w:szCs w:val="24"/>
+              </w:rPr>
+              <w:t xml:space="preserve">Terdapat pergeseran nada yang mencolok pada sebagian kalimat</w:t>
+            </w:r>
+          </w:p>
+        </w:tc>
+        <w:tc>
+          <w:tcPr>
+            <w:tcW w:w="1584" w:type="dxa"/>
+          </w:tcPr>
+          <w:p>
+            <w:pPr>
+              <w:jc w:val="left"/>
+              <w:spacing w:before="0" w:after="0" w:line="240" w:lineRule="auto"/>
+            </w:pPr>
+            <w:r>
+              <w:rPr>
+                <w:rFonts w:ascii="Times New Roman" w:hAnsi="Times New Roman" w:cs="Times New Roman"/>
+                <w:sz w:val="24"/>
+                <w:szCs w:val="24"/>
+              </w:rPr>
+              <w:t xml:space="preserve">Nada sesuai secara keseluruhan dengan satu atau dua penyimpangan kecil</w:t>
+            </w:r>
+          </w:p>
+        </w:tc>
+        <w:tc>
+          <w:tcPr>
+            <w:tcW w:w="1584" w:type="dxa"/>
+          </w:tcPr>
+          <w:p>
+            <w:pPr>
+              <w:jc w:val="left"/>
+              <w:spacing w:before="0" w:after="0" w:line="240" w:lineRule="auto"/>
+            </w:pPr>
+            <w:r>
+              <w:rPr>
+                <w:rFonts w:ascii="Times New Roman" w:hAnsi="Times New Roman" w:cs="Times New Roman"/>
+                <w:sz w:val="24"/>
+                <w:szCs w:val="24"/>
+              </w:rPr>
+              <w:t xml:space="preserve">Nada, sapaan, dan tingkat formalitas konsisten di seluruh teks</w:t>
+            </w:r>
+          </w:p>
+        </w:tc>
+      </w:tr>
+      <w:tr>
+        <w:tc>
+          <w:tcPr>
+            <w:tcW w:w="1600" w:type="dxa"/>
+          </w:tcPr>
+          <w:p>
+            <w:pPr>
+              <w:jc w:val="left"/>
+              <w:spacing w:before="0" w:after="0" w:line="240" w:lineRule="auto"/>
+            </w:pPr>
+            <w:r>
+              <w:rPr>
+                <w:rFonts w:ascii="Times New Roman" w:hAnsi="Times New Roman" w:cs="Times New Roman"/>
+                <w:sz w:val="24"/>
+                <w:szCs w:val="24"/>
+              </w:rPr>
+              <w:t xml:space="preserve">Sasaran audiens</w:t>
+            </w:r>
+          </w:p>
+        </w:tc>
+        <w:tc>
+          <w:tcPr>
+            <w:tcW w:w="1584" w:type="dxa"/>
+          </w:tcPr>
+          <w:p>
+            <w:pPr>
+              <w:jc w:val="left"/>
+              <w:spacing w:before="0" w:after="0" w:line="240" w:lineRule="auto"/>
+            </w:pPr>
+            <w:r>
+              <w:rPr>
+                <w:rFonts w:ascii="Times New Roman" w:hAnsi="Times New Roman" w:cs="Times New Roman"/>
+                <w:sz w:val="24"/>
+                <w:szCs w:val="24"/>
+              </w:rPr>
+              <w:t xml:space="preserve">Diksi dan rujukan tidak sesuai audiens yang ditetapkan</w:t>
+            </w:r>
+          </w:p>
+        </w:tc>
+        <w:tc>
+          <w:tcPr>
+            <w:tcW w:w="1584" w:type="dxa"/>
+          </w:tcPr>
+          <w:p>
+            <w:pPr>
+              <w:jc w:val="left"/>
+              <w:spacing w:before="0" w:after="0" w:line="240" w:lineRule="auto"/>
+            </w:pPr>
+            <w:r>
+              <w:rPr>
+                <w:rFonts w:ascii="Times New Roman" w:hAnsi="Times New Roman" w:cs="Times New Roman"/>
+                <w:sz w:val="24"/>
+                <w:szCs w:val="24"/>
+              </w:rPr>
+              <w:t xml:space="preserve">Sebagian diksi sesuai, sebagian terasa salah sasaran</w:t>
+            </w:r>
+          </w:p>
+        </w:tc>
+        <w:tc>
+          <w:tcPr>
+            <w:tcW w:w="1584" w:type="dxa"/>
+          </w:tcPr>
+          <w:p>
+            <w:pPr>
+              <w:jc w:val="left"/>
+              <w:spacing w:before="0" w:after="0" w:line="240" w:lineRule="auto"/>
+            </w:pPr>
+            <w:r>
+              <w:rPr>
+                <w:rFonts w:ascii="Times New Roman" w:hAnsi="Times New Roman" w:cs="Times New Roman"/>
+                <w:sz w:val="24"/>
+                <w:szCs w:val="24"/>
+              </w:rPr>
+              <w:t xml:space="preserve">Sesuai audiens dengan sedikit istilah yang kurang tepat</w:t>
+            </w:r>
+          </w:p>
+        </w:tc>
+        <w:tc>
+          <w:tcPr>
+            <w:tcW w:w="1584" w:type="dxa"/>
+          </w:tcPr>
+          <w:p>
+            <w:pPr>
+              <w:jc w:val="left"/>
+              <w:spacing w:before="0" w:after="0" w:line="240" w:lineRule="auto"/>
+            </w:pPr>
+            <w:r>
+              <w:rPr>
+                <w:rFonts w:ascii="Times New Roman" w:hAnsi="Times New Roman" w:cs="Times New Roman"/>
+                <w:sz w:val="24"/>
+                <w:szCs w:val="24"/>
+              </w:rPr>
+              <w:t xml:space="preserve">Diksi dan rujukan tepat sasaran di seluruh teks</w:t>
+            </w:r>
+          </w:p>
+        </w:tc>
+      </w:tr>
+      <w:tr>
+        <w:tc>
+          <w:tcPr>
+            <w:tcW w:w="1600" w:type="dxa"/>
+          </w:tcPr>
+          <w:p>
+            <w:pPr>
+              <w:jc w:val="left"/>
+              <w:spacing w:before="0" w:after="0" w:line="240" w:lineRule="auto"/>
+            </w:pPr>
+            <w:r>
+              <w:rPr>
+                <w:rFonts w:ascii="Times New Roman" w:hAnsi="Times New Roman" w:cs="Times New Roman"/>
+                <w:sz w:val="24"/>
+                <w:szCs w:val="24"/>
+              </w:rPr>
+              <w:t xml:space="preserve">Keunggulan produk</w:t>
+            </w:r>
+          </w:p>
+        </w:tc>
+        <w:tc>
+          <w:tcPr>
+            <w:tcW w:w="1584" w:type="dxa"/>
+          </w:tcPr>
+          <w:p>
+            <w:pPr>
+              <w:jc w:val="left"/>
+              <w:spacing w:before="0" w:after="0" w:line="240" w:lineRule="auto"/>
+            </w:pPr>
+            <w:r>
+              <w:rPr>
+                <w:rFonts w:ascii="Times New Roman" w:hAnsi="Times New Roman" w:cs="Times New Roman"/>
+                <w:sz w:val="24"/>
+                <w:szCs w:val="24"/>
+              </w:rPr>
+              <w:t xml:space="preserve">Keunggulan tidak disebut atau disebut keliru</w:t>
+            </w:r>
+          </w:p>
+        </w:tc>
+        <w:tc>
+          <w:tcPr>
+            <w:tcW w:w="1584" w:type="dxa"/>
+          </w:tcPr>
+          <w:p>
+            <w:pPr>
+              <w:jc w:val="left"/>
+              <w:spacing w:before="0" w:after="0" w:line="240" w:lineRule="auto"/>
+            </w:pPr>
+            <w:r>
+              <w:rPr>
+                <w:rFonts w:ascii="Times New Roman" w:hAnsi="Times New Roman" w:cs="Times New Roman"/>
+                <w:sz w:val="24"/>
+                <w:szCs w:val="24"/>
+              </w:rPr>
+              <w:t xml:space="preserve">Keunggulan disebut namun tertukar dengan atribut umum</w:t>
+            </w:r>
+          </w:p>
+        </w:tc>
+        <w:tc>
+          <w:tcPr>
+            <w:tcW w:w="1584" w:type="dxa"/>
+          </w:tcPr>
+          <w:p>
+            <w:pPr>
+              <w:jc w:val="left"/>
+              <w:spacing w:before="0" w:after="0" w:line="240" w:lineRule="auto"/>
+            </w:pPr>
+            <w:r>
+              <w:rPr>
+                <w:rFonts w:ascii="Times New Roman" w:hAnsi="Times New Roman" w:cs="Times New Roman"/>
+                <w:sz w:val="24"/>
+                <w:szCs w:val="24"/>
+              </w:rPr>
+              <w:t xml:space="preserve">Keunggulan utama tersampaikan meski kurang tajam</w:t>
+            </w:r>
+          </w:p>
+        </w:tc>
+        <w:tc>
+          <w:tcPr>
+            <w:tcW w:w="1584" w:type="dxa"/>
+          </w:tcPr>
+          <w:p>
+            <w:pPr>
+              <w:jc w:val="left"/>
+              <w:spacing w:before="0" w:after="0" w:line="240" w:lineRule="auto"/>
+            </w:pPr>
+            <w:r>
+              <w:rPr>
+                <w:rFonts w:ascii="Times New Roman" w:hAnsi="Times New Roman" w:cs="Times New Roman"/>
+                <w:sz w:val="24"/>
+                <w:szCs w:val="24"/>
+              </w:rPr>
+              <w:t xml:space="preserve">Keunggulan utama tersampaikan jelas sesuai profil merek</w:t>
+            </w:r>
+          </w:p>
+        </w:tc>
+      </w:tr>
+      <w:tr>
+        <w:tc>
+          <w:tcPr>
+            <w:tcW w:w="1600" w:type="dxa"/>
+          </w:tcPr>
+          <w:p>
+            <w:pPr>
+              <w:jc w:val="left"/>
+              <w:spacing w:before="0" w:after="0" w:line="240" w:lineRule="auto"/>
+            </w:pPr>
+            <w:r>
+              <w:rPr>
+                <w:rFonts w:ascii="Times New Roman" w:hAnsi="Times New Roman" w:cs="Times New Roman"/>
+                <w:sz w:val="24"/>
+                <w:szCs w:val="24"/>
+              </w:rPr>
+              <w:t xml:space="preserve">Kepatuhan batasan</w:t>
+            </w:r>
+          </w:p>
+        </w:tc>
+        <w:tc>
+          <w:tcPr>
+            <w:tcW w:w="1584" w:type="dxa"/>
+          </w:tcPr>
+          <w:p>
+            <w:pPr>
+              <w:jc w:val="left"/>
+              <w:spacing w:before="0" w:after="0" w:line="240" w:lineRule="auto"/>
+            </w:pPr>
+            <w:r>
+              <w:rPr>
+                <w:rFonts w:ascii="Times New Roman" w:hAnsi="Times New Roman" w:cs="Times New Roman"/>
+                <w:sz w:val="24"/>
+                <w:szCs w:val="24"/>
+              </w:rPr>
+              <w:t xml:space="preserve">Melanggar lebih dari satu batasan penulisan</w:t>
+            </w:r>
+          </w:p>
+        </w:tc>
+        <w:tc>
+          <w:tcPr>
+            <w:tcW w:w="1584" w:type="dxa"/>
+          </w:tcPr>
+          <w:p>
+            <w:pPr>
+              <w:jc w:val="left"/>
+              <w:spacing w:before="0" w:after="0" w:line="240" w:lineRule="auto"/>
+            </w:pPr>
+            <w:r>
+              <w:rPr>
+                <w:rFonts w:ascii="Times New Roman" w:hAnsi="Times New Roman" w:cs="Times New Roman"/>
+                <w:sz w:val="24"/>
+                <w:szCs w:val="24"/>
+              </w:rPr>
+              <w:t xml:space="preserve">Melanggar satu batasan penulisan</w:t>
+            </w:r>
+          </w:p>
+        </w:tc>
+        <w:tc>
+          <w:tcPr>
+            <w:tcW w:w="1584" w:type="dxa"/>
+          </w:tcPr>
+          <w:p>
+            <w:pPr>
+              <w:jc w:val="left"/>
+              <w:spacing w:before="0" w:after="0" w:line="240" w:lineRule="auto"/>
+            </w:pPr>
+            <w:r>
+              <w:rPr>
+                <w:rFonts w:ascii="Times New Roman" w:hAnsi="Times New Roman" w:cs="Times New Roman"/>
+                <w:sz w:val="24"/>
+                <w:szCs w:val="24"/>
+              </w:rPr>
+              <w:t xml:space="preserve">Tidak melanggar namun mendekati batas pada satu bagian</w:t>
+            </w:r>
+          </w:p>
+        </w:tc>
+        <w:tc>
+          <w:tcPr>
+            <w:tcW w:w="1584" w:type="dxa"/>
+          </w:tcPr>
+          <w:p>
+            <w:pPr>
+              <w:jc w:val="left"/>
+              <w:spacing w:before="0" w:after="0" w:line="240" w:lineRule="auto"/>
+            </w:pPr>
+            <w:r>
+              <w:rPr>
+                <w:rFonts w:ascii="Times New Roman" w:hAnsi="Times New Roman" w:cs="Times New Roman"/>
+                <w:sz w:val="24"/>
+                <w:szCs w:val="24"/>
+              </w:rPr>
+              <w:t xml:space="preserve">Seluruh batasan penulisan dipatuhi</w:t>
+            </w:r>
+          </w:p>
+        </w:tc>
+      </w:tr>
+      <w:tr>
+        <w:tc>
+          <w:tcPr>
+            <w:tcW w:w="1600" w:type="dxa"/>
+          </w:tcPr>
+          <w:p>
+            <w:pPr>
+              <w:jc w:val="left"/>
+              <w:spacing w:before="0" w:after="0" w:line="240" w:lineRule="auto"/>
+            </w:pPr>
+            <w:r>
+              <w:rPr>
+                <w:rFonts w:ascii="Times New Roman" w:hAnsi="Times New Roman" w:cs="Times New Roman"/>
+                <w:sz w:val="24"/>
+                <w:szCs w:val="24"/>
+              </w:rPr>
+              <w:t xml:space="preserve">Ajakan bertindak</w:t>
+            </w:r>
+          </w:p>
+        </w:tc>
+        <w:tc>
+          <w:tcPr>
+            <w:tcW w:w="1584" w:type="dxa"/>
+          </w:tcPr>
+          <w:p>
+            <w:pPr>
+              <w:jc w:val="left"/>
+              <w:spacing w:before="0" w:after="0" w:line="240" w:lineRule="auto"/>
+            </w:pPr>
+            <w:r>
+              <w:rPr>
+                <w:rFonts w:ascii="Times New Roman" w:hAnsi="Times New Roman" w:cs="Times New Roman"/>
+                <w:sz w:val="24"/>
+                <w:szCs w:val="24"/>
+              </w:rPr>
+              <w:t xml:space="preserve">Tidak ada ajakan bertindak atau tidak relevan</w:t>
+            </w:r>
+          </w:p>
+        </w:tc>
+        <w:tc>
+          <w:tcPr>
+            <w:tcW w:w="1584" w:type="dxa"/>
+          </w:tcPr>
+          <w:p>
+            <w:pPr>
+              <w:jc w:val="left"/>
+              <w:spacing w:before="0" w:after="0" w:line="240" w:lineRule="auto"/>
+            </w:pPr>
+            <w:r>
+              <w:rPr>
+                <w:rFonts w:ascii="Times New Roman" w:hAnsi="Times New Roman" w:cs="Times New Roman"/>
+                <w:sz w:val="24"/>
+                <w:szCs w:val="24"/>
+              </w:rPr>
+              <w:t xml:space="preserve">Ada namun bentuknya tidak sesuai profil merek</w:t>
+            </w:r>
+          </w:p>
+        </w:tc>
+        <w:tc>
+          <w:tcPr>
+            <w:tcW w:w="1584" w:type="dxa"/>
+          </w:tcPr>
+          <w:p>
+            <w:pPr>
+              <w:jc w:val="left"/>
+              <w:spacing w:before="0" w:after="0" w:line="240" w:lineRule="auto"/>
+            </w:pPr>
+            <w:r>
+              <w:rPr>
+                <w:rFonts w:ascii="Times New Roman" w:hAnsi="Times New Roman" w:cs="Times New Roman"/>
+                <w:sz w:val="24"/>
+                <w:szCs w:val="24"/>
+              </w:rPr>
+              <w:t xml:space="preserve">Sesuai namun penempatannya kurang tepat</w:t>
+            </w:r>
+          </w:p>
+        </w:tc>
+        <w:tc>
+          <w:tcPr>
+            <w:tcW w:w="1584" w:type="dxa"/>
+          </w:tcPr>
+          <w:p>
+            <w:pPr>
+              <w:jc w:val="left"/>
+              <w:spacing w:before="0" w:after="0" w:line="240" w:lineRule="auto"/>
+            </w:pPr>
+            <w:r>
+              <w:rPr>
+                <w:rFonts w:ascii="Times New Roman" w:hAnsi="Times New Roman" w:cs="Times New Roman"/>
+                <w:sz w:val="24"/>
+                <w:szCs w:val="24"/>
+              </w:rPr>
+              <w:t xml:space="preserve">Bentuk dan penempatan sesuai profil merek</w:t>
+            </w:r>
+          </w:p>
+        </w:tc>
+      </w:tr>
+    </w:tbl>
+    <w:p>
+      <w:pPr>
+        <w:jc w:val="both"/>
+        <w:spacing w:before="0" w:after="0" w:line="360" w:lineRule="auto"/>
+      </w:pPr>
+    </w:p>
+    <w:p>
+      <w:pPr>
+        <w:jc w:val="both"/>
+        <w:spacing w:before="0" w:after="0" w:line="360" w:lineRule="auto"/>
+        <w:ind w:firstLine="567"/>
+      </w:pPr>
+      <w:r>
+        <w:rPr>
+          <w:rFonts w:ascii="Times New Roman" w:hAnsi="Times New Roman" w:cs="Times New Roman"/>
+          <w:sz w:val="24"/>
+          <w:szCs w:val="24"/>
+        </w:rPr>
+        <w:t xml:space="preserve">Skor total setiap naskah dikelompokkan ke dalam empat kategori, yaitu 17 sampai 20 sangat konsisten, 13 sampai 16 konsisten, 9 sampai 12 cukup konsisten, dan 5 sampai 8 tidak konsisten. Batas kategori tersebut bersifat usulan dan perlu ditinjau bersama dosen pembimbing sebelum penilaian dimulai.</w:t>
+      </w:r>
+    </w:p>
+    <w:p>
+      <w:pPr>
+        <w:jc w:val="both"/>
+        <w:spacing w:before="0" w:after="0" w:line="360" w:lineRule="auto"/>
+        <w:ind w:firstLine="567"/>
+      </w:pPr>
+      <w:r>
+        <w:rPr>
+          <w:rFonts w:ascii="Times New Roman" w:hAnsi="Times New Roman" w:cs="Times New Roman"/>
+          <w:b/>
+          <w:sz w:val="24"/>
+          <w:szCs w:val="24"/>
+        </w:rPr>
+        <w:t xml:space="preserve">[CATATAN UNTUK PENULIS: dimensi matriks diturunkan dari struktur profil merek pada sistem, bukan dari pustaka. Setelah sub-bab 2.2.4 memperoleh definisi baku </w:t>
+      </w:r>
+      <w:r>
+        <w:rPr>
+          <w:rFonts w:ascii="Times New Roman" w:hAnsi="Times New Roman" w:cs="Times New Roman"/>
+          <w:i/>
+          <w:sz w:val="24"/>
+          <w:szCs w:val="24"/>
+        </w:rPr>
+        <w:t xml:space="preserve">brand voice</w:t>
+      </w:r>
+      <w:r>
+        <w:rPr>
+          <w:rFonts w:ascii="Times New Roman" w:hAnsi="Times New Roman" w:cs="Times New Roman"/>
+          <w:sz w:val="24"/>
+          <w:szCs w:val="24"/>
+        </w:rPr>
+        <w:t xml:space="preserve">, tinjau kembali apakah kelima dimensi ini sudah mewakili konsep tersebut. Validitas isi matriks sebaiknya ditelaah dosen pembimbing sebelum dipakai.]</w:t>
+      </w:r>
+    </w:p>
+    <w:p>
+      <w:pPr>
+        <w:jc w:val="both"/>
+        <w:spacing w:before="0" w:after="0" w:line="360" w:lineRule="auto"/>
+      </w:pPr>
+    </w:p>
+    <w:p>
+      <w:pPr>
+        <w:jc w:val="left"/>
+        <w:spacing w:before="0" w:after="0" w:line="360" w:lineRule="auto"/>
+      </w:pPr>
+      <w:r>
+        <w:rPr>
+          <w:rFonts w:ascii="Times New Roman" w:hAnsi="Times New Roman" w:cs="Times New Roman"/>
+          <w:b/>
+          <w:sz w:val="24"/>
+          <w:szCs w:val="24"/>
+        </w:rPr>
+        <w:t xml:space="preserve">3.2.5. Rancangan Pengujian</w:t>
+      </w:r>
+    </w:p>
+    <w:p>
+      <w:pPr>
+        <w:jc w:val="both"/>
+        <w:spacing w:before="0" w:after="0" w:line="360" w:lineRule="auto"/>
+        <w:ind w:firstLine="567"/>
+      </w:pPr>
+      <w:r>
+        <w:rPr>
+          <w:rFonts w:ascii="Times New Roman" w:hAnsi="Times New Roman" w:cs="Times New Roman"/>
+          <w:sz w:val="24"/>
+          <w:szCs w:val="24"/>
+        </w:rPr>
+        <w:t xml:space="preserve">Pengujian konsistensi </w:t>
+      </w:r>
+      <w:r>
+        <w:rPr>
+          <w:rFonts w:ascii="Times New Roman" w:hAnsi="Times New Roman" w:cs="Times New Roman"/>
+          <w:i/>
+          <w:sz w:val="24"/>
+          <w:szCs w:val="24"/>
+        </w:rPr>
+        <w:t xml:space="preserve">brand voice</w:t>
+      </w:r>
+      <w:r>
+        <w:rPr>
+          <w:rFonts w:ascii="Times New Roman" w:hAnsi="Times New Roman" w:cs="Times New Roman"/>
+          <w:sz w:val="24"/>
+          <w:szCs w:val="24"/>
+        </w:rPr>
+        <w:t xml:space="preserve"> dirancang untuk menekan keberpihakan penilai. Peneliti merupakan bagian dari instansi yang diteliti, sehingga rancangan berikut ditetapkan sebagai pengaman:</w:t>
+      </w:r>
+    </w:p>
+    <w:p>
+      <w:pPr>
+        <w:jc w:val="both"/>
+        <w:spacing w:before="0" w:after="0" w:line="360" w:lineRule="auto"/>
+        <w:ind w:left="1134" w:hanging="567"/>
+      </w:pPr>
+      <w:r>
+        <w:rPr>
+          <w:rFonts w:ascii="Times New Roman" w:hAnsi="Times New Roman" w:cs="Times New Roman"/>
+          <w:sz w:val="24"/>
+          <w:szCs w:val="24"/>
+        </w:rPr>
+        <w:t xml:space="preserve">a. Penilaian dilakukan secara buta, yaitu penilai tidak mengetahui naskah mana yang dihasilkan dengan konteks merek dan mana yang tanpa konteks merek;</w:t>
+      </w:r>
+    </w:p>
+    <w:p>
+      <w:pPr>
+        <w:jc w:val="both"/>
+        <w:spacing w:before="0" w:after="0" w:line="360" w:lineRule="auto"/>
+        <w:ind w:left="1134" w:hanging="567"/>
+      </w:pPr>
+      <w:r>
+        <w:rPr>
+          <w:rFonts w:ascii="Times New Roman" w:hAnsi="Times New Roman" w:cs="Times New Roman"/>
+          <w:sz w:val="24"/>
+          <w:szCs w:val="24"/>
+        </w:rPr>
+        <w:t xml:space="preserve">b. Urutan penyajian sampel diacak sehingga tidak membentuk pola yang dapat ditebak;</w:t>
+      </w:r>
+    </w:p>
+    <w:p>
+      <w:pPr>
+        <w:jc w:val="both"/>
+        <w:spacing w:before="0" w:after="0" w:line="360" w:lineRule="auto"/>
+        <w:ind w:left="1134" w:hanging="567"/>
+      </w:pPr>
+      <w:r>
+        <w:rPr>
+          <w:rFonts w:ascii="Times New Roman" w:hAnsi="Times New Roman" w:cs="Times New Roman"/>
+          <w:sz w:val="24"/>
+          <w:szCs w:val="24"/>
+        </w:rPr>
+        <w:t xml:space="preserve">c. Penilaian dilakukan oleh sekurang-kurangnya tiga penilai secara mandiri tanpa berdiskusi satu sama lain;</w:t>
+      </w:r>
+    </w:p>
+    <w:p>
+      <w:pPr>
+        <w:jc w:val="both"/>
+        <w:spacing w:before="0" w:after="0" w:line="360" w:lineRule="auto"/>
+        <w:ind w:left="1134" w:hanging="567"/>
+      </w:pPr>
+      <w:r>
+        <w:rPr>
+          <w:rFonts w:ascii="Times New Roman" w:hAnsi="Times New Roman" w:cs="Times New Roman"/>
+          <w:sz w:val="24"/>
+          <w:szCs w:val="24"/>
+        </w:rPr>
+        <w:t xml:space="preserve">d. Kesepakatan antar-penilai dihitung dan dilaporkan sebagai bagian dari hasil, bukan disembunyikan;</w:t>
+      </w:r>
+    </w:p>
+    <w:p>
+      <w:pPr>
+        <w:jc w:val="both"/>
+        <w:spacing w:before="0" w:after="0" w:line="360" w:lineRule="auto"/>
+        <w:ind w:left="1134" w:hanging="567"/>
+      </w:pPr>
+      <w:r>
+        <w:rPr>
+          <w:rFonts w:ascii="Times New Roman" w:hAnsi="Times New Roman" w:cs="Times New Roman"/>
+          <w:sz w:val="24"/>
+          <w:szCs w:val="24"/>
+        </w:rPr>
+        <w:t xml:space="preserve">e. Peneliti tidak bertindak sebagai penilai.</w:t>
+      </w:r>
+    </w:p>
+    <w:p>
+      <w:pPr>
+        <w:jc w:val="both"/>
+        <w:spacing w:before="0" w:after="0" w:line="360" w:lineRule="auto"/>
+        <w:ind w:left="1134"/>
+      </w:pPr>
+      <w:r>
+        <w:rPr>
+          <w:rFonts w:ascii="Times New Roman" w:hAnsi="Times New Roman" w:cs="Times New Roman"/>
+          <w:sz w:val="24"/>
+          <w:szCs w:val="24"/>
+        </w:rPr>
+        <w:t xml:space="preserve">Pengujian fungsional sistem dilakukan menggunakan metode </w:t>
+      </w:r>
+      <w:r>
+        <w:rPr>
+          <w:rFonts w:ascii="Times New Roman" w:hAnsi="Times New Roman" w:cs="Times New Roman"/>
+          <w:i/>
+          <w:sz w:val="24"/>
+          <w:szCs w:val="24"/>
+        </w:rPr>
+        <w:t xml:space="preserve">black box</w:t>
+      </w:r>
+      <w:r>
+        <w:rPr>
+          <w:rFonts w:ascii="Times New Roman" w:hAnsi="Times New Roman" w:cs="Times New Roman"/>
+          <w:sz w:val="24"/>
+          <w:szCs w:val="24"/>
+        </w:rPr>
+        <w:t xml:space="preserve"> untuk memastikan setiap kebutuhan fungsional pada Tabel 3.1 berjalan sesuai rancangan.</w:t>
+      </w:r>
+    </w:p>
+    <w:p>
+      <w:pPr>
+        <w:jc w:val="both"/>
+        <w:spacing w:before="0" w:after="0" w:line="360" w:lineRule="auto"/>
+      </w:pPr>
+    </w:p>
+    <w:p>
+      <w:pPr>
+        <w:jc w:val="left"/>
+        <w:spacing w:before="0" w:after="0" w:line="360" w:lineRule="auto"/>
+      </w:pPr>
+      <w:r>
+        <w:rPr>
+          <w:rFonts w:ascii="Times New Roman" w:hAnsi="Times New Roman" w:cs="Times New Roman"/>
+          <w:b/>
+          <w:sz w:val="24"/>
+          <w:szCs w:val="24"/>
+        </w:rPr>
+        <w:t xml:space="preserve">3.2.6. Metode Analisis Data</w:t>
+      </w:r>
+    </w:p>
+    <w:p>
+      <w:pPr>
+        <w:jc w:val="both"/>
+        <w:spacing w:before="0" w:after="0" w:line="360" w:lineRule="auto"/>
+        <w:ind w:firstLine="567"/>
+      </w:pPr>
+      <w:r>
+        <w:rPr>
+          <w:rFonts w:ascii="Times New Roman" w:hAnsi="Times New Roman" w:cs="Times New Roman"/>
+          <w:sz w:val="24"/>
+          <w:szCs w:val="24"/>
+        </w:rPr>
+        <w:t xml:space="preserve">Data waktu produksi konten dianalisis menggunakan statistik deskriptif berupa nilai terendah, nilai tertinggi, median, dan rentang. Nilai median dan rentang dipilih sebagai ukuran utama karena data pada proses lama berupa estimasi retrospektif dengan sebaran yang lebar, sehingga rata-rata aritmetik mudah terdistorsi oleh kasus ekstrem. Pembandingan antara proses lama dan proses baru dilakukan secara deskriptif dan tidak menggunakan uji statistik parametrik, karena syarat pengukuran yang setara pada kedua kelompok tidak terpenuhi. Selain durasi, penyempitan rentang durasi turut dilaporkan sebagai indikator meningkatnya keterdugaan proses. Data skor rubrik dianalisis menggunakan statistik deskriptif per dimensi, kemudian dibandingkan antara naskah yang dihasilkan dengan konteks merek dan tanpa konteks merek. Kesepakatan antar-penilai dihitung menggunakan koefisien kesepakatan yang sesuai dengan jumlah penilai dan skala penilaian.</w:t>
+      </w:r>
+    </w:p>
+    <w:p>
+      <w:pPr>
+        <w:jc w:val="both"/>
+        <w:spacing w:before="0" w:after="0" w:line="360" w:lineRule="auto"/>
+        <w:ind w:firstLine="567"/>
+      </w:pPr>
+      <w:r>
+        <w:rPr>
+          <w:rFonts w:ascii="Times New Roman" w:hAnsi="Times New Roman" w:cs="Times New Roman"/>
+          <w:sz w:val="24"/>
+          <w:szCs w:val="24"/>
+        </w:rPr>
+        <w:t xml:space="preserve">Perlu ditegaskan bahwa perbandingan waktu dilakukan antara proses lama secara keseluruhan dan proses baru secara keseluruhan. Penelitian ini tidak mengklaim bahwa penurunan waktu semata-mata disebabkan arsitektur </w:t>
+      </w:r>
+      <w:r>
+        <w:rPr>
+          <w:rFonts w:ascii="Times New Roman" w:hAnsi="Times New Roman" w:cs="Times New Roman"/>
+          <w:i/>
+          <w:sz w:val="24"/>
+          <w:szCs w:val="24"/>
+        </w:rPr>
+        <w:t xml:space="preserve">multi-agent</w:t>
+      </w:r>
+      <w:r>
+        <w:rPr>
+          <w:rFonts w:ascii="Times New Roman" w:hAnsi="Times New Roman" w:cs="Times New Roman"/>
+          <w:sz w:val="24"/>
+          <w:szCs w:val="24"/>
+        </w:rPr>
+        <w:t xml:space="preserve">, karena antarmuka terpusat diterapkan bersamaan dengan arsitektur tersebut. Keterbatasan ini telah dinyatakan pada sub-bab 1.4.</w:t>
+      </w:r>
+    </w:p>
+    <w:p>
+      <w:pPr>
+        <w:jc w:val="both"/>
+        <w:spacing w:before="0" w:after="0" w:line="360" w:lineRule="auto"/>
+      </w:pPr>
+    </w:p>
+    <w:p>
+      <w:pPr>
+        <w:jc w:val="left"/>
+        <w:spacing w:before="0" w:after="0" w:line="360" w:lineRule="auto"/>
+      </w:pPr>
+      <w:r>
+        <w:rPr>
+          <w:rFonts w:ascii="Times New Roman" w:hAnsi="Times New Roman" w:cs="Times New Roman"/>
+          <w:b/>
+          <w:sz w:val="24"/>
+          <w:szCs w:val="24"/>
+        </w:rPr>
+        <w:t xml:space="preserve">3.3 Metode Pengembangan Sistem</w:t>
+      </w:r>
+    </w:p>
+    <w:p>
+      <w:pPr>
+        <w:jc w:val="both"/>
+        <w:spacing w:before="0" w:after="0" w:line="360" w:lineRule="auto"/>
+        <w:ind w:firstLine="567"/>
+      </w:pPr>
+      <w:r>
+        <w:rPr>
+          <w:rFonts w:ascii="Times New Roman" w:hAnsi="Times New Roman" w:cs="Times New Roman"/>
+          <w:sz w:val="24"/>
+          <w:szCs w:val="24"/>
+        </w:rPr>
+        <w:t xml:space="preserve">Sistem dikembangkan menggunakan metode </w:t>
+      </w:r>
+      <w:r>
+        <w:rPr>
+          <w:rFonts w:ascii="Times New Roman" w:hAnsi="Times New Roman" w:cs="Times New Roman"/>
+          <w:i/>
+          <w:sz w:val="24"/>
+          <w:szCs w:val="24"/>
+        </w:rPr>
+        <w:t xml:space="preserve">Rapid Application Development</w:t>
+      </w:r>
+      <w:r>
+        <w:rPr>
+          <w:rFonts w:ascii="Times New Roman" w:hAnsi="Times New Roman" w:cs="Times New Roman"/>
+          <w:sz w:val="24"/>
+          <w:szCs w:val="24"/>
+        </w:rPr>
+        <w:t xml:space="preserve"> sebagaimana diuraikan pada sub-bab 2.2.7. Metode ini dipilih karena sifat pengembangan yang berlangsung bersifat berulang, ukuran tim kecil, dan pengguna terlibat langsung pada setiap tahapan. Tahapan metode beserta keluarannya disajikan pada Gambar 3.5 dan diuraikan sebagai berikut.</w:t>
+      </w:r>
+    </w:p>
+    <w:p>
+      <w:pPr>
+        <w:jc w:val="both"/>
+        <w:spacing w:before="0" w:after="0" w:line="360" w:lineRule="auto"/>
+      </w:pPr>
+    </w:p>
+    <w:p>
+      <w:pPr>
+        <w:jc w:val="left"/>
+        <w:spacing w:before="0" w:after="0" w:line="360" w:lineRule="auto"/>
+      </w:pPr>
+      <w:r>
+        <w:rPr>
+          <w:rFonts w:ascii="Times New Roman" w:hAnsi="Times New Roman" w:cs="Times New Roman"/>
+          <w:b/>
+          <w:sz w:val="24"/>
+          <w:szCs w:val="24"/>
+        </w:rPr>
+        <w:t xml:space="preserve">3.3.1. Requirements Planning</w:t>
+      </w:r>
+    </w:p>
+    <w:p>
+      <w:pPr>
+        <w:jc w:val="both"/>
+        <w:spacing w:before="0" w:after="0" w:line="360" w:lineRule="auto"/>
+        <w:ind w:firstLine="567"/>
+      </w:pPr>
+      <w:r>
+        <w:rPr>
+          <w:rFonts w:ascii="Times New Roman" w:hAnsi="Times New Roman" w:cs="Times New Roman"/>
+          <w:sz w:val="24"/>
+          <w:szCs w:val="24"/>
+        </w:rPr>
+        <w:t xml:space="preserve">Pada fase ini ditetapkan kebutuhan dan ruang lingkup sistem bersama pemilik proses. Kegiatan yang dilakukan meliputi observasi proses berjalan, wawancara dengan admin, dan penyusunan dokumen acuan. Keluaran fase ini berupa dokumen spesifikasi kebutuhan, arsitektur informasi, sistem desain, dan alur pengguna, yang seluruhnya diselesaikan sebelum penulisan kode dimulai.</w:t>
+      </w:r>
+    </w:p>
+    <w:p>
+      <w:pPr>
+        <w:jc w:val="both"/>
+        <w:spacing w:before="0" w:after="0" w:line="360" w:lineRule="auto"/>
+      </w:pPr>
+    </w:p>
+    <w:p>
+      <w:pPr>
+        <w:jc w:val="left"/>
+        <w:spacing w:before="0" w:after="0" w:line="360" w:lineRule="auto"/>
+      </w:pPr>
+      <w:r>
+        <w:rPr>
+          <w:rFonts w:ascii="Times New Roman" w:hAnsi="Times New Roman" w:cs="Times New Roman"/>
+          <w:b/>
+          <w:sz w:val="24"/>
+          <w:szCs w:val="24"/>
+        </w:rPr>
+        <w:t xml:space="preserve">3.3.2. User Design</w:t>
+      </w:r>
+    </w:p>
+    <w:p>
+      <w:pPr>
+        <w:jc w:val="both"/>
+        <w:spacing w:before="0" w:after="0" w:line="360" w:lineRule="auto"/>
+        <w:ind w:firstLine="567"/>
+      </w:pPr>
+      <w:r>
+        <w:rPr>
+          <w:rFonts w:ascii="Times New Roman" w:hAnsi="Times New Roman" w:cs="Times New Roman"/>
+          <w:sz w:val="24"/>
+          <w:szCs w:val="24"/>
+        </w:rPr>
+        <w:t xml:space="preserve">Pada fase ini rancangan disusun bersama pengguna secara berulang. Kegiatan yang dilakukan meliputi penyusunan kerangka aplikasi, perancangan tata letak dan navigasi, serta perancangan struktur basis data. Rancangan ditinjau oleh pengguna dan diperbaiki sebelum dilanjutkan. Keluaran fase ini berupa rancangan antarmuka, rancangan basis data, dan struktur modul layanan.</w:t>
+      </w:r>
+    </w:p>
+    <w:p>
+      <w:pPr>
+        <w:jc w:val="both"/>
+        <w:spacing w:before="0" w:after="0" w:line="360" w:lineRule="auto"/>
+      </w:pPr>
+    </w:p>
+    <w:p>
+      <w:pPr>
+        <w:jc w:val="left"/>
+        <w:spacing w:before="0" w:after="0" w:line="360" w:lineRule="auto"/>
+      </w:pPr>
+      <w:r>
+        <w:rPr>
+          <w:rFonts w:ascii="Times New Roman" w:hAnsi="Times New Roman" w:cs="Times New Roman"/>
+          <w:b/>
+          <w:sz w:val="24"/>
+          <w:szCs w:val="24"/>
+        </w:rPr>
+        <w:t xml:space="preserve">3.3.3. Construction</w:t>
+      </w:r>
+    </w:p>
+    <w:p>
+      <w:pPr>
+        <w:jc w:val="both"/>
+        <w:spacing w:before="0" w:after="0" w:line="360" w:lineRule="auto"/>
+        <w:ind w:firstLine="567"/>
+      </w:pPr>
+      <w:r>
+        <w:rPr>
+          <w:rFonts w:ascii="Times New Roman" w:hAnsi="Times New Roman" w:cs="Times New Roman"/>
+          <w:sz w:val="24"/>
+          <w:szCs w:val="24"/>
+        </w:rPr>
+        <w:t xml:space="preserve">Pada fase ini sistem dibangun mengikuti rancangan yang telah disepakati. Pembangunan dilakukan bertahap per bagian fungsi, yaitu autentikasi, manajemen pengguna, profil merek dan subjek, modul produksi konten, modul iklan, serta pencatatan dan proses gabungan. Setiap bagian diuji begitu selesai, dan hasil pengujian dipakai untuk memperbaiki bagian tersebut sebelum bagian berikutnya dikerjakan. Pada fase inilah penyempurnaan konteks merek dilakukan setelah keluaran sistem dinilai masih terlalu umum.</w:t>
+      </w:r>
+    </w:p>
+    <w:p>
+      <w:pPr>
+        <w:jc w:val="both"/>
+        <w:spacing w:before="0" w:after="0" w:line="360" w:lineRule="auto"/>
+      </w:pPr>
+    </w:p>
+    <w:p>
+      <w:pPr>
+        <w:jc w:val="left"/>
+        <w:spacing w:before="0" w:after="0" w:line="360" w:lineRule="auto"/>
+      </w:pPr>
+      <w:r>
+        <w:rPr>
+          <w:rFonts w:ascii="Times New Roman" w:hAnsi="Times New Roman" w:cs="Times New Roman"/>
+          <w:b/>
+          <w:sz w:val="24"/>
+          <w:szCs w:val="24"/>
+        </w:rPr>
+        <w:t xml:space="preserve">3.3.4. Cutover</w:t>
+      </w:r>
+    </w:p>
+    <w:p>
+      <w:pPr>
+        <w:jc w:val="both"/>
+        <w:spacing w:before="0" w:after="0" w:line="360" w:lineRule="auto"/>
+        <w:ind w:firstLine="567"/>
+      </w:pPr>
+      <w:r>
+        <w:rPr>
+          <w:rFonts w:ascii="Times New Roman" w:hAnsi="Times New Roman" w:cs="Times New Roman"/>
+          <w:sz w:val="24"/>
+          <w:szCs w:val="24"/>
+        </w:rPr>
+        <w:t xml:space="preserve">Pada fase ini sistem dialihkan ke lingkungan operasional. Kegiatan yang dilakukan meliputi penempatan seluruh layanan dalam wadah, pemasangan pada peladen, penyiapan akun awal, dan pengujian menyeluruh pada lingkungan sebenarnya. Keluaran fase ini berupa sistem yang dapat diakses dan digunakan tim.</w:t>
+      </w:r>
+    </w:p>
+    <w:p>
+      <w:pPr>
+        <w:jc w:val="both"/>
+        <w:spacing w:before="0" w:after="0" w:line="360" w:lineRule="auto"/>
+      </w:pPr>
+    </w:p>
+    <w:p>
+      <w:pPr>
+        <w:jc w:val="left"/>
+        <w:spacing w:before="0" w:after="0" w:line="360" w:lineRule="auto"/>
+      </w:pPr>
+      <w:r>
+        <w:rPr>
+          <w:rFonts w:ascii="Times New Roman" w:hAnsi="Times New Roman" w:cs="Times New Roman"/>
+          <w:b/>
+          <w:sz w:val="24"/>
+          <w:szCs w:val="24"/>
+        </w:rPr>
+        <w:t xml:space="preserve">3.4 Jadwal Penelitian</w:t>
+      </w:r>
+    </w:p>
+    <w:p>
+      <w:pPr>
+        <w:jc w:val="both"/>
+        <w:spacing w:before="0" w:after="0" w:line="360" w:lineRule="auto"/>
+        <w:ind w:firstLine="567"/>
+      </w:pPr>
+      <w:r>
+        <w:rPr>
+          <w:rFonts w:ascii="Times New Roman" w:hAnsi="Times New Roman" w:cs="Times New Roman"/>
+          <w:sz w:val="24"/>
+          <w:szCs w:val="24"/>
+        </w:rPr>
+        <w:t xml:space="preserve">Jadwal penelitian disusun mulai dari persiapan sampai penulisan laporan, terhitung sejak September 2026 sampai Januari 2027, sebagaimana disajikan pada Tabel 3.3. Tanda silang menunjukkan bulan pelaksanaan setiap kegiatan.</w:t>
+      </w:r>
+    </w:p>
+    <w:tbl>
+      <w:tblPr>
+        <w:tblW w:w="7936" w:type="dxa"/>
+        <w:tblBorders>
+          <w:top w:val="single" w:sz="4" w:color="000000"/>
+          <w:left w:val="single" w:sz="4" w:color="000000"/>
+          <w:bottom w:val="single" w:sz="4" w:color="000000"/>
+          <w:right w:val="single" w:sz="4" w:color="000000"/>
+          <w:insideH w:val="single" w:sz="4" w:color="000000"/>
+          <w:insideV w:val="single" w:sz="4" w:color="000000"/>
+        </w:tblBorders>
+      </w:tblPr>
+      <w:tr>
+        <w:trPr>
+          <w:tblHeader/>
+        </w:trPr>
+        <w:tc>
+          <w:tcPr>
             <w:tcW w:w="2381" w:type="dxa"/>
             <w:shd w:val="clear" w:fill="EDEDED"/>
           </w:tcPr>
@@ -7285,7 +7562,7 @@
                 <w:sz w:val="24"/>
                 <w:szCs w:val="24"/>
               </w:rPr>
-              <w:t xml:space="preserve">Bulan ke-1</w:t>
+              <w:t xml:space="preserve">Sep 2026</w:t>
             </w:r>
           </w:p>
         </w:tc>
@@ -7306,7 +7583,7 @@
                 <w:sz w:val="24"/>
                 <w:szCs w:val="24"/>
               </w:rPr>
-              <w:t xml:space="preserve">Bulan ke-2</w:t>
+              <w:t xml:space="preserve">Okt 2026</w:t>
             </w:r>
           </w:p>
         </w:tc>
@@ -7327,7 +7604,7 @@
                 <w:sz w:val="24"/>
                 <w:szCs w:val="24"/>
               </w:rPr>
-              <w:t xml:space="preserve">Bulan ke-3</w:t>
+              <w:t xml:space="preserve">Nov 2026</w:t>
             </w:r>
           </w:p>
         </w:tc>
@@ -7348,7 +7625,7 @@
                 <w:sz w:val="24"/>
                 <w:szCs w:val="24"/>
               </w:rPr>
-              <w:t xml:space="preserve">Bulan ke-4</w:t>
+              <w:t xml:space="preserve">Des 2026</w:t>
             </w:r>
           </w:p>
         </w:tc>
@@ -7369,7 +7646,7 @@
                 <w:sz w:val="24"/>
                 <w:szCs w:val="24"/>
               </w:rPr>
-              <w:t xml:space="preserve">Bulan ke-5</w:t>
+              <w:t xml:space="preserve">Jan 2027</w:t>
             </w:r>
           </w:p>
         </w:tc>
@@ -7750,7 +8027,7 @@
                 <w:sz w:val="24"/>
                 <w:szCs w:val="24"/>
               </w:rPr>
-              <w:t xml:space="preserve">Pengujian waktu dan penilaian rubrik</w:t>
+              <w:t xml:space="preserve">Pengumpulan materi dan penilaian rubrik</w:t>
             </w:r>
           </w:p>
         </w:tc>
@@ -7834,6 +8111,90 @@
                 <w:sz w:val="24"/>
                 <w:szCs w:val="24"/>
               </w:rPr>
+              <w:t xml:space="preserve">Pengukuran waktu produksi konten</w:t>
+            </w:r>
+          </w:p>
+        </w:tc>
+        <w:tc>
+          <w:tcPr>
+            <w:tcW w:w="1111" w:type="dxa"/>
+          </w:tcPr>
+          <w:p>
+            <w:pPr>
+              <w:jc w:val="left"/>
+              <w:spacing w:before="0" w:after="0" w:line="240" w:lineRule="auto"/>
+            </w:pPr>
+          </w:p>
+        </w:tc>
+        <w:tc>
+          <w:tcPr>
+            <w:tcW w:w="1111" w:type="dxa"/>
+          </w:tcPr>
+          <w:p>
+            <w:pPr>
+              <w:jc w:val="left"/>
+              <w:spacing w:before="0" w:after="0" w:line="240" w:lineRule="auto"/>
+            </w:pPr>
+          </w:p>
+        </w:tc>
+        <w:tc>
+          <w:tcPr>
+            <w:tcW w:w="1111" w:type="dxa"/>
+          </w:tcPr>
+          <w:p>
+            <w:pPr>
+              <w:jc w:val="left"/>
+              <w:spacing w:before="0" w:after="0" w:line="240" w:lineRule="auto"/>
+            </w:pPr>
+          </w:p>
+        </w:tc>
+        <w:tc>
+          <w:tcPr>
+            <w:tcW w:w="1111" w:type="dxa"/>
+          </w:tcPr>
+          <w:p>
+            <w:pPr>
+              <w:jc w:val="left"/>
+              <w:spacing w:before="0" w:after="0" w:line="240" w:lineRule="auto"/>
+            </w:pPr>
+            <w:r>
+              <w:rPr>
+                <w:rFonts w:ascii="Times New Roman" w:hAnsi="Times New Roman" w:cs="Times New Roman"/>
+                <w:sz w:val="24"/>
+                <w:szCs w:val="24"/>
+              </w:rPr>
+              <w:t xml:space="preserve">X</w:t>
+            </w:r>
+          </w:p>
+        </w:tc>
+        <w:tc>
+          <w:tcPr>
+            <w:tcW w:w="1111" w:type="dxa"/>
+          </w:tcPr>
+          <w:p>
+            <w:pPr>
+              <w:jc w:val="left"/>
+              <w:spacing w:before="0" w:after="0" w:line="240" w:lineRule="auto"/>
+            </w:pPr>
+          </w:p>
+        </w:tc>
+      </w:tr>
+      <w:tr>
+        <w:tc>
+          <w:tcPr>
+            <w:tcW w:w="2381" w:type="dxa"/>
+          </w:tcPr>
+          <w:p>
+            <w:pPr>
+              <w:jc w:val="left"/>
+              <w:spacing w:before="0" w:after="0" w:line="240" w:lineRule="auto"/>
+            </w:pPr>
+            <w:r>
+              <w:rPr>
+                <w:rFonts w:ascii="Times New Roman" w:hAnsi="Times New Roman" w:cs="Times New Roman"/>
+                <w:sz w:val="24"/>
+                <w:szCs w:val="24"/>
+              </w:rPr>
               <w:t xml:space="preserve">Analisis hasil dan penyusunan laporan</w:t>
             </w:r>
           </w:p>
@@ -7916,22 +8277,6 @@
         <w:jc w:val="both"/>
         <w:spacing w:before="0" w:after="0" w:line="360" w:lineRule="auto"/>
       </w:pPr>
-    </w:p>
-    <w:p>
-      <w:pPr>
-        <w:jc w:val="both"/>
-        <w:spacing w:before="0" w:after="0" w:line="360" w:lineRule="auto"/>
-        <w:ind w:firstLine="567"/>
-      </w:pPr>
-      <w:r>
-        <w:rPr>
-          <w:rFonts w:ascii="Times New Roman" w:hAnsi="Times New Roman" w:cs="Times New Roman"/>
-          <w:b/>
-          <w:sz w:val="24"/>
-          <w:szCs w:val="24"/>
-        </w:rPr>
-        <w:t xml:space="preserve">[BUTUH KEPUTUSAN PENULIS: jadwal di atas masih berupa usulan berdurasi lima bulan. Sesuaikan bulan awal dan bulan akhir dengan tanggal mulai penelitian serta target seminar proposal yang sebenarnya, lalu ganti judul kolom menjadi nama bulan.]</w:t>
-      </w:r>
     </w:p>
     <w:p>
       <w:r>

--- a/skripsi/proposal-skripsi-bab-1-3.docx
+++ b/skripsi/proposal-skripsi-bab-1-3.docx
@@ -2756,11 +2756,110 @@
       <w:r>
         <w:rPr>
           <w:rFonts w:ascii="Times New Roman" w:hAnsi="Times New Roman" w:cs="Times New Roman"/>
+          <w:sz w:val="24"/>
+          <w:szCs w:val="24"/>
+        </w:rPr>
+        <w:t xml:space="preserve">Pemasaran konten digital adalah pendekatan pemasaran yang menempatkan materi konten sebagai sarana utama untuk menarik dan mempertahankan perhatian audiens pada kanal digital. Putra dkk. (2025), melalui survei terhadap 100 responden, menemukan bahwa strategi </w:t>
+      </w:r>
+      <w:r>
+        <w:rPr>
+          <w:rFonts w:ascii="Times New Roman" w:hAnsi="Times New Roman" w:cs="Times New Roman"/>
+          <w:i/>
+          <w:sz w:val="24"/>
+          <w:szCs w:val="24"/>
+        </w:rPr>
+        <w:t xml:space="preserve">content marketing</w:t>
+      </w:r>
+      <w:r>
+        <w:rPr>
+          <w:rFonts w:ascii="Times New Roman" w:hAnsi="Times New Roman" w:cs="Times New Roman"/>
+          <w:sz w:val="24"/>
+          <w:szCs w:val="24"/>
+        </w:rPr>
+        <w:t xml:space="preserve"> berpengaruh signifikan terhadap kinerja pemasaran.</w:t>
+      </w:r>
+    </w:p>
+    <w:p>
+      <w:pPr>
+        <w:jc w:val="both"/>
+        <w:spacing w:before="0" w:after="0" w:line="360" w:lineRule="auto"/>
+        <w:ind w:firstLine="567"/>
+      </w:pPr>
+      <w:r>
+        <w:rPr>
+          <w:rFonts w:ascii="Times New Roman" w:hAnsi="Times New Roman" w:cs="Times New Roman"/>
+          <w:sz w:val="24"/>
+          <w:szCs w:val="24"/>
+        </w:rPr>
+        <w:t xml:space="preserve">Pada ranah ritel sepatu olahraga, Ibrahim dan Abdurrahman (2025) menemukan bahwa promosi dan citra merek melalui media sosial berpengaruh signifikan terhadap keputusan pembelian, serta menganjurkan agar pesan merek dijaga konsisten di seluruh platform. Kedua temuan tersebut menegaskan bahwa yang menentukan bukan semata keberadaan konten, melainkan juga keajekan cara konten itu disampaikan.</w:t>
+      </w:r>
+    </w:p>
+    <w:p>
+      <w:pPr>
+        <w:jc w:val="both"/>
+        <w:spacing w:before="0" w:after="0" w:line="360" w:lineRule="auto"/>
+      </w:pPr>
+    </w:p>
+    <w:p>
+      <w:pPr>
+        <w:jc w:val="left"/>
+        <w:spacing w:before="0" w:after="0" w:line="360" w:lineRule="auto"/>
+      </w:pPr>
+      <w:r>
+        <w:rPr>
+          <w:rFonts w:ascii="Times New Roman" w:hAnsi="Times New Roman" w:cs="Times New Roman"/>
           <w:b/>
           <w:sz w:val="24"/>
           <w:szCs w:val="24"/>
         </w:rPr>
-        <w:t xml:space="preserve">[SITASI DIBUTUHKAN: definisi pemasaran konten digital dan tahapan produksinya, dari buku terbitan maksimal sepuluh tahun terakhir atau jurnal maksimal lima tahun terakhir]</w:t>
+        <w:t xml:space="preserve">2.2.2. Kecerdasan Buatan Generatif dan Model Bahasa Besar</w:t>
+      </w:r>
+    </w:p>
+    <w:p>
+      <w:pPr>
+        <w:jc w:val="both"/>
+        <w:spacing w:before="0" w:after="0" w:line="360" w:lineRule="auto"/>
+        <w:ind w:firstLine="567"/>
+      </w:pPr>
+      <w:r>
+        <w:rPr>
+          <w:rFonts w:ascii="Times New Roman" w:hAnsi="Times New Roman" w:cs="Times New Roman"/>
+          <w:sz w:val="24"/>
+          <w:szCs w:val="24"/>
+        </w:rPr>
+        <w:t xml:space="preserve">Model bahasa besar atau </w:t>
+      </w:r>
+      <w:r>
+        <w:rPr>
+          <w:rFonts w:ascii="Times New Roman" w:hAnsi="Times New Roman" w:cs="Times New Roman"/>
+          <w:i/>
+          <w:sz w:val="24"/>
+          <w:szCs w:val="24"/>
+        </w:rPr>
+        <w:t xml:space="preserve">large language model</w:t>
+      </w:r>
+      <w:r>
+        <w:rPr>
+          <w:rFonts w:ascii="Times New Roman" w:hAnsi="Times New Roman" w:cs="Times New Roman"/>
+          <w:sz w:val="24"/>
+          <w:szCs w:val="24"/>
+        </w:rPr>
+        <w:t xml:space="preserve"> merupakan model kecerdasan buatan generatif yang dilatih pada korpus teks berskala besar sehingga mampu menghasilkan teks baru menyerupai tulisan manusia. Aghaei dkk. (2025) memetakan penerapan model bahasa besar pada manajemen pemasaran modern, mencakup keterlibatan pelanggan, optimasi kampanye, dan penghasilan konten, sekaligus menyoroti persoalan privasi data, transparansi, dan mitigasi bias.</w:t>
+      </w:r>
+    </w:p>
+    <w:p>
+      <w:pPr>
+        <w:jc w:val="both"/>
+        <w:spacing w:before="0" w:after="0" w:line="360" w:lineRule="auto"/>
+        <w:ind w:firstLine="567"/>
+      </w:pPr>
+      <w:r>
+        <w:rPr>
+          <w:rFonts w:ascii="Times New Roman" w:hAnsi="Times New Roman" w:cs="Times New Roman"/>
+          <w:sz w:val="24"/>
+          <w:szCs w:val="24"/>
+        </w:rPr>
+        <w:t xml:space="preserve">Penerapan model bahasa besar pada penulisan tidak lepas dari risiko. Rahman dkk. (2025), melalui kajian pustaka sistematis berprotokol PRISMA terhadap delapan artikel terpilih dari 339 dokumen awal, menemukan bahwa penggunaan model bahasa besar pada penulisan artikel berita menghadirkan ketegangan mendasar antara tuntutan efisiensi produksi dan kewajiban menjaga integritas, dengan risiko utama berupa halusinasi kecerdasan buatan dan bias algoritmik. Temuan tersebut menjadi dasar bagi penelitian ini untuk tetap menempatkan manusia sebagai pemeriksa akhir dan mencatat setiap luaran yang dihasilkan sistem.</w:t>
       </w:r>
     </w:p>
     <w:p>
@@ -2781,7 +2880,7 @@
           <w:sz w:val="24"/>
           <w:szCs w:val="24"/>
         </w:rPr>
-        <w:t xml:space="preserve">2.2.2. Kecerdasan Buatan Generatif dan Model Bahasa Besar</w:t>
+        <w:t xml:space="preserve">2.2.3. Agen Cerdas dan Sistem Multi-Agent</w:t>
       </w:r>
     </w:p>
     <w:p>
@@ -2796,24 +2895,24 @@
           <w:sz w:val="24"/>
           <w:szCs w:val="24"/>
         </w:rPr>
-        <w:t xml:space="preserve">Model bahasa besar atau </w:t>
-      </w:r>
-      <w:r>
-        <w:rPr>
-          <w:rFonts w:ascii="Times New Roman" w:hAnsi="Times New Roman" w:cs="Times New Roman"/>
-          <w:i/>
-          <w:sz w:val="24"/>
-          <w:szCs w:val="24"/>
-        </w:rPr>
-        <w:t xml:space="preserve">large language model</w:t>
-      </w:r>
-      <w:r>
-        <w:rPr>
-          <w:rFonts w:ascii="Times New Roman" w:hAnsi="Times New Roman" w:cs="Times New Roman"/>
-          <w:sz w:val="24"/>
-          <w:szCs w:val="24"/>
-        </w:rPr>
-        <w:t xml:space="preserve"> merupakan model kecerdasan buatan generatif yang dilatih pada korpus teks berskala besar sehingga mampu menghasilkan teks baru menyerupai tulisan manusia. Aghaei dkk. (2025) memetakan penerapan model bahasa besar pada manajemen pemasaran modern, mencakup keterlibatan pelanggan, optimasi kampanye, dan penghasilan konten, sekaligus menyoroti persoalan privasi data, transparansi, dan mitigasi bias.</w:t>
+        <w:t xml:space="preserve">Sistem </w:t>
+      </w:r>
+      <w:r>
+        <w:rPr>
+          <w:rFonts w:ascii="Times New Roman" w:hAnsi="Times New Roman" w:cs="Times New Roman"/>
+          <w:i/>
+          <w:sz w:val="24"/>
+          <w:szCs w:val="24"/>
+        </w:rPr>
+        <w:t xml:space="preserve">multi-agent</w:t>
+      </w:r>
+      <w:r>
+        <w:rPr>
+          <w:rFonts w:ascii="Times New Roman" w:hAnsi="Times New Roman" w:cs="Times New Roman"/>
+          <w:sz w:val="24"/>
+          <w:szCs w:val="24"/>
+        </w:rPr>
+        <w:t xml:space="preserve"> berbasis model bahasa besar adalah sistem yang menempatkan beberapa agen kecerdasan buatan untuk berkoordinasi menyelesaikan tugas yang kompleks secara kolektif. Tran dkk. (2025) menyusun kerangka yang mencirikan mekanisme kolaborasi tersebut berdasarkan sejumlah dimensi, yaitu aktor yang terlibat, jenis interaksi, struktur organisasi, strategi, dan protokol koordinasi. Kerangka ini menjadi acuan dalam merancang pembagian tugas antar-agen pada penelitian ini.</w:t>
       </w:r>
     </w:p>
     <w:p>
@@ -2828,7 +2927,39 @@
           <w:sz w:val="24"/>
           <w:szCs w:val="24"/>
         </w:rPr>
-        <w:t xml:space="preserve">Penerapan model bahasa besar pada penulisan tidak lepas dari risiko. Rahman dkk. (2025), melalui kajian pustaka sistematis berprotokol PRISMA terhadap delapan artikel terpilih dari 339 dokumen awal, menemukan bahwa penggunaan model bahasa besar pada penulisan artikel berita menghadirkan ketegangan mendasar antara tuntutan efisiensi produksi dan kewajiban menjaga integritas, dengan risiko utama berupa halusinasi kecerdasan buatan dan bias algoritmik. Temuan tersebut menjadi dasar bagi penelitian ini untuk tetap menempatkan manusia sebagai pemeriksa akhir dan mencatat setiap luaran yang dihasilkan sistem.</w:t>
+        <w:t xml:space="preserve">Pada ranah penghasilan luaran kreatif, Lin dkk. (2025) menyusun taksonomi proaktivitas agen dan desain persona, serta memetakan teknik penghasilan luaran melalui eksplorasi divergen, penyempurnaan iteratif, dan sintesis kolaboratif. Konsep desain persona tersebut sejalan dengan penggunaan profil merek sebagai konteks pada penelitian ini.</w:t>
+      </w:r>
+    </w:p>
+    <w:p>
+      <w:pPr>
+        <w:jc w:val="both"/>
+        <w:spacing w:before="0" w:after="0" w:line="360" w:lineRule="auto"/>
+        <w:ind w:firstLine="567"/>
+      </w:pPr>
+      <w:r>
+        <w:rPr>
+          <w:rFonts w:ascii="Times New Roman" w:hAnsi="Times New Roman" w:cs="Times New Roman"/>
+          <w:sz w:val="24"/>
+          <w:szCs w:val="24"/>
+        </w:rPr>
+        <w:t xml:space="preserve">Penerapan pendekatan </w:t>
+      </w:r>
+      <w:r>
+        <w:rPr>
+          <w:rFonts w:ascii="Times New Roman" w:hAnsi="Times New Roman" w:cs="Times New Roman"/>
+          <w:i/>
+          <w:sz w:val="24"/>
+          <w:szCs w:val="24"/>
+        </w:rPr>
+        <w:t xml:space="preserve">multi-agent</w:t>
+      </w:r>
+      <w:r>
+        <w:rPr>
+          <w:rFonts w:ascii="Times New Roman" w:hAnsi="Times New Roman" w:cs="Times New Roman"/>
+          <w:sz w:val="24"/>
+          <w:szCs w:val="24"/>
+        </w:rPr>
+        <w:t xml:space="preserve"> pada ranah pemasaran telah ditunjukkan Chu dkk. (2025) yang membangun kerangka simulasi agar agen generatif dapat berinteraksi, menyatakan penalaran internal, membentuk kebiasaan, dan mengambil keputusan pembelian, sehingga strategi pemasaran dapat diuji sebelum diterapkan. Perbedaannya, penelitian ini menggunakan agen untuk memproduksi materi konten, bukan untuk mensimulasikan konsumen.</w:t>
       </w:r>
     </w:p>
     <w:p>
@@ -2849,7 +2980,7 @@
           <w:sz w:val="24"/>
           <w:szCs w:val="24"/>
         </w:rPr>
-        <w:t xml:space="preserve">2.2.3. Agen Cerdas dan Sistem Multi-Agent</w:t>
+        <w:t xml:space="preserve">2.2.4. Brand Voice dan Konsistensi Identitas Merek</w:t>
       </w:r>
     </w:p>
     <w:p>
@@ -2861,27 +2992,36 @@
       <w:r>
         <w:rPr>
           <w:rFonts w:ascii="Times New Roman" w:hAnsi="Times New Roman" w:cs="Times New Roman"/>
-          <w:sz w:val="24"/>
-          <w:szCs w:val="24"/>
-        </w:rPr>
-        <w:t xml:space="preserve">Sistem </w:t>
-      </w:r>
-      <w:r>
-        <w:rPr>
-          <w:rFonts w:ascii="Times New Roman" w:hAnsi="Times New Roman" w:cs="Times New Roman"/>
-          <w:i/>
-          <w:sz w:val="24"/>
-          <w:szCs w:val="24"/>
-        </w:rPr>
-        <w:t xml:space="preserve">multi-agent</w:t>
-      </w:r>
-      <w:r>
-        <w:rPr>
-          <w:rFonts w:ascii="Times New Roman" w:hAnsi="Times New Roman" w:cs="Times New Roman"/>
-          <w:sz w:val="24"/>
-          <w:szCs w:val="24"/>
-        </w:rPr>
-        <w:t xml:space="preserve"> berbasis model bahasa besar adalah sistem yang menempatkan beberapa agen kecerdasan buatan untuk berkoordinasi menyelesaikan tugas yang kompleks secara kolektif. Tran dkk. (2025) menyusun kerangka yang mencirikan mekanisme kolaborasi tersebut berdasarkan sejumlah dimensi, yaitu aktor yang terlibat, jenis interaksi, struktur organisasi, strategi, dan protokol koordinasi. Kerangka ini menjadi acuan dalam merancang pembagian tugas antar-agen pada penelitian ini.</w:t>
+          <w:i/>
+          <w:sz w:val="24"/>
+          <w:szCs w:val="24"/>
+        </w:rPr>
+        <w:t xml:space="preserve">Brand voice</w:t>
+      </w:r>
+      <w:r>
+        <w:rPr>
+          <w:rFonts w:ascii="Times New Roman" w:hAnsi="Times New Roman" w:cs="Times New Roman"/>
+          <w:sz w:val="24"/>
+          <w:szCs w:val="24"/>
+        </w:rPr>
+        <w:t xml:space="preserve"> adalah cara sebuah merek berbicara kepada audiensnya, yang tercermin pada nada, pilihan kata, dan tingkat formalitas yang digunakan secara konsisten di seluruh titik sentuh. Kirkby dkk. (2023) meneliti keaslian </w:t>
+      </w:r>
+      <w:r>
+        <w:rPr>
+          <w:rFonts w:ascii="Times New Roman" w:hAnsi="Times New Roman" w:cs="Times New Roman"/>
+          <w:i/>
+          <w:sz w:val="24"/>
+          <w:szCs w:val="24"/>
+        </w:rPr>
+        <w:t xml:space="preserve">brand voice</w:t>
+      </w:r>
+      <w:r>
+        <w:rPr>
+          <w:rFonts w:ascii="Times New Roman" w:hAnsi="Times New Roman" w:cs="Times New Roman"/>
+          <w:sz w:val="24"/>
+          <w:szCs w:val="24"/>
+        </w:rPr>
+        <w:t xml:space="preserve"> dalam kaitannya dengan keaslian merek dan sikap terhadap merek, dan menemukan melalui eksperimen 3x3 terhadap 624 responden bahwa teks yang dinyatakan dihasilkan kecerdasan buatan tidak dipersepsikan kurang autentik dibanding teks yang dinyatakan ditulis manusia. Temuan tersebut menunjukkan bahwa yang menentukan persepsi bukan sumber teksnya, melainkan kesesuaian teks dengan suara merek yang telah dikenal audiens.</w:t>
       </w:r>
     </w:p>
     <w:p>
@@ -2896,7 +3036,24 @@
           <w:sz w:val="24"/>
           <w:szCs w:val="24"/>
         </w:rPr>
-        <w:t xml:space="preserve">Pada ranah penghasilan luaran kreatif, Lin dkk. (2025) menyusun taksonomi proaktivitas agen dan desain persona, serta memetakan teknik penghasilan luaran melalui eksplorasi divergen, penyempurnaan iteratif, dan sintesis kolaboratif. Konsep desain persona tersebut sejalan dengan penggunaan profil merek sebagai konteks pada penelitian ini.</w:t>
+        <w:t xml:space="preserve">Kesesuaian tersebut tidak terbentuk dengan sendirinya. Wang dkk. (2025) menemukan bahwa model bahasa besar kesulitan meniru gaya menulis yang tidak dinyatakan secara eksplisit, terutama gaya informal. Oleh karena itu penelitian ini memperlakukan </w:t>
+      </w:r>
+      <w:r>
+        <w:rPr>
+          <w:rFonts w:ascii="Times New Roman" w:hAnsi="Times New Roman" w:cs="Times New Roman"/>
+          <w:i/>
+          <w:sz w:val="24"/>
+          <w:szCs w:val="24"/>
+        </w:rPr>
+        <w:t xml:space="preserve">brand voice</w:t>
+      </w:r>
+      <w:r>
+        <w:rPr>
+          <w:rFonts w:ascii="Times New Roman" w:hAnsi="Times New Roman" w:cs="Times New Roman"/>
+          <w:sz w:val="24"/>
+          <w:szCs w:val="24"/>
+        </w:rPr>
+        <w:t xml:space="preserve"> sebagai sekumpulan ketentuan tertulis dan terstruktur yang disertakan sebagai konteks, bukan sebagai gaya yang diharapkan tertangkap sendiri oleh model dari contoh naskah.</w:t>
       </w:r>
     </w:p>
     <w:p>
@@ -2908,27 +3065,45 @@
       <w:r>
         <w:rPr>
           <w:rFonts w:ascii="Times New Roman" w:hAnsi="Times New Roman" w:cs="Times New Roman"/>
-          <w:sz w:val="24"/>
-          <w:szCs w:val="24"/>
-        </w:rPr>
-        <w:t xml:space="preserve">Penerapan pendekatan </w:t>
-      </w:r>
-      <w:r>
-        <w:rPr>
-          <w:rFonts w:ascii="Times New Roman" w:hAnsi="Times New Roman" w:cs="Times New Roman"/>
-          <w:i/>
-          <w:sz w:val="24"/>
-          <w:szCs w:val="24"/>
-        </w:rPr>
-        <w:t xml:space="preserve">multi-agent</w:t>
-      </w:r>
-      <w:r>
-        <w:rPr>
-          <w:rFonts w:ascii="Times New Roman" w:hAnsi="Times New Roman" w:cs="Times New Roman"/>
-          <w:sz w:val="24"/>
-          <w:szCs w:val="24"/>
-        </w:rPr>
-        <w:t xml:space="preserve"> pada ranah pemasaran telah ditunjukkan Chu dkk. (2025) yang membangun kerangka simulasi agar agen generatif dapat berinteraksi, menyatakan penalaran internal, membentuk kebiasaan, dan mengambil keputusan pembelian, sehingga strategi pemasaran dapat diuji sebelum diterapkan. Perbedaannya, penelitian ini menggunakan agen untuk memproduksi materi konten, bukan untuk mensimulasikan konsumen.</w:t>
+          <w:b/>
+          <w:sz w:val="24"/>
+          <w:szCs w:val="24"/>
+        </w:rPr>
+        <w:t xml:space="preserve">[SITASI DIBUTUHKAN: satu definisi baku </w:t>
+      </w:r>
+      <w:r>
+        <w:rPr>
+          <w:rFonts w:ascii="Times New Roman" w:hAnsi="Times New Roman" w:cs="Times New Roman"/>
+          <w:i/>
+          <w:sz w:val="24"/>
+          <w:szCs w:val="24"/>
+        </w:rPr>
+        <w:t xml:space="preserve">brand voice</w:t>
+      </w:r>
+      <w:r>
+        <w:rPr>
+          <w:rFonts w:ascii="Times New Roman" w:hAnsi="Times New Roman" w:cs="Times New Roman"/>
+          <w:sz w:val="24"/>
+          <w:szCs w:val="24"/>
+        </w:rPr>
+        <w:t xml:space="preserve"> dari buku </w:t>
+      </w:r>
+      <w:r>
+        <w:rPr>
+          <w:rFonts w:ascii="Times New Roman" w:hAnsi="Times New Roman" w:cs="Times New Roman"/>
+          <w:i/>
+          <w:sz w:val="24"/>
+          <w:szCs w:val="24"/>
+        </w:rPr>
+        <w:t xml:space="preserve">branding</w:t>
+      </w:r>
+      <w:r>
+        <w:rPr>
+          <w:rFonts w:ascii="Times New Roman" w:hAnsi="Times New Roman" w:cs="Times New Roman"/>
+          <w:sz w:val="24"/>
+          <w:szCs w:val="24"/>
+        </w:rPr>
+        <w:t xml:space="preserve"> atau jurnal manajemen pemasaran untuk memperkuat kalimat pembuka. Sisi pengujiannya sudah ditopang Kirkby dkk. (2023); yang belum ada hanya definisi formalnya.]</w:t>
       </w:r>
     </w:p>
     <w:p>
@@ -2949,7 +3124,7 @@
           <w:sz w:val="24"/>
           <w:szCs w:val="24"/>
         </w:rPr>
-        <w:t xml:space="preserve">2.2.4. Brand Voice dan Konsistensi Identitas Merek</w:t>
+        <w:t xml:space="preserve">2.2.5. Otomasi Alur Kerja dan Antrian Tugas</w:t>
       </w:r>
     </w:p>
     <w:p>
@@ -2961,36 +3136,100 @@
       <w:r>
         <w:rPr>
           <w:rFonts w:ascii="Times New Roman" w:hAnsi="Times New Roman" w:cs="Times New Roman"/>
-          <w:i/>
-          <w:sz w:val="24"/>
-          <w:szCs w:val="24"/>
-        </w:rPr>
-        <w:t xml:space="preserve">Brand voice</w:t>
-      </w:r>
-      <w:r>
-        <w:rPr>
-          <w:rFonts w:ascii="Times New Roman" w:hAnsi="Times New Roman" w:cs="Times New Roman"/>
-          <w:sz w:val="24"/>
-          <w:szCs w:val="24"/>
-        </w:rPr>
-        <w:t xml:space="preserve"> adalah cara sebuah merek berbicara kepada audiensnya, yang tercermin pada nada, pilihan kata, dan tingkat formalitas yang digunakan secara konsisten di seluruh titik sentuh. Kirkby dkk. (2023) meneliti keaslian </w:t>
-      </w:r>
-      <w:r>
-        <w:rPr>
-          <w:rFonts w:ascii="Times New Roman" w:hAnsi="Times New Roman" w:cs="Times New Roman"/>
-          <w:i/>
-          <w:sz w:val="24"/>
-          <w:szCs w:val="24"/>
-        </w:rPr>
-        <w:t xml:space="preserve">brand voice</w:t>
-      </w:r>
-      <w:r>
-        <w:rPr>
-          <w:rFonts w:ascii="Times New Roman" w:hAnsi="Times New Roman" w:cs="Times New Roman"/>
-          <w:sz w:val="24"/>
-          <w:szCs w:val="24"/>
-        </w:rPr>
-        <w:t xml:space="preserve"> dalam kaitannya dengan keaslian merek dan sikap terhadap merek, dan menemukan melalui eksperimen 3x3 terhadap 624 responden bahwa teks yang dinyatakan dihasilkan kecerdasan buatan tidak dipersepsikan kurang autentik dibanding teks yang dinyatakan ditulis manusia. Temuan tersebut menunjukkan bahwa yang menentukan persepsi bukan sumber teksnya, melainkan kesesuaian teks dengan suara merek yang telah dikenal audiens.</w:t>
+          <w:b/>
+          <w:sz w:val="24"/>
+          <w:szCs w:val="24"/>
+        </w:rPr>
+        <w:t xml:space="preserve">[SITASI DIBUTUHKAN: konsep </w:t>
+      </w:r>
+      <w:r>
+        <w:rPr>
+          <w:rFonts w:ascii="Times New Roman" w:hAnsi="Times New Roman" w:cs="Times New Roman"/>
+          <w:i/>
+          <w:sz w:val="24"/>
+          <w:szCs w:val="24"/>
+        </w:rPr>
+        <w:t xml:space="preserve">workflow automation</w:t>
+      </w:r>
+      <w:r>
+        <w:rPr>
+          <w:rFonts w:ascii="Times New Roman" w:hAnsi="Times New Roman" w:cs="Times New Roman"/>
+          <w:sz w:val="24"/>
+          <w:szCs w:val="24"/>
+        </w:rPr>
+        <w:t xml:space="preserve"> dan antrian tugas asinkron. Penelusuran belum menemukan sumber akademik yang dapat diverifikasi; kandidat yang muncul berupa tulisan teknis tanpa telaah sejawat dan satu jurnal yang menolak diakses. Coba istilah </w:t>
+      </w:r>
+      <w:r>
+        <w:rPr>
+          <w:rFonts w:ascii="Times New Roman" w:hAnsi="Times New Roman" w:cs="Times New Roman"/>
+          <w:i/>
+          <w:sz w:val="24"/>
+          <w:szCs w:val="24"/>
+        </w:rPr>
+        <w:t xml:space="preserve">message queue</w:t>
+      </w:r>
+      <w:r>
+        <w:rPr>
+          <w:rFonts w:ascii="Times New Roman" w:hAnsi="Times New Roman" w:cs="Times New Roman"/>
+          <w:sz w:val="24"/>
+          <w:szCs w:val="24"/>
+        </w:rPr>
+        <w:t xml:space="preserve">, </w:t>
+      </w:r>
+      <w:r>
+        <w:rPr>
+          <w:rFonts w:ascii="Times New Roman" w:hAnsi="Times New Roman" w:cs="Times New Roman"/>
+          <w:i/>
+          <w:sz w:val="24"/>
+          <w:szCs w:val="24"/>
+        </w:rPr>
+        <w:t xml:space="preserve">asynchronous task processing</w:t>
+      </w:r>
+      <w:r>
+        <w:rPr>
+          <w:rFonts w:ascii="Times New Roman" w:hAnsi="Times New Roman" w:cs="Times New Roman"/>
+          <w:sz w:val="24"/>
+          <w:szCs w:val="24"/>
+        </w:rPr>
+        <w:t xml:space="preserve">, atau </w:t>
+      </w:r>
+      <w:r>
+        <w:rPr>
+          <w:rFonts w:ascii="Times New Roman" w:hAnsi="Times New Roman" w:cs="Times New Roman"/>
+          <w:i/>
+          <w:sz w:val="24"/>
+          <w:szCs w:val="24"/>
+        </w:rPr>
+        <w:t xml:space="preserve">background job</w:t>
+      </w:r>
+      <w:r>
+        <w:rPr>
+          <w:rFonts w:ascii="Times New Roman" w:hAnsi="Times New Roman" w:cs="Times New Roman"/>
+          <w:sz w:val="24"/>
+          <w:szCs w:val="24"/>
+        </w:rPr>
+        <w:t xml:space="preserve"> pada jurnal rekayasa perangkat lunak.]</w:t>
+      </w:r>
+    </w:p>
+    <w:p>
+      <w:pPr>
+        <w:jc w:val="both"/>
+        <w:spacing w:before="0" w:after="0" w:line="360" w:lineRule="auto"/>
+      </w:pPr>
+    </w:p>
+    <w:p>
+      <w:pPr>
+        <w:jc w:val="left"/>
+        <w:spacing w:before="0" w:after="0" w:line="360" w:lineRule="auto"/>
+      </w:pPr>
+      <w:r>
+        <w:rPr>
+          <w:rFonts w:ascii="Times New Roman" w:hAnsi="Times New Roman" w:cs="Times New Roman"/>
+          <w:b/>
+          <w:sz w:val="24"/>
+          <w:szCs w:val="24"/>
+        </w:rPr>
+        <w:t xml:space="preserve">2.2.6. Arsitektur Aplikasi Web dan REST API</w:t>
       </w:r>
     </w:p>
     <w:p>
@@ -3005,24 +3244,7 @@
           <w:sz w:val="24"/>
           <w:szCs w:val="24"/>
         </w:rPr>
-        <w:t xml:space="preserve">Kesesuaian tersebut tidak terbentuk dengan sendirinya. Wang dkk. (2025) menemukan bahwa model bahasa besar kesulitan meniru gaya menulis yang tidak dinyatakan secara eksplisit, terutama gaya informal. Oleh karena itu penelitian ini memperlakukan </w:t>
-      </w:r>
-      <w:r>
-        <w:rPr>
-          <w:rFonts w:ascii="Times New Roman" w:hAnsi="Times New Roman" w:cs="Times New Roman"/>
-          <w:i/>
-          <w:sz w:val="24"/>
-          <w:szCs w:val="24"/>
-        </w:rPr>
-        <w:t xml:space="preserve">brand voice</w:t>
-      </w:r>
-      <w:r>
-        <w:rPr>
-          <w:rFonts w:ascii="Times New Roman" w:hAnsi="Times New Roman" w:cs="Times New Roman"/>
-          <w:sz w:val="24"/>
-          <w:szCs w:val="24"/>
-        </w:rPr>
-        <w:t xml:space="preserve"> sebagai sekumpulan ketentuan tertulis dan terstruktur yang disertakan sebagai konteks, bukan sebagai gaya yang diharapkan tertangkap sendiri oleh model dari contoh naskah.</w:t>
+        <w:t xml:space="preserve">Aplikasi web modern umumnya disusun dengan memisahkan antarmuka pengguna dari layanan yang mengolah data, dan keduanya berkomunikasi melalui antarmuka pemrograman aplikasi. Bramantyo dkk. (2025) menerapkan arsitektur REST API untuk memvalidasi, memproses, dan memformat data yang kemudian dikirimkan ke pusat basis data melalui protokol HTTP standar seperti GET dan POST.</w:t>
       </w:r>
     </w:p>
     <w:p>
@@ -3034,45 +3256,270 @@
       <w:r>
         <w:rPr>
           <w:rFonts w:ascii="Times New Roman" w:hAnsi="Times New Roman" w:cs="Times New Roman"/>
+          <w:sz w:val="24"/>
+          <w:szCs w:val="24"/>
+        </w:rPr>
+        <w:t xml:space="preserve">Pola tersebut dipakai pada penelitian ini. Antarmuka pengguna hanya berhubungan dengan layanan </w:t>
+      </w:r>
+      <w:r>
+        <w:rPr>
+          <w:rFonts w:ascii="Times New Roman" w:hAnsi="Times New Roman" w:cs="Times New Roman"/>
+          <w:i/>
+          <w:sz w:val="24"/>
+          <w:szCs w:val="24"/>
+        </w:rPr>
+        <w:t xml:space="preserve">backend</w:t>
+      </w:r>
+      <w:r>
+        <w:rPr>
+          <w:rFonts w:ascii="Times New Roman" w:hAnsi="Times New Roman" w:cs="Times New Roman"/>
+          <w:sz w:val="24"/>
+          <w:szCs w:val="24"/>
+        </w:rPr>
+        <w:t xml:space="preserve"> melalui REST API, dan tidak pernah mengakses basis data maupun gerbang agen secara langsung.</w:t>
+      </w:r>
+    </w:p>
+    <w:p>
+      <w:pPr>
+        <w:jc w:val="both"/>
+        <w:spacing w:before="0" w:after="0" w:line="360" w:lineRule="auto"/>
+      </w:pPr>
+    </w:p>
+    <w:p>
+      <w:pPr>
+        <w:jc w:val="left"/>
+        <w:spacing w:before="0" w:after="0" w:line="360" w:lineRule="auto"/>
+      </w:pPr>
+      <w:r>
+        <w:rPr>
+          <w:rFonts w:ascii="Times New Roman" w:hAnsi="Times New Roman" w:cs="Times New Roman"/>
           <w:b/>
           <w:sz w:val="24"/>
           <w:szCs w:val="24"/>
         </w:rPr>
-        <w:t xml:space="preserve">[SITASI DIBUTUHKAN: satu definisi baku </w:t>
-      </w:r>
-      <w:r>
-        <w:rPr>
-          <w:rFonts w:ascii="Times New Roman" w:hAnsi="Times New Roman" w:cs="Times New Roman"/>
-          <w:i/>
-          <w:sz w:val="24"/>
-          <w:szCs w:val="24"/>
-        </w:rPr>
-        <w:t xml:space="preserve">brand voice</w:t>
-      </w:r>
-      <w:r>
-        <w:rPr>
-          <w:rFonts w:ascii="Times New Roman" w:hAnsi="Times New Roman" w:cs="Times New Roman"/>
-          <w:sz w:val="24"/>
-          <w:szCs w:val="24"/>
-        </w:rPr>
-        <w:t xml:space="preserve"> dari buku </w:t>
-      </w:r>
-      <w:r>
-        <w:rPr>
-          <w:rFonts w:ascii="Times New Roman" w:hAnsi="Times New Roman" w:cs="Times New Roman"/>
-          <w:i/>
-          <w:sz w:val="24"/>
-          <w:szCs w:val="24"/>
-        </w:rPr>
-        <w:t xml:space="preserve">branding</w:t>
-      </w:r>
-      <w:r>
-        <w:rPr>
-          <w:rFonts w:ascii="Times New Roman" w:hAnsi="Times New Roman" w:cs="Times New Roman"/>
-          <w:sz w:val="24"/>
-          <w:szCs w:val="24"/>
-        </w:rPr>
-        <w:t xml:space="preserve"> atau jurnal manajemen pemasaran, terbitan maksimal sepuluh tahun terakhir, untuk memperkuat paragraf pembuka]</w:t>
+        <w:t xml:space="preserve">2.2.7. Metode Pengembangan Sistem Rapid Application Development</w:t>
+      </w:r>
+    </w:p>
+    <w:p>
+      <w:pPr>
+        <w:jc w:val="both"/>
+        <w:spacing w:before="0" w:after="0" w:line="360" w:lineRule="auto"/>
+        <w:ind w:firstLine="567"/>
+      </w:pPr>
+      <w:r>
+        <w:rPr>
+          <w:rFonts w:ascii="Times New Roman" w:hAnsi="Times New Roman" w:cs="Times New Roman"/>
+          <w:i/>
+          <w:sz w:val="24"/>
+          <w:szCs w:val="24"/>
+        </w:rPr>
+        <w:t xml:space="preserve">Rapid Application Development</w:t>
+      </w:r>
+      <w:r>
+        <w:rPr>
+          <w:rFonts w:ascii="Times New Roman" w:hAnsi="Times New Roman" w:cs="Times New Roman"/>
+          <w:sz w:val="24"/>
+          <w:szCs w:val="24"/>
+        </w:rPr>
+        <w:t xml:space="preserve"> atau RAD adalah metode pengembangan sistem yang bersifat iteratif dan melibatkan pengguna pada setiap tahapannya (Yunus dkk., 2025). Berbeda dari metode sekuensial yang menuntut setiap tahap diselesaikan sepenuhnya sebelum tahap berikutnya dimulai, RAD memungkinkan hasil pada suatu tahap dievaluasi dan diperbaiki sebelum sistem dinyatakan selesai. Ciri lain yang melekat pada metode ini adalah siklus pengembangan yang pendek serta ukuran tim yang kecil.</w:t>
+      </w:r>
+    </w:p>
+    <w:p>
+      <w:pPr>
+        <w:jc w:val="both"/>
+        <w:spacing w:before="0" w:after="0" w:line="360" w:lineRule="auto"/>
+        <w:ind w:firstLine="567"/>
+      </w:pPr>
+      <w:r>
+        <w:rPr>
+          <w:rFonts w:ascii="Times New Roman" w:hAnsi="Times New Roman" w:cs="Times New Roman"/>
+          <w:sz w:val="24"/>
+          <w:szCs w:val="24"/>
+        </w:rPr>
+        <w:t xml:space="preserve">Tahapan RAD terdiri atas empat fase. </w:t>
+      </w:r>
+      <w:r>
+        <w:rPr>
+          <w:rFonts w:ascii="Times New Roman" w:hAnsi="Times New Roman" w:cs="Times New Roman"/>
+          <w:i/>
+          <w:sz w:val="24"/>
+          <w:szCs w:val="24"/>
+        </w:rPr>
+        <w:t xml:space="preserve">Requirements Planning</w:t>
+      </w:r>
+      <w:r>
+        <w:rPr>
+          <w:rFonts w:ascii="Times New Roman" w:hAnsi="Times New Roman" w:cs="Times New Roman"/>
+          <w:sz w:val="24"/>
+          <w:szCs w:val="24"/>
+        </w:rPr>
+        <w:t xml:space="preserve"> merupakan fase penetapan kebutuhan dan ruang lingkup sistem. </w:t>
+      </w:r>
+      <w:r>
+        <w:rPr>
+          <w:rFonts w:ascii="Times New Roman" w:hAnsi="Times New Roman" w:cs="Times New Roman"/>
+          <w:i/>
+          <w:sz w:val="24"/>
+          <w:szCs w:val="24"/>
+        </w:rPr>
+        <w:t xml:space="preserve">User Design</w:t>
+      </w:r>
+      <w:r>
+        <w:rPr>
+          <w:rFonts w:ascii="Times New Roman" w:hAnsi="Times New Roman" w:cs="Times New Roman"/>
+          <w:sz w:val="24"/>
+          <w:szCs w:val="24"/>
+        </w:rPr>
+        <w:t xml:space="preserve"> atau </w:t>
+      </w:r>
+      <w:r>
+        <w:rPr>
+          <w:rFonts w:ascii="Times New Roman" w:hAnsi="Times New Roman" w:cs="Times New Roman"/>
+          <w:i/>
+          <w:sz w:val="24"/>
+          <w:szCs w:val="24"/>
+        </w:rPr>
+        <w:t xml:space="preserve">Design Workshop</w:t>
+      </w:r>
+      <w:r>
+        <w:rPr>
+          <w:rFonts w:ascii="Times New Roman" w:hAnsi="Times New Roman" w:cs="Times New Roman"/>
+          <w:sz w:val="24"/>
+          <w:szCs w:val="24"/>
+        </w:rPr>
+        <w:t xml:space="preserve"> merupakan fase perancangan yang dijalankan bersama pengguna secara berulang. </w:t>
+      </w:r>
+      <w:r>
+        <w:rPr>
+          <w:rFonts w:ascii="Times New Roman" w:hAnsi="Times New Roman" w:cs="Times New Roman"/>
+          <w:i/>
+          <w:sz w:val="24"/>
+          <w:szCs w:val="24"/>
+        </w:rPr>
+        <w:t xml:space="preserve">Construction</w:t>
+      </w:r>
+      <w:r>
+        <w:rPr>
+          <w:rFonts w:ascii="Times New Roman" w:hAnsi="Times New Roman" w:cs="Times New Roman"/>
+          <w:sz w:val="24"/>
+          <w:szCs w:val="24"/>
+        </w:rPr>
+        <w:t xml:space="preserve"> merupakan fase pembangunan sistem berdasarkan rancangan yang telah disepakati. </w:t>
+      </w:r>
+      <w:r>
+        <w:rPr>
+          <w:rFonts w:ascii="Times New Roman" w:hAnsi="Times New Roman" w:cs="Times New Roman"/>
+          <w:i/>
+          <w:sz w:val="24"/>
+          <w:szCs w:val="24"/>
+        </w:rPr>
+        <w:t xml:space="preserve">Cutover</w:t>
+      </w:r>
+      <w:r>
+        <w:rPr>
+          <w:rFonts w:ascii="Times New Roman" w:hAnsi="Times New Roman" w:cs="Times New Roman"/>
+          <w:sz w:val="24"/>
+          <w:szCs w:val="24"/>
+        </w:rPr>
+        <w:t xml:space="preserve"> merupakan fase peralihan sistem ke lingkungan operasional.</w:t>
+      </w:r>
+    </w:p>
+    <w:p>
+      <w:pPr>
+        <w:jc w:val="both"/>
+        <w:spacing w:before="0" w:after="0" w:line="360" w:lineRule="auto"/>
+        <w:ind w:firstLine="567"/>
+      </w:pPr>
+      <w:r>
+        <w:rPr>
+          <w:rFonts w:ascii="Times New Roman" w:hAnsi="Times New Roman" w:cs="Times New Roman"/>
+          <w:sz w:val="24"/>
+          <w:szCs w:val="24"/>
+        </w:rPr>
+        <w:t xml:space="preserve">Penerapan RAD pada pengembangan sistem informasi berbasis web telah banyak dilakukan di Indonesia. Rasim dkk. (2025) menerapkan RAD pada pembangunan sistem informasi monitoring dan analisis kinerja penjualan dengan menitikberatkan fase </w:t>
+      </w:r>
+      <w:r>
+        <w:rPr>
+          <w:rFonts w:ascii="Times New Roman" w:hAnsi="Times New Roman" w:cs="Times New Roman"/>
+          <w:i/>
+          <w:sz w:val="24"/>
+          <w:szCs w:val="24"/>
+        </w:rPr>
+        <w:t xml:space="preserve">Requirements Planning</w:t>
+      </w:r>
+      <w:r>
+        <w:rPr>
+          <w:rFonts w:ascii="Times New Roman" w:hAnsi="Times New Roman" w:cs="Times New Roman"/>
+          <w:sz w:val="24"/>
+          <w:szCs w:val="24"/>
+        </w:rPr>
+        <w:t xml:space="preserve"> dan </w:t>
+      </w:r>
+      <w:r>
+        <w:rPr>
+          <w:rFonts w:ascii="Times New Roman" w:hAnsi="Times New Roman" w:cs="Times New Roman"/>
+          <w:i/>
+          <w:sz w:val="24"/>
+          <w:szCs w:val="24"/>
+        </w:rPr>
+        <w:t xml:space="preserve">Design Workshop</w:t>
+      </w:r>
+      <w:r>
+        <w:rPr>
+          <w:rFonts w:ascii="Times New Roman" w:hAnsi="Times New Roman" w:cs="Times New Roman"/>
+          <w:sz w:val="24"/>
+          <w:szCs w:val="24"/>
+        </w:rPr>
+        <w:t xml:space="preserve">, dan menghasilkan sistem yang mengotomasi perhitungan serta pelaporan capaian penjualan sekaligus menghapus duplikasi data. Yunus dkk. (2025) menerapkan RAD pada sistem informasi barang hilang dan temuan berbasis web, dengan pengujian </w:t>
+      </w:r>
+      <w:r>
+        <w:rPr>
+          <w:rFonts w:ascii="Times New Roman" w:hAnsi="Times New Roman" w:cs="Times New Roman"/>
+          <w:i/>
+          <w:sz w:val="24"/>
+          <w:szCs w:val="24"/>
+        </w:rPr>
+        <w:t xml:space="preserve">black box</w:t>
+      </w:r>
+      <w:r>
+        <w:rPr>
+          <w:rFonts w:ascii="Times New Roman" w:hAnsi="Times New Roman" w:cs="Times New Roman"/>
+          <w:sz w:val="24"/>
+          <w:szCs w:val="24"/>
+        </w:rPr>
+        <w:t xml:space="preserve"> yang dilengkapi pengukuran </w:t>
+      </w:r>
+      <w:r>
+        <w:rPr>
+          <w:rFonts w:ascii="Times New Roman" w:hAnsi="Times New Roman" w:cs="Times New Roman"/>
+          <w:i/>
+          <w:sz w:val="24"/>
+          <w:szCs w:val="24"/>
+        </w:rPr>
+        <w:t xml:space="preserve">System Usability Scale</w:t>
+      </w:r>
+      <w:r>
+        <w:rPr>
+          <w:rFonts w:ascii="Times New Roman" w:hAnsi="Times New Roman" w:cs="Times New Roman"/>
+          <w:sz w:val="24"/>
+          <w:szCs w:val="24"/>
+        </w:rPr>
+        <w:t xml:space="preserve">.</w:t>
+      </w:r>
+    </w:p>
+    <w:p>
+      <w:pPr>
+        <w:jc w:val="both"/>
+        <w:spacing w:before="0" w:after="0" w:line="360" w:lineRule="auto"/>
+        <w:ind w:firstLine="567"/>
+      </w:pPr>
+      <w:r>
+        <w:rPr>
+          <w:rFonts w:ascii="Times New Roman" w:hAnsi="Times New Roman" w:cs="Times New Roman"/>
+          <w:sz w:val="24"/>
+          <w:szCs w:val="24"/>
+        </w:rPr>
+        <w:t xml:space="preserve">Metode RAD dipilih pada penelitian ini karena sesuai dengan sifat pengembangan yang benar-benar berlangsung. Rancangan kemampuan agen dan penyusunan konteks merek beberapa kali disempurnakan setelah sistem berjalan, berdasarkan penilaian terhadap mutu materi yang dihasilkan. Sebagai pembanding, Yusna dkk. (2025) mengembangkan sistem sejenis menggunakan metode Waterfall yang bersifat sekuensial. Metode sekuensial tersebut tidak dipilih karena tidak menggambarkan adanya putaran umpan balik yang terjadi pada penelitian ini.</w:t>
       </w:r>
     </w:p>
     <w:p>
@@ -3093,7 +3540,7 @@
           <w:sz w:val="24"/>
           <w:szCs w:val="24"/>
         </w:rPr>
-        <w:t xml:space="preserve">2.2.5. Otomasi Alur Kerja dan Antrian Tugas</w:t>
+        <w:t xml:space="preserve">2.2.8. Rubrik Penilaian dan Kesepakatan Antar-Penilai</w:t>
       </w:r>
     </w:p>
     <w:p>
@@ -3105,40 +3552,151 @@
       <w:r>
         <w:rPr>
           <w:rFonts w:ascii="Times New Roman" w:hAnsi="Times New Roman" w:cs="Times New Roman"/>
+          <w:sz w:val="24"/>
+          <w:szCs w:val="24"/>
+        </w:rPr>
+        <w:t xml:space="preserve">Rubrik penilaian adalah instrumen yang menguraikan dimensi penilaian beserta ukuran pada setiap tingkat skor. Hashemi dkk. (2024) menunjukkan bahwa mutu teks dapat dinilai secara terstruktur melalui rubrik berdimensi banyak yang dirumuskan terlebih dahulu, dan pendekatan itulah yang diadopsi pada penyusunan matriks penilaian di penelitian ini.</w:t>
+      </w:r>
+    </w:p>
+    <w:p>
+      <w:pPr>
+        <w:jc w:val="both"/>
+        <w:spacing w:before="0" w:after="0" w:line="360" w:lineRule="auto"/>
+        <w:ind w:firstLine="567"/>
+      </w:pPr>
+      <w:r>
+        <w:rPr>
+          <w:rFonts w:ascii="Times New Roman" w:hAnsi="Times New Roman" w:cs="Times New Roman"/>
+          <w:sz w:val="24"/>
+          <w:szCs w:val="24"/>
+        </w:rPr>
+        <w:t xml:space="preserve">Ketika penilaian dilakukan oleh lebih dari satu orang, tingkat kesepakatan antar-penilai perlu dilaporkan agar hasil penilaian dapat dipercaya. Borse dkk. (2025) mengukur kesepakatan tersebut menggunakan koefisien Kappa dan melaporkan kesepakatan substansial pada tiga tema serta moderat pada satu tema. Penelitian ini menempuh cara yang sama, yaitu melaporkan koefisien kesepakatan antar-penilai sebagai bagian dari hasil.</w:t>
+      </w:r>
+    </w:p>
+    <w:p>
+      <w:pPr>
+        <w:jc w:val="both"/>
+        <w:spacing w:before="0" w:after="0" w:line="360" w:lineRule="auto"/>
+      </w:pPr>
+    </w:p>
+    <w:p>
+      <w:pPr>
+        <w:jc w:val="left"/>
+        <w:spacing w:before="0" w:after="0" w:line="360" w:lineRule="auto"/>
+      </w:pPr>
+      <w:r>
+        <w:rPr>
+          <w:rFonts w:ascii="Times New Roman" w:hAnsi="Times New Roman" w:cs="Times New Roman"/>
           <w:b/>
           <w:sz w:val="24"/>
           <w:szCs w:val="24"/>
         </w:rPr>
-        <w:t xml:space="preserve">[SITASI DIBUTUHKAN: konsep </w:t>
-      </w:r>
-      <w:r>
-        <w:rPr>
-          <w:rFonts w:ascii="Times New Roman" w:hAnsi="Times New Roman" w:cs="Times New Roman"/>
-          <w:i/>
-          <w:sz w:val="24"/>
-          <w:szCs w:val="24"/>
-        </w:rPr>
-        <w:t xml:space="preserve">workflow automation</w:t>
-      </w:r>
-      <w:r>
-        <w:rPr>
-          <w:rFonts w:ascii="Times New Roman" w:hAnsi="Times New Roman" w:cs="Times New Roman"/>
-          <w:sz w:val="24"/>
-          <w:szCs w:val="24"/>
-        </w:rPr>
-        <w:t xml:space="preserve"> dan antrian tugas asinkron pada aplikasi web]</w:t>
-      </w:r>
-    </w:p>
-    <w:p>
-      <w:pPr>
-        <w:jc w:val="both"/>
-        <w:spacing w:before="0" w:after="0" w:line="360" w:lineRule="auto"/>
-      </w:pPr>
-    </w:p>
-    <w:p>
-      <w:pPr>
-        <w:jc w:val="left"/>
-        <w:spacing w:before="0" w:after="0" w:line="360" w:lineRule="auto"/>
+        <w:t xml:space="preserve">2.2.9. Notasi Perancangan Sistem</w:t>
+      </w:r>
+    </w:p>
+    <w:p>
+      <w:pPr>
+        <w:jc w:val="both"/>
+        <w:spacing w:before="0" w:after="0" w:line="360" w:lineRule="auto"/>
+        <w:ind w:firstLine="567"/>
+      </w:pPr>
+      <w:r>
+        <w:rPr>
+          <w:rFonts w:ascii="Times New Roman" w:hAnsi="Times New Roman" w:cs="Times New Roman"/>
+          <w:sz w:val="24"/>
+          <w:szCs w:val="24"/>
+        </w:rPr>
+        <w:t xml:space="preserve">Perancangan sistem pada penelitian ini menggunakan notasi </w:t>
+      </w:r>
+      <w:r>
+        <w:rPr>
+          <w:rFonts w:ascii="Times New Roman" w:hAnsi="Times New Roman" w:cs="Times New Roman"/>
+          <w:i/>
+          <w:sz w:val="24"/>
+          <w:szCs w:val="24"/>
+        </w:rPr>
+        <w:t xml:space="preserve">Unified Modeling Language</w:t>
+      </w:r>
+      <w:r>
+        <w:rPr>
+          <w:rFonts w:ascii="Times New Roman" w:hAnsi="Times New Roman" w:cs="Times New Roman"/>
+          <w:sz w:val="24"/>
+          <w:szCs w:val="24"/>
+        </w:rPr>
+        <w:t xml:space="preserve"> dan </w:t>
+      </w:r>
+      <w:r>
+        <w:rPr>
+          <w:rFonts w:ascii="Times New Roman" w:hAnsi="Times New Roman" w:cs="Times New Roman"/>
+          <w:i/>
+          <w:sz w:val="24"/>
+          <w:szCs w:val="24"/>
+        </w:rPr>
+        <w:t xml:space="preserve">Entity Relationship Diagram</w:t>
+      </w:r>
+      <w:r>
+        <w:rPr>
+          <w:rFonts w:ascii="Times New Roman" w:hAnsi="Times New Roman" w:cs="Times New Roman"/>
+          <w:sz w:val="24"/>
+          <w:szCs w:val="24"/>
+        </w:rPr>
+        <w:t xml:space="preserve">. Rospricilia dan Ma'ady (2024) menegaskan pentingnya penerapan notasi UML yang tepat ketika menggambarkan </w:t>
+      </w:r>
+      <w:r>
+        <w:rPr>
+          <w:rFonts w:ascii="Times New Roman" w:hAnsi="Times New Roman" w:cs="Times New Roman"/>
+          <w:i/>
+          <w:sz w:val="24"/>
+          <w:szCs w:val="24"/>
+        </w:rPr>
+        <w:t xml:space="preserve">use case diagram</w:t>
+      </w:r>
+      <w:r>
+        <w:rPr>
+          <w:rFonts w:ascii="Times New Roman" w:hAnsi="Times New Roman" w:cs="Times New Roman"/>
+          <w:sz w:val="24"/>
+          <w:szCs w:val="24"/>
+        </w:rPr>
+        <w:t xml:space="preserve">, terlebih pada sistem yang harus berinteraksi dengan aplikasi lain yang sudah berjalan.</w:t>
+      </w:r>
+    </w:p>
+    <w:p>
+      <w:pPr>
+        <w:jc w:val="both"/>
+        <w:spacing w:before="0" w:after="0" w:line="360" w:lineRule="auto"/>
+        <w:ind w:firstLine="567"/>
+      </w:pPr>
+      <w:r>
+        <w:rPr>
+          <w:rFonts w:ascii="Times New Roman" w:hAnsi="Times New Roman" w:cs="Times New Roman"/>
+          <w:sz w:val="24"/>
+          <w:szCs w:val="24"/>
+        </w:rPr>
+        <w:t xml:space="preserve">Pada sisi basis data, Renanti dkk. (2025) menerapkan pendekatan </w:t>
+      </w:r>
+      <w:r>
+        <w:rPr>
+          <w:rFonts w:ascii="Times New Roman" w:hAnsi="Times New Roman" w:cs="Times New Roman"/>
+          <w:i/>
+          <w:sz w:val="24"/>
+          <w:szCs w:val="24"/>
+        </w:rPr>
+        <w:t xml:space="preserve">Database Life Cycle</w:t>
+      </w:r>
+      <w:r>
+        <w:rPr>
+          <w:rFonts w:ascii="Times New Roman" w:hAnsi="Times New Roman" w:cs="Times New Roman"/>
+          <w:sz w:val="24"/>
+          <w:szCs w:val="24"/>
+        </w:rPr>
+        <w:t xml:space="preserve"> dengan penekanan pada perancangan logis serta normalisasi bertahap dari UNF sampai 3NF untuk menghilangkan kerangkapan dan anomali data.</w:t>
+      </w:r>
+    </w:p>
+    <w:p>
+      <w:pPr>
+        <w:jc w:val="both"/>
+        <w:spacing w:before="0" w:after="0" w:line="360" w:lineRule="auto"/>
+        <w:ind w:firstLine="567"/>
       </w:pPr>
       <w:r>
         <w:rPr>
@@ -3147,357 +3705,7 @@
           <w:sz w:val="24"/>
           <w:szCs w:val="24"/>
         </w:rPr>
-        <w:t xml:space="preserve">2.2.6. Arsitektur Aplikasi Web dan REST API</w:t>
-      </w:r>
-    </w:p>
-    <w:p>
-      <w:pPr>
-        <w:jc w:val="both"/>
-        <w:spacing w:before="0" w:after="0" w:line="360" w:lineRule="auto"/>
-        <w:ind w:firstLine="567"/>
-      </w:pPr>
-      <w:r>
-        <w:rPr>
-          <w:rFonts w:ascii="Times New Roman" w:hAnsi="Times New Roman" w:cs="Times New Roman"/>
-          <w:b/>
-          <w:sz w:val="24"/>
-          <w:szCs w:val="24"/>
-        </w:rPr>
-        <w:t xml:space="preserve">[SITASI DIBUTUHKAN: arsitektur klien-server dan prinsip REST API]</w:t>
-      </w:r>
-    </w:p>
-    <w:p>
-      <w:pPr>
-        <w:jc w:val="both"/>
-        <w:spacing w:before="0" w:after="0" w:line="360" w:lineRule="auto"/>
-      </w:pPr>
-    </w:p>
-    <w:p>
-      <w:pPr>
-        <w:jc w:val="left"/>
-        <w:spacing w:before="0" w:after="0" w:line="360" w:lineRule="auto"/>
-      </w:pPr>
-      <w:r>
-        <w:rPr>
-          <w:rFonts w:ascii="Times New Roman" w:hAnsi="Times New Roman" w:cs="Times New Roman"/>
-          <w:b/>
-          <w:sz w:val="24"/>
-          <w:szCs w:val="24"/>
-        </w:rPr>
-        <w:t xml:space="preserve">2.2.7. Metode Pengembangan Sistem Rapid Application Development</w:t>
-      </w:r>
-    </w:p>
-    <w:p>
-      <w:pPr>
-        <w:jc w:val="both"/>
-        <w:spacing w:before="0" w:after="0" w:line="360" w:lineRule="auto"/>
-        <w:ind w:firstLine="567"/>
-      </w:pPr>
-      <w:r>
-        <w:rPr>
-          <w:rFonts w:ascii="Times New Roman" w:hAnsi="Times New Roman" w:cs="Times New Roman"/>
-          <w:i/>
-          <w:sz w:val="24"/>
-          <w:szCs w:val="24"/>
-        </w:rPr>
-        <w:t xml:space="preserve">Rapid Application Development</w:t>
-      </w:r>
-      <w:r>
-        <w:rPr>
-          <w:rFonts w:ascii="Times New Roman" w:hAnsi="Times New Roman" w:cs="Times New Roman"/>
-          <w:sz w:val="24"/>
-          <w:szCs w:val="24"/>
-        </w:rPr>
-        <w:t xml:space="preserve"> atau RAD adalah metode pengembangan sistem yang bersifat iteratif dan melibatkan pengguna pada setiap tahapannya (Yunus dkk., 2025). Berbeda dari metode sekuensial yang menuntut setiap tahap diselesaikan sepenuhnya sebelum tahap berikutnya dimulai, RAD memungkinkan hasil pada suatu tahap dievaluasi dan diperbaiki sebelum sistem dinyatakan selesai. Ciri lain yang melekat pada metode ini adalah siklus pengembangan yang pendek serta ukuran tim yang kecil.</w:t>
-      </w:r>
-    </w:p>
-    <w:p>
-      <w:pPr>
-        <w:jc w:val="both"/>
-        <w:spacing w:before="0" w:after="0" w:line="360" w:lineRule="auto"/>
-        <w:ind w:firstLine="567"/>
-      </w:pPr>
-      <w:r>
-        <w:rPr>
-          <w:rFonts w:ascii="Times New Roman" w:hAnsi="Times New Roman" w:cs="Times New Roman"/>
-          <w:sz w:val="24"/>
-          <w:szCs w:val="24"/>
-        </w:rPr>
-        <w:t xml:space="preserve">Tahapan RAD terdiri atas empat fase. </w:t>
-      </w:r>
-      <w:r>
-        <w:rPr>
-          <w:rFonts w:ascii="Times New Roman" w:hAnsi="Times New Roman" w:cs="Times New Roman"/>
-          <w:i/>
-          <w:sz w:val="24"/>
-          <w:szCs w:val="24"/>
-        </w:rPr>
-        <w:t xml:space="preserve">Requirements Planning</w:t>
-      </w:r>
-      <w:r>
-        <w:rPr>
-          <w:rFonts w:ascii="Times New Roman" w:hAnsi="Times New Roman" w:cs="Times New Roman"/>
-          <w:sz w:val="24"/>
-          <w:szCs w:val="24"/>
-        </w:rPr>
-        <w:t xml:space="preserve"> merupakan fase penetapan kebutuhan dan ruang lingkup sistem. </w:t>
-      </w:r>
-      <w:r>
-        <w:rPr>
-          <w:rFonts w:ascii="Times New Roman" w:hAnsi="Times New Roman" w:cs="Times New Roman"/>
-          <w:i/>
-          <w:sz w:val="24"/>
-          <w:szCs w:val="24"/>
-        </w:rPr>
-        <w:t xml:space="preserve">User Design</w:t>
-      </w:r>
-      <w:r>
-        <w:rPr>
-          <w:rFonts w:ascii="Times New Roman" w:hAnsi="Times New Roman" w:cs="Times New Roman"/>
-          <w:sz w:val="24"/>
-          <w:szCs w:val="24"/>
-        </w:rPr>
-        <w:t xml:space="preserve"> atau </w:t>
-      </w:r>
-      <w:r>
-        <w:rPr>
-          <w:rFonts w:ascii="Times New Roman" w:hAnsi="Times New Roman" w:cs="Times New Roman"/>
-          <w:i/>
-          <w:sz w:val="24"/>
-          <w:szCs w:val="24"/>
-        </w:rPr>
-        <w:t xml:space="preserve">Design Workshop</w:t>
-      </w:r>
-      <w:r>
-        <w:rPr>
-          <w:rFonts w:ascii="Times New Roman" w:hAnsi="Times New Roman" w:cs="Times New Roman"/>
-          <w:sz w:val="24"/>
-          <w:szCs w:val="24"/>
-        </w:rPr>
-        <w:t xml:space="preserve"> merupakan fase perancangan yang dijalankan bersama pengguna secara berulang. </w:t>
-      </w:r>
-      <w:r>
-        <w:rPr>
-          <w:rFonts w:ascii="Times New Roman" w:hAnsi="Times New Roman" w:cs="Times New Roman"/>
-          <w:i/>
-          <w:sz w:val="24"/>
-          <w:szCs w:val="24"/>
-        </w:rPr>
-        <w:t xml:space="preserve">Construction</w:t>
-      </w:r>
-      <w:r>
-        <w:rPr>
-          <w:rFonts w:ascii="Times New Roman" w:hAnsi="Times New Roman" w:cs="Times New Roman"/>
-          <w:sz w:val="24"/>
-          <w:szCs w:val="24"/>
-        </w:rPr>
-        <w:t xml:space="preserve"> merupakan fase pembangunan sistem berdasarkan rancangan yang telah disepakati. </w:t>
-      </w:r>
-      <w:r>
-        <w:rPr>
-          <w:rFonts w:ascii="Times New Roman" w:hAnsi="Times New Roman" w:cs="Times New Roman"/>
-          <w:i/>
-          <w:sz w:val="24"/>
-          <w:szCs w:val="24"/>
-        </w:rPr>
-        <w:t xml:space="preserve">Cutover</w:t>
-      </w:r>
-      <w:r>
-        <w:rPr>
-          <w:rFonts w:ascii="Times New Roman" w:hAnsi="Times New Roman" w:cs="Times New Roman"/>
-          <w:sz w:val="24"/>
-          <w:szCs w:val="24"/>
-        </w:rPr>
-        <w:t xml:space="preserve"> merupakan fase peralihan sistem ke lingkungan operasional.</w:t>
-      </w:r>
-    </w:p>
-    <w:p>
-      <w:pPr>
-        <w:jc w:val="both"/>
-        <w:spacing w:before="0" w:after="0" w:line="360" w:lineRule="auto"/>
-        <w:ind w:firstLine="567"/>
-      </w:pPr>
-      <w:r>
-        <w:rPr>
-          <w:rFonts w:ascii="Times New Roman" w:hAnsi="Times New Roman" w:cs="Times New Roman"/>
-          <w:sz w:val="24"/>
-          <w:szCs w:val="24"/>
-        </w:rPr>
-        <w:t xml:space="preserve">Penerapan RAD pada pengembangan sistem informasi berbasis web telah banyak dilakukan di Indonesia. Rasim dkk. (2025) menerapkan RAD pada pembangunan sistem informasi monitoring dan analisis kinerja penjualan dengan menitikberatkan fase </w:t>
-      </w:r>
-      <w:r>
-        <w:rPr>
-          <w:rFonts w:ascii="Times New Roman" w:hAnsi="Times New Roman" w:cs="Times New Roman"/>
-          <w:i/>
-          <w:sz w:val="24"/>
-          <w:szCs w:val="24"/>
-        </w:rPr>
-        <w:t xml:space="preserve">Requirements Planning</w:t>
-      </w:r>
-      <w:r>
-        <w:rPr>
-          <w:rFonts w:ascii="Times New Roman" w:hAnsi="Times New Roman" w:cs="Times New Roman"/>
-          <w:sz w:val="24"/>
-          <w:szCs w:val="24"/>
-        </w:rPr>
-        <w:t xml:space="preserve"> dan </w:t>
-      </w:r>
-      <w:r>
-        <w:rPr>
-          <w:rFonts w:ascii="Times New Roman" w:hAnsi="Times New Roman" w:cs="Times New Roman"/>
-          <w:i/>
-          <w:sz w:val="24"/>
-          <w:szCs w:val="24"/>
-        </w:rPr>
-        <w:t xml:space="preserve">Design Workshop</w:t>
-      </w:r>
-      <w:r>
-        <w:rPr>
-          <w:rFonts w:ascii="Times New Roman" w:hAnsi="Times New Roman" w:cs="Times New Roman"/>
-          <w:sz w:val="24"/>
-          <w:szCs w:val="24"/>
-        </w:rPr>
-        <w:t xml:space="preserve">, dan menghasilkan sistem yang mengotomasi perhitungan serta pelaporan capaian penjualan sekaligus menghapus duplikasi data. Yunus dkk. (2025) menerapkan RAD pada sistem informasi barang hilang dan temuan berbasis web, dengan pengujian </w:t>
-      </w:r>
-      <w:r>
-        <w:rPr>
-          <w:rFonts w:ascii="Times New Roman" w:hAnsi="Times New Roman" w:cs="Times New Roman"/>
-          <w:i/>
-          <w:sz w:val="24"/>
-          <w:szCs w:val="24"/>
-        </w:rPr>
-        <w:t xml:space="preserve">black box</w:t>
-      </w:r>
-      <w:r>
-        <w:rPr>
-          <w:rFonts w:ascii="Times New Roman" w:hAnsi="Times New Roman" w:cs="Times New Roman"/>
-          <w:sz w:val="24"/>
-          <w:szCs w:val="24"/>
-        </w:rPr>
-        <w:t xml:space="preserve"> yang dilengkapi pengukuran </w:t>
-      </w:r>
-      <w:r>
-        <w:rPr>
-          <w:rFonts w:ascii="Times New Roman" w:hAnsi="Times New Roman" w:cs="Times New Roman"/>
-          <w:i/>
-          <w:sz w:val="24"/>
-          <w:szCs w:val="24"/>
-        </w:rPr>
-        <w:t xml:space="preserve">System Usability Scale</w:t>
-      </w:r>
-      <w:r>
-        <w:rPr>
-          <w:rFonts w:ascii="Times New Roman" w:hAnsi="Times New Roman" w:cs="Times New Roman"/>
-          <w:sz w:val="24"/>
-          <w:szCs w:val="24"/>
-        </w:rPr>
-        <w:t xml:space="preserve">.</w:t>
-      </w:r>
-    </w:p>
-    <w:p>
-      <w:pPr>
-        <w:jc w:val="both"/>
-        <w:spacing w:before="0" w:after="0" w:line="360" w:lineRule="auto"/>
-        <w:ind w:firstLine="567"/>
-      </w:pPr>
-      <w:r>
-        <w:rPr>
-          <w:rFonts w:ascii="Times New Roman" w:hAnsi="Times New Roman" w:cs="Times New Roman"/>
-          <w:sz w:val="24"/>
-          <w:szCs w:val="24"/>
-        </w:rPr>
-        <w:t xml:space="preserve">Metode RAD dipilih pada penelitian ini karena sesuai dengan sifat pengembangan yang benar-benar berlangsung. Rancangan kemampuan agen dan penyusunan konteks merek beberapa kali disempurnakan setelah sistem berjalan, berdasarkan penilaian terhadap mutu materi yang dihasilkan. Sebagai pembanding, Yusna dkk. (2025) mengembangkan sistem sejenis menggunakan metode Waterfall yang bersifat sekuensial. Metode sekuensial tersebut tidak dipilih karena tidak menggambarkan adanya putaran umpan balik yang terjadi pada penelitian ini.</w:t>
-      </w:r>
-    </w:p>
-    <w:p>
-      <w:pPr>
-        <w:jc w:val="both"/>
-        <w:spacing w:before="0" w:after="0" w:line="360" w:lineRule="auto"/>
-      </w:pPr>
-    </w:p>
-    <w:p>
-      <w:pPr>
-        <w:jc w:val="left"/>
-        <w:spacing w:before="0" w:after="0" w:line="360" w:lineRule="auto"/>
-      </w:pPr>
-      <w:r>
-        <w:rPr>
-          <w:rFonts w:ascii="Times New Roman" w:hAnsi="Times New Roman" w:cs="Times New Roman"/>
-          <w:b/>
-          <w:sz w:val="24"/>
-          <w:szCs w:val="24"/>
-        </w:rPr>
-        <w:t xml:space="preserve">2.2.8. Rubrik Penilaian dan Kesepakatan Antar-Penilai</w:t>
-      </w:r>
-    </w:p>
-    <w:p>
-      <w:pPr>
-        <w:jc w:val="both"/>
-        <w:spacing w:before="0" w:after="0" w:line="360" w:lineRule="auto"/>
-        <w:ind w:firstLine="567"/>
-      </w:pPr>
-      <w:r>
-        <w:rPr>
-          <w:rFonts w:ascii="Times New Roman" w:hAnsi="Times New Roman" w:cs="Times New Roman"/>
-          <w:b/>
-          <w:sz w:val="24"/>
-          <w:szCs w:val="24"/>
-        </w:rPr>
-        <w:t xml:space="preserve">[SITASI DIBUTUHKAN: penyusunan rubrik penilaian dan pengukuran kesepakatan antar-penilai, misalnya koefisien Kappa]</w:t>
-      </w:r>
-    </w:p>
-    <w:p>
-      <w:pPr>
-        <w:jc w:val="both"/>
-        <w:spacing w:before="0" w:after="0" w:line="360" w:lineRule="auto"/>
-      </w:pPr>
-    </w:p>
-    <w:p>
-      <w:pPr>
-        <w:jc w:val="left"/>
-        <w:spacing w:before="0" w:after="0" w:line="360" w:lineRule="auto"/>
-      </w:pPr>
-      <w:r>
-        <w:rPr>
-          <w:rFonts w:ascii="Times New Roman" w:hAnsi="Times New Roman" w:cs="Times New Roman"/>
-          <w:b/>
-          <w:sz w:val="24"/>
-          <w:szCs w:val="24"/>
-        </w:rPr>
-        <w:t xml:space="preserve">2.2.9. Notasi Perancangan Sistem</w:t>
-      </w:r>
-    </w:p>
-    <w:p>
-      <w:pPr>
-        <w:jc w:val="both"/>
-        <w:spacing w:before="0" w:after="0" w:line="360" w:lineRule="auto"/>
-        <w:ind w:firstLine="567"/>
-      </w:pPr>
-      <w:r>
-        <w:rPr>
-          <w:rFonts w:ascii="Times New Roman" w:hAnsi="Times New Roman" w:cs="Times New Roman"/>
-          <w:b/>
-          <w:sz w:val="24"/>
-          <w:szCs w:val="24"/>
-        </w:rPr>
-        <w:t xml:space="preserve">[SITASI DIBUTUHKAN: notasi </w:t>
-      </w:r>
-      <w:r>
-        <w:rPr>
-          <w:rFonts w:ascii="Times New Roman" w:hAnsi="Times New Roman" w:cs="Times New Roman"/>
-          <w:i/>
-          <w:sz w:val="24"/>
-          <w:szCs w:val="24"/>
-        </w:rPr>
-        <w:t xml:space="preserve">Unified Modeling Language</w:t>
-      </w:r>
-      <w:r>
-        <w:rPr>
-          <w:rFonts w:ascii="Times New Roman" w:hAnsi="Times New Roman" w:cs="Times New Roman"/>
-          <w:sz w:val="24"/>
-          <w:szCs w:val="24"/>
-        </w:rPr>
-        <w:t xml:space="preserve"> dan </w:t>
+        <w:t xml:space="preserve">[SITASI DIBUTUHKAN: satu rujukan yang menguraikan komponen dasar </w:t>
       </w:r>
       <w:r>
         <w:rPr>
@@ -3514,7 +3722,7 @@
           <w:sz w:val="24"/>
           <w:szCs w:val="24"/>
         </w:rPr>
-        <w:t xml:space="preserve">]</w:t>
+        <w:t xml:space="preserve">, yaitu entitas, atribut, relasi, dan kardinalitas. Beberapa kandidat sudah ditelusuri namun tidak lolos verifikasi: satu berkas menolak diakses, dan satu lagi ternyata membahas normalisasi basis data, bukan komponen ERD, meskipun judulnya menyiratkan sebaliknya.]</w:t>
       </w:r>
     </w:p>
     <w:p>
@@ -8380,6 +8588,38 @@
           <w:sz w:val="24"/>
           <w:szCs w:val="24"/>
         </w:rPr>
+        <w:t xml:space="preserve">Bramantyo, S. B., Dewi, I. N., Reza, I. M., Saputra, F. O., &amp; Hasibuan, Z. A. (2025). Pengembangan arsitektur REST API untuk integrasi data real-time pada website pemantauan kualitas udara lahan pertanian. </w:t>
+      </w:r>
+      <w:r>
+        <w:rPr>
+          <w:rFonts w:ascii="Times New Roman" w:hAnsi="Times New Roman" w:cs="Times New Roman"/>
+          <w:i/>
+          <w:sz w:val="24"/>
+          <w:szCs w:val="24"/>
+        </w:rPr>
+        <w:t xml:space="preserve">Transmisi: Jurnal Ilmiah Teknik Elektro, 27</w:t>
+      </w:r>
+      <w:r>
+        <w:rPr>
+          <w:rFonts w:ascii="Times New Roman" w:hAnsi="Times New Roman" w:cs="Times New Roman"/>
+          <w:sz w:val="24"/>
+          <w:szCs w:val="24"/>
+        </w:rPr>
+        <w:t xml:space="preserve">(1), 49-56. https://doi.org/10.14710/transmisi.27.1.49-56</w:t>
+      </w:r>
+    </w:p>
+    <w:p>
+      <w:pPr>
+        <w:jc w:val="both"/>
+        <w:spacing w:before="0" w:after="0" w:line="360" w:lineRule="auto"/>
+        <w:ind w:left="720" w:hanging="720"/>
+      </w:pPr>
+      <w:r>
+        <w:rPr>
+          <w:rFonts w:ascii="Times New Roman" w:hAnsi="Times New Roman" w:cs="Times New Roman"/>
+          <w:sz w:val="24"/>
+          <w:szCs w:val="24"/>
+        </w:rPr>
         <w:t xml:space="preserve">Chu, M.-L., Terhorst, L., Reed, K., Ni, T., Chen, W., &amp; Lin, R. (2025). LLM-based multi-agent system for simulating and analyzing marketing and consumer behavior. Dalam </w:t>
       </w:r>
       <w:r>
@@ -8764,6 +9004,38 @@
           <w:sz w:val="24"/>
           <w:szCs w:val="24"/>
         </w:rPr>
+        <w:t xml:space="preserve">Putra, I. A., Basit, A. A., &amp; Avrianto, A. (2025). Pengaruh strategi digital marketing dan content marketing dalam meningkatkan kinerja pemasaran Viera Sutra Alam. </w:t>
+      </w:r>
+      <w:r>
+        <w:rPr>
+          <w:rFonts w:ascii="Times New Roman" w:hAnsi="Times New Roman" w:cs="Times New Roman"/>
+          <w:i/>
+          <w:sz w:val="24"/>
+          <w:szCs w:val="24"/>
+        </w:rPr>
+        <w:t xml:space="preserve">Jurnal Ilmiah Manajemen, Ekonomi, &amp; Akuntansi (MEA), 9</w:t>
+      </w:r>
+      <w:r>
+        <w:rPr>
+          <w:rFonts w:ascii="Times New Roman" w:hAnsi="Times New Roman" w:cs="Times New Roman"/>
+          <w:sz w:val="24"/>
+          <w:szCs w:val="24"/>
+        </w:rPr>
+        <w:t xml:space="preserve">(2), 2520-2534. https://doi.org/10.31955/mea.v9i2.5979</w:t>
+      </w:r>
+    </w:p>
+    <w:p>
+      <w:pPr>
+        <w:jc w:val="both"/>
+        <w:spacing w:before="0" w:after="0" w:line="360" w:lineRule="auto"/>
+        <w:ind w:left="720" w:hanging="720"/>
+      </w:pPr>
+      <w:r>
+        <w:rPr>
+          <w:rFonts w:ascii="Times New Roman" w:hAnsi="Times New Roman" w:cs="Times New Roman"/>
+          <w:sz w:val="24"/>
+          <w:szCs w:val="24"/>
+        </w:rPr>
         <w:t xml:space="preserve">Rahman, F., Choirunnisa, Z., &amp; Putra, Y. A. N. S. (2025). Penggunaan large language models (LLM) dalam penulisan artikel berita: Sebuah analisis deskriptif berbasis literature review. </w:t>
       </w:r>
       <w:r>
@@ -8814,6 +9086,70 @@
           <w:szCs w:val="24"/>
         </w:rPr>
         <w:t xml:space="preserve">(2), 266-274. https://doi.org/10.52362/jisicom.v9i2.2078</w:t>
+      </w:r>
+    </w:p>
+    <w:p>
+      <w:pPr>
+        <w:jc w:val="both"/>
+        <w:spacing w:before="0" w:after="0" w:line="360" w:lineRule="auto"/>
+        <w:ind w:left="720" w:hanging="720"/>
+      </w:pPr>
+      <w:r>
+        <w:rPr>
+          <w:rFonts w:ascii="Times New Roman" w:hAnsi="Times New Roman" w:cs="Times New Roman"/>
+          <w:sz w:val="24"/>
+          <w:szCs w:val="24"/>
+        </w:rPr>
+        <w:t xml:space="preserve">Renanti, M. D., Pratini, C. N. P., Nisrina, S. N. A., Zaki, F. M., Luthfiana, D. E., &amp; Baruna A., M. E. (2025). Optimalisasi desain basis data e-commerce untuk menjamin integritas data (studi kasus: web e-commerce Rie.charge). </w:t>
+      </w:r>
+      <w:r>
+        <w:rPr>
+          <w:rFonts w:ascii="Times New Roman" w:hAnsi="Times New Roman" w:cs="Times New Roman"/>
+          <w:i/>
+          <w:sz w:val="24"/>
+          <w:szCs w:val="24"/>
+        </w:rPr>
+        <w:t xml:space="preserve">Jurnal CoSciTech, 6</w:t>
+      </w:r>
+      <w:r>
+        <w:rPr>
+          <w:rFonts w:ascii="Times New Roman" w:hAnsi="Times New Roman" w:cs="Times New Roman"/>
+          <w:sz w:val="24"/>
+          <w:szCs w:val="24"/>
+        </w:rPr>
+        <w:t xml:space="preserve">(3), 444-452. https://doi.org/10.37859/coscitech.v6i3.10643</w:t>
+      </w:r>
+    </w:p>
+    <w:p>
+      <w:pPr>
+        <w:jc w:val="both"/>
+        <w:spacing w:before="0" w:after="0" w:line="360" w:lineRule="auto"/>
+        <w:ind w:left="720" w:hanging="720"/>
+      </w:pPr>
+      <w:r>
+        <w:rPr>
+          <w:rFonts w:ascii="Times New Roman" w:hAnsi="Times New Roman" w:cs="Times New Roman"/>
+          <w:sz w:val="24"/>
+          <w:szCs w:val="24"/>
+        </w:rPr>
+        <w:t xml:space="preserve">Rospricilia, T. A., &amp; Ma'ady, M. N. P. (2024). Pemodelan integration use case (IUC): Perancangan use case diagram (UML) untuk sistem-sistem yang terintegrasi. </w:t>
+      </w:r>
+      <w:r>
+        <w:rPr>
+          <w:rFonts w:ascii="Times New Roman" w:hAnsi="Times New Roman" w:cs="Times New Roman"/>
+          <w:i/>
+          <w:sz w:val="24"/>
+          <w:szCs w:val="24"/>
+        </w:rPr>
+        <w:t xml:space="preserve">INTEGER: Journal of Information Technology, 9</w:t>
+      </w:r>
+      <w:r>
+        <w:rPr>
+          <w:rFonts w:ascii="Times New Roman" w:hAnsi="Times New Roman" w:cs="Times New Roman"/>
+          <w:sz w:val="24"/>
+          <w:szCs w:val="24"/>
+        </w:rPr>
+        <w:t xml:space="preserve">(2). https://doi.org/10.31284/j.integer.2024.v9i2.6345</w:t>
       </w:r>
     </w:p>
     <w:p>

--- a/skripsi/proposal-skripsi-bab-1-3.docx
+++ b/skripsi/proposal-skripsi-bab-1-3.docx
@@ -3136,79 +3136,93 @@
       <w:r>
         <w:rPr>
           <w:rFonts w:ascii="Times New Roman" w:hAnsi="Times New Roman" w:cs="Times New Roman"/>
+          <w:sz w:val="24"/>
+          <w:szCs w:val="24"/>
+        </w:rPr>
+        <w:t xml:space="preserve">Otomasi alur kerja pada aplikasi web menuntut pemisahan antara permintaan pengguna dan proses yang memakan waktu lama. Gutiérrez-Leal dkk. (2026) menerapkan arsitektur yang memadukan layanan web, pekerja latar belakang asinkron, basis data relasional, dan penyimpanan kunci-nilai untuk mengolah 22.286 respons teks menggunakan model bahasa besar. Mekanisme asinkron tersebut dipicu saat permintaan dikirim agar siklus permintaan dan tanggapan tidak terkunci menunggu proses inferensi yang berlatensi tinggi.</w:t>
+      </w:r>
+    </w:p>
+    <w:p>
+      <w:pPr>
+        <w:jc w:val="both"/>
+        <w:spacing w:before="0" w:after="0" w:line="360" w:lineRule="auto"/>
+        <w:ind w:firstLine="567"/>
+      </w:pPr>
+      <w:r>
+        <w:rPr>
+          <w:rFonts w:ascii="Times New Roman" w:hAnsi="Times New Roman" w:cs="Times New Roman"/>
+          <w:sz w:val="24"/>
+          <w:szCs w:val="24"/>
+        </w:rPr>
+        <w:t xml:space="preserve">Pada arsitektur tersebut, setiap permintaan mendaftarkan tugas baru dengan pengenal unik yang kemudian dimasukkan ke antrian untuk dijalankan di latar belakang, sementara layanan web langsung mengembalikan tanda terima berisi pengenal tugas. Konfigurasi produksinya menggunakan empat pekerja, dan ketika seluruh pekerja sibuk maka permintaan berikutnya menunggu dalam antrian sampai kapasitas tersedia. Pola inilah yang dipakai pada penelitian ini untuk menjalankan proses gabungan penghasilan materi konten.</w:t>
+      </w:r>
+    </w:p>
+    <w:p>
+      <w:pPr>
+        <w:jc w:val="both"/>
+        <w:spacing w:before="0" w:after="0" w:line="360" w:lineRule="auto"/>
+      </w:pPr>
+    </w:p>
+    <w:p>
+      <w:pPr>
+        <w:jc w:val="left"/>
+        <w:spacing w:before="0" w:after="0" w:line="360" w:lineRule="auto"/>
+      </w:pPr>
+      <w:r>
+        <w:rPr>
+          <w:rFonts w:ascii="Times New Roman" w:hAnsi="Times New Roman" w:cs="Times New Roman"/>
           <w:b/>
           <w:sz w:val="24"/>
           <w:szCs w:val="24"/>
         </w:rPr>
-        <w:t xml:space="preserve">[SITASI DIBUTUHKAN: konsep </w:t>
-      </w:r>
-      <w:r>
-        <w:rPr>
-          <w:rFonts w:ascii="Times New Roman" w:hAnsi="Times New Roman" w:cs="Times New Roman"/>
-          <w:i/>
-          <w:sz w:val="24"/>
-          <w:szCs w:val="24"/>
-        </w:rPr>
-        <w:t xml:space="preserve">workflow automation</w:t>
-      </w:r>
-      <w:r>
-        <w:rPr>
-          <w:rFonts w:ascii="Times New Roman" w:hAnsi="Times New Roman" w:cs="Times New Roman"/>
-          <w:sz w:val="24"/>
-          <w:szCs w:val="24"/>
-        </w:rPr>
-        <w:t xml:space="preserve"> dan antrian tugas asinkron. Penelusuran belum menemukan sumber akademik yang dapat diverifikasi; kandidat yang muncul berupa tulisan teknis tanpa telaah sejawat dan satu jurnal yang menolak diakses. Coba istilah </w:t>
-      </w:r>
-      <w:r>
-        <w:rPr>
-          <w:rFonts w:ascii="Times New Roman" w:hAnsi="Times New Roman" w:cs="Times New Roman"/>
-          <w:i/>
-          <w:sz w:val="24"/>
-          <w:szCs w:val="24"/>
-        </w:rPr>
-        <w:t xml:space="preserve">message queue</w:t>
-      </w:r>
-      <w:r>
-        <w:rPr>
-          <w:rFonts w:ascii="Times New Roman" w:hAnsi="Times New Roman" w:cs="Times New Roman"/>
-          <w:sz w:val="24"/>
-          <w:szCs w:val="24"/>
-        </w:rPr>
-        <w:t xml:space="preserve">, </w:t>
-      </w:r>
-      <w:r>
-        <w:rPr>
-          <w:rFonts w:ascii="Times New Roman" w:hAnsi="Times New Roman" w:cs="Times New Roman"/>
-          <w:i/>
-          <w:sz w:val="24"/>
-          <w:szCs w:val="24"/>
-        </w:rPr>
-        <w:t xml:space="preserve">asynchronous task processing</w:t>
-      </w:r>
-      <w:r>
-        <w:rPr>
-          <w:rFonts w:ascii="Times New Roman" w:hAnsi="Times New Roman" w:cs="Times New Roman"/>
-          <w:sz w:val="24"/>
-          <w:szCs w:val="24"/>
-        </w:rPr>
-        <w:t xml:space="preserve">, atau </w:t>
-      </w:r>
-      <w:r>
-        <w:rPr>
-          <w:rFonts w:ascii="Times New Roman" w:hAnsi="Times New Roman" w:cs="Times New Roman"/>
-          <w:i/>
-          <w:sz w:val="24"/>
-          <w:szCs w:val="24"/>
-        </w:rPr>
-        <w:t xml:space="preserve">background job</w:t>
-      </w:r>
-      <w:r>
-        <w:rPr>
-          <w:rFonts w:ascii="Times New Roman" w:hAnsi="Times New Roman" w:cs="Times New Roman"/>
-          <w:sz w:val="24"/>
-          <w:szCs w:val="24"/>
-        </w:rPr>
-        <w:t xml:space="preserve"> pada jurnal rekayasa perangkat lunak.]</w:t>
+        <w:t xml:space="preserve">2.2.6. Arsitektur Aplikasi Web dan REST API</w:t>
+      </w:r>
+    </w:p>
+    <w:p>
+      <w:pPr>
+        <w:jc w:val="both"/>
+        <w:spacing w:before="0" w:after="0" w:line="360" w:lineRule="auto"/>
+        <w:ind w:firstLine="567"/>
+      </w:pPr>
+      <w:r>
+        <w:rPr>
+          <w:rFonts w:ascii="Times New Roman" w:hAnsi="Times New Roman" w:cs="Times New Roman"/>
+          <w:sz w:val="24"/>
+          <w:szCs w:val="24"/>
+        </w:rPr>
+        <w:t xml:space="preserve">Aplikasi web modern umumnya disusun dengan memisahkan antarmuka pengguna dari layanan yang mengolah data, dan keduanya berkomunikasi melalui antarmuka pemrograman aplikasi. Bramantyo dkk. (2025) menerapkan arsitektur REST API untuk memvalidasi, memproses, dan memformat data yang kemudian dikirimkan ke pusat basis data melalui protokol HTTP standar seperti GET dan POST.</w:t>
+      </w:r>
+    </w:p>
+    <w:p>
+      <w:pPr>
+        <w:jc w:val="both"/>
+        <w:spacing w:before="0" w:after="0" w:line="360" w:lineRule="auto"/>
+        <w:ind w:firstLine="567"/>
+      </w:pPr>
+      <w:r>
+        <w:rPr>
+          <w:rFonts w:ascii="Times New Roman" w:hAnsi="Times New Roman" w:cs="Times New Roman"/>
+          <w:sz w:val="24"/>
+          <w:szCs w:val="24"/>
+        </w:rPr>
+        <w:t xml:space="preserve">Pola tersebut dipakai pada penelitian ini. Antarmuka pengguna hanya berhubungan dengan layanan </w:t>
+      </w:r>
+      <w:r>
+        <w:rPr>
+          <w:rFonts w:ascii="Times New Roman" w:hAnsi="Times New Roman" w:cs="Times New Roman"/>
+          <w:i/>
+          <w:sz w:val="24"/>
+          <w:szCs w:val="24"/>
+        </w:rPr>
+        <w:t xml:space="preserve">backend</w:t>
+      </w:r>
+      <w:r>
+        <w:rPr>
+          <w:rFonts w:ascii="Times New Roman" w:hAnsi="Times New Roman" w:cs="Times New Roman"/>
+          <w:sz w:val="24"/>
+          <w:szCs w:val="24"/>
+        </w:rPr>
+        <w:t xml:space="preserve"> melalui REST API, dan tidak pernah mengakses basis data maupun gerbang agen secara langsung.</w:t>
       </w:r>
     </w:p>
     <w:p>
@@ -3229,7 +3243,7 @@
           <w:sz w:val="24"/>
           <w:szCs w:val="24"/>
         </w:rPr>
-        <w:t xml:space="preserve">2.2.6. Arsitektur Aplikasi Web dan REST API</w:t>
+        <w:t xml:space="preserve">2.2.7. Metode Pengembangan Sistem Rapid Application Development</w:t>
       </w:r>
     </w:p>
     <w:p>
@@ -3241,10 +3255,19 @@
       <w:r>
         <w:rPr>
           <w:rFonts w:ascii="Times New Roman" w:hAnsi="Times New Roman" w:cs="Times New Roman"/>
-          <w:sz w:val="24"/>
-          <w:szCs w:val="24"/>
-        </w:rPr>
-        <w:t xml:space="preserve">Aplikasi web modern umumnya disusun dengan memisahkan antarmuka pengguna dari layanan yang mengolah data, dan keduanya berkomunikasi melalui antarmuka pemrograman aplikasi. Bramantyo dkk. (2025) menerapkan arsitektur REST API untuk memvalidasi, memproses, dan memformat data yang kemudian dikirimkan ke pusat basis data melalui protokol HTTP standar seperti GET dan POST.</w:t>
+          <w:i/>
+          <w:sz w:val="24"/>
+          <w:szCs w:val="24"/>
+        </w:rPr>
+        <w:t xml:space="preserve">Rapid Application Development</w:t>
+      </w:r>
+      <w:r>
+        <w:rPr>
+          <w:rFonts w:ascii="Times New Roman" w:hAnsi="Times New Roman" w:cs="Times New Roman"/>
+          <w:sz w:val="24"/>
+          <w:szCs w:val="24"/>
+        </w:rPr>
+        <w:t xml:space="preserve"> atau RAD adalah metode pengembangan sistem yang bersifat iteratif dan melibatkan pengguna pada setiap tahapannya (Yunus dkk., 2025). Berbeda dari metode sekuensial yang menuntut setiap tahap diselesaikan sepenuhnya sebelum tahap berikutnya dimulai, RAD memungkinkan hasil pada suatu tahap dievaluasi dan diperbaiki sebelum sistem dinyatakan selesai. Ciri lain yang melekat pada metode ini adalah siklus pengembangan yang pendek serta ukuran tim yang kecil.</w:t>
       </w:r>
     </w:p>
     <w:p>
@@ -3259,24 +3282,190 @@
           <w:sz w:val="24"/>
           <w:szCs w:val="24"/>
         </w:rPr>
-        <w:t xml:space="preserve">Pola tersebut dipakai pada penelitian ini. Antarmuka pengguna hanya berhubungan dengan layanan </w:t>
-      </w:r>
-      <w:r>
-        <w:rPr>
-          <w:rFonts w:ascii="Times New Roman" w:hAnsi="Times New Roman" w:cs="Times New Roman"/>
-          <w:i/>
-          <w:sz w:val="24"/>
-          <w:szCs w:val="24"/>
-        </w:rPr>
-        <w:t xml:space="preserve">backend</w:t>
-      </w:r>
-      <w:r>
-        <w:rPr>
-          <w:rFonts w:ascii="Times New Roman" w:hAnsi="Times New Roman" w:cs="Times New Roman"/>
-          <w:sz w:val="24"/>
-          <w:szCs w:val="24"/>
-        </w:rPr>
-        <w:t xml:space="preserve"> melalui REST API, dan tidak pernah mengakses basis data maupun gerbang agen secara langsung.</w:t>
+        <w:t xml:space="preserve">Tahapan RAD terdiri atas empat fase. </w:t>
+      </w:r>
+      <w:r>
+        <w:rPr>
+          <w:rFonts w:ascii="Times New Roman" w:hAnsi="Times New Roman" w:cs="Times New Roman"/>
+          <w:i/>
+          <w:sz w:val="24"/>
+          <w:szCs w:val="24"/>
+        </w:rPr>
+        <w:t xml:space="preserve">Requirements Planning</w:t>
+      </w:r>
+      <w:r>
+        <w:rPr>
+          <w:rFonts w:ascii="Times New Roman" w:hAnsi="Times New Roman" w:cs="Times New Roman"/>
+          <w:sz w:val="24"/>
+          <w:szCs w:val="24"/>
+        </w:rPr>
+        <w:t xml:space="preserve"> merupakan fase penetapan kebutuhan dan ruang lingkup sistem. </w:t>
+      </w:r>
+      <w:r>
+        <w:rPr>
+          <w:rFonts w:ascii="Times New Roman" w:hAnsi="Times New Roman" w:cs="Times New Roman"/>
+          <w:i/>
+          <w:sz w:val="24"/>
+          <w:szCs w:val="24"/>
+        </w:rPr>
+        <w:t xml:space="preserve">User Design</w:t>
+      </w:r>
+      <w:r>
+        <w:rPr>
+          <w:rFonts w:ascii="Times New Roman" w:hAnsi="Times New Roman" w:cs="Times New Roman"/>
+          <w:sz w:val="24"/>
+          <w:szCs w:val="24"/>
+        </w:rPr>
+        <w:t xml:space="preserve"> atau </w:t>
+      </w:r>
+      <w:r>
+        <w:rPr>
+          <w:rFonts w:ascii="Times New Roman" w:hAnsi="Times New Roman" w:cs="Times New Roman"/>
+          <w:i/>
+          <w:sz w:val="24"/>
+          <w:szCs w:val="24"/>
+        </w:rPr>
+        <w:t xml:space="preserve">Design Workshop</w:t>
+      </w:r>
+      <w:r>
+        <w:rPr>
+          <w:rFonts w:ascii="Times New Roman" w:hAnsi="Times New Roman" w:cs="Times New Roman"/>
+          <w:sz w:val="24"/>
+          <w:szCs w:val="24"/>
+        </w:rPr>
+        <w:t xml:space="preserve"> merupakan fase perancangan yang dijalankan bersama pengguna secara berulang. </w:t>
+      </w:r>
+      <w:r>
+        <w:rPr>
+          <w:rFonts w:ascii="Times New Roman" w:hAnsi="Times New Roman" w:cs="Times New Roman"/>
+          <w:i/>
+          <w:sz w:val="24"/>
+          <w:szCs w:val="24"/>
+        </w:rPr>
+        <w:t xml:space="preserve">Construction</w:t>
+      </w:r>
+      <w:r>
+        <w:rPr>
+          <w:rFonts w:ascii="Times New Roman" w:hAnsi="Times New Roman" w:cs="Times New Roman"/>
+          <w:sz w:val="24"/>
+          <w:szCs w:val="24"/>
+        </w:rPr>
+        <w:t xml:space="preserve"> merupakan fase pembangunan sistem berdasarkan rancangan yang telah disepakati. </w:t>
+      </w:r>
+      <w:r>
+        <w:rPr>
+          <w:rFonts w:ascii="Times New Roman" w:hAnsi="Times New Roman" w:cs="Times New Roman"/>
+          <w:i/>
+          <w:sz w:val="24"/>
+          <w:szCs w:val="24"/>
+        </w:rPr>
+        <w:t xml:space="preserve">Cutover</w:t>
+      </w:r>
+      <w:r>
+        <w:rPr>
+          <w:rFonts w:ascii="Times New Roman" w:hAnsi="Times New Roman" w:cs="Times New Roman"/>
+          <w:sz w:val="24"/>
+          <w:szCs w:val="24"/>
+        </w:rPr>
+        <w:t xml:space="preserve"> merupakan fase peralihan sistem ke lingkungan operasional.</w:t>
+      </w:r>
+    </w:p>
+    <w:p>
+      <w:pPr>
+        <w:jc w:val="both"/>
+        <w:spacing w:before="0" w:after="0" w:line="360" w:lineRule="auto"/>
+        <w:ind w:firstLine="567"/>
+      </w:pPr>
+      <w:r>
+        <w:rPr>
+          <w:rFonts w:ascii="Times New Roman" w:hAnsi="Times New Roman" w:cs="Times New Roman"/>
+          <w:sz w:val="24"/>
+          <w:szCs w:val="24"/>
+        </w:rPr>
+        <w:t xml:space="preserve">Penerapan RAD pada pengembangan sistem informasi berbasis web telah banyak dilakukan di Indonesia. Rasim dkk. (2025) menerapkan RAD pada pembangunan sistem informasi monitoring dan analisis kinerja penjualan dengan menitikberatkan fase </w:t>
+      </w:r>
+      <w:r>
+        <w:rPr>
+          <w:rFonts w:ascii="Times New Roman" w:hAnsi="Times New Roman" w:cs="Times New Roman"/>
+          <w:i/>
+          <w:sz w:val="24"/>
+          <w:szCs w:val="24"/>
+        </w:rPr>
+        <w:t xml:space="preserve">Requirements Planning</w:t>
+      </w:r>
+      <w:r>
+        <w:rPr>
+          <w:rFonts w:ascii="Times New Roman" w:hAnsi="Times New Roman" w:cs="Times New Roman"/>
+          <w:sz w:val="24"/>
+          <w:szCs w:val="24"/>
+        </w:rPr>
+        <w:t xml:space="preserve"> dan </w:t>
+      </w:r>
+      <w:r>
+        <w:rPr>
+          <w:rFonts w:ascii="Times New Roman" w:hAnsi="Times New Roman" w:cs="Times New Roman"/>
+          <w:i/>
+          <w:sz w:val="24"/>
+          <w:szCs w:val="24"/>
+        </w:rPr>
+        <w:t xml:space="preserve">Design Workshop</w:t>
+      </w:r>
+      <w:r>
+        <w:rPr>
+          <w:rFonts w:ascii="Times New Roman" w:hAnsi="Times New Roman" w:cs="Times New Roman"/>
+          <w:sz w:val="24"/>
+          <w:szCs w:val="24"/>
+        </w:rPr>
+        <w:t xml:space="preserve">, dan menghasilkan sistem yang mengotomasi perhitungan serta pelaporan capaian penjualan sekaligus menghapus duplikasi data. Yunus dkk. (2025) menerapkan RAD pada sistem informasi barang hilang dan temuan berbasis web, dengan pengujian </w:t>
+      </w:r>
+      <w:r>
+        <w:rPr>
+          <w:rFonts w:ascii="Times New Roman" w:hAnsi="Times New Roman" w:cs="Times New Roman"/>
+          <w:i/>
+          <w:sz w:val="24"/>
+          <w:szCs w:val="24"/>
+        </w:rPr>
+        <w:t xml:space="preserve">black box</w:t>
+      </w:r>
+      <w:r>
+        <w:rPr>
+          <w:rFonts w:ascii="Times New Roman" w:hAnsi="Times New Roman" w:cs="Times New Roman"/>
+          <w:sz w:val="24"/>
+          <w:szCs w:val="24"/>
+        </w:rPr>
+        <w:t xml:space="preserve"> yang dilengkapi pengukuran </w:t>
+      </w:r>
+      <w:r>
+        <w:rPr>
+          <w:rFonts w:ascii="Times New Roman" w:hAnsi="Times New Roman" w:cs="Times New Roman"/>
+          <w:i/>
+          <w:sz w:val="24"/>
+          <w:szCs w:val="24"/>
+        </w:rPr>
+        <w:t xml:space="preserve">System Usability Scale</w:t>
+      </w:r>
+      <w:r>
+        <w:rPr>
+          <w:rFonts w:ascii="Times New Roman" w:hAnsi="Times New Roman" w:cs="Times New Roman"/>
+          <w:sz w:val="24"/>
+          <w:szCs w:val="24"/>
+        </w:rPr>
+        <w:t xml:space="preserve">.</w:t>
+      </w:r>
+    </w:p>
+    <w:p>
+      <w:pPr>
+        <w:jc w:val="both"/>
+        <w:spacing w:before="0" w:after="0" w:line="360" w:lineRule="auto"/>
+        <w:ind w:firstLine="567"/>
+      </w:pPr>
+      <w:r>
+        <w:rPr>
+          <w:rFonts w:ascii="Times New Roman" w:hAnsi="Times New Roman" w:cs="Times New Roman"/>
+          <w:sz w:val="24"/>
+          <w:szCs w:val="24"/>
+        </w:rPr>
+        <w:t xml:space="preserve">Metode RAD dipilih pada penelitian ini karena sesuai dengan sifat pengembangan yang benar-benar berlangsung. Rancangan kemampuan agen dan penyusunan konteks merek beberapa kali disempurnakan setelah sistem berjalan, berdasarkan penilaian terhadap mutu materi yang dihasilkan. Sebagai pembanding, Yusna dkk. (2025) mengembangkan sistem sejenis menggunakan metode Waterfall yang bersifat sekuensial. Metode sekuensial tersebut tidak dipilih karena tidak menggambarkan adanya putaran umpan balik yang terjadi pada penelitian ini.</w:t>
       </w:r>
     </w:p>
     <w:p>
@@ -3297,7 +3486,7 @@
           <w:sz w:val="24"/>
           <w:szCs w:val="24"/>
         </w:rPr>
-        <w:t xml:space="preserve">2.2.7. Metode Pengembangan Sistem Rapid Application Development</w:t>
+        <w:t xml:space="preserve">2.2.8. Rubrik Penilaian dan Kesepakatan Antar-Penilai</w:t>
       </w:r>
     </w:p>
     <w:p>
@@ -3309,19 +3498,10 @@
       <w:r>
         <w:rPr>
           <w:rFonts w:ascii="Times New Roman" w:hAnsi="Times New Roman" w:cs="Times New Roman"/>
-          <w:i/>
-          <w:sz w:val="24"/>
-          <w:szCs w:val="24"/>
-        </w:rPr>
-        <w:t xml:space="preserve">Rapid Application Development</w:t>
-      </w:r>
-      <w:r>
-        <w:rPr>
-          <w:rFonts w:ascii="Times New Roman" w:hAnsi="Times New Roman" w:cs="Times New Roman"/>
-          <w:sz w:val="24"/>
-          <w:szCs w:val="24"/>
-        </w:rPr>
-        <w:t xml:space="preserve"> atau RAD adalah metode pengembangan sistem yang bersifat iteratif dan melibatkan pengguna pada setiap tahapannya (Yunus dkk., 2025). Berbeda dari metode sekuensial yang menuntut setiap tahap diselesaikan sepenuhnya sebelum tahap berikutnya dimulai, RAD memungkinkan hasil pada suatu tahap dievaluasi dan diperbaiki sebelum sistem dinyatakan selesai. Ciri lain yang melekat pada metode ini adalah siklus pengembangan yang pendek serta ukuran tim yang kecil.</w:t>
+          <w:sz w:val="24"/>
+          <w:szCs w:val="24"/>
+        </w:rPr>
+        <w:t xml:space="preserve">Rubrik penilaian adalah instrumen yang menguraikan dimensi penilaian beserta ukuran pada setiap tingkat skor. Hashemi dkk. (2024) menunjukkan bahwa mutu teks dapat dinilai secara terstruktur melalui rubrik berdimensi banyak yang dirumuskan terlebih dahulu, dan pendekatan itulah yang diadopsi pada penyusunan matriks penilaian di penelitian ini.</w:t>
       </w:r>
     </w:p>
     <w:p>
@@ -3336,92 +3516,28 @@
           <w:sz w:val="24"/>
           <w:szCs w:val="24"/>
         </w:rPr>
-        <w:t xml:space="preserve">Tahapan RAD terdiri atas empat fase. </w:t>
-      </w:r>
-      <w:r>
-        <w:rPr>
-          <w:rFonts w:ascii="Times New Roman" w:hAnsi="Times New Roman" w:cs="Times New Roman"/>
-          <w:i/>
-          <w:sz w:val="24"/>
-          <w:szCs w:val="24"/>
-        </w:rPr>
-        <w:t xml:space="preserve">Requirements Planning</w:t>
-      </w:r>
-      <w:r>
-        <w:rPr>
-          <w:rFonts w:ascii="Times New Roman" w:hAnsi="Times New Roman" w:cs="Times New Roman"/>
-          <w:sz w:val="24"/>
-          <w:szCs w:val="24"/>
-        </w:rPr>
-        <w:t xml:space="preserve"> merupakan fase penetapan kebutuhan dan ruang lingkup sistem. </w:t>
-      </w:r>
-      <w:r>
-        <w:rPr>
-          <w:rFonts w:ascii="Times New Roman" w:hAnsi="Times New Roman" w:cs="Times New Roman"/>
-          <w:i/>
-          <w:sz w:val="24"/>
-          <w:szCs w:val="24"/>
-        </w:rPr>
-        <w:t xml:space="preserve">User Design</w:t>
-      </w:r>
-      <w:r>
-        <w:rPr>
-          <w:rFonts w:ascii="Times New Roman" w:hAnsi="Times New Roman" w:cs="Times New Roman"/>
-          <w:sz w:val="24"/>
-          <w:szCs w:val="24"/>
-        </w:rPr>
-        <w:t xml:space="preserve"> atau </w:t>
-      </w:r>
-      <w:r>
-        <w:rPr>
-          <w:rFonts w:ascii="Times New Roman" w:hAnsi="Times New Roman" w:cs="Times New Roman"/>
-          <w:i/>
-          <w:sz w:val="24"/>
-          <w:szCs w:val="24"/>
-        </w:rPr>
-        <w:t xml:space="preserve">Design Workshop</w:t>
-      </w:r>
-      <w:r>
-        <w:rPr>
-          <w:rFonts w:ascii="Times New Roman" w:hAnsi="Times New Roman" w:cs="Times New Roman"/>
-          <w:sz w:val="24"/>
-          <w:szCs w:val="24"/>
-        </w:rPr>
-        <w:t xml:space="preserve"> merupakan fase perancangan yang dijalankan bersama pengguna secara berulang. </w:t>
-      </w:r>
-      <w:r>
-        <w:rPr>
-          <w:rFonts w:ascii="Times New Roman" w:hAnsi="Times New Roman" w:cs="Times New Roman"/>
-          <w:i/>
-          <w:sz w:val="24"/>
-          <w:szCs w:val="24"/>
-        </w:rPr>
-        <w:t xml:space="preserve">Construction</w:t>
-      </w:r>
-      <w:r>
-        <w:rPr>
-          <w:rFonts w:ascii="Times New Roman" w:hAnsi="Times New Roman" w:cs="Times New Roman"/>
-          <w:sz w:val="24"/>
-          <w:szCs w:val="24"/>
-        </w:rPr>
-        <w:t xml:space="preserve"> merupakan fase pembangunan sistem berdasarkan rancangan yang telah disepakati. </w:t>
-      </w:r>
-      <w:r>
-        <w:rPr>
-          <w:rFonts w:ascii="Times New Roman" w:hAnsi="Times New Roman" w:cs="Times New Roman"/>
-          <w:i/>
-          <w:sz w:val="24"/>
-          <w:szCs w:val="24"/>
-        </w:rPr>
-        <w:t xml:space="preserve">Cutover</w:t>
-      </w:r>
-      <w:r>
-        <w:rPr>
-          <w:rFonts w:ascii="Times New Roman" w:hAnsi="Times New Roman" w:cs="Times New Roman"/>
-          <w:sz w:val="24"/>
-          <w:szCs w:val="24"/>
-        </w:rPr>
-        <w:t xml:space="preserve"> merupakan fase peralihan sistem ke lingkungan operasional.</w:t>
+        <w:t xml:space="preserve">Ketika penilaian dilakukan oleh lebih dari satu orang, tingkat kesepakatan antar-penilai perlu dilaporkan agar hasil penilaian dapat dipercaya. Borse dkk. (2025) mengukur kesepakatan tersebut menggunakan koefisien Kappa dan melaporkan kesepakatan substansial pada tiga tema serta moderat pada satu tema. Penelitian ini menempuh cara yang sama, yaitu melaporkan koefisien kesepakatan antar-penilai sebagai bagian dari hasil.</w:t>
+      </w:r>
+    </w:p>
+    <w:p>
+      <w:pPr>
+        <w:jc w:val="both"/>
+        <w:spacing w:before="0" w:after="0" w:line="360" w:lineRule="auto"/>
+      </w:pPr>
+    </w:p>
+    <w:p>
+      <w:pPr>
+        <w:jc w:val="left"/>
+        <w:spacing w:before="0" w:after="0" w:line="360" w:lineRule="auto"/>
+      </w:pPr>
+      <w:r>
+        <w:rPr>
+          <w:rFonts w:ascii="Times New Roman" w:hAnsi="Times New Roman" w:cs="Times New Roman"/>
+          <w:b/>
+          <w:sz w:val="24"/>
+          <w:szCs w:val="24"/>
+        </w:rPr>
+        <w:t xml:space="preserve">2.2.9. Notasi Perancangan Sistem</w:t>
       </w:r>
     </w:p>
     <w:p>
@@ -3436,16 +3552,16 @@
           <w:sz w:val="24"/>
           <w:szCs w:val="24"/>
         </w:rPr>
-        <w:t xml:space="preserve">Penerapan RAD pada pengembangan sistem informasi berbasis web telah banyak dilakukan di Indonesia. Rasim dkk. (2025) menerapkan RAD pada pembangunan sistem informasi monitoring dan analisis kinerja penjualan dengan menitikberatkan fase </w:t>
-      </w:r>
-      <w:r>
-        <w:rPr>
-          <w:rFonts w:ascii="Times New Roman" w:hAnsi="Times New Roman" w:cs="Times New Roman"/>
-          <w:i/>
-          <w:sz w:val="24"/>
-          <w:szCs w:val="24"/>
-        </w:rPr>
-        <w:t xml:space="preserve">Requirements Planning</w:t>
+        <w:t xml:space="preserve">Perancangan sistem pada penelitian ini menggunakan notasi </w:t>
+      </w:r>
+      <w:r>
+        <w:rPr>
+          <w:rFonts w:ascii="Times New Roman" w:hAnsi="Times New Roman" w:cs="Times New Roman"/>
+          <w:i/>
+          <w:sz w:val="24"/>
+          <w:szCs w:val="24"/>
+        </w:rPr>
+        <w:t xml:space="preserve">Unified Modeling Language</w:t>
       </w:r>
       <w:r>
         <w:rPr>
@@ -3462,49 +3578,32 @@
           <w:sz w:val="24"/>
           <w:szCs w:val="24"/>
         </w:rPr>
-        <w:t xml:space="preserve">Design Workshop</w:t>
-      </w:r>
-      <w:r>
-        <w:rPr>
-          <w:rFonts w:ascii="Times New Roman" w:hAnsi="Times New Roman" w:cs="Times New Roman"/>
-          <w:sz w:val="24"/>
-          <w:szCs w:val="24"/>
-        </w:rPr>
-        <w:t xml:space="preserve">, dan menghasilkan sistem yang mengotomasi perhitungan serta pelaporan capaian penjualan sekaligus menghapus duplikasi data. Yunus dkk. (2025) menerapkan RAD pada sistem informasi barang hilang dan temuan berbasis web, dengan pengujian </w:t>
-      </w:r>
-      <w:r>
-        <w:rPr>
-          <w:rFonts w:ascii="Times New Roman" w:hAnsi="Times New Roman" w:cs="Times New Roman"/>
-          <w:i/>
-          <w:sz w:val="24"/>
-          <w:szCs w:val="24"/>
-        </w:rPr>
-        <w:t xml:space="preserve">black box</w:t>
-      </w:r>
-      <w:r>
-        <w:rPr>
-          <w:rFonts w:ascii="Times New Roman" w:hAnsi="Times New Roman" w:cs="Times New Roman"/>
-          <w:sz w:val="24"/>
-          <w:szCs w:val="24"/>
-        </w:rPr>
-        <w:t xml:space="preserve"> yang dilengkapi pengukuran </w:t>
-      </w:r>
-      <w:r>
-        <w:rPr>
-          <w:rFonts w:ascii="Times New Roman" w:hAnsi="Times New Roman" w:cs="Times New Roman"/>
-          <w:i/>
-          <w:sz w:val="24"/>
-          <w:szCs w:val="24"/>
-        </w:rPr>
-        <w:t xml:space="preserve">System Usability Scale</w:t>
-      </w:r>
-      <w:r>
-        <w:rPr>
-          <w:rFonts w:ascii="Times New Roman" w:hAnsi="Times New Roman" w:cs="Times New Roman"/>
-          <w:sz w:val="24"/>
-          <w:szCs w:val="24"/>
-        </w:rPr>
-        <w:t xml:space="preserve">.</w:t>
+        <w:t xml:space="preserve">Entity Relationship Diagram</w:t>
+      </w:r>
+      <w:r>
+        <w:rPr>
+          <w:rFonts w:ascii="Times New Roman" w:hAnsi="Times New Roman" w:cs="Times New Roman"/>
+          <w:sz w:val="24"/>
+          <w:szCs w:val="24"/>
+        </w:rPr>
+        <w:t xml:space="preserve">. Rospricilia dan Ma'ady (2024) menegaskan pentingnya penerapan notasi UML yang tepat ketika menggambarkan </w:t>
+      </w:r>
+      <w:r>
+        <w:rPr>
+          <w:rFonts w:ascii="Times New Roman" w:hAnsi="Times New Roman" w:cs="Times New Roman"/>
+          <w:i/>
+          <w:sz w:val="24"/>
+          <w:szCs w:val="24"/>
+        </w:rPr>
+        <w:t xml:space="preserve">use case diagram</w:t>
+      </w:r>
+      <w:r>
+        <w:rPr>
+          <w:rFonts w:ascii="Times New Roman" w:hAnsi="Times New Roman" w:cs="Times New Roman"/>
+          <w:sz w:val="24"/>
+          <w:szCs w:val="24"/>
+        </w:rPr>
+        <w:t xml:space="preserve">, terlebih pada sistem yang harus berinteraksi dengan aplikasi lain yang sudah berjalan.</w:t>
       </w:r>
     </w:p>
     <w:p>
@@ -3519,28 +3618,24 @@
           <w:sz w:val="24"/>
           <w:szCs w:val="24"/>
         </w:rPr>
-        <w:t xml:space="preserve">Metode RAD dipilih pada penelitian ini karena sesuai dengan sifat pengembangan yang benar-benar berlangsung. Rancangan kemampuan agen dan penyusunan konteks merek beberapa kali disempurnakan setelah sistem berjalan, berdasarkan penilaian terhadap mutu materi yang dihasilkan. Sebagai pembanding, Yusna dkk. (2025) mengembangkan sistem sejenis menggunakan metode Waterfall yang bersifat sekuensial. Metode sekuensial tersebut tidak dipilih karena tidak menggambarkan adanya putaran umpan balik yang terjadi pada penelitian ini.</w:t>
-      </w:r>
-    </w:p>
-    <w:p>
-      <w:pPr>
-        <w:jc w:val="both"/>
-        <w:spacing w:before="0" w:after="0" w:line="360" w:lineRule="auto"/>
-      </w:pPr>
-    </w:p>
-    <w:p>
-      <w:pPr>
-        <w:jc w:val="left"/>
-        <w:spacing w:before="0" w:after="0" w:line="360" w:lineRule="auto"/>
-      </w:pPr>
-      <w:r>
-        <w:rPr>
-          <w:rFonts w:ascii="Times New Roman" w:hAnsi="Times New Roman" w:cs="Times New Roman"/>
-          <w:b/>
-          <w:sz w:val="24"/>
-          <w:szCs w:val="24"/>
-        </w:rPr>
-        <w:t xml:space="preserve">2.2.8. Rubrik Penilaian dan Kesepakatan Antar-Penilai</w:t>
+        <w:t xml:space="preserve">Pada sisi basis data, Renanti dkk. (2025) menerapkan pendekatan </w:t>
+      </w:r>
+      <w:r>
+        <w:rPr>
+          <w:rFonts w:ascii="Times New Roman" w:hAnsi="Times New Roman" w:cs="Times New Roman"/>
+          <w:i/>
+          <w:sz w:val="24"/>
+          <w:szCs w:val="24"/>
+        </w:rPr>
+        <w:t xml:space="preserve">Database Life Cycle</w:t>
+      </w:r>
+      <w:r>
+        <w:rPr>
+          <w:rFonts w:ascii="Times New Roman" w:hAnsi="Times New Roman" w:cs="Times New Roman"/>
+          <w:sz w:val="24"/>
+          <w:szCs w:val="24"/>
+        </w:rPr>
+        <w:t xml:space="preserve"> dengan penekanan pada perancangan logis serta normalisasi bertahap dari UNF sampai 3NF untuk menghilangkan kerangkapan dan anomali data.</w:t>
       </w:r>
     </w:p>
     <w:p>
@@ -3552,10 +3647,19 @@
       <w:r>
         <w:rPr>
           <w:rFonts w:ascii="Times New Roman" w:hAnsi="Times New Roman" w:cs="Times New Roman"/>
-          <w:sz w:val="24"/>
-          <w:szCs w:val="24"/>
-        </w:rPr>
-        <w:t xml:space="preserve">Rubrik penilaian adalah instrumen yang menguraikan dimensi penilaian beserta ukuran pada setiap tingkat skor. Hashemi dkk. (2024) menunjukkan bahwa mutu teks dapat dinilai secara terstruktur melalui rubrik berdimensi banyak yang dirumuskan terlebih dahulu, dan pendekatan itulah yang diadopsi pada penyusunan matriks penilaian di penelitian ini.</w:t>
+          <w:i/>
+          <w:sz w:val="24"/>
+          <w:szCs w:val="24"/>
+        </w:rPr>
+        <w:t xml:space="preserve">Entity Relationship Diagram</w:t>
+      </w:r>
+      <w:r>
+        <w:rPr>
+          <w:rFonts w:ascii="Times New Roman" w:hAnsi="Times New Roman" w:cs="Times New Roman"/>
+          <w:sz w:val="24"/>
+          <w:szCs w:val="24"/>
+        </w:rPr>
+        <w:t xml:space="preserve"> menggambarkan struktur data melalui empat komponen dasar. Kadir (2020) menjelaskan entitas sebagai sesuatu dalam dunia nyata yang keberadaannya tidak bergantung pada yang lain, sedangkan atribut merupakan properti atau karakteristik yang melekat pada setiap entitas. Hubungan menyatakan keterkaitan antara beberapa tipe entitas, dengan jenis satu ke satu, satu ke banyak, banyak ke satu, dan banyak ke banyak.</w:t>
       </w:r>
     </w:p>
     <w:p>
@@ -3570,159 +3674,7 @@
           <w:sz w:val="24"/>
           <w:szCs w:val="24"/>
         </w:rPr>
-        <w:t xml:space="preserve">Ketika penilaian dilakukan oleh lebih dari satu orang, tingkat kesepakatan antar-penilai perlu dilaporkan agar hasil penilaian dapat dipercaya. Borse dkk. (2025) mengukur kesepakatan tersebut menggunakan koefisien Kappa dan melaporkan kesepakatan substansial pada tiga tema serta moderat pada satu tema. Penelitian ini menempuh cara yang sama, yaitu melaporkan koefisien kesepakatan antar-penilai sebagai bagian dari hasil.</w:t>
-      </w:r>
-    </w:p>
-    <w:p>
-      <w:pPr>
-        <w:jc w:val="both"/>
-        <w:spacing w:before="0" w:after="0" w:line="360" w:lineRule="auto"/>
-      </w:pPr>
-    </w:p>
-    <w:p>
-      <w:pPr>
-        <w:jc w:val="left"/>
-        <w:spacing w:before="0" w:after="0" w:line="360" w:lineRule="auto"/>
-      </w:pPr>
-      <w:r>
-        <w:rPr>
-          <w:rFonts w:ascii="Times New Roman" w:hAnsi="Times New Roman" w:cs="Times New Roman"/>
-          <w:b/>
-          <w:sz w:val="24"/>
-          <w:szCs w:val="24"/>
-        </w:rPr>
-        <w:t xml:space="preserve">2.2.9. Notasi Perancangan Sistem</w:t>
-      </w:r>
-    </w:p>
-    <w:p>
-      <w:pPr>
-        <w:jc w:val="both"/>
-        <w:spacing w:before="0" w:after="0" w:line="360" w:lineRule="auto"/>
-        <w:ind w:firstLine="567"/>
-      </w:pPr>
-      <w:r>
-        <w:rPr>
-          <w:rFonts w:ascii="Times New Roman" w:hAnsi="Times New Roman" w:cs="Times New Roman"/>
-          <w:sz w:val="24"/>
-          <w:szCs w:val="24"/>
-        </w:rPr>
-        <w:t xml:space="preserve">Perancangan sistem pada penelitian ini menggunakan notasi </w:t>
-      </w:r>
-      <w:r>
-        <w:rPr>
-          <w:rFonts w:ascii="Times New Roman" w:hAnsi="Times New Roman" w:cs="Times New Roman"/>
-          <w:i/>
-          <w:sz w:val="24"/>
-          <w:szCs w:val="24"/>
-        </w:rPr>
-        <w:t xml:space="preserve">Unified Modeling Language</w:t>
-      </w:r>
-      <w:r>
-        <w:rPr>
-          <w:rFonts w:ascii="Times New Roman" w:hAnsi="Times New Roman" w:cs="Times New Roman"/>
-          <w:sz w:val="24"/>
-          <w:szCs w:val="24"/>
-        </w:rPr>
-        <w:t xml:space="preserve"> dan </w:t>
-      </w:r>
-      <w:r>
-        <w:rPr>
-          <w:rFonts w:ascii="Times New Roman" w:hAnsi="Times New Roman" w:cs="Times New Roman"/>
-          <w:i/>
-          <w:sz w:val="24"/>
-          <w:szCs w:val="24"/>
-        </w:rPr>
-        <w:t xml:space="preserve">Entity Relationship Diagram</w:t>
-      </w:r>
-      <w:r>
-        <w:rPr>
-          <w:rFonts w:ascii="Times New Roman" w:hAnsi="Times New Roman" w:cs="Times New Roman"/>
-          <w:sz w:val="24"/>
-          <w:szCs w:val="24"/>
-        </w:rPr>
-        <w:t xml:space="preserve">. Rospricilia dan Ma'ady (2024) menegaskan pentingnya penerapan notasi UML yang tepat ketika menggambarkan </w:t>
-      </w:r>
-      <w:r>
-        <w:rPr>
-          <w:rFonts w:ascii="Times New Roman" w:hAnsi="Times New Roman" w:cs="Times New Roman"/>
-          <w:i/>
-          <w:sz w:val="24"/>
-          <w:szCs w:val="24"/>
-        </w:rPr>
-        <w:t xml:space="preserve">use case diagram</w:t>
-      </w:r>
-      <w:r>
-        <w:rPr>
-          <w:rFonts w:ascii="Times New Roman" w:hAnsi="Times New Roman" w:cs="Times New Roman"/>
-          <w:sz w:val="24"/>
-          <w:szCs w:val="24"/>
-        </w:rPr>
-        <w:t xml:space="preserve">, terlebih pada sistem yang harus berinteraksi dengan aplikasi lain yang sudah berjalan.</w:t>
-      </w:r>
-    </w:p>
-    <w:p>
-      <w:pPr>
-        <w:jc w:val="both"/>
-        <w:spacing w:before="0" w:after="0" w:line="360" w:lineRule="auto"/>
-        <w:ind w:firstLine="567"/>
-      </w:pPr>
-      <w:r>
-        <w:rPr>
-          <w:rFonts w:ascii="Times New Roman" w:hAnsi="Times New Roman" w:cs="Times New Roman"/>
-          <w:sz w:val="24"/>
-          <w:szCs w:val="24"/>
-        </w:rPr>
-        <w:t xml:space="preserve">Pada sisi basis data, Renanti dkk. (2025) menerapkan pendekatan </w:t>
-      </w:r>
-      <w:r>
-        <w:rPr>
-          <w:rFonts w:ascii="Times New Roman" w:hAnsi="Times New Roman" w:cs="Times New Roman"/>
-          <w:i/>
-          <w:sz w:val="24"/>
-          <w:szCs w:val="24"/>
-        </w:rPr>
-        <w:t xml:space="preserve">Database Life Cycle</w:t>
-      </w:r>
-      <w:r>
-        <w:rPr>
-          <w:rFonts w:ascii="Times New Roman" w:hAnsi="Times New Roman" w:cs="Times New Roman"/>
-          <w:sz w:val="24"/>
-          <w:szCs w:val="24"/>
-        </w:rPr>
-        <w:t xml:space="preserve"> dengan penekanan pada perancangan logis serta normalisasi bertahap dari UNF sampai 3NF untuk menghilangkan kerangkapan dan anomali data.</w:t>
-      </w:r>
-    </w:p>
-    <w:p>
-      <w:pPr>
-        <w:jc w:val="both"/>
-        <w:spacing w:before="0" w:after="0" w:line="360" w:lineRule="auto"/>
-        <w:ind w:firstLine="567"/>
-      </w:pPr>
-      <w:r>
-        <w:rPr>
-          <w:rFonts w:ascii="Times New Roman" w:hAnsi="Times New Roman" w:cs="Times New Roman"/>
-          <w:b/>
-          <w:sz w:val="24"/>
-          <w:szCs w:val="24"/>
-        </w:rPr>
-        <w:t xml:space="preserve">[SITASI DIBUTUHKAN: satu rujukan yang menguraikan komponen dasar </w:t>
-      </w:r>
-      <w:r>
-        <w:rPr>
-          <w:rFonts w:ascii="Times New Roman" w:hAnsi="Times New Roman" w:cs="Times New Roman"/>
-          <w:i/>
-          <w:sz w:val="24"/>
-          <w:szCs w:val="24"/>
-        </w:rPr>
-        <w:t xml:space="preserve">Entity Relationship Diagram</w:t>
-      </w:r>
-      <w:r>
-        <w:rPr>
-          <w:rFonts w:ascii="Times New Roman" w:hAnsi="Times New Roman" w:cs="Times New Roman"/>
-          <w:sz w:val="24"/>
-          <w:szCs w:val="24"/>
-        </w:rPr>
-        <w:t xml:space="preserve">, yaitu entitas, atribut, relasi, dan kardinalitas. Beberapa kandidat sudah ditelusuri namun tidak lolos verifikasi: satu berkas menolak diakses, dan satu lagi ternyata membahas normalisasi basis data, bukan komponen ERD, meskipun judulnya menyiratkan sebaliknya.]</w:t>
+        <w:t xml:space="preserve">Kekangan kardinalitas menyatakan jumlah instan entitas suatu tipe yang dikaitkan dengan setiap instan pada tipe entitas lain, dan dibedakan menjadi kardinalitas minimum serta kardinalitas maksimum (Kadir, 2020). Keempat komponen inilah yang dipakai pada perancangan basis data penelitian ini.</w:t>
       </w:r>
     </w:p>
     <w:p>
@@ -8684,6 +8636,38 @@
           <w:sz w:val="24"/>
           <w:szCs w:val="24"/>
         </w:rPr>
+        <w:t xml:space="preserve">Gutiérrez-Leal, D. E., León-Sandoval, E., Quintana Contreras, E., &amp; Barbosa-Santillán, L. I. (2026). Production architecture of an AI-powered survey evaluation system: Insights from education. </w:t>
+      </w:r>
+      <w:r>
+        <w:rPr>
+          <w:rFonts w:ascii="Times New Roman" w:hAnsi="Times New Roman" w:cs="Times New Roman"/>
+          <w:i/>
+          <w:sz w:val="24"/>
+          <w:szCs w:val="24"/>
+        </w:rPr>
+        <w:t xml:space="preserve">Applied System Innovation, 9</w:t>
+      </w:r>
+      <w:r>
+        <w:rPr>
+          <w:rFonts w:ascii="Times New Roman" w:hAnsi="Times New Roman" w:cs="Times New Roman"/>
+          <w:sz w:val="24"/>
+          <w:szCs w:val="24"/>
+        </w:rPr>
+        <w:t xml:space="preserve">(6), 118. https://doi.org/10.3390/asi9060118</w:t>
+      </w:r>
+    </w:p>
+    <w:p>
+      <w:pPr>
+        <w:jc w:val="both"/>
+        <w:spacing w:before="0" w:after="0" w:line="360" w:lineRule="auto"/>
+        <w:ind w:left="720" w:hanging="720"/>
+      </w:pPr>
+      <w:r>
+        <w:rPr>
+          <w:rFonts w:ascii="Times New Roman" w:hAnsi="Times New Roman" w:cs="Times New Roman"/>
+          <w:sz w:val="24"/>
+          <w:szCs w:val="24"/>
+        </w:rPr>
         <w:t xml:space="preserve">Hanum, R., Fachrudin, D. H., &amp; Rohyana, C. (2026). Rancang bangun sistem informasi UMKM berbasis web untuk promosi digital menggunakan metode rapid application development (RAD). </w:t>
       </w:r>
       <w:r>
@@ -8766,6 +8750,38 @@
           <w:szCs w:val="24"/>
         </w:rPr>
         <w:t xml:space="preserve">(2), 65-75.</w:t>
+      </w:r>
+    </w:p>
+    <w:p>
+      <w:pPr>
+        <w:jc w:val="both"/>
+        <w:spacing w:before="0" w:after="0" w:line="360" w:lineRule="auto"/>
+        <w:ind w:left="720" w:hanging="720"/>
+      </w:pPr>
+      <w:r>
+        <w:rPr>
+          <w:rFonts w:ascii="Times New Roman" w:hAnsi="Times New Roman" w:cs="Times New Roman"/>
+          <w:sz w:val="24"/>
+          <w:szCs w:val="24"/>
+        </w:rPr>
+        <w:t xml:space="preserve">Kadir, A. (2020). </w:t>
+      </w:r>
+      <w:r>
+        <w:rPr>
+          <w:rFonts w:ascii="Times New Roman" w:hAnsi="Times New Roman" w:cs="Times New Roman"/>
+          <w:i/>
+          <w:sz w:val="24"/>
+          <w:szCs w:val="24"/>
+        </w:rPr>
+        <w:t xml:space="preserve">Dasar perancangan dan implementasi database relasional</w:t>
+      </w:r>
+      <w:r>
+        <w:rPr>
+          <w:rFonts w:ascii="Times New Roman" w:hAnsi="Times New Roman" w:cs="Times New Roman"/>
+          <w:sz w:val="24"/>
+          <w:szCs w:val="24"/>
+        </w:rPr>
+        <w:t xml:space="preserve"> (Edisi revisi). Penerbit Andi.</w:t>
       </w:r>
     </w:p>
     <w:p>

--- a/skripsi/proposal-skripsi-bab-1-3.docx
+++ b/skripsi/proposal-skripsi-bab-1-3.docx
@@ -3004,7 +3004,7 @@
           <w:sz w:val="24"/>
           <w:szCs w:val="24"/>
         </w:rPr>
-        <w:t xml:space="preserve"> adalah cara sebuah merek berbicara kepada audiensnya, yang tercermin pada nada, pilihan kata, dan tingkat formalitas yang digunakan secara konsisten di seluruh titik sentuh. Kirkby dkk. (2023) meneliti keaslian </w:t>
+        <w:t xml:space="preserve"> adalah apa yang diproyeksikan sebuah merek dan pada akhirnya dipersepsikan oleh penerima yang dituju, mencakup sikap, nada suara, pilihan bahasa, dan tipografi. Definisi tersebut dirujuk Kirkby dkk. (2023) dari Kohli dan Yen dalam kajian mereka mengenai keaslian </w:t>
       </w:r>
       <w:r>
         <w:rPr>
@@ -3021,6 +3021,55 @@
           <w:sz w:val="24"/>
           <w:szCs w:val="24"/>
         </w:rPr>
+        <w:t xml:space="preserve">. Dengan kata lain, </w:t>
+      </w:r>
+      <w:r>
+        <w:rPr>
+          <w:rFonts w:ascii="Times New Roman" w:hAnsi="Times New Roman" w:cs="Times New Roman"/>
+          <w:i/>
+          <w:sz w:val="24"/>
+          <w:szCs w:val="24"/>
+        </w:rPr>
+        <w:t xml:space="preserve">brand voice</w:t>
+      </w:r>
+      <w:r>
+        <w:rPr>
+          <w:rFonts w:ascii="Times New Roman" w:hAnsi="Times New Roman" w:cs="Times New Roman"/>
+          <w:sz w:val="24"/>
+          <w:szCs w:val="24"/>
+        </w:rPr>
+        <w:t xml:space="preserve"> bukan sekadar apa yang ditulis merek, melainkan kesan yang tertangkap audiens dari cara merek itu menulis.</w:t>
+      </w:r>
+    </w:p>
+    <w:p>
+      <w:pPr>
+        <w:jc w:val="both"/>
+        <w:spacing w:before="0" w:after="0" w:line="360" w:lineRule="auto"/>
+        <w:ind w:firstLine="567"/>
+      </w:pPr>
+      <w:r>
+        <w:rPr>
+          <w:rFonts w:ascii="Times New Roman" w:hAnsi="Times New Roman" w:cs="Times New Roman"/>
+          <w:sz w:val="24"/>
+          <w:szCs w:val="24"/>
+        </w:rPr>
+        <w:t xml:space="preserve">Kirkby dkk. (2023) meneliti keaslian </w:t>
+      </w:r>
+      <w:r>
+        <w:rPr>
+          <w:rFonts w:ascii="Times New Roman" w:hAnsi="Times New Roman" w:cs="Times New Roman"/>
+          <w:i/>
+          <w:sz w:val="24"/>
+          <w:szCs w:val="24"/>
+        </w:rPr>
+        <w:t xml:space="preserve">brand voice</w:t>
+      </w:r>
+      <w:r>
+        <w:rPr>
+          <w:rFonts w:ascii="Times New Roman" w:hAnsi="Times New Roman" w:cs="Times New Roman"/>
+          <w:sz w:val="24"/>
+          <w:szCs w:val="24"/>
+        </w:rPr>
         <w:t xml:space="preserve"> dalam kaitannya dengan keaslian merek dan sikap terhadap merek, dan menemukan melalui eksperimen 3x3 terhadap 624 responden bahwa teks yang dinyatakan dihasilkan kecerdasan buatan tidak dipersepsikan kurang autentik dibanding teks yang dinyatakan ditulis manusia. Temuan tersebut menunjukkan bahwa yang menentukan persepsi bukan sumber teksnya, melainkan kesesuaian teks dengan suara merek yang telah dikenal audiens.</w:t>
       </w:r>
     </w:p>
@@ -3065,11 +3114,10 @@
       <w:r>
         <w:rPr>
           <w:rFonts w:ascii="Times New Roman" w:hAnsi="Times New Roman" w:cs="Times New Roman"/>
-          <w:b/>
-          <w:sz w:val="24"/>
-          <w:szCs w:val="24"/>
-        </w:rPr>
-        <w:t xml:space="preserve">[SITASI DIBUTUHKAN: satu definisi baku </w:t>
+          <w:sz w:val="24"/>
+          <w:szCs w:val="24"/>
+        </w:rPr>
+        <w:t xml:space="preserve">Kirkby dkk. (2025) selanjutnya menyusun kerangka konseptual bagi ko-kreasi manusia dan kecerdasan buatan dalam menghasilkan </w:t>
       </w:r>
       <w:r>
         <w:rPr>
@@ -3086,24 +3134,7 @@
           <w:sz w:val="24"/>
           <w:szCs w:val="24"/>
         </w:rPr>
-        <w:t xml:space="preserve"> dari buku </w:t>
-      </w:r>
-      <w:r>
-        <w:rPr>
-          <w:rFonts w:ascii="Times New Roman" w:hAnsi="Times New Roman" w:cs="Times New Roman"/>
-          <w:i/>
-          <w:sz w:val="24"/>
-          <w:szCs w:val="24"/>
-        </w:rPr>
-        <w:t xml:space="preserve">branding</w:t>
-      </w:r>
-      <w:r>
-        <w:rPr>
-          <w:rFonts w:ascii="Times New Roman" w:hAnsi="Times New Roman" w:cs="Times New Roman"/>
-          <w:sz w:val="24"/>
-          <w:szCs w:val="24"/>
-        </w:rPr>
-        <w:t xml:space="preserve"> atau jurnal manajemen pemasaran untuk memperkuat kalimat pembuka. Sisi pengujiannya sudah ditopang Kirkby dkk. (2023); yang belum ada hanya definisi formalnya.]</w:t>
+        <w:t xml:space="preserve"> yang kreatif. Arah tersebut sejalan dengan rancangan penelitian ini, yang menempatkan agen kecerdasan buatan pada penyusunan awal materi sementara manusia tetap menjadi pemeriksa akhir sebelum materi diterbitkan.</w:t>
       </w:r>
     </w:p>
     <w:p>
@@ -8814,6 +8845,38 @@
           <w:szCs w:val="24"/>
         </w:rPr>
         <w:t xml:space="preserve">(7), 1108-1122. https://doi.org/10.1108/JPBM-02-2022-3864</w:t>
+      </w:r>
+    </w:p>
+    <w:p>
+      <w:pPr>
+        <w:jc w:val="both"/>
+        <w:spacing w:before="0" w:after="0" w:line="360" w:lineRule="auto"/>
+        <w:ind w:left="720" w:hanging="720"/>
+      </w:pPr>
+      <w:r>
+        <w:rPr>
+          <w:rFonts w:ascii="Times New Roman" w:hAnsi="Times New Roman" w:cs="Times New Roman"/>
+          <w:sz w:val="24"/>
+          <w:szCs w:val="24"/>
+        </w:rPr>
+        <w:t xml:space="preserve">Kirkby, A., Baumgarth, C., &amp; Henseler, J. (2025). Welcome, new brand colleague! A conceptual framework for efficient and effective human-AI co-creation for creative brand voice. </w:t>
+      </w:r>
+      <w:r>
+        <w:rPr>
+          <w:rFonts w:ascii="Times New Roman" w:hAnsi="Times New Roman" w:cs="Times New Roman"/>
+          <w:i/>
+          <w:sz w:val="24"/>
+          <w:szCs w:val="24"/>
+        </w:rPr>
+        <w:t xml:space="preserve">Journal of Brand Management, 32</w:t>
+      </w:r>
+      <w:r>
+        <w:rPr>
+          <w:rFonts w:ascii="Times New Roman" w:hAnsi="Times New Roman" w:cs="Times New Roman"/>
+          <w:sz w:val="24"/>
+          <w:szCs w:val="24"/>
+        </w:rPr>
+        <w:t xml:space="preserve">(5), 385-399. https://doi.org/10.1057/s41262-025-00387-y</w:t>
       </w:r>
     </w:p>
     <w:p>

--- a/skripsi/proposal-skripsi-bab-1-3.docx
+++ b/skripsi/proposal-skripsi-bab-1-3.docx
@@ -131,7 +131,7 @@
           <w:sz w:val="24"/>
           <w:szCs w:val="24"/>
         </w:rPr>
-        <w:t xml:space="preserve">Salah satu arah pengembangan yang menjawab keterbatasan tersebut adalah pendekatan </w:t>
+        <w:t xml:space="preserve">Salah satu arah kemajuan yang menjawab keterbatasan tersebut adalah pendekatan </w:t>
       </w:r>
       <w:r>
         <w:rPr>
@@ -647,7 +647,7 @@
           <w:sz w:val="24"/>
           <w:szCs w:val="24"/>
         </w:rPr>
-        <w:t xml:space="preserve">b. Modul yang diteliti terbatas pada produksi konten, yaitu penyusunan ringkasan konten, penulisan naskah, dan penghalusan teks. Modul pendapatan dan performa media sosial berada di luar lingkup penelitian karena integrasinya belum aktif;</w:t>
+        <w:t xml:space="preserve">b. Sistem yang dirancang berstatus prototipe dan masih berada pada tahap pengujian, belum diterapkan pada kegiatan operasional harian. Penilaian yang dilakukan penelitian ini terbatas pada keluaran prototipe tersebut;</w:t>
       </w:r>
     </w:p>
     <w:p>
@@ -662,7 +662,22 @@
           <w:sz w:val="24"/>
           <w:szCs w:val="24"/>
         </w:rPr>
-        <w:t xml:space="preserve">c. Model bahasa yang digunakan diperlakukan sebagai </w:t>
+        <w:t xml:space="preserve">c. Modul yang diteliti terbatas pada produksi konten, yaitu penyusunan ringkasan konten, penulisan naskah, dan penghalusan teks. Modul pendapatan dan performa media sosial berada di luar lingkup penelitian karena integrasinya belum aktif;</w:t>
+      </w:r>
+    </w:p>
+    <w:p>
+      <w:pPr>
+        <w:jc w:val="both"/>
+        <w:spacing w:before="0" w:after="0" w:line="360" w:lineRule="auto"/>
+        <w:ind w:left="1134" w:hanging="567"/>
+      </w:pPr>
+      <w:r>
+        <w:rPr>
+          <w:rFonts w:ascii="Times New Roman" w:hAnsi="Times New Roman" w:cs="Times New Roman"/>
+          <w:sz w:val="24"/>
+          <w:szCs w:val="24"/>
+        </w:rPr>
+        <w:t xml:space="preserve">d. Model bahasa yang digunakan diperlakukan sebagai </w:t>
       </w:r>
       <w:r>
         <w:rPr>
@@ -694,7 +709,7 @@
           <w:sz w:val="24"/>
           <w:szCs w:val="24"/>
         </w:rPr>
-        <w:t xml:space="preserve">d. Perbandingan efisiensi dilakukan antara proses lama secara keseluruhan dan proses baru secara keseluruhan. Penelitian ini tidak mengisolasi kontribusi arsitektur </w:t>
+        <w:t xml:space="preserve">e. Perbandingan efisiensi dilakukan antara proses lama secara keseluruhan dan proses baru secara keseluruhan. Penelitian ini tidak mengisolasi kontribusi arsitektur </w:t>
       </w:r>
       <w:r>
         <w:rPr>
@@ -726,7 +741,7 @@
           <w:sz w:val="24"/>
           <w:szCs w:val="24"/>
         </w:rPr>
-        <w:t xml:space="preserve">e. Konsistensi </w:t>
+        <w:t xml:space="preserve">f. Konsistensi </w:t>
       </w:r>
       <w:r>
         <w:rPr>
@@ -758,7 +773,7 @@
           <w:sz w:val="24"/>
           <w:szCs w:val="24"/>
         </w:rPr>
-        <w:t xml:space="preserve">f. Data durasi penyiapan konten sebelum sistem diterapkan berupa estimasi retrospektif dari praktik kerja tim, bukan catatan waktu yang terekam sistem, sehingga pembandingannya dilakukan secara deskriptif;</w:t>
+        <w:t xml:space="preserve">g. Data durasi penyiapan konten sebelum sistem diterapkan berupa estimasi retrospektif dari praktik kerja tim, bukan catatan waktu yang terekam sistem, sehingga pembandingannya dilakukan secara deskriptif;</w:t>
       </w:r>
     </w:p>
     <w:p>
@@ -773,7 +788,7 @@
           <w:sz w:val="24"/>
           <w:szCs w:val="24"/>
         </w:rPr>
-        <w:t xml:space="preserve">g. Aspek keamanan sistem dan infrastruktur penempatan aplikasi tidak dibahas dalam penelitian ini.</w:t>
+        <w:t xml:space="preserve">h. Aspek keamanan sistem dan infrastruktur penempatan aplikasi tidak dibahas dalam penelitian ini.</w:t>
       </w:r>
     </w:p>
     <w:p>
@@ -1176,7 +1191,7 @@
           <w:sz w:val="24"/>
           <w:szCs w:val="24"/>
         </w:rPr>
-        <w:t xml:space="preserve">, serta padanannya dalam bahasa Indonesia yaitu otomasi konten pemasaran, kecerdasan buatan generatif, dan rancang bangun sistem informasi. Kriteria inklusi yang ditetapkan adalah publikasi terbitan tahun 2021 sampai 2026, berbahasa Indonesia atau Inggris, dan membahas penerapan model bahasa besar pada produksi konten, evaluasi luaran teks, atau pengembangan sistem informasi. Penelusuran menghasilkan dua puluh penelitian yang relevan.</w:t>
+        <w:t xml:space="preserve">, serta padanannya dalam bahasa Indonesia yaitu otomasi konten pemasaran, kecerdasan buatan generatif, dan perancangan sistem informasi. Kriteria inklusi yang ditetapkan adalah publikasi terbitan tahun 2021 sampai 2026, berbahasa Indonesia atau Inggris, dan membahas penerapan model bahasa besar pada produksi konten, evaluasi luaran teks, atau pengembangan sistem informasi. Penelusuran menghasilkan dua puluh penelitian yang relevan.</w:t>
       </w:r>
     </w:p>
     <w:p>
@@ -1191,7 +1206,7 @@
           <w:sz w:val="24"/>
           <w:szCs w:val="24"/>
         </w:rPr>
-        <w:t xml:space="preserve">Kedua puluh penelitian tersebut disajikan dalam dua bentuk yang saling melengkapi. Sepuluh penelitian pertama diuraikan secara naratif pada bagian ini karena masing-masing membentuk satu mata rantai argumen yang menuntun pada celah riset. Sepuluh penelitian berikutnya disajikan dalam bentuk tabel pada Tabel 2.1 karena kedudukannya sebagai pembanding metode pengembangan dan pembanding konteks lokal, sehingga cukup dibandingkan pada dimensi yang sama tanpa perlu diuraikan satu per satu.</w:t>
+        <w:t xml:space="preserve">Kedua puluh penelitian tersebut disajikan dalam dua bentuk yang saling melengkapi. Sepuluh penelitian pertama diuraikan secara naratif pada bagian ini karena masing-masing membentuk satu mata rantai argumen yang menuntun pada celah riset. Sepuluh penelitian berikutnya disajikan dalam bentuk tabel pada Tabel 2.1 karena kedudukannya sebagai pembanding metode perancangan dan pembanding konteks lokal, sehingga cukup dibandingkan pada dimensi yang sama tanpa perlu diuraikan satu per satu.</w:t>
       </w:r>
     </w:p>
     <w:p>
@@ -1317,7 +1332,7 @@
           <w:sz w:val="24"/>
           <w:szCs w:val="24"/>
         </w:rPr>
-        <w:t xml:space="preserve"> berbasis model bahasa besar berdasarkan aktor yang terlibat, jenis interaksi, struktur organisasi, strategi, dan protokol koordinasi. Kerangka tersebut menjadi acuan yang berguna dalam merancang pembagian tugas antar-agen. Kontribusinya bersifat menata bidang kajian agar dapat dikembangkan lebih lanjut. Perbedaannya dengan penelitian ini terletak pada tataran pembahasan, karena kerangka tersebut tidak diuji pada satu proses bisnis tertentu dan tidak disertai pengukuran dampak penerapannya.</w:t>
+        <w:t xml:space="preserve"> berbasis model bahasa besar berdasarkan aktor yang terlibat, jenis interaksi, struktur organisasi, strategi, dan protokol koordinasi. Kerangka tersebut menjadi acuan yang berguna dalam merancang pembagian tugas antar-agen. Kontribusinya bersifat menata bidang kajian agar dapat dilanjutkan penelitian berikutnya. Perbedaannya dengan penelitian ini terletak pada tataran pembahasan, karena kerangka tersebut tidak diuji pada satu proses bisnis tertentu dan tidak disertai pengukuran dampak penerapannya.</w:t>
       </w:r>
     </w:p>
     <w:p>
@@ -1428,7 +1443,7 @@
           <w:sz w:val="24"/>
           <w:szCs w:val="24"/>
         </w:rPr>
-        <w:t xml:space="preserve">Hashemi dkk. (2024) mengembangkan pendekatan penilaian teks secara otomatis dan terkalibrasi menggunakan rubrik berdimensi banyak, dengan melatih jaringan saraf yang menggabungkan parameter khusus penilai dan parameter umum untuk memperkirakan penilaian manusia. Penelitian tersebut menunjukkan bahwa mutu teks dapat dinilai secara terstruktur melalui dimensi yang dirumuskan terlebih dahulu, dan gagasan itulah yang diadopsi pada penyusunan rubrik penilaian di penelitian ini. Perbedaannya, penelitian tersebut berupaya menggantikan penilai manusia dengan model, sedangkan penelitian ini tetap menempatkan manusia sebagai penilai dan justru melaporkan kesepakatan antar-penilai sebagai bagian dari hasil.</w:t>
+        <w:t xml:space="preserve">Hashemi dkk. (2024) menyusun pendekatan penilaian teks secara otomatis dan terkalibrasi menggunakan rubrik berdimensi banyak, dengan melatih jaringan saraf yang menggabungkan parameter khusus penilai dan parameter umum untuk memperkirakan penilaian manusia. Penelitian tersebut menunjukkan bahwa mutu teks dapat dinilai secara terstruktur melalui dimensi yang dirumuskan terlebih dahulu, dan gagasan itulah yang diadopsi pada penyusunan rubrik penilaian di penelitian ini. Perbedaannya, penelitian tersebut berupaya menggantikan penilai manusia dengan model, sedangkan penelitian ini tetap menempatkan manusia sebagai penilai dan justru melaporkan kesepakatan antar-penilai sebagai bagian dari hasil.</w:t>
       </w:r>
     </w:p>
     <w:p>
@@ -1475,7 +1490,7 @@
           <w:sz w:val="24"/>
           <w:szCs w:val="24"/>
         </w:rPr>
-        <w:t xml:space="preserve">Sepuluh penelitian berikutnya berkedudukan sebagai pembanding metode pengembangan dan pembanding konteks lokal. Ringkasannya disajikan pada Tabel 2.1.</w:t>
+        <w:t xml:space="preserve">Sepuluh penelitian berikutnya berkedudukan sebagai pembanding metode perancangan sistem dan pembanding konteks lokal. Ringkasannya disajikan pada Tabel 2.1.</w:t>
       </w:r>
     </w:p>
     <w:tbl>
@@ -2668,7 +2683,7 @@
           <w:sz w:val="24"/>
           <w:szCs w:val="24"/>
         </w:rPr>
-        <w:t xml:space="preserve">Dengan demikian terdapat celah riset yang belum terisi. Belum ditemukan penelitian yang sekaligus membangun sistem produksi konten pemasaran yang benar-benar dioperasikan, menerapkan arsitektur </w:t>
+        <w:t xml:space="preserve">Dengan demikian terdapat celah riset yang belum terisi. Belum ditemukan penelitian yang sekaligus merancang sistem produksi konten pemasaran untuk proses kerja yang nyata, menerapkan arsitektur </w:t>
       </w:r>
       <w:r>
         <w:rPr>
@@ -3298,7 +3313,7 @@
           <w:sz w:val="24"/>
           <w:szCs w:val="24"/>
         </w:rPr>
-        <w:t xml:space="preserve"> atau RAD adalah metode pengembangan sistem yang bersifat iteratif dan melibatkan pengguna pada setiap tahapannya (Yunus dkk., 2025). Berbeda dari metode sekuensial yang menuntut setiap tahap diselesaikan sepenuhnya sebelum tahap berikutnya dimulai, RAD memungkinkan hasil pada suatu tahap dievaluasi dan diperbaiki sebelum sistem dinyatakan selesai. Ciri lain yang melekat pada metode ini adalah siklus pengembangan yang pendek serta ukuran tim yang kecil.</w:t>
+        <w:t xml:space="preserve"> atau RAD adalah metode pengembangan sistem yang bersifat iteratif dan melibatkan pengguna pada setiap tahapannya (Yunus dkk., 2025). Berbeda dari metode sekuensial yang menuntut setiap tahap diselesaikan sepenuhnya sebelum tahap berikutnya dimulai, RAD memungkinkan hasil pada suatu tahap dievaluasi dan diperbaiki sebelum sistem dinyatakan selesai. Ciri lain yang melekat pada metode ini adalah siklus kerja yang pendek serta ukuran tim yang kecil.</w:t>
       </w:r>
     </w:p>
     <w:p>
@@ -3413,7 +3428,7 @@
           <w:sz w:val="24"/>
           <w:szCs w:val="24"/>
         </w:rPr>
-        <w:t xml:space="preserve">Penerapan RAD pada pengembangan sistem informasi berbasis web telah banyak dilakukan di Indonesia. Rasim dkk. (2025) menerapkan RAD pada pembangunan sistem informasi monitoring dan analisis kinerja penjualan dengan menitikberatkan fase </w:t>
+        <w:t xml:space="preserve">Penerapan RAD pada perancangan sistem informasi berbasis web telah banyak dilakukan di Indonesia. Rasim dkk. (2025) menerapkan RAD pada pembangunan sistem informasi monitoring dan analisis kinerja penjualan dengan menitikberatkan fase </w:t>
       </w:r>
       <w:r>
         <w:rPr>
@@ -3496,7 +3511,7 @@
           <w:sz w:val="24"/>
           <w:szCs w:val="24"/>
         </w:rPr>
-        <w:t xml:space="preserve">Metode RAD dipilih pada penelitian ini karena sesuai dengan sifat pengembangan yang benar-benar berlangsung. Rancangan kemampuan agen dan penyusunan konteks merek beberapa kali disempurnakan setelah sistem berjalan, berdasarkan penilaian terhadap mutu materi yang dihasilkan. Sebagai pembanding, Yusna dkk. (2025) mengembangkan sistem sejenis menggunakan metode Waterfall yang bersifat sekuensial. Metode sekuensial tersebut tidak dipilih karena tidak menggambarkan adanya putaran umpan balik yang terjadi pada penelitian ini.</w:t>
+        <w:t xml:space="preserve">Metode RAD dipilih pada penelitian ini karena perancangan berlangsung berulang. Rancangan kemampuan agen dan penyusunan konteks merek beberapa kali diperbaiki selama prototipe diuji, berdasarkan penilaian terhadap mutu materi yang dihasilkan. Sebagai pembanding, Yusna dkk. (2025) membangun sistem sejenis menggunakan metode Waterfall yang bersifat sekuensial. Metode sekuensial tersebut tidak dipilih karena tidak menggambarkan adanya putaran umpan balik yang terjadi pada penelitian ini.</w:t>
       </w:r>
     </w:p>
     <w:p>
@@ -6116,7 +6131,7 @@
           <w:sz w:val="24"/>
           <w:szCs w:val="24"/>
         </w:rPr>
-        <w:t xml:space="preserve">Kebutuhan perangkat lunak untuk pengembangan dan pengoperasian sistem adalah sebagai berikut:</w:t>
+        <w:t xml:space="preserve">Kebutuhan perangkat lunak untuk perancangan dan pengujian sistem adalah sebagai berikut:</w:t>
       </w:r>
     </w:p>
     <w:p>
@@ -7499,7 +7514,7 @@
           <w:sz w:val="24"/>
           <w:szCs w:val="24"/>
         </w:rPr>
-        <w:t xml:space="preserve">Sistem dikembangkan menggunakan metode </w:t>
+        <w:t xml:space="preserve">Sistem dirancang dan dibangun menggunakan metode </w:t>
       </w:r>
       <w:r>
         <w:rPr>
@@ -7516,7 +7531,7 @@
           <w:sz w:val="24"/>
           <w:szCs w:val="24"/>
         </w:rPr>
-        <w:t xml:space="preserve"> sebagaimana diuraikan pada sub-bab 2.2.7. Metode ini dipilih karena sifat pengembangan yang berlangsung bersifat berulang, ukuran tim kecil, dan pengguna terlibat langsung pada setiap tahapan. Tahapan metode beserta keluarannya disajikan pada Gambar 3.5 dan diuraikan sebagai berikut.</w:t>
+        <w:t xml:space="preserve"> sebagaimana diuraikan pada sub-bab 2.2.7. Metode ini dipilih karena perancangan berlangsung berulang, ukuran tim kecil, dan pengguna terlibat langsung pada setiap tahapan. Tahapan metode beserta keluarannya disajikan pada Gambar 3.5 dan diuraikan sebagai berikut.</w:t>
       </w:r>
     </w:p>
     <w:p>
@@ -7624,7 +7639,7 @@
           <w:sz w:val="24"/>
           <w:szCs w:val="24"/>
         </w:rPr>
-        <w:t xml:space="preserve">Pada fase ini sistem dibangun mengikuti rancangan yang telah disepakati. Pembangunan dilakukan bertahap per bagian fungsi, yaitu autentikasi, manajemen pengguna, profil merek dan subjek, modul produksi konten, modul iklan, serta pencatatan dan proses gabungan. Setiap bagian diuji begitu selesai, dan hasil pengujian dipakai untuk memperbaiki bagian tersebut sebelum bagian berikutnya dikerjakan. Pada fase inilah penyempurnaan konteks merek dilakukan setelah keluaran sistem dinilai masih terlalu umum.</w:t>
+        <w:t xml:space="preserve">Pada fase ini sistem dibangun mengikuti rancangan yang telah disepakati. Pembangunan dilakukan bertahap per bagian fungsi, yaitu autentikasi, manajemen pengguna, profil merek dan subjek, modul produksi konten, modul iklan, serta pencatatan dan proses gabungan. Setiap bagian diuji begitu selesai, dan hasil pengujian dipakai untuk memperbaiki bagian tersebut sebelum bagian berikutnya dikerjakan. Pada fase ini penyempurnaan konteks merek dilakukan ketika keluaran prototipe dinilai masih terlalu umum.</w:t>
       </w:r>
     </w:p>
     <w:p>
@@ -7660,7 +7675,7 @@
           <w:sz w:val="24"/>
           <w:szCs w:val="24"/>
         </w:rPr>
-        <w:t xml:space="preserve">Pada fase ini sistem dialihkan ke lingkungan operasional. Kegiatan yang dilakukan meliputi penempatan seluruh layanan dalam wadah, pemasangan pada peladen, penyiapan akun awal, dan pengujian menyeluruh pada lingkungan sebenarnya. Keluaran fase ini berupa sistem yang dapat diakses dan digunakan tim.</w:t>
+        <w:t xml:space="preserve">Pada fase ini sistem dialihkan ke lingkungan uji yang menyerupai lingkungan sebenarnya. Kegiatan yang dilakukan meliputi penempatan seluruh layanan dalam wadah, pemasangan pada peladen uji, penyiapan akun awal, dan pengujian menyeluruh. Keluaran fase ini berupa prototipe yang dapat diakses dan diuji oleh tim. Penerapan penuh pada kegiatan operasional harian berada di luar lingkup penelitian ini.</w:t>
       </w:r>
     </w:p>
     <w:p>

--- a/skripsi/proposal-skripsi-bab-1-3.docx
+++ b/skripsi/proposal-skripsi-bab-1-3.docx
@@ -347,7 +347,7 @@
           <w:sz w:val="24"/>
           <w:szCs w:val="24"/>
         </w:rPr>
-        <w:t xml:space="preserve">Otomasi Produksi Konten Pemasaran Berbasis Multi-Agent AI untuk Meningkatkan Efisiensi dan Konsistensi Brand Voice (Studi Kasus: SneakersFlash)</w:t>
+        <w:t xml:space="preserve">Perancangan Sistem Otomasi Produksi Konten Pemasaran Berbasis Multi-Agent AI untuk Meningkatkan Efisiensi dan Konsistensi Brand Voice (Studi Kasus: SneakersFlash)</w:t>
       </w:r>
       <w:r>
         <w:rPr>

--- a/skripsi/proposal-skripsi-bab-1-3.docx
+++ b/skripsi/proposal-skripsi-bab-1-3.docx
@@ -1191,7 +1191,7 @@
           <w:sz w:val="24"/>
           <w:szCs w:val="24"/>
         </w:rPr>
-        <w:t xml:space="preserve">, serta padanannya dalam bahasa Indonesia yaitu otomasi konten pemasaran, kecerdasan buatan generatif, dan perancangan sistem informasi. Kriteria inklusi yang ditetapkan adalah publikasi terbitan tahun 2021 sampai 2026, berbahasa Indonesia atau Inggris, dan membahas penerapan model bahasa besar pada produksi konten, evaluasi luaran teks, atau pengembangan sistem informasi. Penelusuran menghasilkan dua puluh penelitian yang relevan.</w:t>
+        <w:t xml:space="preserve">, serta padanannya dalam bahasa Indonesia yaitu otomasi konten pemasaran, kecerdasan buatan generatif, dan perancangan sistem informasi. Kriteria inklusi yang ditetapkan adalah publikasi terbitan tahun 2021 sampai 2026, berbahasa Indonesia atau Inggris, dan membahas penerapan model bahasa besar pada produksi konten, evaluasi luaran teks, atau perancangan sistem informasi. Penelusuran menghasilkan dua puluh penelitian yang relevan.</w:t>
       </w:r>
     </w:p>
     <w:p>

--- a/skripsi/proposal-skripsi-bab-1-3.docx
+++ b/skripsi/proposal-skripsi-bab-1-3.docx
@@ -1,7 +1,8 @@
 
 <file path=word/document.xml><?xml version="1.0" encoding="utf-8"?>
-<w:document xmlns:w="http://schemas.openxmlformats.org/wordprocessingml/2006/main">
+<w:document xmlns:w="http://schemas.openxmlformats.org/wordprocessingml/2006/main" xmlns:r="http://schemas.openxmlformats.org/officeDocument/2006/relationships">
   <w:body>
+    <w:bookmarkStart w:id="1" w:name="R2d0b14e788aa6f51"/>
     <w:p>
       <w:pPr>
         <w:jc w:val="center"/>
@@ -32,18 +33,20 @@
         <w:t xml:space="preserve">PENDAHULUAN</w:t>
       </w:r>
     </w:p>
-    <w:p>
-      <w:pPr>
-        <w:jc w:val="both"/>
-        <w:spacing w:before="0" w:after="0" w:line="360" w:lineRule="auto"/>
-      </w:pPr>
-    </w:p>
-    <w:p>
-      <w:pPr>
-        <w:jc w:val="both"/>
-        <w:spacing w:before="0" w:after="0" w:line="360" w:lineRule="auto"/>
-      </w:pPr>
-    </w:p>
+    <w:bookmarkEnd w:id="1"/>
+    <w:p>
+      <w:pPr>
+        <w:jc w:val="both"/>
+        <w:spacing w:before="0" w:after="0" w:line="360" w:lineRule="auto"/>
+      </w:pPr>
+    </w:p>
+    <w:p>
+      <w:pPr>
+        <w:jc w:val="both"/>
+        <w:spacing w:before="0" w:after="0" w:line="360" w:lineRule="auto"/>
+      </w:pPr>
+    </w:p>
+    <w:bookmarkStart w:id="2" w:name="R338fa25898d89949"/>
     <w:p>
       <w:pPr>
         <w:jc w:val="left"/>
@@ -59,6 +62,7 @@
         <w:t xml:space="preserve">1.1 Latar Belakang</w:t>
       </w:r>
     </w:p>
+    <w:bookmarkEnd w:id="2"/>
     <w:p>
       <w:pPr>
         <w:jc w:val="both"/>
@@ -364,6 +368,7 @@
         <w:spacing w:before="0" w:after="0" w:line="360" w:lineRule="auto"/>
       </w:pPr>
     </w:p>
+    <w:bookmarkStart w:id="3" w:name="Rc2d8a2ba7e89c7c9"/>
     <w:p>
       <w:pPr>
         <w:jc w:val="left"/>
@@ -379,6 +384,7 @@
         <w:t xml:space="preserve">1.2 Identifikasi Masalah</w:t>
       </w:r>
     </w:p>
+    <w:bookmarkEnd w:id="3"/>
     <w:p>
       <w:pPr>
         <w:jc w:val="both"/>
@@ -475,6 +481,7 @@
         <w:spacing w:before="0" w:after="0" w:line="360" w:lineRule="auto"/>
       </w:pPr>
     </w:p>
+    <w:bookmarkStart w:id="4" w:name="Ree2017a48c25b00f"/>
     <w:p>
       <w:pPr>
         <w:jc w:val="left"/>
@@ -490,6 +497,7 @@
         <w:t xml:space="preserve">1.3 Rumusan Masalah</w:t>
       </w:r>
     </w:p>
+    <w:bookmarkEnd w:id="4"/>
     <w:p>
       <w:pPr>
         <w:jc w:val="both"/>
@@ -590,6 +598,7 @@
         <w:spacing w:before="0" w:after="0" w:line="360" w:lineRule="auto"/>
       </w:pPr>
     </w:p>
+    <w:bookmarkStart w:id="5" w:name="R06d44e6fbad4bbd8"/>
     <w:p>
       <w:pPr>
         <w:jc w:val="left"/>
@@ -605,6 +614,7 @@
         <w:t xml:space="preserve">1.4 Batasan Masalah</w:t>
       </w:r>
     </w:p>
+    <w:bookmarkEnd w:id="5"/>
     <w:p>
       <w:pPr>
         <w:jc w:val="both"/>
@@ -797,6 +807,7 @@
         <w:spacing w:before="0" w:after="0" w:line="360" w:lineRule="auto"/>
       </w:pPr>
     </w:p>
+    <w:bookmarkStart w:id="6" w:name="R811b7f67e1036c0d"/>
     <w:p>
       <w:pPr>
         <w:jc w:val="left"/>
@@ -812,6 +823,7 @@
         <w:t xml:space="preserve">1.5 Tujuan Penelitian</w:t>
       </w:r>
     </w:p>
+    <w:bookmarkEnd w:id="6"/>
     <w:p>
       <w:pPr>
         <w:jc w:val="both"/>
@@ -912,6 +924,7 @@
         <w:spacing w:before="0" w:after="0" w:line="360" w:lineRule="auto"/>
       </w:pPr>
     </w:p>
+    <w:bookmarkStart w:id="7" w:name="R16db03459d6dcca1"/>
     <w:p>
       <w:pPr>
         <w:jc w:val="left"/>
@@ -927,6 +940,7 @@
         <w:t xml:space="preserve">1.6 Manfaat Penelitian</w:t>
       </w:r>
     </w:p>
+    <w:bookmarkEnd w:id="7"/>
     <w:p>
       <w:pPr>
         <w:jc w:val="both"/>
@@ -1033,10 +1047,26 @@
       </w:r>
     </w:p>
     <w:p>
-      <w:r>
-        <w:br w:type="page"/>
-      </w:r>
-    </w:p>
+      <w:pPr>
+        <w:sectPr>
+          <w:headerReference w:type="first" r:id="rId3"/>
+          <w:headerReference w:type="default" r:id="rId4"/>
+          <w:footerReference w:type="first" r:id="rId6"/>
+          <w:footerReference w:type="default" r:id="rId5"/>
+          <w:type w:val="nextPage"/>
+          <w:pgSz w:w="11906" w:h="16838"/>
+          <w:pgMar w:top="1701" w:right="1701" w:bottom="1701" w:left="2268" w:header="850" w:footer="850" w:gutter="0"/>
+          <w:pgNumType w:fmt="decimal" w:start="1"/>
+          <w:titlePg/>
+        </w:sectPr>
+        <w:spacing w:before="0" w:after="0" w:line="20" w:lineRule="exact"/>
+        <w:rPr>
+          <w:sz w:val="2"/>
+          <w:szCs w:val="2"/>
+        </w:rPr>
+      </w:pPr>
+    </w:p>
+    <w:bookmarkStart w:id="8" w:name="Rdd220554f32b6921"/>
     <w:p>
       <w:pPr>
         <w:jc w:val="center"/>
@@ -1067,18 +1097,20 @@
         <w:t xml:space="preserve">TINJAUAN PUSTAKA</w:t>
       </w:r>
     </w:p>
-    <w:p>
-      <w:pPr>
-        <w:jc w:val="both"/>
-        <w:spacing w:before="0" w:after="0" w:line="360" w:lineRule="auto"/>
-      </w:pPr>
-    </w:p>
-    <w:p>
-      <w:pPr>
-        <w:jc w:val="both"/>
-        <w:spacing w:before="0" w:after="0" w:line="360" w:lineRule="auto"/>
-      </w:pPr>
-    </w:p>
+    <w:bookmarkEnd w:id="8"/>
+    <w:p>
+      <w:pPr>
+        <w:jc w:val="both"/>
+        <w:spacing w:before="0" w:after="0" w:line="360" w:lineRule="auto"/>
+      </w:pPr>
+    </w:p>
+    <w:p>
+      <w:pPr>
+        <w:jc w:val="both"/>
+        <w:spacing w:before="0" w:after="0" w:line="360" w:lineRule="auto"/>
+      </w:pPr>
+    </w:p>
+    <w:bookmarkStart w:id="9" w:name="R9b8dba5a4d1f90aa"/>
     <w:p>
       <w:pPr>
         <w:jc w:val="left"/>
@@ -1094,6 +1126,7 @@
         <w:t xml:space="preserve">2.1 Penelitian Terdahulu</w:t>
       </w:r>
     </w:p>
+    <w:bookmarkEnd w:id="9"/>
     <w:p>
       <w:pPr>
         <w:jc w:val="both"/>
@@ -1194,6 +1227,7 @@
         <w:t xml:space="preserve">, serta padanannya dalam bahasa Indonesia yaitu otomasi konten pemasaran, kecerdasan buatan generatif, dan perancangan sistem informasi. Kriteria inklusi yang ditetapkan adalah publikasi terbitan tahun 2021 sampai 2026, berbahasa Indonesia atau Inggris, dan membahas penerapan model bahasa besar pada produksi konten, evaluasi luaran teks, atau perancangan sistem informasi. Penelusuran menghasilkan dua puluh penelitian yang relevan.</w:t>
       </w:r>
     </w:p>
+    <w:bookmarkStart w:id="10" w:name="R09e8bfae7aa05b9e"/>
     <w:p>
       <w:pPr>
         <w:jc w:val="both"/>
@@ -1209,6 +1243,7 @@
         <w:t xml:space="preserve">Kedua puluh penelitian tersebut disajikan dalam dua bentuk yang saling melengkapi. Sepuluh penelitian pertama diuraikan secara naratif pada bagian ini karena masing-masing membentuk satu mata rantai argumen yang menuntun pada celah riset. Sepuluh penelitian berikutnya disajikan dalam bentuk tabel pada Tabel 2.1 karena kedudukannya sebagai pembanding metode perancangan dan pembanding konteks lokal, sehingga cukup dibandingkan pada dimensi yang sama tanpa perlu diuraikan satu per satu.</w:t>
       </w:r>
     </w:p>
+    <w:bookmarkEnd w:id="10"/>
     <w:p>
       <w:pPr>
         <w:jc w:val="both"/>
@@ -2726,6 +2761,7 @@
         <w:spacing w:before="0" w:after="0" w:line="360" w:lineRule="auto"/>
       </w:pPr>
     </w:p>
+    <w:bookmarkStart w:id="11" w:name="R56b8c0b394e9299a"/>
     <w:p>
       <w:pPr>
         <w:jc w:val="left"/>
@@ -2741,6 +2777,7 @@
         <w:t xml:space="preserve">2.2 Landasan Teori</w:t>
       </w:r>
     </w:p>
+    <w:bookmarkEnd w:id="11"/>
     <w:p>
       <w:pPr>
         <w:jc w:val="both"/>
@@ -3729,6 +3766,7 @@
         <w:spacing w:before="0" w:after="0" w:line="360" w:lineRule="auto"/>
       </w:pPr>
     </w:p>
+    <w:bookmarkStart w:id="12" w:name="R69d47ff006b5793d"/>
     <w:p>
       <w:pPr>
         <w:jc w:val="left"/>
@@ -3744,6 +3782,8 @@
         <w:t xml:space="preserve">2.3 Kerangka Berpikir</w:t>
       </w:r>
     </w:p>
+    <w:bookmarkEnd w:id="12"/>
+    <w:bookmarkStart w:id="13" w:name="R38776303d8402f4d"/>
     <w:p>
       <w:pPr>
         <w:jc w:val="both"/>
@@ -3759,6 +3799,7 @@
         <w:t xml:space="preserve">Kerangka berpikir penelitian ini disusun untuk menghubungkan permasalahan yang ditemukan di lapangan dengan hasil yang diharapkan melalui landasan teori dan penelitian terdahulu yang telah diuraikan. Alur kerangka berpikir tersebut disajikan pada Gambar 2.1.</w:t>
       </w:r>
     </w:p>
+    <w:bookmarkEnd w:id="13"/>
     <w:p>
       <w:pPr>
         <w:jc w:val="both"/>
@@ -3873,10 +3914,26 @@
       </w:r>
     </w:p>
     <w:p>
-      <w:r>
-        <w:br w:type="page"/>
-      </w:r>
-    </w:p>
+      <w:pPr>
+        <w:sectPr>
+          <w:headerReference w:type="first" r:id="rId3"/>
+          <w:headerReference w:type="default" r:id="rId4"/>
+          <w:footerReference w:type="first" r:id="rId6"/>
+          <w:footerReference w:type="default" r:id="rId5"/>
+          <w:type w:val="nextPage"/>
+          <w:pgSz w:w="11906" w:h="16838"/>
+          <w:pgMar w:top="1701" w:right="1701" w:bottom="1701" w:left="2268" w:header="850" w:footer="850" w:gutter="0"/>
+          <w:pgNumType w:fmt="decimal"/>
+          <w:titlePg/>
+        </w:sectPr>
+        <w:spacing w:before="0" w:after="0" w:line="20" w:lineRule="exact"/>
+        <w:rPr>
+          <w:sz w:val="2"/>
+          <w:szCs w:val="2"/>
+        </w:rPr>
+      </w:pPr>
+    </w:p>
+    <w:bookmarkStart w:id="14" w:name="R4c48185fe34a669a"/>
     <w:p>
       <w:pPr>
         <w:jc w:val="center"/>
@@ -3907,18 +3964,20 @@
         <w:t xml:space="preserve">METODE PENELITIAN</w:t>
       </w:r>
     </w:p>
-    <w:p>
-      <w:pPr>
-        <w:jc w:val="both"/>
-        <w:spacing w:before="0" w:after="0" w:line="360" w:lineRule="auto"/>
-      </w:pPr>
-    </w:p>
-    <w:p>
-      <w:pPr>
-        <w:jc w:val="both"/>
-        <w:spacing w:before="0" w:after="0" w:line="360" w:lineRule="auto"/>
-      </w:pPr>
-    </w:p>
+    <w:bookmarkEnd w:id="14"/>
+    <w:p>
+      <w:pPr>
+        <w:jc w:val="both"/>
+        <w:spacing w:before="0" w:after="0" w:line="360" w:lineRule="auto"/>
+      </w:pPr>
+    </w:p>
+    <w:p>
+      <w:pPr>
+        <w:jc w:val="both"/>
+        <w:spacing w:before="0" w:after="0" w:line="360" w:lineRule="auto"/>
+      </w:pPr>
+    </w:p>
+    <w:bookmarkStart w:id="15" w:name="R7141ab8b00f0eb50"/>
     <w:p>
       <w:pPr>
         <w:jc w:val="left"/>
@@ -3934,6 +3993,7 @@
         <w:t xml:space="preserve">3.1 Analisis Kebutuhan</w:t>
       </w:r>
     </w:p>
+    <w:bookmarkEnd w:id="15"/>
     <w:p>
       <w:pPr>
         <w:jc w:val="both"/>
@@ -3955,6 +4015,7 @@
         <w:t xml:space="preserve">3.1.1. Analisis Sistem yang Sedang Berjalan</w:t>
       </w:r>
     </w:p>
+    <w:bookmarkStart w:id="16" w:name="Re0a56e7dbf6ba365"/>
     <w:p>
       <w:pPr>
         <w:jc w:val="both"/>
@@ -3987,6 +4048,7 @@
         <w:t xml:space="preserve">.</w:t>
       </w:r>
     </w:p>
+    <w:bookmarkEnd w:id="16"/>
     <w:p>
       <w:pPr>
         <w:jc w:val="both"/>
@@ -4119,6 +4181,7 @@
         <w:t xml:space="preserve">3.1.3. Usulan Sistem</w:t>
       </w:r>
     </w:p>
+    <w:bookmarkStart w:id="17" w:name="R4e9b59691223bde1"/>
     <w:p>
       <w:pPr>
         <w:jc w:val="both"/>
@@ -4151,6 +4214,7 @@
         <w:t xml:space="preserve"> yang menjadi satu-satunya pintu menuju basis data maupun layanan luar. Lapis ketiga adalah gerbang agen model bahasa besar yang menaungi empat agen dengan tugas berbeda, yaitu agen penyusun ringkasan konten, agen penulis naskah, agen penghalus teks, dan agen penyusun materi iklan.</w:t>
       </w:r>
     </w:p>
+    <w:bookmarkEnd w:id="17"/>
     <w:p>
       <w:pPr>
         <w:jc w:val="both"/>
@@ -4183,6 +4247,8 @@
         <w:t xml:space="preserve"> mengambil profil merek yang aktif dari basis data dan menyertakannya ke dalam muatan permintaan. Profil merek tersebut memuat gaya bahasa, sasaran audiens, keunggulan produk, batasan penulisan, ajakan bertindak, pengetahuan produk, dan contoh naskah. Dengan cara ini standar merek dieksekusi oleh sistem dan tidak lagi bergantung pada ingatan masing-masing admin.</w:t>
       </w:r>
     </w:p>
+    <w:bookmarkStart w:id="19" w:name="Rcee9856f3c1fd5b0"/>
+    <w:bookmarkStart w:id="18" w:name="Rd747b09e64902328"/>
     <w:p>
       <w:pPr>
         <w:jc w:val="both"/>
@@ -4249,6 +4315,8 @@
         <w:t xml:space="preserve">.</w:t>
       </w:r>
     </w:p>
+    <w:bookmarkEnd w:id="18"/>
+    <w:bookmarkEnd w:id="19"/>
     <w:p>
       <w:pPr>
         <w:jc w:val="both"/>
@@ -4270,6 +4338,7 @@
         <w:t xml:space="preserve">3.1.4. Kebutuhan Fungsional</w:t>
       </w:r>
     </w:p>
+    <w:bookmarkStart w:id="20" w:name="R970dc6f850f60ab9"/>
     <w:p>
       <w:pPr>
         <w:jc w:val="both"/>
@@ -4285,6 +4354,7 @@
         <w:t xml:space="preserve">Kebutuhan fungsional yang menjadi objek penelitian disajikan pada Tabel 3.1. Sesuai batasan pada sub-bab 1.4, modul performa media sosial dan modul pendapatan tidak dimasukkan karena integrasinya belum aktif dan berada di luar lingkup penelitian.</w:t>
       </w:r>
     </w:p>
+    <w:bookmarkEnd w:id="20"/>
     <w:tbl>
       <w:tblPr>
         <w:tblW w:w="7937" w:type="dxa"/>
@@ -6262,6 +6332,7 @@
         <w:spacing w:before="0" w:after="0" w:line="360" w:lineRule="auto"/>
       </w:pPr>
     </w:p>
+    <w:bookmarkStart w:id="21" w:name="Rb59087df1383e8ef"/>
     <w:p>
       <w:pPr>
         <w:jc w:val="left"/>
@@ -6277,6 +6348,7 @@
         <w:t xml:space="preserve">3.2 Metode Penelitian</w:t>
       </w:r>
     </w:p>
+    <w:bookmarkEnd w:id="21"/>
     <w:p>
       <w:pPr>
         <w:jc w:val="both"/>
@@ -6462,6 +6534,7 @@
         <w:t xml:space="preserve">Populasi penelitian ini adalah seluruh materi konten pemasaran yang diproduksi SneakersFlash pada periode penelitian. Sampel diambil secara sengaja dengan mempertimbangkan keterwakilan format unggahan.</w:t>
       </w:r>
     </w:p>
+    <w:bookmarkStart w:id="22" w:name="R002b45f34bcd89f1"/>
     <w:p>
       <w:pPr>
         <w:jc w:val="both"/>
@@ -6477,6 +6550,7 @@
         <w:t xml:space="preserve">Instrumen penilaian telah disusun terlebih dahulu dan disajikan pada Tabel 3.2, sedangkan penetapan jumlah naskah yang diuji beserta jumlah dan asal penilai dilakukan setelah materi konten pada kanal media sosial terkumpul.</w:t>
       </w:r>
     </w:p>
+    <w:bookmarkEnd w:id="22"/>
     <w:p>
       <w:pPr>
         <w:jc w:val="both"/>
@@ -7487,6 +7561,7 @@
         <w:spacing w:before="0" w:after="0" w:line="360" w:lineRule="auto"/>
       </w:pPr>
     </w:p>
+    <w:bookmarkStart w:id="23" w:name="R01c4bd77994ddf4a"/>
     <w:p>
       <w:pPr>
         <w:jc w:val="left"/>
@@ -7502,6 +7577,8 @@
         <w:t xml:space="preserve">3.3 Metode Pengembangan Sistem</w:t>
       </w:r>
     </w:p>
+    <w:bookmarkEnd w:id="23"/>
+    <w:bookmarkStart w:id="24" w:name="R253746c183e301f6"/>
     <w:p>
       <w:pPr>
         <w:jc w:val="both"/>
@@ -7534,6 +7611,7 @@
         <w:t xml:space="preserve"> sebagaimana diuraikan pada sub-bab 2.2.7. Metode ini dipilih karena perancangan berlangsung berulang, ukuran tim kecil, dan pengguna terlibat langsung pada setiap tahapan. Tahapan metode beserta keluarannya disajikan pada Gambar 3.5 dan diuraikan sebagai berikut.</w:t>
       </w:r>
     </w:p>
+    <w:bookmarkEnd w:id="24"/>
     <w:p>
       <w:pPr>
         <w:jc w:val="both"/>
@@ -7684,6 +7762,7 @@
         <w:spacing w:before="0" w:after="0" w:line="360" w:lineRule="auto"/>
       </w:pPr>
     </w:p>
+    <w:bookmarkStart w:id="25" w:name="R36415ea2b1092dcb"/>
     <w:p>
       <w:pPr>
         <w:jc w:val="left"/>
@@ -7699,6 +7778,8 @@
         <w:t xml:space="preserve">3.4 Jadwal Penelitian</w:t>
       </w:r>
     </w:p>
+    <w:bookmarkEnd w:id="25"/>
+    <w:bookmarkStart w:id="26" w:name="R6bdc4f38c96cd697"/>
     <w:p>
       <w:pPr>
         <w:jc w:val="both"/>
@@ -7714,6 +7795,7 @@
         <w:t xml:space="preserve">Jadwal penelitian disusun mulai dari persiapan sampai penulisan laporan, terhitung sejak September 2026 sampai Januari 2027, sebagaimana disajikan pada Tabel 3.3. Tanda silang menunjukkan bulan pelaksanaan setiap kegiatan.</w:t>
       </w:r>
     </w:p>
+    <w:bookmarkEnd w:id="26"/>
     <w:tbl>
       <w:tblPr>
         <w:tblW w:w="7936" w:type="dxa"/>
@@ -8485,10 +8567,26 @@
       </w:pPr>
     </w:p>
     <w:p>
-      <w:r>
-        <w:br w:type="page"/>
-      </w:r>
-    </w:p>
+      <w:pPr>
+        <w:sectPr>
+          <w:headerReference w:type="first" r:id="rId3"/>
+          <w:headerReference w:type="default" r:id="rId4"/>
+          <w:footerReference w:type="first" r:id="rId6"/>
+          <w:footerReference w:type="default" r:id="rId5"/>
+          <w:type w:val="nextPage"/>
+          <w:pgSz w:w="11906" w:h="16838"/>
+          <w:pgMar w:top="1701" w:right="1701" w:bottom="1701" w:left="2268" w:header="850" w:footer="850" w:gutter="0"/>
+          <w:pgNumType w:fmt="decimal"/>
+          <w:titlePg/>
+        </w:sectPr>
+        <w:spacing w:before="0" w:after="0" w:line="20" w:lineRule="exact"/>
+        <w:rPr>
+          <w:sz w:val="2"/>
+          <w:szCs w:val="2"/>
+        </w:rPr>
+      </w:pPr>
+    </w:p>
+    <w:bookmarkStart w:id="27" w:name="R75f88fd8d9b76b48"/>
     <w:p>
       <w:pPr>
         <w:jc w:val="center"/>
@@ -8504,6 +8602,7 @@
         <w:t xml:space="preserve">DAFTAR PUSTAKA</w:t>
       </w:r>
     </w:p>
+    <w:bookmarkEnd w:id="27"/>
     <w:p>
       <w:pPr>
         <w:jc w:val="both"/>
@@ -9439,11 +9538,141 @@
       </w:r>
     </w:p>
     <w:sectPr>
+      <w:headerReference w:type="first" r:id="rId3"/>
+      <w:headerReference w:type="default" r:id="rId4"/>
+      <w:footerReference w:type="first" r:id="rId6"/>
+      <w:footerReference w:type="default" r:id="rId5"/>
       <w:pgSz w:w="11906" w:h="16838"/>
       <w:pgMar w:top="1701" w:right="1701" w:bottom="1701" w:left="2268" w:header="850" w:footer="850" w:gutter="0"/>
+      <w:pgNumType w:fmt="decimal"/>
+      <w:titlePg/>
     </w:sectPr>
   </w:body>
 </w:document>
+</file>
+
+<file path=word/footer1.xml><?xml version="1.0" encoding="utf-8"?>
+<w:ftr xmlns:w="http://schemas.openxmlformats.org/wordprocessingml/2006/main">
+  <w:p>
+    <w:pPr>
+      <w:jc w:val="left"/>
+      <w:spacing w:before="0" w:after="0" w:line="240" w:lineRule="auto"/>
+    </w:pPr>
+  </w:p>
+</w:ftr>
+</file>
+
+<file path=word/footer2.xml><?xml version="1.0" encoding="utf-8"?>
+<w:ftr xmlns:w="http://schemas.openxmlformats.org/wordprocessingml/2006/main">
+  <w:p>
+    <w:pPr>
+      <w:jc w:val="center"/>
+      <w:spacing w:before="0" w:after="0" w:line="240" w:lineRule="auto"/>
+    </w:pPr>
+    <w:r>
+      <w:rPr>
+        <w:rFonts w:ascii="Times New Roman" w:hAnsi="Times New Roman" w:cs="Times New Roman"/>
+        <w:sz w:val="24"/>
+        <w:szCs w:val="24"/>
+      </w:rPr>
+      <w:fldChar w:fldCharType="begin"/>
+    </w:r>
+    <w:r>
+      <w:rPr>
+        <w:rFonts w:ascii="Times New Roman" w:hAnsi="Times New Roman" w:cs="Times New Roman"/>
+        <w:sz w:val="24"/>
+        <w:szCs w:val="24"/>
+      </w:rPr>
+      <w:instrText xml:space="preserve"> PAGE </w:instrText>
+    </w:r>
+    <w:r>
+      <w:rPr>
+        <w:rFonts w:ascii="Times New Roman" w:hAnsi="Times New Roman" w:cs="Times New Roman"/>
+        <w:sz w:val="24"/>
+        <w:szCs w:val="24"/>
+      </w:rPr>
+      <w:fldChar w:fldCharType="separate"/>
+    </w:r>
+    <w:r>
+      <w:rPr>
+        <w:rFonts w:ascii="Times New Roman" w:hAnsi="Times New Roman" w:cs="Times New Roman"/>
+        <w:sz w:val="24"/>
+        <w:szCs w:val="24"/>
+      </w:rPr>
+      <w:t>1</w:t>
+    </w:r>
+    <w:r>
+      <w:rPr>
+        <w:rFonts w:ascii="Times New Roman" w:hAnsi="Times New Roman" w:cs="Times New Roman"/>
+        <w:sz w:val="24"/>
+        <w:szCs w:val="24"/>
+      </w:rPr>
+      <w:fldChar w:fldCharType="end"/>
+    </w:r>
+  </w:p>
+</w:ftr>
+</file>
+
+<file path=word/header1.xml><?xml version="1.0" encoding="utf-8"?>
+<w:hdr xmlns:w="http://schemas.openxmlformats.org/wordprocessingml/2006/main">
+  <w:p>
+    <w:pPr>
+      <w:jc w:val="left"/>
+      <w:spacing w:before="0" w:after="0" w:line="240" w:lineRule="auto"/>
+    </w:pPr>
+  </w:p>
+</w:hdr>
+</file>
+
+<file path=word/header2.xml><?xml version="1.0" encoding="utf-8"?>
+<w:hdr xmlns:w="http://schemas.openxmlformats.org/wordprocessingml/2006/main">
+  <w:p>
+    <w:pPr>
+      <w:jc w:val="right"/>
+      <w:spacing w:before="0" w:after="0" w:line="240" w:lineRule="auto"/>
+    </w:pPr>
+    <w:r>
+      <w:rPr>
+        <w:rFonts w:ascii="Times New Roman" w:hAnsi="Times New Roman" w:cs="Times New Roman"/>
+        <w:sz w:val="24"/>
+        <w:szCs w:val="24"/>
+      </w:rPr>
+      <w:fldChar w:fldCharType="begin"/>
+    </w:r>
+    <w:r>
+      <w:rPr>
+        <w:rFonts w:ascii="Times New Roman" w:hAnsi="Times New Roman" w:cs="Times New Roman"/>
+        <w:sz w:val="24"/>
+        <w:szCs w:val="24"/>
+      </w:rPr>
+      <w:instrText xml:space="preserve"> PAGE </w:instrText>
+    </w:r>
+    <w:r>
+      <w:rPr>
+        <w:rFonts w:ascii="Times New Roman" w:hAnsi="Times New Roman" w:cs="Times New Roman"/>
+        <w:sz w:val="24"/>
+        <w:szCs w:val="24"/>
+      </w:rPr>
+      <w:fldChar w:fldCharType="separate"/>
+    </w:r>
+    <w:r>
+      <w:rPr>
+        <w:rFonts w:ascii="Times New Roman" w:hAnsi="Times New Roman" w:cs="Times New Roman"/>
+        <w:sz w:val="24"/>
+        <w:szCs w:val="24"/>
+      </w:rPr>
+      <w:t>1</w:t>
+    </w:r>
+    <w:r>
+      <w:rPr>
+        <w:rFonts w:ascii="Times New Roman" w:hAnsi="Times New Roman" w:cs="Times New Roman"/>
+        <w:sz w:val="24"/>
+        <w:szCs w:val="24"/>
+      </w:rPr>
+      <w:fldChar w:fldCharType="end"/>
+    </w:r>
+  </w:p>
+</w:hdr>
 </file>
 
 <file path=word/styles.xml><?xml version="1.0" encoding="utf-8"?>
